--- a/eng/docx/018.content.docx
+++ b/eng/docx/018.content.docx
@@ -163,13 +163,6 @@
         <w:rPr>
           <w:lang w:val="en_US" w:bidi="en_US"/>
         </w:rPr>
-      </w:r>
-      <w:r>
-        <w:rPr>
-          <w:i/>
-          <w:lang w:val="en_US" w:bidi="en_US"/>
-        </w:rPr>
-        <w:t>Raama, Raamah, Raamiah, Raamses, Rabbah, Rabbah of the Ammonites, Rabbi, Rabbith, Rabboni, Rabmag, Rabsaris, Rabshakeh, Raca, Racal, Rachab, Rachal, Rachel, Rachel’s Tomb, Raddai, Ragau, Raguel, Rahab (Monster), Rahab (Person), Raham, Rahel, Rain, Rainbow, Raisin, Raisin Cake, Rakem, Rakkath, Rakkon, Ram, Ram (Person), Ram’s Horn, Rama, Ramah, Ramah of the Negev, Ramah of the South, Ramath of the South, Ramath-Lehi, Ramath-Mizpeh, Ramathaim, Ramathaim-Zophim, Ramathite, Rameses (Person), Rameses (Place), Ramiah, Ramoth (Person), Ramoth (Place), Ramoth of the Negev, Ramoth of the South, Ramoth-Gilead, Ramses (Person), Ramses (Place), Ransom, Rape, Rapha, Raphael, Raphah, Raphanah, Raphon, Raphu, Rapture, Rassis, Rassisites, Rathamin, Raven, Ravenous Birds, Razis, Razor, Reaia, Reaiah, Reaper, Reaping, Reba, Rebecca, Rebekah, Rebirth, Recab, Recabite, Recah, Rechab, Rechabite, Rechah, Reconciliation, Recorder, Red, Red Heifer, Red Sea, Redeemer, Redemption, Reed, Reeds, Sea of, Reelaiah, Refuge, Cities of, Regem, Regemmelech, Regeneration, Rehabiah, Rehob (Person), Rehob (Place), Rehoboam, Rehoboth, Rehoboth-Ir, Rehum, Rei, Rekem (Person), Rekem (Place), Religion, Remaliah, Remeth, Remission of Sins, Remmon, Remmon-Methoar, Remnant, Remphan, Repentance, Rephael, Rephah, Rephaiah, Rephaim, Rephaites, Rephan, Rephidim, Reptile, Resen, Resheph, Rest, Resurrection, Reu, Reuben (Person), Reuben (Place), Reuben, Tribe of, Reubenite, Reuel, Reumah, Revelation, Revenge, Revenger, Reward, Rezeph, Rezia, Rezin, Rezon, Rhegium, Rhesa, Rhoda, Rhodes, Rhodocus, Ribai, Riblah, Riches, Riddle, Rie, Right Hand, Righteousness, Rimmon (Person), Rimmon (Place), Rimmon-perez, Rimmon, Rock of, Rimmono, Rinnah, Riphath, Rissah, Rithmah, River of Egypt, River of the Wilderness, Rizia, Rizpah, Robber, Robbery, Roboam, Rock Badger, Rodanim, Roe, Roebuck, Rogelim, Rohgah, Roll, Romamti-Ezer, Rome, City of, Root of Jesse, Rose, Rosetta Stone, Rosh, Ruby, Rue, Rufus, Ruhamah, Ruler, Ruler of the Synagogue, Rumah, Rush, Ruth (Person), Ruth, Book of</w:t>
       </w:r>
       <w:r>
         <w:rPr>

--- a/eng/docx/018.content.docx
+++ b/eng/docx/018.content.docx
@@ -150,19 +150,6 @@
           <w:lang w:val="en_US" w:bidi="en_US"/>
         </w:rPr>
         <w:t>R</w:t>
-      </w:r>
-      <w:r>
-        <w:rPr>
-          <w:lang w:val="en_US" w:bidi="en_US"/>
-        </w:rPr>
-      </w:r>
-    </w:p>
-    <w:p>
-      <w:pPr/>
-      <w:r>
-        <w:rPr>
-          <w:lang w:val="en_US" w:bidi="en_US"/>
-        </w:rPr>
       </w:r>
       <w:r>
         <w:rPr>

--- a/eng/docx/018.content.docx
+++ b/eng/docx/018.content.docx
@@ -19,7 +19,7 @@
         <w:rPr>
           <w:lang w:val="en_US" w:bidi="en_US"/>
         </w:rPr>
-        <w:t>Resource: Bible Dictionary (Tyndale)</w:t>
+        <w:t>Resource: Tyndale Open Bible Dictionary</w:t>
       </w:r>
       <w:r>
         <w:rPr>
@@ -112,7 +112,7 @@
         <w:rPr>
           <w:lang w:val="en_US" w:bidi="en_US"/>
         </w:rPr>
-        <w:t>Bible Dictionary (Tyndale)</w:t>
+        <w:t>Tyndale Open Bible Dictionary</w:t>
       </w:r>
     </w:p>
     <w:p>

--- a/eng/docx/018.content.docx
+++ b/eng/docx/018.content.docx
@@ -29393,6 +29393,87 @@
           <w:lang w:val="en_US" w:bidi="en_US"/>
         </w:rPr>
         <w:t>Bible, Inspiration of the</w:t>
+      </w:r>
+      <w:r>
+        <w:rPr>
+          <w:lang w:val="en_US" w:bidi="en_US"/>
+        </w:rPr>
+        <w:t>.</w:t>
+      </w:r>
+      <w:r>
+        <w:rPr>
+          <w:lang w:val="en_US" w:bidi="en_US"/>
+        </w:rPr>
+      </w:r>
+      <w:r>
+        <w:rPr>
+          <w:lang w:val="en_US" w:bidi="en_US"/>
+        </w:rPr>
+      </w:r>
+    </w:p>
+    <w:p>
+      <w:pPr/>
+      <w:r>
+        <w:rPr>
+          <w:lang w:val="en_US" w:bidi="en_US"/>
+        </w:rPr>
+      </w:r>
+    </w:p>
+    <w:p>
+      <w:pPr>
+        <w:pStyle w:val="Heading2"/>
+      </w:pPr>
+      <w:r>
+        <w:rPr>
+          <w:lang w:val="en_US" w:bidi="en_US"/>
+        </w:rPr>
+        <w:t>The Revelation of John</w:t>
+      </w:r>
+      <w:r>
+        <w:rPr>
+          <w:lang w:val="en_US" w:bidi="en_US"/>
+        </w:rPr>
+      </w:r>
+    </w:p>
+    <w:p>
+      <w:pPr/>
+      <w:r>
+        <w:rPr>
+          <w:lang w:val="en_US" w:bidi="en_US"/>
+        </w:rPr>
+      </w:r>
+      <w:r>
+        <w:rPr>
+          <w:lang w:val="en_US" w:bidi="en_US"/>
+        </w:rPr>
+        <w:t xml:space="preserve">Another name for the book of Revelation. </w:t>
+      </w:r>
+    </w:p>
+    <w:p>
+      <w:pPr/>
+      <w:r>
+        <w:rPr>
+          <w:lang w:val="en_US" w:bidi="en_US"/>
+        </w:rPr>
+      </w:r>
+      <w:r>
+        <w:rPr>
+          <w:i/>
+          <w:lang w:val="en_US" w:bidi="en_US"/>
+        </w:rPr>
+        <w:t>See</w:t>
+      </w:r>
+      <w:r>
+        <w:rPr>
+          <w:lang w:val="en_US" w:bidi="en_US"/>
+        </w:rPr>
+        <w:t xml:space="preserve"> </w:t>
+      </w:r>
+      <w:r>
+        <w:rPr>
+          <w:lang w:val="en_US" w:bidi="en_US"/>
+        </w:rPr>
+        <w:t>Revelation, Book of</w:t>
       </w:r>
       <w:r>
         <w:rPr>

--- a/eng/docx/018.content.docx
+++ b/eng/docx/018.content.docx
@@ -1124,9 +1124,16 @@
       </w:r>
       <w:r>
         <w:rPr>
-          <w:lang w:val="en_US" w:bidi="en_US"/>
-        </w:rPr>
-        <w:t xml:space="preserve">A title of respect meaning "my great one" or "my superior one." Jewish people used this title for their religious teachers in Jesus's time. </w:t>
+          <w:i/>
+          <w:lang w:val="en_US" w:bidi="en_US"/>
+        </w:rPr>
+        <w:t>Rabbi</w:t>
+      </w:r>
+      <w:r>
+        <w:rPr>
+          <w:lang w:val="en_US" w:bidi="en_US"/>
+        </w:rPr>
+        <w:t xml:space="preserve"> is a title of respect meaning "my great one" or "my superior one." Jewish people used this title for their religious teachers in the time of Jesus. </w:t>
       </w:r>
     </w:p>
     <w:p>
@@ -1158,7 +1165,33 @@
         <w:rPr>
           <w:lang w:val="en_US" w:bidi="en_US"/>
         </w:rPr>
-        <w:t>, "rabbi" was used as a title to address the Jewish scribes and Pharisees. However, in the New Testament, it is most commonly used as a title of respectful address when others were speaking to Jesus. In many stories in the Gospels, people called Jesus "Rabbi." For example:</w:t>
+        <w:t xml:space="preserve">, </w:t>
+      </w:r>
+      <w:r>
+        <w:rPr>
+          <w:i/>
+          <w:lang w:val="en_US" w:bidi="en_US"/>
+        </w:rPr>
+        <w:t>rabbi</w:t>
+      </w:r>
+      <w:r>
+        <w:rPr>
+          <w:lang w:val="en_US" w:bidi="en_US"/>
+        </w:rPr>
+        <w:t xml:space="preserve"> was used as a title to address the Jewish scribes and Pharisees. However, in the New Testament, it is most commonly used as a title of respectful address when others were speaking to Jesus. In many stories in the Gospels, people called Jesus </w:t>
+      </w:r>
+      <w:r>
+        <w:rPr>
+          <w:i/>
+          <w:lang w:val="en_US" w:bidi="en_US"/>
+        </w:rPr>
+        <w:t>Rabbi</w:t>
+      </w:r>
+      <w:r>
+        <w:rPr>
+          <w:lang w:val="en_US" w:bidi="en_US"/>
+        </w:rPr>
+        <w:t>. For example:</w:t>
       </w:r>
     </w:p>
     <w:p>
@@ -1340,7 +1373,20 @@
         <w:rPr>
           <w:lang w:val="en_US" w:bidi="en_US"/>
         </w:rPr>
-        <w:t>Mary Magdalene and blind Bartimaeus both use the longer form, "rabboni," to address Jesus directly (</w:t>
+        <w:t xml:space="preserve">Mary Magdalene and blind Bartimaeus both use the longer form, </w:t>
+      </w:r>
+      <w:r>
+        <w:rPr>
+          <w:i/>
+          <w:lang w:val="en_US" w:bidi="en_US"/>
+        </w:rPr>
+        <w:t>rabboni</w:t>
+      </w:r>
+      <w:r>
+        <w:rPr>
+          <w:lang w:val="en_US" w:bidi="en_US"/>
+        </w:rPr>
+        <w:t>, to address Jesus directly (</w:t>
       </w:r>
       <w:hyperlink r:id="rId38">
         <w:r>
@@ -1376,7 +1422,33 @@
         <w:rPr>
           <w:lang w:val="en_US" w:bidi="en_US"/>
         </w:rPr>
-        <w:t xml:space="preserve">). This shows even more profound respect than the use of the shorter title "rabbi." By the time John’s Gospel was written, the title "rabbi" meant "teacher." John explicitly states this in </w:t>
+        <w:t xml:space="preserve">). This shows even more profound respect than the use of the shorter title </w:t>
+      </w:r>
+      <w:r>
+        <w:rPr>
+          <w:i/>
+          <w:lang w:val="en_US" w:bidi="en_US"/>
+        </w:rPr>
+        <w:t>rabbi</w:t>
+      </w:r>
+      <w:r>
+        <w:rPr>
+          <w:lang w:val="en_US" w:bidi="en_US"/>
+        </w:rPr>
+        <w:t xml:space="preserve">. By the time John’s Gospel was written, the title </w:t>
+      </w:r>
+      <w:r>
+        <w:rPr>
+          <w:i/>
+          <w:lang w:val="en_US" w:bidi="en_US"/>
+        </w:rPr>
+        <w:t>rabbi</w:t>
+      </w:r>
+      <w:r>
+        <w:rPr>
+          <w:lang w:val="en_US" w:bidi="en_US"/>
+        </w:rPr>
+        <w:t xml:space="preserve"> meant "teacher." John explicitly states this in </w:t>
       </w:r>
       <w:hyperlink r:id="rId33">
         <w:r>
@@ -1426,7 +1498,20 @@
         <w:rPr>
           <w:lang w:val="en_US" w:bidi="en_US"/>
         </w:rPr>
-        <w:t>Jesus condemns the scribes and the Pharisees for the pride they took in the title, insisting people call them "rabbi" in public places (</w:t>
+        <w:t xml:space="preserve">Jesus condemns the scribes and the Pharisees for the pride they took in the title, insisting people call them </w:t>
+      </w:r>
+      <w:r>
+        <w:rPr>
+          <w:i/>
+          <w:lang w:val="en_US" w:bidi="en_US"/>
+        </w:rPr>
+        <w:t>rabbi</w:t>
+      </w:r>
+      <w:r>
+        <w:rPr>
+          <w:lang w:val="en_US" w:bidi="en_US"/>
+        </w:rPr>
+        <w:t xml:space="preserve"> in public places (</w:t>
       </w:r>
       <w:hyperlink r:id="rId40">
         <w:r>
@@ -4139,6 +4224,34 @@
       </w:r>
       <w:r>
         <w:rPr>
+          <w:lang w:val="en_US" w:bidi="en_US"/>
+        </w:rPr>
+        <w:t>Rain is water that falls from clouds to the ground.</w:t>
+      </w:r>
+    </w:p>
+    <w:p>
+      <w:pPr/>
+      <w:r>
+        <w:rPr>
+          <w:lang w:val="en_US" w:bidi="en_US"/>
+        </w:rPr>
+      </w:r>
+      <w:r>
+        <w:rPr>
+          <w:lang w:val="en_US" w:bidi="en_US"/>
+        </w:rPr>
+        <w:t>In the Bible lands, rain was an important part of the climate (weather patterns over time). It usually fell during certain seasons and was necessary for crops to grow.</w:t>
+      </w:r>
+    </w:p>
+    <w:p>
+      <w:pPr/>
+      <w:r>
+        <w:rPr>
+          <w:lang w:val="en_US" w:bidi="en_US"/>
+        </w:rPr>
+      </w:r>
+      <w:r>
+        <w:rPr>
           <w:i/>
           <w:lang w:val="en_US" w:bidi="en_US"/>
         </w:rPr>
@@ -8466,7 +8579,46 @@
         <w:rPr>
           <w:lang w:val="en_US" w:bidi="en_US"/>
         </w:rPr>
-        <w:t>). “Ransom” is closely connected to words like “redemption” and “salvation.” It relates to how Christ paid for sin.</w:t>
+        <w:t xml:space="preserve">). </w:t>
+      </w:r>
+      <w:r>
+        <w:rPr>
+          <w:i/>
+          <w:lang w:val="en_US" w:bidi="en_US"/>
+        </w:rPr>
+        <w:t>Ransom</w:t>
+      </w:r>
+      <w:r>
+        <w:rPr>
+          <w:lang w:val="en_US" w:bidi="en_US"/>
+        </w:rPr>
+        <w:t xml:space="preserve"> is closely connected to words like </w:t>
+      </w:r>
+      <w:r>
+        <w:rPr>
+          <w:i/>
+          <w:lang w:val="en_US" w:bidi="en_US"/>
+        </w:rPr>
+        <w:t>redemption</w:t>
+      </w:r>
+      <w:r>
+        <w:rPr>
+          <w:lang w:val="en_US" w:bidi="en_US"/>
+        </w:rPr>
+        <w:t xml:space="preserve"> and </w:t>
+      </w:r>
+      <w:r>
+        <w:rPr>
+          <w:i/>
+          <w:lang w:val="en_US" w:bidi="en_US"/>
+        </w:rPr>
+        <w:t>salvation</w:t>
+      </w:r>
+      <w:r>
+        <w:rPr>
+          <w:lang w:val="en_US" w:bidi="en_US"/>
+        </w:rPr>
+        <w:t>. This idea is related to Christ’s satisfaction for sin, meaning that through his atonement he paid the penalty required for sin.</w:t>
       </w:r>
     </w:p>
     <w:p>
@@ -8523,7 +8675,20 @@
         <w:rPr>
           <w:lang w:val="en_US" w:bidi="en_US"/>
         </w:rPr>
-        <w:t>The Old Testament uses three different Hebrew words for ransom or redemption. These words are translated as “ransom” only when the text clearly shows that a price was paid. Even when English translations use other words like “redemption,” they often still mean that a ransom price was paid.</w:t>
+        <w:t xml:space="preserve">The Old Testament uses three different Hebrew words for ransom or redemption. These words are translated as </w:t>
+      </w:r>
+      <w:r>
+        <w:rPr>
+          <w:i/>
+          <w:lang w:val="en_US" w:bidi="en_US"/>
+        </w:rPr>
+        <w:t>ransom</w:t>
+      </w:r>
+      <w:r>
+        <w:rPr>
+          <w:lang w:val="en_US" w:bidi="en_US"/>
+        </w:rPr>
+        <w:t xml:space="preserve"> only when the text clearly shows that a price was paid. Even when English translations use other words like “redemption,” they often still mean that a ransom price was paid.</w:t>
       </w:r>
     </w:p>
     <w:p>
@@ -8622,7 +8787,7 @@
         <w:rPr>
           <w:lang w:val="en_US" w:bidi="en_US"/>
         </w:rPr>
-        <w:t>). This “atonement money” was an offering used in the tabernacle service.</w:t>
+        <w:t>). This atonement money was an offering used in the tabernacle service.</w:t>
       </w:r>
     </w:p>
     <w:p>
@@ -8776,7 +8941,33 @@
         <w:rPr>
           <w:lang w:val="en_US" w:bidi="en_US"/>
         </w:rPr>
-        <w:t xml:space="preserve">A second Hebrew word for “ransom” and “redemption” is related to </w:t>
+        <w:t xml:space="preserve">A second Hebrew word for </w:t>
+      </w:r>
+      <w:r>
+        <w:rPr>
+          <w:i/>
+          <w:lang w:val="en_US" w:bidi="en_US"/>
+        </w:rPr>
+        <w:t>ransom</w:t>
+      </w:r>
+      <w:r>
+        <w:rPr>
+          <w:lang w:val="en_US" w:bidi="en_US"/>
+        </w:rPr>
+        <w:t xml:space="preserve"> and </w:t>
+      </w:r>
+      <w:r>
+        <w:rPr>
+          <w:i/>
+          <w:lang w:val="en_US" w:bidi="en_US"/>
+        </w:rPr>
+        <w:t>redemption</w:t>
+      </w:r>
+      <w:r>
+        <w:rPr>
+          <w:lang w:val="en_US" w:bidi="en_US"/>
+        </w:rPr>
+        <w:t xml:space="preserve"> is related to </w:t>
       </w:r>
       <w:r>
         <w:rPr>
@@ -9243,7 +9434,7 @@
         <w:rPr>
           <w:lang w:val="en_US" w:bidi="en_US"/>
         </w:rPr>
-        <w:t>). In these cases, however, the “payment” was God's great power and strength.</w:t>
+        <w:t>). In these cases, however, the payment was God's great power and strength.</w:t>
       </w:r>
     </w:p>
     <w:p>
@@ -9810,7 +10001,7 @@
         <w:rPr>
           <w:lang w:val="en_US" w:bidi="en_US"/>
         </w:rPr>
-        <w:t>). This deliverance always implies some sort of payment or cost, such as “the mighty power” or “strong hand” of God needed for the redemption.</w:t>
+        <w:t>). This deliverance always implies some sort of payment or cost, such as the mighty power or strong hand of God needed for the redemption.</w:t>
       </w:r>
     </w:p>
     <w:p>
@@ -9835,21 +10026,47 @@
         <w:rPr>
           <w:lang w:val="en_US" w:bidi="en_US"/>
         </w:rPr>
-        <w:t>In the New Testament, there is only one group of related words used for ransom. The basic meaning of this word is “to set free” or “to release.” It means freeing someone by paying a price. In English Bibles, the word “ransom” is used about eight times. These are cases where the text clearly describes paying a price to free someone. The Greek Old Testament (called the Septuagint) used this word carefully. They only used it when the three Hebrew words clearly meant paying a ransom.</w:t>
-      </w:r>
-    </w:p>
-    <w:p>
-      <w:pPr/>
-      <w:r>
-        <w:rPr>
-          <w:lang w:val="en_US" w:bidi="en_US"/>
-        </w:rPr>
-      </w:r>
-      <w:r>
-        <w:rPr>
-          <w:lang w:val="en_US" w:bidi="en_US"/>
-        </w:rPr>
-        <w:t>The most important use of “ransom” in the New Testament is when Jesus talks about his own death. Jesus said his death would be “a ransom for many” (</w:t>
+        <w:t xml:space="preserve">In the New Testament, there is only one group of related words used for ransom. The basic meaning of this word is “to set free” or “to release.” It means freeing someone by paying a price. In English Bibles, the word </w:t>
+      </w:r>
+      <w:r>
+        <w:rPr>
+          <w:i/>
+          <w:lang w:val="en_US" w:bidi="en_US"/>
+        </w:rPr>
+        <w:t>ransom</w:t>
+      </w:r>
+      <w:r>
+        <w:rPr>
+          <w:lang w:val="en_US" w:bidi="en_US"/>
+        </w:rPr>
+        <w:t xml:space="preserve"> is used about eight times. These are cases where the text clearly describes paying a price to free someone. The Greek Old Testament (called the Septuagint) used this word carefully. They only used it when the three Hebrew words clearly meant paying a ransom.</w:t>
+      </w:r>
+    </w:p>
+    <w:p>
+      <w:pPr/>
+      <w:r>
+        <w:rPr>
+          <w:lang w:val="en_US" w:bidi="en_US"/>
+        </w:rPr>
+      </w:r>
+      <w:r>
+        <w:rPr>
+          <w:lang w:val="en_US" w:bidi="en_US"/>
+        </w:rPr>
+        <w:t xml:space="preserve">The most important use of </w:t>
+      </w:r>
+      <w:r>
+        <w:rPr>
+          <w:i/>
+          <w:lang w:val="en_US" w:bidi="en_US"/>
+        </w:rPr>
+        <w:t>ransom</w:t>
+      </w:r>
+      <w:r>
+        <w:rPr>
+          <w:lang w:val="en_US" w:bidi="en_US"/>
+        </w:rPr>
+        <w:t xml:space="preserve"> in the New Testament is when Jesus talks about his own death. Jesus said his death would be “a ransom for many” (</w:t>
       </w:r>
       <w:hyperlink r:id="rId158">
         <w:r>
@@ -12630,6 +12847,20 @@
       </w:r>
       <w:r>
         <w:rPr>
+          <w:lang w:val="en_US" w:bidi="en_US"/>
+        </w:rPr>
+        <w:t>A reaper is a person who harvests crops (gathers plants from the field). Reaping is the act of harvesting crops.</w:t>
+      </w:r>
+    </w:p>
+    <w:p>
+      <w:pPr/>
+      <w:r>
+        <w:rPr>
+          <w:lang w:val="en_US" w:bidi="en_US"/>
+        </w:rPr>
+      </w:r>
+      <w:r>
+        <w:rPr>
           <w:i/>
           <w:lang w:val="en_US" w:bidi="en_US"/>
         </w:rPr>
@@ -14947,14 +15178,20 @@
         <w:rPr>
           <w:lang w:val="en_US" w:bidi="en_US"/>
         </w:rPr>
-        <w:t xml:space="preserve"> come from a Latin root that means “to buy back.” They describe the release of a person, object, or possession, often by paying a price called a ransom. </w:t>
+        <w:t xml:space="preserve"> come from a Latin root that means “to buy back.” They describe the release of a person, object, or possession, often by paying a price called a ransom. A </w:t>
       </w:r>
       <w:r>
         <w:rPr>
           <w:i/>
           <w:lang w:val="en_US" w:bidi="en_US"/>
         </w:rPr>
-        <w:t>A redeemer is a person who sets someone or something free by paying a price.</w:t>
+        <w:t>redeemer</w:t>
+      </w:r>
+      <w:r>
+        <w:rPr>
+          <w:lang w:val="en_US" w:bidi="en_US"/>
+        </w:rPr>
+        <w:t xml:space="preserve"> is a person who sets someone or something free by paying a price.</w:t>
       </w:r>
     </w:p>
     <w:p>
@@ -14981,7 +15218,20 @@
         <w:rPr>
           <w:lang w:val="en_US" w:bidi="en_US"/>
         </w:rPr>
-        <w:t>. It means “to set free” or “to rescue.” The word was often used for freeing someone from slavery, chains, or prison. The "redeemer" is the one who redeems or performs redemption.</w:t>
+        <w:t xml:space="preserve">. It means “to set free” or “to rescue.” The word was often used for freeing someone from slavery, chains, or prison. The </w:t>
+      </w:r>
+      <w:r>
+        <w:rPr>
+          <w:i/>
+          <w:lang w:val="en_US" w:bidi="en_US"/>
+        </w:rPr>
+        <w:t>redeemer</w:t>
+      </w:r>
+      <w:r>
+        <w:rPr>
+          <w:lang w:val="en_US" w:bidi="en_US"/>
+        </w:rPr>
+        <w:t xml:space="preserve"> is the one who redeems or performs redemption.</w:t>
       </w:r>
     </w:p>
     <w:p>
@@ -15041,7 +15291,7 @@
         <w:rPr>
           <w:lang w:val="en_US" w:bidi="en_US"/>
         </w:rPr>
-        <w:t xml:space="preserve"> when an animal replaces, or redeems, a person or another animal. A related noun refers to the ransom or price that is paid. When a living being, whether a person or animal, needs redemption, a substitution must occur or a price paid. Otherwise, they must kill the animal (</w:t>
+        <w:t xml:space="preserve"> when an animal replaces, or redeems, a person or another animal. A related noun refers to the ransom or price that is paid. When a living being, whether a person or animal, needs redemption, a substitution must occur or a price must be paid. Otherwise, they must kill the animal (</w:t>
       </w:r>
       <w:hyperlink r:id="rId308">
         <w:r>
@@ -15141,7 +15391,7 @@
         <w:rPr>
           <w:lang w:val="en_US" w:bidi="en_US"/>
         </w:rPr>
-        <w:t>The idea of redemption was important for the "firstborn." The firstborn male, whether human or animal, belonged to God. In theory, they must sacrifice the firstborn to him. This actually happened with many animals, but humans and some animals became redeemed, in other words, rescued from sacrifice (</w:t>
+        <w:t>The idea of redemption was important for the firstborn. The firstborn male, whether human or animal, belonged to God. In theory, they must sacrifice the firstborn to him. This actually happened with many animals, but humans and some animals became redeemed, in other words, rescued from sacrifice (</w:t>
       </w:r>
       <w:hyperlink r:id="rId308">
         <w:r>
@@ -15244,7 +15494,20 @@
         <w:rPr>
           <w:lang w:val="en_US" w:bidi="en_US"/>
         </w:rPr>
-        <w:t xml:space="preserve">The Bible uses it mainly for family rules and obligations, especially about property rights and duties. For example, if a family member loses a piece of property, the next of kin has both the right and the duty to redeem it. This right of redemption protects the family inheritance. The noun from this root has a similar meaning to the English word "redemption." The person who buys back or releases the property is the </w:t>
+        <w:t xml:space="preserve">The Bible uses it mainly for family rules and obligations, especially about property rights and duties. For example, if a family member loses a piece of property, the next of kin has both the right and the duty to redeem it. This right of redemption protects the family inheritance. The noun from this root has a similar meaning to the English word </w:t>
+      </w:r>
+      <w:r>
+        <w:rPr>
+          <w:i/>
+          <w:lang w:val="en_US" w:bidi="en_US"/>
+        </w:rPr>
+        <w:t>redemption</w:t>
+      </w:r>
+      <w:r>
+        <w:rPr>
+          <w:lang w:val="en_US" w:bidi="en_US"/>
+        </w:rPr>
+        <w:t xml:space="preserve">. The person who buys back or releases the property is the </w:t>
       </w:r>
       <w:r>
         <w:rPr>
@@ -15325,7 +15588,7 @@
         <w:rPr>
           <w:lang w:val="en_US" w:bidi="en_US"/>
         </w:rPr>
-        <w:t>The right of redemption also applied to people in special situations. A man had an obligation to marry his brother's widow. a relative had the right to redeem both property and family members. Boaz did this when he redeemed the land and married Ruth (</w:t>
+        <w:t>The right of redemption also applied to people in special situations. A man had an obligation to marry his brother's widow. A relative had the right to redeem both property and family members. Boaz did this when he redeemed the land and married Ruth (</w:t>
       </w:r>
       <w:hyperlink r:id="rId316">
         <w:r>
@@ -15392,20 +15655,46 @@
         <w:rPr>
           <w:lang w:val="en_US" w:bidi="en_US"/>
         </w:rPr>
-        <w:t xml:space="preserve">, which means "to cover." From this root, we get terms that mean to cover sin, like "atone" or "expiate." In a religious context, the noun </w:t>
+        <w:t xml:space="preserve">, which means "to cover." From this root, we get terms that mean to cover sin, like </w:t>
       </w:r>
       <w:r>
         <w:rPr>
           <w:i/>
           <w:lang w:val="en_US" w:bidi="en_US"/>
         </w:rPr>
-        <w:t>kopher</w:t>
-      </w:r>
-      <w:r>
-        <w:rPr>
-          <w:lang w:val="en_US" w:bidi="en_US"/>
-        </w:rPr>
-        <w:t xml:space="preserve"> which derives from this root means "the price paid to cover sin."</w:t>
+        <w:t>atone</w:t>
+      </w:r>
+      <w:r>
+        <w:rPr>
+          <w:lang w:val="en_US" w:bidi="en_US"/>
+        </w:rPr>
+        <w:t xml:space="preserve"> or </w:t>
+      </w:r>
+      <w:r>
+        <w:rPr>
+          <w:i/>
+          <w:lang w:val="en_US" w:bidi="en_US"/>
+        </w:rPr>
+        <w:t>expiate</w:t>
+      </w:r>
+      <w:r>
+        <w:rPr>
+          <w:lang w:val="en_US" w:bidi="en_US"/>
+        </w:rPr>
+        <w:t xml:space="preserve">. In a religious context, the noun </w:t>
+      </w:r>
+      <w:r>
+        <w:rPr>
+          <w:i/>
+          <w:lang w:val="en_US" w:bidi="en_US"/>
+        </w:rPr>
+        <w:t>kopher,</w:t>
+      </w:r>
+      <w:r>
+        <w:rPr>
+          <w:lang w:val="en_US" w:bidi="en_US"/>
+        </w:rPr>
+        <w:t xml:space="preserve"> which derives from this root, means "the price paid to cover sin."</w:t>
         <w:br/>
       </w:r>
       <w:r>
@@ -15864,7 +16153,7 @@
         <w:rPr>
           <w:lang w:val="en_US" w:bidi="en_US"/>
         </w:rPr>
-        <w:t>In the Old Testament, redemption closely links to the hope for the Messiah, God's chosen one. From the time of the exodus of Israel from Egypt, the Scripture shows God as one who rescues. The hope for redemption is very strong during the Israelite captivity in Babylon. The prophets often speak of God as a "redeemer" or "deliverer." God’s anointed one, or Christ, would fulfill this hope, who would come from the family line of King David (</w:t>
+        <w:t>In the Old Testament, redemption closely links to the hope for the Messiah, God's chosen one. From the time of the exodus of Israel from Egypt, the Scripture shows God as one who rescues. The hope for redemption is very strong during the Israelite captivity in Babylon. The prophets often speak of God as a redeemer or deliverer. God’s anointed one, or Christ, would fulfill this hope, who would come from the family line of King David (</w:t>
       </w:r>
       <w:hyperlink r:id="rId324">
         <w:r>
@@ -15932,21 +16221,21 @@
         <w:rPr>
           <w:lang w:val="en_US" w:bidi="en_US"/>
         </w:rPr>
-        <w:t>The hope for the Christ became stronger during times of exile and abuse. During these long centuries, this hope for a savior was stronger than ever. This time, known as the intertestamental period (between the Old and New Testaments), lasted about four centuries. It spanned from the last of the prophets to the time of John the Baptist and Jesus.</w:t>
-      </w:r>
-    </w:p>
-    <w:p>
-      <w:pPr/>
-      <w:r>
-        <w:rPr>
-          <w:lang w:val="en_US" w:bidi="en_US"/>
-        </w:rPr>
-      </w:r>
-      <w:r>
-        <w:rPr>
-          <w:lang w:val="en_US" w:bidi="en_US"/>
-        </w:rPr>
-        <w:t>Christians believe that Jesus the Christ, or the Messiah, fulfills the Old Testament's idea of redemption. This image of redemption is obvious in the gospels. John the Baptist described Jesus of Nazareth as fulfilling God's kingdom and as the Christ of Israel (</w:t>
+        <w:t>The hope for the coming of the Messiah became stronger during times of exile and abuse. During these long centuries, this hope for a savior was stronger than ever. This time, known as the intertestamental period (between the Old and New Testaments), lasted about four centuries. It spanned from the last of the prophets to the time of John the Baptist and Jesus.</w:t>
+      </w:r>
+    </w:p>
+    <w:p>
+      <w:pPr/>
+      <w:r>
+        <w:rPr>
+          <w:lang w:val="en_US" w:bidi="en_US"/>
+        </w:rPr>
+      </w:r>
+      <w:r>
+        <w:rPr>
+          <w:lang w:val="en_US" w:bidi="en_US"/>
+        </w:rPr>
+        <w:t>Christians believe that Jesus the Christ (or Jesus the Messiah), fulfills the Old Testament's idea of redemption. This image of redemption is obvious in the Gospels. John the Baptist described Jesus of Nazareth as fulfilling God's kingdom and as the Christ of Israel (</w:t>
       </w:r>
       <w:hyperlink r:id="rId327">
         <w:r>
@@ -19204,7 +19493,7 @@
         <w:rPr>
           <w:lang w:val="en_US" w:bidi="en_US"/>
         </w:rPr>
-        <w:t>Officer who supported Solomon when Adonijah attempted to become king near the end of David’s reign (</w:t>
+        <w:t>An officer who supported Solomon when Adonijah attempted to become king near the end of David’s reign (</w:t>
       </w:r>
       <w:hyperlink r:id="rId396">
         <w:r>
@@ -19215,7 +19504,7 @@
             <w:color w:val="0000EE"/>
             <w:u w:val="single"/>
           </w:rPr>
-          <w:t>1 Kgs 1:8</w:t>
+          <w:t>1 Kings 1:8</w:t>
         </w:r>
       </w:hyperlink>
       <w:r>
@@ -25239,7 +25528,7 @@
         <w:rPr>
           <w:lang w:val="en_US" w:bidi="en_US"/>
         </w:rPr>
-        <w:t>The gospels themselves would not be good news if they did not end with the resurrection of Christ. His resurrection serves as the model for all believers. Those who belong to Christ will also be raised when he returns.</w:t>
+        <w:t>The Gospels themselves would not be good news if they did not end with the resurrection of Christ. His resurrection serves as the model for all believers. Those who belong to Christ will also be raised when he returns.</w:t>
       </w:r>
     </w:p>
     <w:p>
@@ -25342,7 +25631,7 @@
         <w:rPr>
           <w:lang w:val="en_US" w:bidi="en_US"/>
         </w:rPr>
-        <w:t>Other questions focus on the nature of Jesus’s risen body. Could these different accounts be brought together into a single explanation? These and many similar questions have shaped much modern scholarly discussion about the resurrection.</w:t>
+        <w:t>Other questions focus on the nature of the risen body of Jesus. Could these different accounts be brought together into a single explanation? These and many similar questions have shaped much modern scholarly discussion about the resurrection.</w:t>
       </w:r>
     </w:p>
     <w:p>
@@ -25383,21 +25672,21 @@
         <w:rPr>
           <w:lang w:val="en_US" w:bidi="en_US"/>
         </w:rPr>
-        <w:t>Although many Christians valued this harmony, they continued to copy and preserve the four gospels. They believed that God, through divine inspiration, had given a strong and trustworthy witness about his Son in these writings.</w:t>
-      </w:r>
-    </w:p>
-    <w:p>
-      <w:pPr/>
-      <w:r>
-        <w:rPr>
-          <w:lang w:val="en_US" w:bidi="en_US"/>
-        </w:rPr>
-      </w:r>
-      <w:r>
-        <w:rPr>
-          <w:lang w:val="en_US" w:bidi="en_US"/>
-        </w:rPr>
-        <w:t>Many people today still try to solve the differences between Matthew, Mark, Luke, and John by harmonizing the accounts. They do this to address detailed historical questions. However, this approach often overlooks the unique witness of each gospel. Others focus mainly on the differences and speculate about how the gospel accounts were formed. In doing so, the reality of the resurrection can become lost in the details of human analysis.</w:t>
+        <w:t>Although many Christians valued this harmony, they continued to copy and preserve the four Gospels. They believed that God, through divine inspiration, had given a strong and trustworthy witness about his Son in these writings.</w:t>
+      </w:r>
+    </w:p>
+    <w:p>
+      <w:pPr/>
+      <w:r>
+        <w:rPr>
+          <w:lang w:val="en_US" w:bidi="en_US"/>
+        </w:rPr>
+      </w:r>
+      <w:r>
+        <w:rPr>
+          <w:lang w:val="en_US" w:bidi="en_US"/>
+        </w:rPr>
+        <w:t>Many people today still try to solve the differences between Matthew, Mark, Luke, and John by harmonizing the accounts. They do this to address detailed historical questions. However, this approach often overlooks the unique witness of each Gospel. Others focus mainly on the differences and speculate about how the Gospel accounts were formed. In doing so, the reality of the resurrection can become lost in the details of human analysis.</w:t>
       </w:r>
     </w:p>
     <w:p>
@@ -25536,7 +25825,7 @@
         <w:rPr>
           <w:lang w:val="en_US" w:bidi="en_US"/>
         </w:rPr>
-        <w:t xml:space="preserve">Despite the differences in the materials, the gospel writers share much common material in their accounts of the empty tomb. However, they did not use the tomb as a basis for resurrection faith. Except for </w:t>
+        <w:t xml:space="preserve">Despite the differences in the materials, the Gospel writers share much common material in their accounts of the empty tomb. However, they did not use the tomb as a basis for resurrection faith. Except for </w:t>
       </w:r>
       <w:hyperlink r:id="rId543">
         <w:r>
@@ -26330,7 +26619,7 @@
         <w:rPr>
           <w:lang w:val="en_US" w:bidi="en_US"/>
         </w:rPr>
-        <w:t xml:space="preserve">When we read the last chapters of the gospels, we see a great change in our Lord after the resurrection. By entering into glory, he introduced a new way of human existence. </w:t>
+        <w:t xml:space="preserve">When we read the last chapters of the Gospels, we see a great change in our Lord after the resurrection. By entering into glory, he introduced a new way of human existence. </w:t>
       </w:r>
     </w:p>
     <w:p>
@@ -26690,7 +26979,7 @@
         <w:rPr>
           <w:lang w:val="en_US" w:bidi="en_US"/>
         </w:rPr>
-        <w:t>). He said that his God was now their God, and his Father was their Father. Through the resurrection, the disciples became Jesus's true brothers, sharing the same divine life and Father. As "firstborn from among the dead" (</w:t>
+        <w:t>). He said that his God was now their God, and his Father was their Father. Through the resurrection, the disciples became the true brothers of Jesus, sharing the same divine life and Father. As "firstborn from among the dead" (</w:t>
       </w:r>
       <w:hyperlink r:id="rId573">
         <w:r>
@@ -27158,7 +27447,7 @@
         <w:rPr>
           <w:lang w:val="en_US" w:bidi="en_US"/>
         </w:rPr>
-        <w:t xml:space="preserve">). He is listed as one of Jesus's ancestors in </w:t>
+        <w:t xml:space="preserve">). He is listed as one of the ancestors of Jesus in </w:t>
       </w:r>
       <w:hyperlink r:id="rId74">
         <w:r>
@@ -32250,7 +32539,7 @@
         <w:rPr>
           <w:lang w:val="en_US" w:bidi="en_US"/>
         </w:rPr>
-        <w:t>Jesus's warnings are not against wealth itself but against the wrong attitudes and uses of it. A desire for wealth, rather than the possession of riches, can choke spiritual growth (</w:t>
+        <w:t>Jesus was warning not against wealth itself but against its misuse and the wrong attitudes toward it. A desire for wealth, rather than the possession of riches, can choke spiritual growth (</w:t>
       </w:r>
       <w:hyperlink r:id="rId700">
         <w:r>
@@ -32609,7 +32898,7 @@
         <w:rPr>
           <w:lang w:val="en_US" w:bidi="en_US"/>
         </w:rPr>
-        <w:t>Jesus’s teachings on wealth include not only warnings but also guidance on the right attitudes. Those who see themselves as stewards of their possessions, not owners, will find many ways to use their wealth for God’s service (</w:t>
+        <w:t>The teachings of Jesus on wealth include not only warnings but also guidance on the right attitudes. Those who see themselves as stewards of their possessions, not owners, will find many ways to use their wealth for God’s service (</w:t>
       </w:r>
       <w:hyperlink r:id="rId709">
         <w:r>
@@ -34025,21 +34314,34 @@
         <w:rPr>
           <w:lang w:val="en_US" w:bidi="en_US"/>
         </w:rPr>
-        <w:t xml:space="preserve">Having a right relationship, mainly with God and also with others. </w:t>
-      </w:r>
-    </w:p>
-    <w:p>
-      <w:pPr/>
-      <w:r>
-        <w:rPr>
-          <w:lang w:val="en_US" w:bidi="en_US"/>
-        </w:rPr>
-      </w:r>
-      <w:r>
-        <w:rPr>
-          <w:lang w:val="en_US" w:bidi="en_US"/>
-        </w:rPr>
-        <w:t xml:space="preserve">Meeting just expectations in any relationship, such as between spouses, parents and children, citizens, workers and employers, merchants and customers, rulers and citizens, and God and people. This is called righteousness. When someone fulfills these expectations, their actions and words are considered righteous. The opposite of righteous is "evil," "wicked," or "wrong" (compare </w:t>
+        <w:t xml:space="preserve">Righteousness is having a right relationship, mainly with God and also with others. </w:t>
+      </w:r>
+    </w:p>
+    <w:p>
+      <w:pPr/>
+      <w:r>
+        <w:rPr>
+          <w:lang w:val="en_US" w:bidi="en_US"/>
+        </w:rPr>
+      </w:r>
+      <w:r>
+        <w:rPr>
+          <w:lang w:val="en_US" w:bidi="en_US"/>
+        </w:rPr>
+        <w:t xml:space="preserve">Meeting just expectations in any relationship, such as between spouses, parents and children, citizens, workers and employers, merchants and customers, rulers and citizens, and God and people. This is called </w:t>
+      </w:r>
+      <w:r>
+        <w:rPr>
+          <w:i/>
+          <w:lang w:val="en_US" w:bidi="en_US"/>
+        </w:rPr>
+        <w:t>righteousness</w:t>
+      </w:r>
+      <w:r>
+        <w:rPr>
+          <w:lang w:val="en_US" w:bidi="en_US"/>
+        </w:rPr>
+        <w:t xml:space="preserve">. When someone fulfills these expectations, their actions and words are considered righteous. The opposite of righteous is evil, wicked, or wrong (compare </w:t>
       </w:r>
       <w:hyperlink r:id="rId745">
         <w:r>
@@ -34540,7 +34842,7 @@
         <w:rPr>
           <w:lang w:val="en_US" w:bidi="en_US"/>
         </w:rPr>
-        <w:t>Acts of restoration, from Israel's return from exile to the final coming of the kingdom, show God's righteous acts. He forgives, restores, remains faithful, loves, elects, and sends his Spirit to renew his people. He gives them the benefits of the renewed covenant relationship (a special agreement between God and his people). Both Jews and gentiles receive God's righteous acts (</w:t>
+        <w:t>Acts of restoration, from Israel's return from exile to the final coming of the kingdom, show God's righteous acts. He forgives, restores, remains faithful, loves, elects, and sends his Spirit to renew his people. He gives them the benefits of the renewed covenant relationship (a special agreement between God and his people). Both Jews and Gentiles receive God's righteous acts (</w:t>
       </w:r>
       <w:hyperlink r:id="rId763">
         <w:r>
@@ -34733,7 +35035,7 @@
         <w:rPr>
           <w:lang w:val="en_US" w:bidi="en_US"/>
         </w:rPr>
-        <w:t>). Jesus's message aligns with the Old Testament in identifying God's kingdom with his righteousness (</w:t>
+        <w:t>). The message of Jesus aligns with the Old Testament in identifying God's kingdom with his righteousness (</w:t>
       </w:r>
       <w:hyperlink r:id="rId771">
         <w:r>
@@ -34830,7 +35132,7 @@
         <w:rPr>
           <w:lang w:val="en_US" w:bidi="en_US"/>
         </w:rPr>
-        <w:t>). There is no righteousness apart from Jesus Christ. The gospel of Jesus reveals that “</w:t>
+        <w:t>). There is no righteousness apart from Jesus Christ. The Gospel of Jesus reveals that “</w:t>
       </w:r>
       <w:r>
         <w:rPr>
@@ -38888,6 +39190,20 @@
         <w:rPr>
           <w:lang w:val="en_US" w:bidi="en_US"/>
         </w:rPr>
+      </w:r>
+    </w:p>
+    <w:p>
+      <w:pPr/>
+      <w:r>
+        <w:rPr>
+          <w:lang w:val="en_US" w:bidi="en_US"/>
+        </w:rPr>
+      </w:r>
+      <w:r>
+        <w:rPr>
+          <w:lang w:val="en_US" w:bidi="en_US"/>
+        </w:rPr>
+        <w:t>A ruby is a precious stone (a valuable red gemstone used in jewelry). The term may sometimes refer to other red gemstones, since ancient names for stones were not always exact.</w:t>
       </w:r>
     </w:p>
     <w:p>

--- a/eng/docx/018.content.docx
+++ b/eng/docx/018.content.docx
@@ -5314,97 +5314,6 @@
         <w:rPr>
           <w:lang w:val="en_US" w:bidi="en_US"/>
         </w:rPr>
-        <w:t>Ram’s Horn</w:t>
-      </w:r>
-      <w:r>
-        <w:rPr>
-          <w:lang w:val="en_US" w:bidi="en_US"/>
-        </w:rPr>
-      </w:r>
-    </w:p>
-    <w:p>
-      <w:pPr/>
-      <w:r>
-        <w:rPr>
-          <w:lang w:val="en_US" w:bidi="en_US"/>
-        </w:rPr>
-      </w:r>
-      <w:r>
-        <w:rPr>
-          <w:lang w:val="en_US" w:bidi="en_US"/>
-        </w:rPr>
-        <w:t>Primitive musical instrument made from an animal horn (</w:t>
-      </w:r>
-      <w:hyperlink r:id="rId111">
-        <w:r>
-          <w:rPr>
-            <w:lang w:val="en_US" w:bidi="en_US"/>
-          </w:rPr>
-          <w:rPr>
-            <w:color w:val="0000EE"/>
-            <w:u w:val="single"/>
-          </w:rPr>
-          <w:t>Jos 6:4–6, 13</w:t>
-        </w:r>
-      </w:hyperlink>
-      <w:r>
-        <w:rPr>
-          <w:lang w:val="en_US" w:bidi="en_US"/>
-        </w:rPr>
-        <w:t xml:space="preserve">). </w:t>
-      </w:r>
-      <w:r>
-        <w:rPr>
-          <w:i/>
-          <w:lang w:val="en_US" w:bidi="en_US"/>
-        </w:rPr>
-        <w:t>See</w:t>
-      </w:r>
-      <w:r>
-        <w:rPr>
-          <w:lang w:val="en_US" w:bidi="en_US"/>
-        </w:rPr>
-        <w:t xml:space="preserve"> </w:t>
-      </w:r>
-      <w:r>
-        <w:rPr>
-          <w:lang w:val="en_US" w:bidi="en_US"/>
-        </w:rPr>
-        <w:t>Musical Instruments (Shophar)</w:t>
-      </w:r>
-      <w:r>
-        <w:rPr>
-          <w:lang w:val="en_US" w:bidi="en_US"/>
-        </w:rPr>
-        <w:t>.</w:t>
-      </w:r>
-      <w:r>
-        <w:rPr>
-          <w:lang w:val="en_US" w:bidi="en_US"/>
-        </w:rPr>
-      </w:r>
-      <w:r>
-        <w:rPr>
-          <w:lang w:val="en_US" w:bidi="en_US"/>
-        </w:rPr>
-      </w:r>
-    </w:p>
-    <w:p>
-      <w:pPr/>
-      <w:r>
-        <w:rPr>
-          <w:lang w:val="en_US" w:bidi="en_US"/>
-        </w:rPr>
-      </w:r>
-    </w:p>
-    <w:p>
-      <w:pPr>
-        <w:pStyle w:val="Heading2"/>
-      </w:pPr>
-      <w:r>
-        <w:rPr>
-          <w:lang w:val="en_US" w:bidi="en_US"/>
-        </w:rPr>
         <w:t>Rama</w:t>
       </w:r>
       <w:r>
@@ -5533,6 +5442,42 @@
         </w:rPr>
         <w:t>One of the cities located in the territory given to Benjamin’s tribe for an inheritance, listed between Gibeon and Beeroth (</w:t>
       </w:r>
+      <w:hyperlink r:id="rId111">
+        <w:r>
+          <w:rPr>
+            <w:lang w:val="en_US" w:bidi="en_US"/>
+          </w:rPr>
+          <w:rPr>
+            <w:color w:val="0000EE"/>
+            <w:u w:val="single"/>
+          </w:rPr>
+          <w:t>Joshua 18:25</w:t>
+        </w:r>
+      </w:hyperlink>
+      <w:r>
+        <w:rPr>
+          <w:lang w:val="en_US" w:bidi="en_US"/>
+        </w:rPr>
+        <w:t>). Rachel, Jacob’s wife, was buried near this town (</w:t>
+      </w:r>
+      <w:hyperlink r:id="rId69">
+        <w:r>
+          <w:rPr>
+            <w:lang w:val="en_US" w:bidi="en_US"/>
+          </w:rPr>
+          <w:rPr>
+            <w:color w:val="0000EE"/>
+            <w:u w:val="single"/>
+          </w:rPr>
+          <w:t>Matthew 2:18</w:t>
+        </w:r>
+      </w:hyperlink>
+      <w:r>
+        <w:rPr>
+          <w:lang w:val="en_US" w:bidi="en_US"/>
+        </w:rPr>
+        <w:t xml:space="preserve">; compare </w:t>
+      </w:r>
       <w:hyperlink r:id="rId112">
         <w:r>
           <w:rPr>
@@ -5542,32 +5487,56 @@
             <w:color w:val="0000EE"/>
             <w:u w:val="single"/>
           </w:rPr>
-          <w:t>Joshua 18:25</w:t>
-        </w:r>
-      </w:hyperlink>
-      <w:r>
-        <w:rPr>
-          <w:lang w:val="en_US" w:bidi="en_US"/>
-        </w:rPr>
-        <w:t>). Rachel, Jacob’s wife, was buried near this town (</w:t>
-      </w:r>
-      <w:hyperlink r:id="rId69">
-        <w:r>
-          <w:rPr>
-            <w:lang w:val="en_US" w:bidi="en_US"/>
-          </w:rPr>
-          <w:rPr>
-            <w:color w:val="0000EE"/>
-            <w:u w:val="single"/>
-          </w:rPr>
-          <w:t>Matthew 2:18</w:t>
-        </w:r>
-      </w:hyperlink>
-      <w:r>
-        <w:rPr>
-          <w:lang w:val="en_US" w:bidi="en_US"/>
-        </w:rPr>
-        <w:t xml:space="preserve">; compare </w:t>
+          <w:t>Genesis 35:16</w:t>
+        </w:r>
+      </w:hyperlink>
+      <w:hyperlink r:id="rId112">
+        <w:r>
+          <w:rPr>
+            <w:lang w:val="en_US" w:bidi="en_US"/>
+          </w:rPr>
+          <w:rPr>
+            <w:color w:val="0000EE"/>
+            <w:u w:val="single"/>
+          </w:rPr>
+          <w:t>–</w:t>
+        </w:r>
+      </w:hyperlink>
+      <w:hyperlink r:id="rId112">
+        <w:r>
+          <w:rPr>
+            <w:lang w:val="en_US" w:bidi="en_US"/>
+          </w:rPr>
+          <w:rPr>
+            <w:color w:val="0000EE"/>
+            <w:u w:val="single"/>
+          </w:rPr>
+          <w:t>21</w:t>
+        </w:r>
+      </w:hyperlink>
+      <w:r>
+        <w:rPr>
+          <w:lang w:val="en_US" w:bidi="en_US"/>
+        </w:rPr>
+        <w:t xml:space="preserve">; </w:t>
+      </w:r>
+      <w:hyperlink r:id="rId68">
+        <w:r>
+          <w:rPr>
+            <w:lang w:val="en_US" w:bidi="en_US"/>
+          </w:rPr>
+          <w:rPr>
+            <w:color w:val="0000EE"/>
+            <w:u w:val="single"/>
+          </w:rPr>
+          <w:t>Jeremiah 31:15</w:t>
+        </w:r>
+      </w:hyperlink>
+      <w:r>
+        <w:rPr>
+          <w:lang w:val="en_US" w:bidi="en_US"/>
+        </w:rPr>
+        <w:t>). Ramah, which was near Bethel, was the place where Deborah judged Israel (</w:t>
       </w:r>
       <w:hyperlink r:id="rId113">
         <w:r>
@@ -5578,76 +5547,16 @@
             <w:color w:val="0000EE"/>
             <w:u w:val="single"/>
           </w:rPr>
-          <w:t>Genesis 35:16</w:t>
-        </w:r>
-      </w:hyperlink>
-      <w:hyperlink r:id="rId113">
-        <w:r>
-          <w:rPr>
-            <w:lang w:val="en_US" w:bidi="en_US"/>
-          </w:rPr>
-          <w:rPr>
-            <w:color w:val="0000EE"/>
-            <w:u w:val="single"/>
-          </w:rPr>
-          <w:t>–</w:t>
-        </w:r>
-      </w:hyperlink>
-      <w:hyperlink r:id="rId113">
-        <w:r>
-          <w:rPr>
-            <w:lang w:val="en_US" w:bidi="en_US"/>
-          </w:rPr>
-          <w:rPr>
-            <w:color w:val="0000EE"/>
-            <w:u w:val="single"/>
-          </w:rPr>
-          <w:t>21</w:t>
-        </w:r>
-      </w:hyperlink>
-      <w:r>
-        <w:rPr>
-          <w:lang w:val="en_US" w:bidi="en_US"/>
-        </w:rPr>
-        <w:t xml:space="preserve">; </w:t>
-      </w:r>
-      <w:hyperlink r:id="rId68">
-        <w:r>
-          <w:rPr>
-            <w:lang w:val="en_US" w:bidi="en_US"/>
-          </w:rPr>
-          <w:rPr>
-            <w:color w:val="0000EE"/>
-            <w:u w:val="single"/>
-          </w:rPr>
-          <w:t>Jeremiah 31:15</w:t>
-        </w:r>
-      </w:hyperlink>
-      <w:r>
-        <w:rPr>
-          <w:lang w:val="en_US" w:bidi="en_US"/>
-        </w:rPr>
-        <w:t>). Ramah, which was near Bethel, was the place where Deborah judged Israel (</w:t>
+          <w:t>Judges 4:5</w:t>
+        </w:r>
+      </w:hyperlink>
+      <w:r>
+        <w:rPr>
+          <w:lang w:val="en_US" w:bidi="en_US"/>
+        </w:rPr>
+        <w:t>). This city was a temporary resting place for a Levite and his concubine traveling north from Bethlehem (</w:t>
       </w:r>
       <w:hyperlink r:id="rId114">
-        <w:r>
-          <w:rPr>
-            <w:lang w:val="en_US" w:bidi="en_US"/>
-          </w:rPr>
-          <w:rPr>
-            <w:color w:val="0000EE"/>
-            <w:u w:val="single"/>
-          </w:rPr>
-          <w:t>Judges 4:5</w:t>
-        </w:r>
-      </w:hyperlink>
-      <w:r>
-        <w:rPr>
-          <w:lang w:val="en_US" w:bidi="en_US"/>
-        </w:rPr>
-        <w:t>). This city was a temporary resting place for a Levite and his concubine traveling north from Bethlehem (</w:t>
-      </w:r>
-      <w:hyperlink r:id="rId115">
         <w:r>
           <w:rPr>
             <w:lang w:val="en_US" w:bidi="en_US"/>
@@ -5672,6 +5581,48 @@
         </w:rPr>
         <w:t>During the period of the divided kingdom, from 930 to 722 BC, King Baasha of Israel strengthened Ramah. From Ramah, Baasha was able to prevent an invasion of King Asa’s Judean army. Baasha later left the city and hurried his army north to fight against a Syrian attack led by King Ben-hadad I around 885 BC. Asa destroyed Ramah’s military defences and used the material to build the towns of Geba and Mizpah (</w:t>
       </w:r>
+      <w:hyperlink r:id="rId115">
+        <w:r>
+          <w:rPr>
+            <w:lang w:val="en_US" w:bidi="en_US"/>
+          </w:rPr>
+          <w:rPr>
+            <w:color w:val="0000EE"/>
+            <w:u w:val="single"/>
+          </w:rPr>
+          <w:t>1 Kings 15:17</w:t>
+        </w:r>
+      </w:hyperlink>
+      <w:hyperlink r:id="rId115">
+        <w:r>
+          <w:rPr>
+            <w:lang w:val="en_US" w:bidi="en_US"/>
+          </w:rPr>
+          <w:rPr>
+            <w:color w:val="0000EE"/>
+            <w:u w:val="single"/>
+          </w:rPr>
+          <w:t>–</w:t>
+        </w:r>
+      </w:hyperlink>
+      <w:hyperlink r:id="rId115">
+        <w:r>
+          <w:rPr>
+            <w:lang w:val="en_US" w:bidi="en_US"/>
+          </w:rPr>
+          <w:rPr>
+            <w:color w:val="0000EE"/>
+            <w:u w:val="single"/>
+          </w:rPr>
+          <w:t>22</w:t>
+        </w:r>
+      </w:hyperlink>
+      <w:r>
+        <w:rPr>
+          <w:lang w:val="en_US" w:bidi="en_US"/>
+        </w:rPr>
+        <w:t xml:space="preserve">; </w:t>
+      </w:r>
       <w:hyperlink r:id="rId116">
         <w:r>
           <w:rPr>
@@ -5681,7 +5632,7 @@
             <w:color w:val="0000EE"/>
             <w:u w:val="single"/>
           </w:rPr>
-          <w:t>1 Kings 15:17</w:t>
+          <w:t>2 Chronicles 16:1</w:t>
         </w:r>
       </w:hyperlink>
       <w:hyperlink r:id="rId116">
@@ -5697,48 +5648,6 @@
         </w:r>
       </w:hyperlink>
       <w:hyperlink r:id="rId116">
-        <w:r>
-          <w:rPr>
-            <w:lang w:val="en_US" w:bidi="en_US"/>
-          </w:rPr>
-          <w:rPr>
-            <w:color w:val="0000EE"/>
-            <w:u w:val="single"/>
-          </w:rPr>
-          <w:t>22</w:t>
-        </w:r>
-      </w:hyperlink>
-      <w:r>
-        <w:rPr>
-          <w:lang w:val="en_US" w:bidi="en_US"/>
-        </w:rPr>
-        <w:t xml:space="preserve">; </w:t>
-      </w:r>
-      <w:hyperlink r:id="rId117">
-        <w:r>
-          <w:rPr>
-            <w:lang w:val="en_US" w:bidi="en_US"/>
-          </w:rPr>
-          <w:rPr>
-            <w:color w:val="0000EE"/>
-            <w:u w:val="single"/>
-          </w:rPr>
-          <w:t>2 Chronicles 16:1</w:t>
-        </w:r>
-      </w:hyperlink>
-      <w:hyperlink r:id="rId117">
-        <w:r>
-          <w:rPr>
-            <w:lang w:val="en_US" w:bidi="en_US"/>
-          </w:rPr>
-          <w:rPr>
-            <w:color w:val="0000EE"/>
-            <w:u w:val="single"/>
-          </w:rPr>
-          <w:t>–</w:t>
-        </w:r>
-      </w:hyperlink>
-      <w:hyperlink r:id="rId117">
         <w:r>
           <w:rPr>
             <w:lang w:val="en_US" w:bidi="en_US"/>
@@ -5763,25 +5672,25 @@
         </w:rPr>
         <w:t>The Assyrian army, led by Sennacherib, invaded Judah through the cities of Geba, Ramah, and Gibeah in 701 BC against King Hezekiah and Jerusalem (</w:t>
       </w:r>
+      <w:hyperlink r:id="rId117">
+        <w:r>
+          <w:rPr>
+            <w:lang w:val="en_US" w:bidi="en_US"/>
+          </w:rPr>
+          <w:rPr>
+            <w:color w:val="0000EE"/>
+            <w:u w:val="single"/>
+          </w:rPr>
+          <w:t>Isaiah 10:29</w:t>
+        </w:r>
+      </w:hyperlink>
+      <w:r>
+        <w:rPr>
+          <w:lang w:val="en_US" w:bidi="en_US"/>
+        </w:rPr>
+        <w:t>). Later, King Nebuchadnezzar used Ramah to detain Jews being deported to Babylon. Here Nebuzaradan, the captain of the guard, released Jeremiah from among the captives (</w:t>
+      </w:r>
       <w:hyperlink r:id="rId118">
-        <w:r>
-          <w:rPr>
-            <w:lang w:val="en_US" w:bidi="en_US"/>
-          </w:rPr>
-          <w:rPr>
-            <w:color w:val="0000EE"/>
-            <w:u w:val="single"/>
-          </w:rPr>
-          <w:t>Isaiah 10:29</w:t>
-        </w:r>
-      </w:hyperlink>
-      <w:r>
-        <w:rPr>
-          <w:lang w:val="en_US" w:bidi="en_US"/>
-        </w:rPr>
-        <w:t>). Later, King Nebuchadnezzar used Ramah to detain Jews being deported to Babylon. Here Nebuzaradan, the captain of the guard, released Jeremiah from among the captives (</w:t>
-      </w:r>
-      <w:hyperlink r:id="rId119">
         <w:r>
           <w:rPr>
             <w:lang w:val="en_US" w:bidi="en_US"/>
@@ -5806,6 +5715,24 @@
         </w:rPr>
         <w:t>After the Babylonian captivity, the people who lived in Ramah returned with Zerubbabel to Palestine and rebuilt the city (</w:t>
       </w:r>
+      <w:hyperlink r:id="rId119">
+        <w:r>
+          <w:rPr>
+            <w:lang w:val="en_US" w:bidi="en_US"/>
+          </w:rPr>
+          <w:rPr>
+            <w:color w:val="0000EE"/>
+            <w:u w:val="single"/>
+          </w:rPr>
+          <w:t>Ezra 2:26</w:t>
+        </w:r>
+      </w:hyperlink>
+      <w:r>
+        <w:rPr>
+          <w:lang w:val="en_US" w:bidi="en_US"/>
+        </w:rPr>
+        <w:t xml:space="preserve">; </w:t>
+      </w:r>
       <w:hyperlink r:id="rId120">
         <w:r>
           <w:rPr>
@@ -5815,34 +5742,16 @@
             <w:color w:val="0000EE"/>
             <w:u w:val="single"/>
           </w:rPr>
-          <w:t>Ezra 2:26</w:t>
-        </w:r>
-      </w:hyperlink>
-      <w:r>
-        <w:rPr>
-          <w:lang w:val="en_US" w:bidi="en_US"/>
-        </w:rPr>
-        <w:t xml:space="preserve">; </w:t>
+          <w:t>Nehemiah 7:30</w:t>
+        </w:r>
+      </w:hyperlink>
+      <w:r>
+        <w:rPr>
+          <w:lang w:val="en_US" w:bidi="en_US"/>
+        </w:rPr>
+        <w:t>). Some suggest that after the exile in Babylon, Ramah was another Benjaminite town located farther west near the coastal plain (</w:t>
       </w:r>
       <w:hyperlink r:id="rId121">
-        <w:r>
-          <w:rPr>
-            <w:lang w:val="en_US" w:bidi="en_US"/>
-          </w:rPr>
-          <w:rPr>
-            <w:color w:val="0000EE"/>
-            <w:u w:val="single"/>
-          </w:rPr>
-          <w:t>Nehemiah 7:30</w:t>
-        </w:r>
-      </w:hyperlink>
-      <w:r>
-        <w:rPr>
-          <w:lang w:val="en_US" w:bidi="en_US"/>
-        </w:rPr>
-        <w:t>). Some suggest that after the exile in Babylon, Ramah was another Benjaminite town located farther west near the coastal plain (</w:t>
-      </w:r>
-      <w:hyperlink r:id="rId122">
         <w:r>
           <w:rPr>
             <w:lang w:val="en_US" w:bidi="en_US"/>
@@ -5878,6 +5787,24 @@
         </w:rPr>
         <w:t>A city in the Negev marking the southern border of the tribe of Simeon inside Judah’s land (</w:t>
       </w:r>
+      <w:hyperlink r:id="rId122">
+        <w:r>
+          <w:rPr>
+            <w:lang w:val="en_US" w:bidi="en_US"/>
+          </w:rPr>
+          <w:rPr>
+            <w:color w:val="0000EE"/>
+            <w:u w:val="single"/>
+          </w:rPr>
+          <w:t>Joshua 19:8</w:t>
+        </w:r>
+      </w:hyperlink>
+      <w:r>
+        <w:rPr>
+          <w:lang w:val="en_US" w:bidi="en_US"/>
+        </w:rPr>
+        <w:t>). It is also called Ramoth of the Negev (</w:t>
+      </w:r>
       <w:hyperlink r:id="rId123">
         <w:r>
           <w:rPr>
@@ -5887,6 +5814,24 @@
             <w:color w:val="0000EE"/>
             <w:u w:val="single"/>
           </w:rPr>
+          <w:t>1 Samuel 30:27</w:t>
+        </w:r>
+      </w:hyperlink>
+      <w:r>
+        <w:rPr>
+          <w:lang w:val="en_US" w:bidi="en_US"/>
+        </w:rPr>
+        <w:t>) and Baalath-beer (</w:t>
+      </w:r>
+      <w:hyperlink r:id="rId122">
+        <w:r>
+          <w:rPr>
+            <w:lang w:val="en_US" w:bidi="en_US"/>
+          </w:rPr>
+          <w:rPr>
+            <w:color w:val="0000EE"/>
+            <w:u w:val="single"/>
+          </w:rPr>
           <w:t>Joshua 19:8</w:t>
         </w:r>
       </w:hyperlink>
@@ -5894,45 +5839,9 @@
         <w:rPr>
           <w:lang w:val="en_US" w:bidi="en_US"/>
         </w:rPr>
-        <w:t>). It is also called Ramoth of the Negev (</w:t>
+        <w:t xml:space="preserve">; compare </w:t>
       </w:r>
       <w:hyperlink r:id="rId124">
-        <w:r>
-          <w:rPr>
-            <w:lang w:val="en_US" w:bidi="en_US"/>
-          </w:rPr>
-          <w:rPr>
-            <w:color w:val="0000EE"/>
-            <w:u w:val="single"/>
-          </w:rPr>
-          <w:t>1 Samuel 30:27</w:t>
-        </w:r>
-      </w:hyperlink>
-      <w:r>
-        <w:rPr>
-          <w:lang w:val="en_US" w:bidi="en_US"/>
-        </w:rPr>
-        <w:t>) and Baalath-beer (</w:t>
-      </w:r>
-      <w:hyperlink r:id="rId123">
-        <w:r>
-          <w:rPr>
-            <w:lang w:val="en_US" w:bidi="en_US"/>
-          </w:rPr>
-          <w:rPr>
-            <w:color w:val="0000EE"/>
-            <w:u w:val="single"/>
-          </w:rPr>
-          <w:t>Joshua 19:8</w:t>
-        </w:r>
-      </w:hyperlink>
-      <w:r>
-        <w:rPr>
-          <w:lang w:val="en_US" w:bidi="en_US"/>
-        </w:rPr>
-        <w:t xml:space="preserve">; compare </w:t>
-      </w:r>
-      <w:hyperlink r:id="rId125">
         <w:r>
           <w:rPr>
             <w:lang w:val="en_US" w:bidi="en_US"/>
@@ -5994,7 +5903,7 @@
         </w:rPr>
         <w:t>A town on the border of the tribe of Asher. It is mentioned as being between Sidon and Tyre (</w:t>
       </w:r>
-      <w:hyperlink r:id="rId126">
+      <w:hyperlink r:id="rId125">
         <w:r>
           <w:rPr>
             <w:lang w:val="en_US" w:bidi="en_US"/>
@@ -6030,7 +5939,7 @@
         </w:rPr>
         <w:t>One of 19 strong cities given to the tribe of Naphtali. It is mentioned as being between Adamah and Hazor (</w:t>
       </w:r>
-      <w:hyperlink r:id="rId127">
+      <w:hyperlink r:id="rId126">
         <w:r>
           <w:rPr>
             <w:lang w:val="en_US" w:bidi="en_US"/>
@@ -6066,6 +5975,24 @@
         </w:rPr>
         <w:t>The home of Samuel’s parents, Elkanah and Hannah and the birthplace of Samuel (</w:t>
       </w:r>
+      <w:hyperlink r:id="rId127">
+        <w:r>
+          <w:rPr>
+            <w:lang w:val="en_US" w:bidi="en_US"/>
+          </w:rPr>
+          <w:rPr>
+            <w:color w:val="0000EE"/>
+            <w:u w:val="single"/>
+          </w:rPr>
+          <w:t>1 Samuel 1:19</w:t>
+        </w:r>
+      </w:hyperlink>
+      <w:r>
+        <w:rPr>
+          <w:lang w:val="en_US" w:bidi="en_US"/>
+        </w:rPr>
+        <w:t xml:space="preserve">; </w:t>
+      </w:r>
       <w:hyperlink r:id="rId128">
         <w:r>
           <w:rPr>
@@ -6075,7 +6002,25 @@
             <w:color w:val="0000EE"/>
             <w:u w:val="single"/>
           </w:rPr>
-          <w:t>1 Samuel 1:19</w:t>
+          <w:t>2:11</w:t>
+        </w:r>
+      </w:hyperlink>
+      <w:r>
+        <w:rPr>
+          <w:lang w:val="en_US" w:bidi="en_US"/>
+        </w:rPr>
+        <w:t>). It became his home later (</w:t>
+      </w:r>
+      <w:hyperlink r:id="rId129">
+        <w:r>
+          <w:rPr>
+            <w:lang w:val="en_US" w:bidi="en_US"/>
+          </w:rPr>
+          <w:rPr>
+            <w:color w:val="0000EE"/>
+            <w:u w:val="single"/>
+          </w:rPr>
+          <w:t>1 Samuel 7:17</w:t>
         </w:r>
       </w:hyperlink>
       <w:r>
@@ -6084,6 +6029,24 @@
         </w:rPr>
         <w:t xml:space="preserve">; </w:t>
       </w:r>
+      <w:hyperlink r:id="rId130">
+        <w:r>
+          <w:rPr>
+            <w:lang w:val="en_US" w:bidi="en_US"/>
+          </w:rPr>
+          <w:rPr>
+            <w:color w:val="0000EE"/>
+            <w:u w:val="single"/>
+          </w:rPr>
+          <w:t>16:13</w:t>
+        </w:r>
+      </w:hyperlink>
+      <w:r>
+        <w:rPr>
+          <w:lang w:val="en_US" w:bidi="en_US"/>
+        </w:rPr>
+        <w:t>). Samuel judged Israel from Ramah, Bethel, Gilgal, and Mizpah (</w:t>
+      </w:r>
       <w:hyperlink r:id="rId129">
         <w:r>
           <w:rPr>
@@ -6093,24 +6056,6 @@
             <w:color w:val="0000EE"/>
             <w:u w:val="single"/>
           </w:rPr>
-          <w:t>2:11</w:t>
-        </w:r>
-      </w:hyperlink>
-      <w:r>
-        <w:rPr>
-          <w:lang w:val="en_US" w:bidi="en_US"/>
-        </w:rPr>
-        <w:t>). It became his home later (</w:t>
-      </w:r>
-      <w:hyperlink r:id="rId130">
-        <w:r>
-          <w:rPr>
-            <w:lang w:val="en_US" w:bidi="en_US"/>
-          </w:rPr>
-          <w:rPr>
-            <w:color w:val="0000EE"/>
-            <w:u w:val="single"/>
-          </w:rPr>
           <w:t>1 Samuel 7:17</w:t>
         </w:r>
       </w:hyperlink>
@@ -6118,122 +6063,104 @@
         <w:rPr>
           <w:lang w:val="en_US" w:bidi="en_US"/>
         </w:rPr>
+        <w:t>). Saul first met Samuel at this city (</w:t>
+      </w:r>
+      <w:hyperlink r:id="rId131">
+        <w:r>
+          <w:rPr>
+            <w:lang w:val="en_US" w:bidi="en_US"/>
+          </w:rPr>
+          <w:rPr>
+            <w:color w:val="0000EE"/>
+            <w:u w:val="single"/>
+          </w:rPr>
+          <w:t>1 Samuel 9:6</w:t>
+        </w:r>
+      </w:hyperlink>
+      <w:hyperlink r:id="rId131">
+        <w:r>
+          <w:rPr>
+            <w:lang w:val="en_US" w:bidi="en_US"/>
+          </w:rPr>
+          <w:rPr>
+            <w:color w:val="0000EE"/>
+            <w:u w:val="single"/>
+          </w:rPr>
+          <w:t>–</w:t>
+        </w:r>
+      </w:hyperlink>
+      <w:hyperlink r:id="rId131">
+        <w:r>
+          <w:rPr>
+            <w:lang w:val="en_US" w:bidi="en_US"/>
+          </w:rPr>
+          <w:rPr>
+            <w:color w:val="0000EE"/>
+            <w:u w:val="single"/>
+          </w:rPr>
+          <w:t>10</w:t>
+        </w:r>
+      </w:hyperlink>
+      <w:r>
+        <w:rPr>
+          <w:lang w:val="en_US" w:bidi="en_US"/>
+        </w:rPr>
+        <w:t>). Here, the elders of Israel asked Samuel to appoint a king for them (</w:t>
+      </w:r>
+      <w:hyperlink r:id="rId132">
+        <w:r>
+          <w:rPr>
+            <w:lang w:val="en_US" w:bidi="en_US"/>
+          </w:rPr>
+          <w:rPr>
+            <w:color w:val="0000EE"/>
+            <w:u w:val="single"/>
+          </w:rPr>
+          <w:t>1 Samuel 8:4</w:t>
+        </w:r>
+      </w:hyperlink>
+      <w:r>
+        <w:rPr>
+          <w:lang w:val="en_US" w:bidi="en_US"/>
+        </w:rPr>
+        <w:t>). Later, David took refuge here from King Saul (</w:t>
+      </w:r>
+      <w:hyperlink r:id="rId133">
+        <w:r>
+          <w:rPr>
+            <w:lang w:val="en_US" w:bidi="en_US"/>
+          </w:rPr>
+          <w:rPr>
+            <w:color w:val="0000EE"/>
+            <w:u w:val="single"/>
+          </w:rPr>
+          <w:t>1 Samuel 19:18–20:1</w:t>
+        </w:r>
+      </w:hyperlink>
+      <w:r>
+        <w:rPr>
+          <w:lang w:val="en_US" w:bidi="en_US"/>
+        </w:rPr>
+        <w:t>). Samuel was buried at Ramah (</w:t>
+      </w:r>
+      <w:hyperlink r:id="rId134">
+        <w:r>
+          <w:rPr>
+            <w:lang w:val="en_US" w:bidi="en_US"/>
+          </w:rPr>
+          <w:rPr>
+            <w:color w:val="0000EE"/>
+            <w:u w:val="single"/>
+          </w:rPr>
+          <w:t>1 Samuel 25:1</w:t>
+        </w:r>
+      </w:hyperlink>
+      <w:r>
+        <w:rPr>
+          <w:lang w:val="en_US" w:bidi="en_US"/>
+        </w:rPr>
         <w:t xml:space="preserve">; </w:t>
       </w:r>
-      <w:hyperlink r:id="rId131">
-        <w:r>
-          <w:rPr>
-            <w:lang w:val="en_US" w:bidi="en_US"/>
-          </w:rPr>
-          <w:rPr>
-            <w:color w:val="0000EE"/>
-            <w:u w:val="single"/>
-          </w:rPr>
-          <w:t>16:13</w:t>
-        </w:r>
-      </w:hyperlink>
-      <w:r>
-        <w:rPr>
-          <w:lang w:val="en_US" w:bidi="en_US"/>
-        </w:rPr>
-        <w:t>). Samuel judged Israel from Ramah, Bethel, Gilgal, and Mizpah (</w:t>
-      </w:r>
-      <w:hyperlink r:id="rId130">
-        <w:r>
-          <w:rPr>
-            <w:lang w:val="en_US" w:bidi="en_US"/>
-          </w:rPr>
-          <w:rPr>
-            <w:color w:val="0000EE"/>
-            <w:u w:val="single"/>
-          </w:rPr>
-          <w:t>1 Samuel 7:17</w:t>
-        </w:r>
-      </w:hyperlink>
-      <w:r>
-        <w:rPr>
-          <w:lang w:val="en_US" w:bidi="en_US"/>
-        </w:rPr>
-        <w:t>). Saul first met Samuel at this city (</w:t>
-      </w:r>
-      <w:hyperlink r:id="rId132">
-        <w:r>
-          <w:rPr>
-            <w:lang w:val="en_US" w:bidi="en_US"/>
-          </w:rPr>
-          <w:rPr>
-            <w:color w:val="0000EE"/>
-            <w:u w:val="single"/>
-          </w:rPr>
-          <w:t>1 Samuel 9:6</w:t>
-        </w:r>
-      </w:hyperlink>
-      <w:hyperlink r:id="rId132">
-        <w:r>
-          <w:rPr>
-            <w:lang w:val="en_US" w:bidi="en_US"/>
-          </w:rPr>
-          <w:rPr>
-            <w:color w:val="0000EE"/>
-            <w:u w:val="single"/>
-          </w:rPr>
-          <w:t>–</w:t>
-        </w:r>
-      </w:hyperlink>
-      <w:hyperlink r:id="rId132">
-        <w:r>
-          <w:rPr>
-            <w:lang w:val="en_US" w:bidi="en_US"/>
-          </w:rPr>
-          <w:rPr>
-            <w:color w:val="0000EE"/>
-            <w:u w:val="single"/>
-          </w:rPr>
-          <w:t>10</w:t>
-        </w:r>
-      </w:hyperlink>
-      <w:r>
-        <w:rPr>
-          <w:lang w:val="en_US" w:bidi="en_US"/>
-        </w:rPr>
-        <w:t>). Here, the elders of Israel asked Samuel to appoint a king for them (</w:t>
-      </w:r>
-      <w:hyperlink r:id="rId133">
-        <w:r>
-          <w:rPr>
-            <w:lang w:val="en_US" w:bidi="en_US"/>
-          </w:rPr>
-          <w:rPr>
-            <w:color w:val="0000EE"/>
-            <w:u w:val="single"/>
-          </w:rPr>
-          <w:t>1 Samuel 8:4</w:t>
-        </w:r>
-      </w:hyperlink>
-      <w:r>
-        <w:rPr>
-          <w:lang w:val="en_US" w:bidi="en_US"/>
-        </w:rPr>
-        <w:t>). Later, David took refuge here from King Saul (</w:t>
-      </w:r>
-      <w:hyperlink r:id="rId134">
-        <w:r>
-          <w:rPr>
-            <w:lang w:val="en_US" w:bidi="en_US"/>
-          </w:rPr>
-          <w:rPr>
-            <w:color w:val="0000EE"/>
-            <w:u w:val="single"/>
-          </w:rPr>
-          <w:t>1 Samuel 19:18–20:1</w:t>
-        </w:r>
-      </w:hyperlink>
-      <w:r>
-        <w:rPr>
-          <w:lang w:val="en_US" w:bidi="en_US"/>
-        </w:rPr>
-        <w:t>). Samuel was buried at Ramah (</w:t>
-      </w:r>
       <w:hyperlink r:id="rId135">
         <w:r>
           <w:rPr>
@@ -6243,34 +6170,16 @@
             <w:color w:val="0000EE"/>
             <w:u w:val="single"/>
           </w:rPr>
-          <w:t>1 Samuel 25:1</w:t>
-        </w:r>
-      </w:hyperlink>
-      <w:r>
-        <w:rPr>
-          <w:lang w:val="en_US" w:bidi="en_US"/>
-        </w:rPr>
-        <w:t xml:space="preserve">; </w:t>
+          <w:t>28:3</w:t>
+        </w:r>
+      </w:hyperlink>
+      <w:r>
+        <w:rPr>
+          <w:lang w:val="en_US" w:bidi="en_US"/>
+        </w:rPr>
+        <w:t xml:space="preserve">). Ramah is alternately called Ramathaim-zophim in </w:t>
       </w:r>
       <w:hyperlink r:id="rId136">
-        <w:r>
-          <w:rPr>
-            <w:lang w:val="en_US" w:bidi="en_US"/>
-          </w:rPr>
-          <w:rPr>
-            <w:color w:val="0000EE"/>
-            <w:u w:val="single"/>
-          </w:rPr>
-          <w:t>28:3</w:t>
-        </w:r>
-      </w:hyperlink>
-      <w:r>
-        <w:rPr>
-          <w:lang w:val="en_US" w:bidi="en_US"/>
-        </w:rPr>
-        <w:t xml:space="preserve">). Ramah is alternately called Ramathaim-zophim in </w:t>
-      </w:r>
-      <w:hyperlink r:id="rId137">
         <w:r>
           <w:rPr>
             <w:lang w:val="en_US" w:bidi="en_US"/>
@@ -6306,25 +6215,25 @@
         </w:rPr>
         <w:t>A shortened name for Ramoth-gilead (</w:t>
       </w:r>
+      <w:hyperlink r:id="rId137">
+        <w:r>
+          <w:rPr>
+            <w:lang w:val="en_US" w:bidi="en_US"/>
+          </w:rPr>
+          <w:rPr>
+            <w:color w:val="0000EE"/>
+            <w:u w:val="single"/>
+          </w:rPr>
+          <w:t>2 Kings 8:29</w:t>
+        </w:r>
+      </w:hyperlink>
+      <w:r>
+        <w:rPr>
+          <w:lang w:val="en_US" w:bidi="en_US"/>
+        </w:rPr>
+        <w:t xml:space="preserve">; </w:t>
+      </w:r>
       <w:hyperlink r:id="rId138">
-        <w:r>
-          <w:rPr>
-            <w:lang w:val="en_US" w:bidi="en_US"/>
-          </w:rPr>
-          <w:rPr>
-            <w:color w:val="0000EE"/>
-            <w:u w:val="single"/>
-          </w:rPr>
-          <w:t>2 Kings 8:29</w:t>
-        </w:r>
-      </w:hyperlink>
-      <w:r>
-        <w:rPr>
-          <w:lang w:val="en_US" w:bidi="en_US"/>
-        </w:rPr>
-        <w:t xml:space="preserve">; </w:t>
-      </w:r>
-      <w:hyperlink r:id="rId139">
         <w:r>
           <w:rPr>
             <w:lang w:val="en_US" w:bidi="en_US"/>
@@ -6416,7 +6325,7 @@
         </w:rPr>
         <w:t xml:space="preserve">Alternate names for Baalath-beer, a town in Simeon’s territory, in </w:t>
       </w:r>
-      <w:hyperlink r:id="rId123">
+      <w:hyperlink r:id="rId122">
         <w:r>
           <w:rPr>
             <w:lang w:val="en_US" w:bidi="en_US"/>
@@ -6507,7 +6416,7 @@
         </w:rPr>
         <w:t xml:space="preserve">KJV rendering of Ramah of the Negev, an alternate name of Baalath-beer, in </w:t>
       </w:r>
-      <w:hyperlink r:id="rId123">
+      <w:hyperlink r:id="rId122">
         <w:r>
           <w:rPr>
             <w:lang w:val="en_US" w:bidi="en_US"/>
@@ -6577,6 +6486,254 @@
         <w:rPr>
           <w:lang w:val="en_US" w:bidi="en_US"/>
         </w:rPr>
+        <w:t>Ramathaim</w:t>
+      </w:r>
+      <w:r>
+        <w:rPr>
+          <w:lang w:val="en_US" w:bidi="en_US"/>
+        </w:rPr>
+      </w:r>
+    </w:p>
+    <w:p>
+      <w:pPr/>
+      <w:r>
+        <w:rPr>
+          <w:lang w:val="en_US" w:bidi="en_US"/>
+        </w:rPr>
+      </w:r>
+      <w:r>
+        <w:rPr>
+          <w:lang w:val="en_US" w:bidi="en_US"/>
+        </w:rPr>
+        <w:t>Alternate translation of Greek “Rathamin” (</w:t>
+      </w:r>
+      <w:hyperlink r:id="rId139">
+        <w:r>
+          <w:rPr>
+            <w:lang w:val="en_US" w:bidi="en_US"/>
+          </w:rPr>
+          <w:rPr>
+            <w:color w:val="0000EE"/>
+            <w:u w:val="single"/>
+          </w:rPr>
+          <w:t>1 Macc 11:34</w:t>
+        </w:r>
+      </w:hyperlink>
+      <w:r>
+        <w:rPr>
+          <w:lang w:val="en_US" w:bidi="en_US"/>
+        </w:rPr>
+        <w:t xml:space="preserve">, nlt mg). </w:t>
+      </w:r>
+      <w:r>
+        <w:rPr>
+          <w:i/>
+          <w:lang w:val="en_US" w:bidi="en_US"/>
+        </w:rPr>
+        <w:t>See</w:t>
+      </w:r>
+      <w:r>
+        <w:rPr>
+          <w:lang w:val="en_US" w:bidi="en_US"/>
+        </w:rPr>
+        <w:t xml:space="preserve"> </w:t>
+      </w:r>
+      <w:r>
+        <w:rPr>
+          <w:lang w:val="en_US" w:bidi="en_US"/>
+        </w:rPr>
+        <w:t>Rathamin</w:t>
+      </w:r>
+      <w:r>
+        <w:rPr>
+          <w:lang w:val="en_US" w:bidi="en_US"/>
+        </w:rPr>
+        <w:t>.</w:t>
+      </w:r>
+      <w:r>
+        <w:rPr>
+          <w:lang w:val="en_US" w:bidi="en_US"/>
+        </w:rPr>
+      </w:r>
+      <w:r>
+        <w:rPr>
+          <w:lang w:val="en_US" w:bidi="en_US"/>
+        </w:rPr>
+      </w:r>
+    </w:p>
+    <w:p>
+      <w:pPr/>
+      <w:r>
+        <w:rPr>
+          <w:lang w:val="en_US" w:bidi="en_US"/>
+        </w:rPr>
+      </w:r>
+    </w:p>
+    <w:p>
+      <w:pPr>
+        <w:pStyle w:val="Heading2"/>
+      </w:pPr>
+      <w:r>
+        <w:rPr>
+          <w:lang w:val="en_US" w:bidi="en_US"/>
+        </w:rPr>
+        <w:t>Ramathaim-Zophim</w:t>
+      </w:r>
+      <w:r>
+        <w:rPr>
+          <w:lang w:val="en_US" w:bidi="en_US"/>
+        </w:rPr>
+      </w:r>
+    </w:p>
+    <w:p>
+      <w:pPr/>
+      <w:r>
+        <w:rPr>
+          <w:lang w:val="en_US" w:bidi="en_US"/>
+        </w:rPr>
+      </w:r>
+      <w:r>
+        <w:rPr>
+          <w:lang w:val="en_US" w:bidi="en_US"/>
+        </w:rPr>
+        <w:t xml:space="preserve">Alternate name for Ramah, Samuel’s hometown, in </w:t>
+      </w:r>
+      <w:hyperlink r:id="rId136">
+        <w:r>
+          <w:rPr>
+            <w:lang w:val="en_US" w:bidi="en_US"/>
+          </w:rPr>
+          <w:rPr>
+            <w:color w:val="0000EE"/>
+            <w:u w:val="single"/>
+          </w:rPr>
+          <w:t>1 Samuel 1:1</w:t>
+        </w:r>
+      </w:hyperlink>
+      <w:r>
+        <w:rPr>
+          <w:lang w:val="en_US" w:bidi="en_US"/>
+        </w:rPr>
+        <w:t xml:space="preserve">. </w:t>
+      </w:r>
+      <w:r>
+        <w:rPr>
+          <w:i/>
+          <w:lang w:val="en_US" w:bidi="en_US"/>
+        </w:rPr>
+        <w:t>See</w:t>
+      </w:r>
+      <w:r>
+        <w:rPr>
+          <w:lang w:val="en_US" w:bidi="en_US"/>
+        </w:rPr>
+        <w:t xml:space="preserve"> </w:t>
+      </w:r>
+      <w:r>
+        <w:rPr>
+          <w:lang w:val="en_US" w:bidi="en_US"/>
+        </w:rPr>
+        <w:t>Ramah #5</w:t>
+      </w:r>
+      <w:r>
+        <w:rPr>
+          <w:lang w:val="en_US" w:bidi="en_US"/>
+        </w:rPr>
+        <w:t>.</w:t>
+      </w:r>
+      <w:r>
+        <w:rPr>
+          <w:lang w:val="en_US" w:bidi="en_US"/>
+        </w:rPr>
+      </w:r>
+      <w:r>
+        <w:rPr>
+          <w:lang w:val="en_US" w:bidi="en_US"/>
+        </w:rPr>
+      </w:r>
+    </w:p>
+    <w:p>
+      <w:pPr/>
+      <w:r>
+        <w:rPr>
+          <w:lang w:val="en_US" w:bidi="en_US"/>
+        </w:rPr>
+      </w:r>
+    </w:p>
+    <w:p>
+      <w:pPr>
+        <w:pStyle w:val="Heading2"/>
+      </w:pPr>
+      <w:r>
+        <w:rPr>
+          <w:lang w:val="en_US" w:bidi="en_US"/>
+        </w:rPr>
+        <w:t>Ramathite</w:t>
+      </w:r>
+      <w:r>
+        <w:rPr>
+          <w:lang w:val="en_US" w:bidi="en_US"/>
+        </w:rPr>
+      </w:r>
+    </w:p>
+    <w:p>
+      <w:pPr/>
+      <w:r>
+        <w:rPr>
+          <w:lang w:val="en_US" w:bidi="en_US"/>
+        </w:rPr>
+      </w:r>
+      <w:r>
+        <w:rPr>
+          <w:lang w:val="en_US" w:bidi="en_US"/>
+        </w:rPr>
+        <w:t>Inhabitant of Ramah (</w:t>
+      </w:r>
+      <w:hyperlink r:id="rId140">
+        <w:r>
+          <w:rPr>
+            <w:lang w:val="en_US" w:bidi="en_US"/>
+          </w:rPr>
+          <w:rPr>
+            <w:color w:val="0000EE"/>
+            <w:u w:val="single"/>
+          </w:rPr>
+          <w:t>1 Chr 27:27</w:t>
+        </w:r>
+      </w:hyperlink>
+      <w:r>
+        <w:rPr>
+          <w:lang w:val="en_US" w:bidi="en_US"/>
+        </w:rPr>
+        <w:t>), though which Ramah is uncertain.</w:t>
+      </w:r>
+      <w:r>
+        <w:rPr>
+          <w:lang w:val="en_US" w:bidi="en_US"/>
+        </w:rPr>
+      </w:r>
+      <w:r>
+        <w:rPr>
+          <w:lang w:val="en_US" w:bidi="en_US"/>
+        </w:rPr>
+      </w:r>
+    </w:p>
+    <w:p>
+      <w:pPr/>
+      <w:r>
+        <w:rPr>
+          <w:lang w:val="en_US" w:bidi="en_US"/>
+        </w:rPr>
+      </w:r>
+    </w:p>
+    <w:p>
+      <w:pPr>
+        <w:pStyle w:val="Heading2"/>
+      </w:pPr>
+      <w:r>
+        <w:rPr>
+          <w:lang w:val="en_US" w:bidi="en_US"/>
+        </w:rPr>
         <w:t>Ramath-Lehi</w:t>
       </w:r>
       <w:r>
@@ -6598,7 +6755,7 @@
         </w:rPr>
         <w:t>Place where Samson routed the Philistines with an ass’s jawbone (</w:t>
       </w:r>
-      <w:hyperlink r:id="rId140">
+      <w:hyperlink r:id="rId141">
         <w:r>
           <w:rPr>
             <w:lang w:val="en_US" w:bidi="en_US"/>
@@ -6689,7 +6846,7 @@
         </w:rPr>
         <w:t xml:space="preserve">Alternate name for Mizpah, a town in Gad’s territory, in </w:t>
       </w:r>
-      <w:hyperlink r:id="rId141">
+      <w:hyperlink r:id="rId142">
         <w:r>
           <w:rPr>
             <w:lang w:val="en_US" w:bidi="en_US"/>
@@ -6759,44 +6916,26 @@
         <w:rPr>
           <w:lang w:val="en_US" w:bidi="en_US"/>
         </w:rPr>
-        <w:t>Ramathaim</w:t>
-      </w:r>
-      <w:r>
-        <w:rPr>
-          <w:lang w:val="en_US" w:bidi="en_US"/>
-        </w:rPr>
-      </w:r>
-    </w:p>
-    <w:p>
-      <w:pPr/>
-      <w:r>
-        <w:rPr>
-          <w:lang w:val="en_US" w:bidi="en_US"/>
-        </w:rPr>
-      </w:r>
-      <w:r>
-        <w:rPr>
-          <w:lang w:val="en_US" w:bidi="en_US"/>
-        </w:rPr>
-        <w:t>Alternate translation of Greek “Rathamin” (</w:t>
-      </w:r>
-      <w:hyperlink r:id="rId142">
-        <w:r>
-          <w:rPr>
-            <w:lang w:val="en_US" w:bidi="en_US"/>
-          </w:rPr>
-          <w:rPr>
-            <w:color w:val="0000EE"/>
-            <w:u w:val="single"/>
-          </w:rPr>
-          <w:t>1 Macc 11:34</w:t>
-        </w:r>
-      </w:hyperlink>
-      <w:r>
-        <w:rPr>
-          <w:lang w:val="en_US" w:bidi="en_US"/>
-        </w:rPr>
-        <w:t xml:space="preserve">, nlt mg). </w:t>
+        <w:t>Rameses (Person)</w:t>
+      </w:r>
+      <w:r>
+        <w:rPr>
+          <w:lang w:val="en_US" w:bidi="en_US"/>
+        </w:rPr>
+      </w:r>
+    </w:p>
+    <w:p>
+      <w:pPr/>
+      <w:r>
+        <w:rPr>
+          <w:lang w:val="en_US" w:bidi="en_US"/>
+        </w:rPr>
+      </w:r>
+      <w:r>
+        <w:rPr>
+          <w:lang w:val="en_US" w:bidi="en_US"/>
+        </w:rPr>
+        <w:t xml:space="preserve">Alternate form of the Egyptian Ramses of the 19th and 20th dynasties. </w:t>
       </w:r>
       <w:r>
         <w:rPr>
@@ -6815,7 +6954,7 @@
         <w:rPr>
           <w:lang w:val="en_US" w:bidi="en_US"/>
         </w:rPr>
-        <w:t>Rathamin</w:t>
+        <w:t>Ramses (Person)</w:t>
       </w:r>
       <w:r>
         <w:rPr>
@@ -6850,117 +6989,26 @@
         <w:rPr>
           <w:lang w:val="en_US" w:bidi="en_US"/>
         </w:rPr>
-        <w:t>Ramathaim-Zophim</w:t>
-      </w:r>
-      <w:r>
-        <w:rPr>
-          <w:lang w:val="en_US" w:bidi="en_US"/>
-        </w:rPr>
-      </w:r>
-    </w:p>
-    <w:p>
-      <w:pPr/>
-      <w:r>
-        <w:rPr>
-          <w:lang w:val="en_US" w:bidi="en_US"/>
-        </w:rPr>
-      </w:r>
-      <w:r>
-        <w:rPr>
-          <w:lang w:val="en_US" w:bidi="en_US"/>
-        </w:rPr>
-        <w:t xml:space="preserve">Alternate name for Ramah, Samuel’s hometown, in </w:t>
-      </w:r>
-      <w:hyperlink r:id="rId137">
-        <w:r>
-          <w:rPr>
-            <w:lang w:val="en_US" w:bidi="en_US"/>
-          </w:rPr>
-          <w:rPr>
-            <w:color w:val="0000EE"/>
-            <w:u w:val="single"/>
-          </w:rPr>
-          <w:t>1 Samuel 1:1</w:t>
-        </w:r>
-      </w:hyperlink>
-      <w:r>
-        <w:rPr>
-          <w:lang w:val="en_US" w:bidi="en_US"/>
-        </w:rPr>
-        <w:t xml:space="preserve">. </w:t>
-      </w:r>
-      <w:r>
-        <w:rPr>
-          <w:i/>
-          <w:lang w:val="en_US" w:bidi="en_US"/>
-        </w:rPr>
-        <w:t>See</w:t>
-      </w:r>
-      <w:r>
-        <w:rPr>
-          <w:lang w:val="en_US" w:bidi="en_US"/>
-        </w:rPr>
-        <w:t xml:space="preserve"> </w:t>
-      </w:r>
-      <w:r>
-        <w:rPr>
-          <w:lang w:val="en_US" w:bidi="en_US"/>
-        </w:rPr>
-        <w:t>Ramah #5</w:t>
-      </w:r>
-      <w:r>
-        <w:rPr>
-          <w:lang w:val="en_US" w:bidi="en_US"/>
-        </w:rPr>
-        <w:t>.</w:t>
-      </w:r>
-      <w:r>
-        <w:rPr>
-          <w:lang w:val="en_US" w:bidi="en_US"/>
-        </w:rPr>
-      </w:r>
-      <w:r>
-        <w:rPr>
-          <w:lang w:val="en_US" w:bidi="en_US"/>
-        </w:rPr>
-      </w:r>
-    </w:p>
-    <w:p>
-      <w:pPr/>
-      <w:r>
-        <w:rPr>
-          <w:lang w:val="en_US" w:bidi="en_US"/>
-        </w:rPr>
-      </w:r>
-    </w:p>
-    <w:p>
-      <w:pPr>
-        <w:pStyle w:val="Heading2"/>
-      </w:pPr>
-      <w:r>
-        <w:rPr>
-          <w:lang w:val="en_US" w:bidi="en_US"/>
-        </w:rPr>
-        <w:t>Ramathite</w:t>
-      </w:r>
-      <w:r>
-        <w:rPr>
-          <w:lang w:val="en_US" w:bidi="en_US"/>
-        </w:rPr>
-      </w:r>
-    </w:p>
-    <w:p>
-      <w:pPr/>
-      <w:r>
-        <w:rPr>
-          <w:lang w:val="en_US" w:bidi="en_US"/>
-        </w:rPr>
-      </w:r>
-      <w:r>
-        <w:rPr>
-          <w:lang w:val="en_US" w:bidi="en_US"/>
-        </w:rPr>
-        <w:t>Inhabitant of Ramah (</w:t>
+        <w:t>Rameses (Place)</w:t>
+      </w:r>
+      <w:r>
+        <w:rPr>
+          <w:lang w:val="en_US" w:bidi="en_US"/>
+        </w:rPr>
+      </w:r>
+    </w:p>
+    <w:p>
+      <w:pPr/>
+      <w:r>
+        <w:rPr>
+          <w:lang w:val="en_US" w:bidi="en_US"/>
+        </w:rPr>
+      </w:r>
+      <w:r>
+        <w:rPr>
+          <w:lang w:val="en_US" w:bidi="en_US"/>
+        </w:rPr>
+        <w:t xml:space="preserve">A place (also called Ra'amses or Ramses) mentioned with Pithom in </w:t>
       </w:r>
       <w:hyperlink r:id="rId143">
         <w:r>
@@ -6971,135 +7019,14 @@
             <w:color w:val="0000EE"/>
             <w:u w:val="single"/>
           </w:rPr>
-          <w:t>1 Chr 27:27</w:t>
-        </w:r>
-      </w:hyperlink>
-      <w:r>
-        <w:rPr>
-          <w:lang w:val="en_US" w:bidi="en_US"/>
-        </w:rPr>
-        <w:t>), though which Ramah is uncertain.</w:t>
-      </w:r>
-      <w:r>
-        <w:rPr>
-          <w:lang w:val="en_US" w:bidi="en_US"/>
-        </w:rPr>
-      </w:r>
-      <w:r>
-        <w:rPr>
-          <w:lang w:val="en_US" w:bidi="en_US"/>
-        </w:rPr>
-      </w:r>
-    </w:p>
-    <w:p>
-      <w:pPr/>
-      <w:r>
-        <w:rPr>
-          <w:lang w:val="en_US" w:bidi="en_US"/>
-        </w:rPr>
-      </w:r>
-    </w:p>
-    <w:p>
-      <w:pPr>
-        <w:pStyle w:val="Heading2"/>
-      </w:pPr>
-      <w:r>
-        <w:rPr>
-          <w:lang w:val="en_US" w:bidi="en_US"/>
-        </w:rPr>
-        <w:t>Rameses (Person)</w:t>
-      </w:r>
-      <w:r>
-        <w:rPr>
-          <w:lang w:val="en_US" w:bidi="en_US"/>
-        </w:rPr>
-      </w:r>
-    </w:p>
-    <w:p>
-      <w:pPr/>
-      <w:r>
-        <w:rPr>
-          <w:lang w:val="en_US" w:bidi="en_US"/>
-        </w:rPr>
-      </w:r>
-      <w:r>
-        <w:rPr>
-          <w:lang w:val="en_US" w:bidi="en_US"/>
-        </w:rPr>
-        <w:t xml:space="preserve">Alternate form of the Egyptian Ramses of the 19th and 20th dynasties. </w:t>
-      </w:r>
-      <w:r>
-        <w:rPr>
-          <w:i/>
-          <w:lang w:val="en_US" w:bidi="en_US"/>
-        </w:rPr>
-        <w:t>See</w:t>
-      </w:r>
-      <w:r>
-        <w:rPr>
-          <w:lang w:val="en_US" w:bidi="en_US"/>
-        </w:rPr>
-        <w:t xml:space="preserve"> </w:t>
-      </w:r>
-      <w:r>
-        <w:rPr>
-          <w:lang w:val="en_US" w:bidi="en_US"/>
-        </w:rPr>
-        <w:t>Ramses (Person)</w:t>
-      </w:r>
-      <w:r>
-        <w:rPr>
-          <w:lang w:val="en_US" w:bidi="en_US"/>
-        </w:rPr>
-        <w:t>.</w:t>
-      </w:r>
-      <w:r>
-        <w:rPr>
-          <w:lang w:val="en_US" w:bidi="en_US"/>
-        </w:rPr>
-      </w:r>
-      <w:r>
-        <w:rPr>
-          <w:lang w:val="en_US" w:bidi="en_US"/>
-        </w:rPr>
-      </w:r>
-    </w:p>
-    <w:p>
-      <w:pPr/>
-      <w:r>
-        <w:rPr>
-          <w:lang w:val="en_US" w:bidi="en_US"/>
-        </w:rPr>
-      </w:r>
-    </w:p>
-    <w:p>
-      <w:pPr>
-        <w:pStyle w:val="Heading2"/>
-      </w:pPr>
-      <w:r>
-        <w:rPr>
-          <w:lang w:val="en_US" w:bidi="en_US"/>
-        </w:rPr>
-        <w:t>Rameses (Place)</w:t>
-      </w:r>
-      <w:r>
-        <w:rPr>
-          <w:lang w:val="en_US" w:bidi="en_US"/>
-        </w:rPr>
-      </w:r>
-    </w:p>
-    <w:p>
-      <w:pPr/>
-      <w:r>
-        <w:rPr>
-          <w:lang w:val="en_US" w:bidi="en_US"/>
-        </w:rPr>
-      </w:r>
-      <w:r>
-        <w:rPr>
-          <w:lang w:val="en_US" w:bidi="en_US"/>
-        </w:rPr>
-        <w:t xml:space="preserve">A place (also called Ra'amses or Ramses) mentioned with Pithom in </w:t>
+          <w:t>Exodus 1:11</w:t>
+        </w:r>
+      </w:hyperlink>
+      <w:r>
+        <w:rPr>
+          <w:lang w:val="en_US" w:bidi="en_US"/>
+        </w:rPr>
+        <w:t>. It is one of the locations where the Hebrews were forced to work on building projects for the pharaoh. Here they suffered under heavy burdens placed on them by the pharaoh's officers. Later, they escaped from this oppression and began their journey to the promised land (</w:t>
       </w:r>
       <w:hyperlink r:id="rId144">
         <w:r>
@@ -7110,34 +7037,16 @@
             <w:color w:val="0000EE"/>
             <w:u w:val="single"/>
           </w:rPr>
-          <w:t>Exodus 1:11</w:t>
-        </w:r>
-      </w:hyperlink>
-      <w:r>
-        <w:rPr>
-          <w:lang w:val="en_US" w:bidi="en_US"/>
-        </w:rPr>
-        <w:t>. It is one of the locations where the Hebrews were forced to work on building projects for the pharaoh. Here they suffered under heavy burdens placed on them by the pharaoh's officers. Later, they escaped from this oppression and began their journey to the promised land (</w:t>
+          <w:t>Exodus 12:37</w:t>
+        </w:r>
+      </w:hyperlink>
+      <w:r>
+        <w:rPr>
+          <w:lang w:val="en_US" w:bidi="en_US"/>
+        </w:rPr>
+        <w:t xml:space="preserve">; </w:t>
       </w:r>
       <w:hyperlink r:id="rId145">
-        <w:r>
-          <w:rPr>
-            <w:lang w:val="en_US" w:bidi="en_US"/>
-          </w:rPr>
-          <w:rPr>
-            <w:color w:val="0000EE"/>
-            <w:u w:val="single"/>
-          </w:rPr>
-          <w:t>Exodus 12:37</w:t>
-        </w:r>
-      </w:hyperlink>
-      <w:r>
-        <w:rPr>
-          <w:lang w:val="en_US" w:bidi="en_US"/>
-        </w:rPr>
-        <w:t xml:space="preserve">; </w:t>
-      </w:r>
-      <w:hyperlink r:id="rId146">
         <w:r>
           <w:rPr>
             <w:lang w:val="en_US" w:bidi="en_US"/>
@@ -7430,6 +7339,163 @@
         </w:rPr>
         <w:t>Parosh’s son, who obeyed Ezra’s exhortation to divorce his foreign wife after the exile (</w:t>
       </w:r>
+      <w:hyperlink r:id="rId146">
+        <w:r>
+          <w:rPr>
+            <w:lang w:val="en_US" w:bidi="en_US"/>
+          </w:rPr>
+          <w:rPr>
+            <w:color w:val="0000EE"/>
+            <w:u w:val="single"/>
+          </w:rPr>
+          <w:t>Ezr 10:25</w:t>
+        </w:r>
+      </w:hyperlink>
+      <w:r>
+        <w:rPr>
+          <w:lang w:val="en_US" w:bidi="en_US"/>
+        </w:rPr>
+        <w:t>).</w:t>
+      </w:r>
+      <w:r>
+        <w:rPr>
+          <w:lang w:val="en_US" w:bidi="en_US"/>
+        </w:rPr>
+      </w:r>
+      <w:r>
+        <w:rPr>
+          <w:lang w:val="en_US" w:bidi="en_US"/>
+        </w:rPr>
+      </w:r>
+    </w:p>
+    <w:p>
+      <w:pPr/>
+      <w:r>
+        <w:rPr>
+          <w:lang w:val="en_US" w:bidi="en_US"/>
+        </w:rPr>
+      </w:r>
+    </w:p>
+    <w:p>
+      <w:pPr>
+        <w:pStyle w:val="Heading2"/>
+      </w:pPr>
+      <w:r>
+        <w:rPr>
+          <w:lang w:val="en_US" w:bidi="en_US"/>
+        </w:rPr>
+        <w:t>Ramoth of the Negev, Ramoth of the South</w:t>
+      </w:r>
+      <w:r>
+        <w:rPr>
+          <w:lang w:val="en_US" w:bidi="en_US"/>
+        </w:rPr>
+      </w:r>
+    </w:p>
+    <w:p>
+      <w:pPr/>
+      <w:r>
+        <w:rPr>
+          <w:lang w:val="en_US" w:bidi="en_US"/>
+        </w:rPr>
+      </w:r>
+      <w:r>
+        <w:rPr>
+          <w:lang w:val="en_US" w:bidi="en_US"/>
+        </w:rPr>
+        <w:t xml:space="preserve">Alternate names for Baalath-beer, an unknown site in Simeon’s territory, in </w:t>
+      </w:r>
+      <w:hyperlink r:id="rId123">
+        <w:r>
+          <w:rPr>
+            <w:lang w:val="en_US" w:bidi="en_US"/>
+          </w:rPr>
+          <w:rPr>
+            <w:color w:val="0000EE"/>
+            <w:u w:val="single"/>
+          </w:rPr>
+          <w:t>1 Samuel 30:27</w:t>
+        </w:r>
+      </w:hyperlink>
+      <w:r>
+        <w:rPr>
+          <w:lang w:val="en_US" w:bidi="en_US"/>
+        </w:rPr>
+        <w:t xml:space="preserve">. </w:t>
+      </w:r>
+      <w:r>
+        <w:rPr>
+          <w:i/>
+          <w:lang w:val="en_US" w:bidi="en_US"/>
+        </w:rPr>
+        <w:t>See</w:t>
+      </w:r>
+      <w:r>
+        <w:rPr>
+          <w:lang w:val="en_US" w:bidi="en_US"/>
+        </w:rPr>
+        <w:t xml:space="preserve"> </w:t>
+      </w:r>
+      <w:r>
+        <w:rPr>
+          <w:lang w:val="en_US" w:bidi="en_US"/>
+        </w:rPr>
+        <w:t>Baalath-beer</w:t>
+      </w:r>
+      <w:r>
+        <w:rPr>
+          <w:lang w:val="en_US" w:bidi="en_US"/>
+        </w:rPr>
+        <w:t>.</w:t>
+      </w:r>
+      <w:r>
+        <w:rPr>
+          <w:lang w:val="en_US" w:bidi="en_US"/>
+        </w:rPr>
+      </w:r>
+      <w:r>
+        <w:rPr>
+          <w:lang w:val="en_US" w:bidi="en_US"/>
+        </w:rPr>
+      </w:r>
+    </w:p>
+    <w:p>
+      <w:pPr/>
+      <w:r>
+        <w:rPr>
+          <w:lang w:val="en_US" w:bidi="en_US"/>
+        </w:rPr>
+      </w:r>
+    </w:p>
+    <w:p>
+      <w:pPr>
+        <w:pStyle w:val="Heading2"/>
+      </w:pPr>
+      <w:r>
+        <w:rPr>
+          <w:lang w:val="en_US" w:bidi="en_US"/>
+        </w:rPr>
+        <w:t>Ramoth (Person)</w:t>
+      </w:r>
+      <w:r>
+        <w:rPr>
+          <w:lang w:val="en_US" w:bidi="en_US"/>
+        </w:rPr>
+      </w:r>
+    </w:p>
+    <w:p>
+      <w:pPr/>
+      <w:r>
+        <w:rPr>
+          <w:lang w:val="en_US" w:bidi="en_US"/>
+        </w:rPr>
+      </w:r>
+      <w:r>
+        <w:rPr>
+          <w:lang w:val="en_US" w:bidi="en_US"/>
+        </w:rPr>
+        <w:t xml:space="preserve">KJV form of Jeremoth, Bani’s son, in </w:t>
+      </w:r>
       <w:hyperlink r:id="rId147">
         <w:r>
           <w:rPr>
@@ -7439,7 +7505,511 @@
             <w:color w:val="0000EE"/>
             <w:u w:val="single"/>
           </w:rPr>
-          <w:t>Ezr 10:25</w:t>
+          <w:t>Ezra 10:29</w:t>
+        </w:r>
+      </w:hyperlink>
+      <w:r>
+        <w:rPr>
+          <w:lang w:val="en_US" w:bidi="en_US"/>
+        </w:rPr>
+        <w:t xml:space="preserve">. </w:t>
+      </w:r>
+      <w:r>
+        <w:rPr>
+          <w:i/>
+          <w:lang w:val="en_US" w:bidi="en_US"/>
+        </w:rPr>
+        <w:t>See</w:t>
+      </w:r>
+      <w:r>
+        <w:rPr>
+          <w:lang w:val="en_US" w:bidi="en_US"/>
+        </w:rPr>
+        <w:t xml:space="preserve"> </w:t>
+      </w:r>
+      <w:r>
+        <w:rPr>
+          <w:lang w:val="en_US" w:bidi="en_US"/>
+        </w:rPr>
+        <w:t>Jeremoth #8</w:t>
+      </w:r>
+      <w:r>
+        <w:rPr>
+          <w:lang w:val="en_US" w:bidi="en_US"/>
+        </w:rPr>
+        <w:t>.</w:t>
+      </w:r>
+      <w:r>
+        <w:rPr>
+          <w:lang w:val="en_US" w:bidi="en_US"/>
+        </w:rPr>
+      </w:r>
+      <w:r>
+        <w:rPr>
+          <w:lang w:val="en_US" w:bidi="en_US"/>
+        </w:rPr>
+      </w:r>
+    </w:p>
+    <w:p>
+      <w:pPr/>
+      <w:r>
+        <w:rPr>
+          <w:lang w:val="en_US" w:bidi="en_US"/>
+        </w:rPr>
+      </w:r>
+    </w:p>
+    <w:p>
+      <w:pPr>
+        <w:pStyle w:val="Heading2"/>
+      </w:pPr>
+      <w:r>
+        <w:rPr>
+          <w:lang w:val="en_US" w:bidi="en_US"/>
+        </w:rPr>
+        <w:t>Ramoth (Place)</w:t>
+      </w:r>
+      <w:r>
+        <w:rPr>
+          <w:lang w:val="en_US" w:bidi="en_US"/>
+        </w:rPr>
+      </w:r>
+    </w:p>
+    <w:p>
+      <w:pPr/>
+      <w:r>
+        <w:rPr>
+          <w:lang w:val="en_US" w:bidi="en_US"/>
+        </w:rPr>
+      </w:r>
+      <w:r>
+        <w:rPr>
+          <w:lang w:val="en_US" w:bidi="en_US"/>
+        </w:rPr>
+        <w:t xml:space="preserve">1. Abbreviated form of Ramoth-gilead. </w:t>
+      </w:r>
+      <w:r>
+        <w:rPr>
+          <w:i/>
+          <w:lang w:val="en_US" w:bidi="en_US"/>
+        </w:rPr>
+        <w:t>See</w:t>
+      </w:r>
+      <w:r>
+        <w:rPr>
+          <w:lang w:val="en_US" w:bidi="en_US"/>
+        </w:rPr>
+        <w:t xml:space="preserve"> </w:t>
+      </w:r>
+      <w:r>
+        <w:rPr>
+          <w:lang w:val="en_US" w:bidi="en_US"/>
+        </w:rPr>
+        <w:t>Ramoth-gilead</w:t>
+      </w:r>
+      <w:r>
+        <w:rPr>
+          <w:lang w:val="en_US" w:bidi="en_US"/>
+        </w:rPr>
+        <w:t>.</w:t>
+      </w:r>
+    </w:p>
+    <w:p>
+      <w:pPr/>
+      <w:r>
+        <w:rPr>
+          <w:lang w:val="en_US" w:bidi="en_US"/>
+        </w:rPr>
+      </w:r>
+      <w:r>
+        <w:rPr>
+          <w:lang w:val="en_US" w:bidi="en_US"/>
+        </w:rPr>
+        <w:t xml:space="preserve">2. Alternate name for Baalath-beer, a city in the Negev, in </w:t>
+      </w:r>
+      <w:hyperlink r:id="rId123">
+        <w:r>
+          <w:rPr>
+            <w:lang w:val="en_US" w:bidi="en_US"/>
+          </w:rPr>
+          <w:rPr>
+            <w:color w:val="0000EE"/>
+            <w:u w:val="single"/>
+          </w:rPr>
+          <w:t>1 Samuel 30:27</w:t>
+        </w:r>
+      </w:hyperlink>
+      <w:r>
+        <w:rPr>
+          <w:lang w:val="en_US" w:bidi="en_US"/>
+        </w:rPr>
+        <w:t xml:space="preserve">. </w:t>
+      </w:r>
+      <w:r>
+        <w:rPr>
+          <w:i/>
+          <w:lang w:val="en_US" w:bidi="en_US"/>
+        </w:rPr>
+        <w:t>See</w:t>
+      </w:r>
+      <w:r>
+        <w:rPr>
+          <w:lang w:val="en_US" w:bidi="en_US"/>
+        </w:rPr>
+        <w:t xml:space="preserve"> </w:t>
+      </w:r>
+      <w:r>
+        <w:rPr>
+          <w:lang w:val="en_US" w:bidi="en_US"/>
+        </w:rPr>
+        <w:t>Baalath-beer</w:t>
+      </w:r>
+      <w:r>
+        <w:rPr>
+          <w:lang w:val="en_US" w:bidi="en_US"/>
+        </w:rPr>
+        <w:t>.</w:t>
+      </w:r>
+    </w:p>
+    <w:p>
+      <w:pPr/>
+      <w:r>
+        <w:rPr>
+          <w:lang w:val="en_US" w:bidi="en_US"/>
+        </w:rPr>
+      </w:r>
+      <w:r>
+        <w:rPr>
+          <w:lang w:val="en_US" w:bidi="en_US"/>
+        </w:rPr>
+        <w:t xml:space="preserve">3. Alternate name (or textual alteration) of Jarmuth, a Levitical city, in </w:t>
+      </w:r>
+      <w:hyperlink r:id="rId148">
+        <w:r>
+          <w:rPr>
+            <w:lang w:val="en_US" w:bidi="en_US"/>
+          </w:rPr>
+          <w:rPr>
+            <w:color w:val="0000EE"/>
+            <w:u w:val="single"/>
+          </w:rPr>
+          <w:t>1 Chronicles 6:73</w:t>
+        </w:r>
+      </w:hyperlink>
+      <w:r>
+        <w:rPr>
+          <w:lang w:val="en_US" w:bidi="en_US"/>
+        </w:rPr>
+        <w:t xml:space="preserve">. </w:t>
+      </w:r>
+      <w:r>
+        <w:rPr>
+          <w:i/>
+          <w:lang w:val="en_US" w:bidi="en_US"/>
+        </w:rPr>
+        <w:t>See</w:t>
+      </w:r>
+      <w:r>
+        <w:rPr>
+          <w:lang w:val="en_US" w:bidi="en_US"/>
+        </w:rPr>
+        <w:t xml:space="preserve"> </w:t>
+      </w:r>
+      <w:r>
+        <w:rPr>
+          <w:lang w:val="en_US" w:bidi="en_US"/>
+        </w:rPr>
+        <w:t>Jarmuth #2</w:t>
+      </w:r>
+      <w:r>
+        <w:rPr>
+          <w:lang w:val="en_US" w:bidi="en_US"/>
+        </w:rPr>
+        <w:t>.</w:t>
+      </w:r>
+      <w:r>
+        <w:rPr>
+          <w:lang w:val="en_US" w:bidi="en_US"/>
+        </w:rPr>
+      </w:r>
+      <w:r>
+        <w:rPr>
+          <w:lang w:val="en_US" w:bidi="en_US"/>
+        </w:rPr>
+      </w:r>
+    </w:p>
+    <w:p>
+      <w:pPr/>
+      <w:r>
+        <w:rPr>
+          <w:lang w:val="en_US" w:bidi="en_US"/>
+        </w:rPr>
+      </w:r>
+    </w:p>
+    <w:p>
+      <w:pPr>
+        <w:pStyle w:val="Heading2"/>
+      </w:pPr>
+      <w:r>
+        <w:rPr>
+          <w:lang w:val="en_US" w:bidi="en_US"/>
+        </w:rPr>
+        <w:t>Ramoth-Gilead</w:t>
+      </w:r>
+      <w:r>
+        <w:rPr>
+          <w:lang w:val="en_US" w:bidi="en_US"/>
+        </w:rPr>
+      </w:r>
+    </w:p>
+    <w:p>
+      <w:pPr/>
+      <w:r>
+        <w:rPr>
+          <w:lang w:val="en_US" w:bidi="en_US"/>
+        </w:rPr>
+      </w:r>
+      <w:r>
+        <w:rPr>
+          <w:lang w:val="en_US" w:bidi="en_US"/>
+        </w:rPr>
+        <w:t>City lying in the Transjordan area of Gilead and probably identifiable with Tell Ramith, although the site of Tell el-Husn has also been suggested. Initially, biblical references pertain to Ramoth in Gilead (</w:t>
+      </w:r>
+      <w:hyperlink r:id="rId149">
+        <w:r>
+          <w:rPr>
+            <w:lang w:val="en_US" w:bidi="en_US"/>
+          </w:rPr>
+          <w:rPr>
+            <w:color w:val="0000EE"/>
+            <w:u w:val="single"/>
+          </w:rPr>
+          <w:t>Dt 4:43</w:t>
+        </w:r>
+      </w:hyperlink>
+      <w:r>
+        <w:rPr>
+          <w:lang w:val="en_US" w:bidi="en_US"/>
+        </w:rPr>
+        <w:t xml:space="preserve">; </w:t>
+      </w:r>
+      <w:hyperlink r:id="rId150">
+        <w:r>
+          <w:rPr>
+            <w:lang w:val="en_US" w:bidi="en_US"/>
+          </w:rPr>
+          <w:rPr>
+            <w:color w:val="0000EE"/>
+            <w:u w:val="single"/>
+          </w:rPr>
+          <w:t>Jos 20:8</w:t>
+        </w:r>
+      </w:hyperlink>
+      <w:r>
+        <w:rPr>
+          <w:lang w:val="en_US" w:bidi="en_US"/>
+        </w:rPr>
+        <w:t xml:space="preserve">; </w:t>
+      </w:r>
+      <w:hyperlink r:id="rId151">
+        <w:r>
+          <w:rPr>
+            <w:lang w:val="en_US" w:bidi="en_US"/>
+          </w:rPr>
+          <w:rPr>
+            <w:color w:val="0000EE"/>
+            <w:u w:val="single"/>
+          </w:rPr>
+          <w:t>21:38</w:t>
+        </w:r>
+      </w:hyperlink>
+      <w:r>
+        <w:rPr>
+          <w:lang w:val="en_US" w:bidi="en_US"/>
+        </w:rPr>
+        <w:t>), while later it is called Ramoth-gilead. Combined names were used to avoid confusion with cities of the same name in other locations.</w:t>
+      </w:r>
+    </w:p>
+    <w:p>
+      <w:pPr/>
+      <w:r>
+        <w:rPr>
+          <w:lang w:val="en_US" w:bidi="en_US"/>
+        </w:rPr>
+      </w:r>
+      <w:r>
+        <w:rPr>
+          <w:lang w:val="en_US" w:bidi="en_US"/>
+        </w:rPr>
+        <w:t>Ramoth-gilead, a possession of the tribe of Gad, first appears in the biblical narrative as one of three Transjordan cities of refuge (</w:t>
+      </w:r>
+      <w:hyperlink r:id="rId149">
+        <w:r>
+          <w:rPr>
+            <w:lang w:val="en_US" w:bidi="en_US"/>
+          </w:rPr>
+          <w:rPr>
+            <w:color w:val="0000EE"/>
+            <w:u w:val="single"/>
+          </w:rPr>
+          <w:t>Dt 4:43</w:t>
+        </w:r>
+      </w:hyperlink>
+      <w:r>
+        <w:rPr>
+          <w:lang w:val="en_US" w:bidi="en_US"/>
+        </w:rPr>
+        <w:t>) later included in the six cities of refuge for all Israel (</w:t>
+      </w:r>
+      <w:hyperlink r:id="rId150">
+        <w:r>
+          <w:rPr>
+            <w:lang w:val="en_US" w:bidi="en_US"/>
+          </w:rPr>
+          <w:rPr>
+            <w:color w:val="0000EE"/>
+            <w:u w:val="single"/>
+          </w:rPr>
+          <w:t>Jos 20:8</w:t>
+        </w:r>
+      </w:hyperlink>
+      <w:r>
+        <w:rPr>
+          <w:lang w:val="en_US" w:bidi="en_US"/>
+        </w:rPr>
+        <w:t>). It was allotted to the Merarites as one of 48 Levitical cities (</w:t>
+      </w:r>
+      <w:hyperlink r:id="rId151">
+        <w:r>
+          <w:rPr>
+            <w:lang w:val="en_US" w:bidi="en_US"/>
+          </w:rPr>
+          <w:rPr>
+            <w:color w:val="0000EE"/>
+            <w:u w:val="single"/>
+          </w:rPr>
+          <w:t>21:38</w:t>
+        </w:r>
+      </w:hyperlink>
+      <w:r>
+        <w:rPr>
+          <w:lang w:val="en_US" w:bidi="en_US"/>
+        </w:rPr>
+        <w:t>) and was most likely located along the King’s Highway, which transversed that area.</w:t>
+      </w:r>
+    </w:p>
+    <w:p>
+      <w:pPr/>
+      <w:r>
+        <w:rPr>
+          <w:lang w:val="en_US" w:bidi="en_US"/>
+        </w:rPr>
+      </w:r>
+      <w:r>
+        <w:rPr>
+          <w:lang w:val="en_US" w:bidi="en_US"/>
+        </w:rPr>
+        <w:t>During the time of Solomon, Ramoth-gilead enjoyed a place of prominence as the central city in his sixth administrative district and the residence of Ben-geber, chief officer of that district (</w:t>
+      </w:r>
+      <w:hyperlink r:id="rId152">
+        <w:r>
+          <w:rPr>
+            <w:lang w:val="en_US" w:bidi="en_US"/>
+          </w:rPr>
+          <w:rPr>
+            <w:color w:val="0000EE"/>
+            <w:u w:val="single"/>
+          </w:rPr>
+          <w:t>1 Kgs 4:13</w:t>
+        </w:r>
+      </w:hyperlink>
+      <w:r>
+        <w:rPr>
+          <w:lang w:val="en_US" w:bidi="en_US"/>
+        </w:rPr>
+        <w:t>). After the division of the kingdom, this border town was taken by the Arameans and became a site of contention between Israel and Aram. King Ahab’s final battle began with his desire to retake Ramoth-gilead. In seeking to convince his ally Jehoshaphat, king of Judah, to support him in this maneuver, he produced many prophets who spoke favorable and victorious words to the king (</w:t>
+      </w:r>
+      <w:hyperlink r:id="rId153">
+        <w:r>
+          <w:rPr>
+            <w:lang w:val="en_US" w:bidi="en_US"/>
+          </w:rPr>
+          <w:rPr>
+            <w:color w:val="0000EE"/>
+            <w:u w:val="single"/>
+          </w:rPr>
+          <w:t>1 Kgs 22</w:t>
+        </w:r>
+      </w:hyperlink>
+      <w:r>
+        <w:rPr>
+          <w:lang w:val="en_US" w:bidi="en_US"/>
+        </w:rPr>
+        <w:t xml:space="preserve">; </w:t>
+      </w:r>
+      <w:hyperlink r:id="rId154">
+        <w:r>
+          <w:rPr>
+            <w:lang w:val="en_US" w:bidi="en_US"/>
+          </w:rPr>
+          <w:rPr>
+            <w:color w:val="0000EE"/>
+            <w:u w:val="single"/>
+          </w:rPr>
+          <w:t>2 Chr 18</w:t>
+        </w:r>
+      </w:hyperlink>
+      <w:r>
+        <w:rPr>
+          <w:lang w:val="en_US" w:bidi="en_US"/>
+        </w:rPr>
+        <w:t>). Unconvinced, Jehoshaphat inquired of the word of the Lord through Micaiah, a prophet of the Lord, who warned of impending disaster. The message was ignored and Ahab was killed at Ramoth-gilead. Ahab’s son Joram also fought with Aram here and was wounded in battle (</w:t>
+      </w:r>
+      <w:hyperlink r:id="rId137">
+        <w:r>
+          <w:rPr>
+            <w:lang w:val="en_US" w:bidi="en_US"/>
+          </w:rPr>
+          <w:rPr>
+            <w:color w:val="0000EE"/>
+            <w:u w:val="single"/>
+          </w:rPr>
+          <w:t>2 Kgs 8:29</w:t>
+        </w:r>
+      </w:hyperlink>
+      <w:r>
+        <w:rPr>
+          <w:lang w:val="en_US" w:bidi="en_US"/>
+        </w:rPr>
+        <w:t xml:space="preserve">; </w:t>
+      </w:r>
+      <w:hyperlink r:id="rId138">
+        <w:r>
+          <w:rPr>
+            <w:lang w:val="en_US" w:bidi="en_US"/>
+          </w:rPr>
+          <w:rPr>
+            <w:color w:val="0000EE"/>
+            <w:u w:val="single"/>
+          </w:rPr>
+          <w:t>2 Chr 22:6</w:t>
+        </w:r>
+      </w:hyperlink>
+      <w:r>
+        <w:rPr>
+          <w:lang w:val="en_US" w:bidi="en_US"/>
+        </w:rPr>
+        <w:t>; also called Ramah). Shortly thereafter, Elisha sent one of the sons of the prophets to Ramoth-gilead, where he anointed Jehu to be king over Israel (</w:t>
+      </w:r>
+      <w:hyperlink r:id="rId155">
+        <w:r>
+          <w:rPr>
+            <w:lang w:val="en_US" w:bidi="en_US"/>
+          </w:rPr>
+          <w:rPr>
+            <w:color w:val="0000EE"/>
+            <w:u w:val="single"/>
+          </w:rPr>
+          <w:t>2 Kgs 9:1–14</w:t>
         </w:r>
       </w:hyperlink>
       <w:r>
@@ -7448,6 +8018,51 @@
         </w:rPr>
         <w:t>).</w:t>
       </w:r>
+    </w:p>
+    <w:p>
+      <w:pPr/>
+      <w:r>
+        <w:rPr>
+          <w:lang w:val="en_US" w:bidi="en_US"/>
+        </w:rPr>
+      </w:r>
+      <w:r>
+        <w:rPr>
+          <w:i/>
+          <w:lang w:val="en_US" w:bidi="en_US"/>
+        </w:rPr>
+        <w:t>See also</w:t>
+      </w:r>
+      <w:r>
+        <w:rPr>
+          <w:lang w:val="en_US" w:bidi="en_US"/>
+        </w:rPr>
+        <w:t xml:space="preserve"> </w:t>
+      </w:r>
+      <w:r>
+        <w:rPr>
+          <w:lang w:val="en_US" w:bidi="en_US"/>
+        </w:rPr>
+        <w:t>Cities of Refuge</w:t>
+      </w:r>
+      <w:r>
+        <w:rPr>
+          <w:lang w:val="en_US" w:bidi="en_US"/>
+        </w:rPr>
+        <w:t xml:space="preserve">; </w:t>
+      </w:r>
+      <w:r>
+        <w:rPr>
+          <w:lang w:val="en_US" w:bidi="en_US"/>
+        </w:rPr>
+        <w:t>Levitical Cities</w:t>
+      </w:r>
+      <w:r>
+        <w:rPr>
+          <w:lang w:val="en_US" w:bidi="en_US"/>
+        </w:rPr>
+        <w:t>.</w:t>
+      </w:r>
       <w:r>
         <w:rPr>
           <w:lang w:val="en_US" w:bidi="en_US"/>
@@ -7475,44 +8090,44 @@
         <w:rPr>
           <w:lang w:val="en_US" w:bidi="en_US"/>
         </w:rPr>
-        <w:t>Ramoth (Person)</w:t>
-      </w:r>
-      <w:r>
-        <w:rPr>
-          <w:lang w:val="en_US" w:bidi="en_US"/>
-        </w:rPr>
-      </w:r>
-    </w:p>
-    <w:p>
-      <w:pPr/>
-      <w:r>
-        <w:rPr>
-          <w:lang w:val="en_US" w:bidi="en_US"/>
-        </w:rPr>
-      </w:r>
-      <w:r>
-        <w:rPr>
-          <w:lang w:val="en_US" w:bidi="en_US"/>
-        </w:rPr>
-        <w:t xml:space="preserve">KJV form of Jeremoth, Bani’s son, in </w:t>
-      </w:r>
-      <w:hyperlink r:id="rId148">
-        <w:r>
-          <w:rPr>
-            <w:lang w:val="en_US" w:bidi="en_US"/>
-          </w:rPr>
-          <w:rPr>
-            <w:color w:val="0000EE"/>
-            <w:u w:val="single"/>
-          </w:rPr>
-          <w:t>Ezra 10:29</w:t>
-        </w:r>
-      </w:hyperlink>
-      <w:r>
-        <w:rPr>
-          <w:lang w:val="en_US" w:bidi="en_US"/>
-        </w:rPr>
-        <w:t xml:space="preserve">. </w:t>
+        <w:t>Ram’s Horn</w:t>
+      </w:r>
+      <w:r>
+        <w:rPr>
+          <w:lang w:val="en_US" w:bidi="en_US"/>
+        </w:rPr>
+      </w:r>
+    </w:p>
+    <w:p>
+      <w:pPr/>
+      <w:r>
+        <w:rPr>
+          <w:lang w:val="en_US" w:bidi="en_US"/>
+        </w:rPr>
+      </w:r>
+      <w:r>
+        <w:rPr>
+          <w:lang w:val="en_US" w:bidi="en_US"/>
+        </w:rPr>
+        <w:t>Primitive musical instrument made from an animal horn (</w:t>
+      </w:r>
+      <w:hyperlink r:id="rId156">
+        <w:r>
+          <w:rPr>
+            <w:lang w:val="en_US" w:bidi="en_US"/>
+          </w:rPr>
+          <w:rPr>
+            <w:color w:val="0000EE"/>
+            <w:u w:val="single"/>
+          </w:rPr>
+          <w:t>Jos 6:4–6, 13</w:t>
+        </w:r>
+      </w:hyperlink>
+      <w:r>
+        <w:rPr>
+          <w:lang w:val="en_US" w:bidi="en_US"/>
+        </w:rPr>
+        <w:t xml:space="preserve">). </w:t>
       </w:r>
       <w:r>
         <w:rPr>
@@ -7531,622 +8146,7 @@
         <w:rPr>
           <w:lang w:val="en_US" w:bidi="en_US"/>
         </w:rPr>
-        <w:t>Jeremoth #8</w:t>
-      </w:r>
-      <w:r>
-        <w:rPr>
-          <w:lang w:val="en_US" w:bidi="en_US"/>
-        </w:rPr>
-        <w:t>.</w:t>
-      </w:r>
-      <w:r>
-        <w:rPr>
-          <w:lang w:val="en_US" w:bidi="en_US"/>
-        </w:rPr>
-      </w:r>
-      <w:r>
-        <w:rPr>
-          <w:lang w:val="en_US" w:bidi="en_US"/>
-        </w:rPr>
-      </w:r>
-    </w:p>
-    <w:p>
-      <w:pPr/>
-      <w:r>
-        <w:rPr>
-          <w:lang w:val="en_US" w:bidi="en_US"/>
-        </w:rPr>
-      </w:r>
-    </w:p>
-    <w:p>
-      <w:pPr>
-        <w:pStyle w:val="Heading2"/>
-      </w:pPr>
-      <w:r>
-        <w:rPr>
-          <w:lang w:val="en_US" w:bidi="en_US"/>
-        </w:rPr>
-        <w:t>Ramoth (Place)</w:t>
-      </w:r>
-      <w:r>
-        <w:rPr>
-          <w:lang w:val="en_US" w:bidi="en_US"/>
-        </w:rPr>
-      </w:r>
-    </w:p>
-    <w:p>
-      <w:pPr/>
-      <w:r>
-        <w:rPr>
-          <w:lang w:val="en_US" w:bidi="en_US"/>
-        </w:rPr>
-      </w:r>
-      <w:r>
-        <w:rPr>
-          <w:lang w:val="en_US" w:bidi="en_US"/>
-        </w:rPr>
-        <w:t xml:space="preserve">1. Abbreviated form of Ramoth-gilead. </w:t>
-      </w:r>
-      <w:r>
-        <w:rPr>
-          <w:i/>
-          <w:lang w:val="en_US" w:bidi="en_US"/>
-        </w:rPr>
-        <w:t>See</w:t>
-      </w:r>
-      <w:r>
-        <w:rPr>
-          <w:lang w:val="en_US" w:bidi="en_US"/>
-        </w:rPr>
-        <w:t xml:space="preserve"> </w:t>
-      </w:r>
-      <w:r>
-        <w:rPr>
-          <w:lang w:val="en_US" w:bidi="en_US"/>
-        </w:rPr>
-        <w:t>Ramoth-gilead</w:t>
-      </w:r>
-      <w:r>
-        <w:rPr>
-          <w:lang w:val="en_US" w:bidi="en_US"/>
-        </w:rPr>
-        <w:t>.</w:t>
-      </w:r>
-    </w:p>
-    <w:p>
-      <w:pPr/>
-      <w:r>
-        <w:rPr>
-          <w:lang w:val="en_US" w:bidi="en_US"/>
-        </w:rPr>
-      </w:r>
-      <w:r>
-        <w:rPr>
-          <w:lang w:val="en_US" w:bidi="en_US"/>
-        </w:rPr>
-        <w:t xml:space="preserve">2. Alternate name for Baalath-beer, a city in the Negev, in </w:t>
-      </w:r>
-      <w:hyperlink r:id="rId124">
-        <w:r>
-          <w:rPr>
-            <w:lang w:val="en_US" w:bidi="en_US"/>
-          </w:rPr>
-          <w:rPr>
-            <w:color w:val="0000EE"/>
-            <w:u w:val="single"/>
-          </w:rPr>
-          <w:t>1 Samuel 30:27</w:t>
-        </w:r>
-      </w:hyperlink>
-      <w:r>
-        <w:rPr>
-          <w:lang w:val="en_US" w:bidi="en_US"/>
-        </w:rPr>
-        <w:t xml:space="preserve">. </w:t>
-      </w:r>
-      <w:r>
-        <w:rPr>
-          <w:i/>
-          <w:lang w:val="en_US" w:bidi="en_US"/>
-        </w:rPr>
-        <w:t>See</w:t>
-      </w:r>
-      <w:r>
-        <w:rPr>
-          <w:lang w:val="en_US" w:bidi="en_US"/>
-        </w:rPr>
-        <w:t xml:space="preserve"> </w:t>
-      </w:r>
-      <w:r>
-        <w:rPr>
-          <w:lang w:val="en_US" w:bidi="en_US"/>
-        </w:rPr>
-        <w:t>Baalath-beer</w:t>
-      </w:r>
-      <w:r>
-        <w:rPr>
-          <w:lang w:val="en_US" w:bidi="en_US"/>
-        </w:rPr>
-        <w:t>.</w:t>
-      </w:r>
-    </w:p>
-    <w:p>
-      <w:pPr/>
-      <w:r>
-        <w:rPr>
-          <w:lang w:val="en_US" w:bidi="en_US"/>
-        </w:rPr>
-      </w:r>
-      <w:r>
-        <w:rPr>
-          <w:lang w:val="en_US" w:bidi="en_US"/>
-        </w:rPr>
-        <w:t xml:space="preserve">3. Alternate name (or textual alteration) of Jarmuth, a Levitical city, in </w:t>
-      </w:r>
-      <w:hyperlink r:id="rId149">
-        <w:r>
-          <w:rPr>
-            <w:lang w:val="en_US" w:bidi="en_US"/>
-          </w:rPr>
-          <w:rPr>
-            <w:color w:val="0000EE"/>
-            <w:u w:val="single"/>
-          </w:rPr>
-          <w:t>1 Chronicles 6:73</w:t>
-        </w:r>
-      </w:hyperlink>
-      <w:r>
-        <w:rPr>
-          <w:lang w:val="en_US" w:bidi="en_US"/>
-        </w:rPr>
-        <w:t xml:space="preserve">. </w:t>
-      </w:r>
-      <w:r>
-        <w:rPr>
-          <w:i/>
-          <w:lang w:val="en_US" w:bidi="en_US"/>
-        </w:rPr>
-        <w:t>See</w:t>
-      </w:r>
-      <w:r>
-        <w:rPr>
-          <w:lang w:val="en_US" w:bidi="en_US"/>
-        </w:rPr>
-        <w:t xml:space="preserve"> </w:t>
-      </w:r>
-      <w:r>
-        <w:rPr>
-          <w:lang w:val="en_US" w:bidi="en_US"/>
-        </w:rPr>
-        <w:t>Jarmuth #2</w:t>
-      </w:r>
-      <w:r>
-        <w:rPr>
-          <w:lang w:val="en_US" w:bidi="en_US"/>
-        </w:rPr>
-        <w:t>.</w:t>
-      </w:r>
-      <w:r>
-        <w:rPr>
-          <w:lang w:val="en_US" w:bidi="en_US"/>
-        </w:rPr>
-      </w:r>
-      <w:r>
-        <w:rPr>
-          <w:lang w:val="en_US" w:bidi="en_US"/>
-        </w:rPr>
-      </w:r>
-    </w:p>
-    <w:p>
-      <w:pPr/>
-      <w:r>
-        <w:rPr>
-          <w:lang w:val="en_US" w:bidi="en_US"/>
-        </w:rPr>
-      </w:r>
-    </w:p>
-    <w:p>
-      <w:pPr>
-        <w:pStyle w:val="Heading2"/>
-      </w:pPr>
-      <w:r>
-        <w:rPr>
-          <w:lang w:val="en_US" w:bidi="en_US"/>
-        </w:rPr>
-        <w:t>Ramoth of the Negev, Ramoth of the South</w:t>
-      </w:r>
-      <w:r>
-        <w:rPr>
-          <w:lang w:val="en_US" w:bidi="en_US"/>
-        </w:rPr>
-      </w:r>
-    </w:p>
-    <w:p>
-      <w:pPr/>
-      <w:r>
-        <w:rPr>
-          <w:lang w:val="en_US" w:bidi="en_US"/>
-        </w:rPr>
-      </w:r>
-      <w:r>
-        <w:rPr>
-          <w:lang w:val="en_US" w:bidi="en_US"/>
-        </w:rPr>
-        <w:t xml:space="preserve">Alternate names for Baalath-beer, an unknown site in Simeon’s territory, in </w:t>
-      </w:r>
-      <w:hyperlink r:id="rId124">
-        <w:r>
-          <w:rPr>
-            <w:lang w:val="en_US" w:bidi="en_US"/>
-          </w:rPr>
-          <w:rPr>
-            <w:color w:val="0000EE"/>
-            <w:u w:val="single"/>
-          </w:rPr>
-          <w:t>1 Samuel 30:27</w:t>
-        </w:r>
-      </w:hyperlink>
-      <w:r>
-        <w:rPr>
-          <w:lang w:val="en_US" w:bidi="en_US"/>
-        </w:rPr>
-        <w:t xml:space="preserve">. </w:t>
-      </w:r>
-      <w:r>
-        <w:rPr>
-          <w:i/>
-          <w:lang w:val="en_US" w:bidi="en_US"/>
-        </w:rPr>
-        <w:t>See</w:t>
-      </w:r>
-      <w:r>
-        <w:rPr>
-          <w:lang w:val="en_US" w:bidi="en_US"/>
-        </w:rPr>
-        <w:t xml:space="preserve"> </w:t>
-      </w:r>
-      <w:r>
-        <w:rPr>
-          <w:lang w:val="en_US" w:bidi="en_US"/>
-        </w:rPr>
-        <w:t>Baalath-beer</w:t>
-      </w:r>
-      <w:r>
-        <w:rPr>
-          <w:lang w:val="en_US" w:bidi="en_US"/>
-        </w:rPr>
-        <w:t>.</w:t>
-      </w:r>
-      <w:r>
-        <w:rPr>
-          <w:lang w:val="en_US" w:bidi="en_US"/>
-        </w:rPr>
-      </w:r>
-      <w:r>
-        <w:rPr>
-          <w:lang w:val="en_US" w:bidi="en_US"/>
-        </w:rPr>
-      </w:r>
-    </w:p>
-    <w:p>
-      <w:pPr/>
-      <w:r>
-        <w:rPr>
-          <w:lang w:val="en_US" w:bidi="en_US"/>
-        </w:rPr>
-      </w:r>
-    </w:p>
-    <w:p>
-      <w:pPr>
-        <w:pStyle w:val="Heading2"/>
-      </w:pPr>
-      <w:r>
-        <w:rPr>
-          <w:lang w:val="en_US" w:bidi="en_US"/>
-        </w:rPr>
-        <w:t>Ramoth-Gilead</w:t>
-      </w:r>
-      <w:r>
-        <w:rPr>
-          <w:lang w:val="en_US" w:bidi="en_US"/>
-        </w:rPr>
-      </w:r>
-    </w:p>
-    <w:p>
-      <w:pPr/>
-      <w:r>
-        <w:rPr>
-          <w:lang w:val="en_US" w:bidi="en_US"/>
-        </w:rPr>
-      </w:r>
-      <w:r>
-        <w:rPr>
-          <w:lang w:val="en_US" w:bidi="en_US"/>
-        </w:rPr>
-        <w:t>City lying in the Transjordan area of Gilead and probably identifiable with Tell Ramith, although the site of Tell el-Husn has also been suggested. Initially, biblical references pertain to Ramoth in Gilead (</w:t>
-      </w:r>
-      <w:hyperlink r:id="rId150">
-        <w:r>
-          <w:rPr>
-            <w:lang w:val="en_US" w:bidi="en_US"/>
-          </w:rPr>
-          <w:rPr>
-            <w:color w:val="0000EE"/>
-            <w:u w:val="single"/>
-          </w:rPr>
-          <w:t>Dt 4:43</w:t>
-        </w:r>
-      </w:hyperlink>
-      <w:r>
-        <w:rPr>
-          <w:lang w:val="en_US" w:bidi="en_US"/>
-        </w:rPr>
-        <w:t xml:space="preserve">; </w:t>
-      </w:r>
-      <w:hyperlink r:id="rId151">
-        <w:r>
-          <w:rPr>
-            <w:lang w:val="en_US" w:bidi="en_US"/>
-          </w:rPr>
-          <w:rPr>
-            <w:color w:val="0000EE"/>
-            <w:u w:val="single"/>
-          </w:rPr>
-          <w:t>Jos 20:8</w:t>
-        </w:r>
-      </w:hyperlink>
-      <w:r>
-        <w:rPr>
-          <w:lang w:val="en_US" w:bidi="en_US"/>
-        </w:rPr>
-        <w:t xml:space="preserve">; </w:t>
-      </w:r>
-      <w:hyperlink r:id="rId152">
-        <w:r>
-          <w:rPr>
-            <w:lang w:val="en_US" w:bidi="en_US"/>
-          </w:rPr>
-          <w:rPr>
-            <w:color w:val="0000EE"/>
-            <w:u w:val="single"/>
-          </w:rPr>
-          <w:t>21:38</w:t>
-        </w:r>
-      </w:hyperlink>
-      <w:r>
-        <w:rPr>
-          <w:lang w:val="en_US" w:bidi="en_US"/>
-        </w:rPr>
-        <w:t>), while later it is called Ramoth-gilead. Combined names were used to avoid confusion with cities of the same name in other locations.</w:t>
-      </w:r>
-    </w:p>
-    <w:p>
-      <w:pPr/>
-      <w:r>
-        <w:rPr>
-          <w:lang w:val="en_US" w:bidi="en_US"/>
-        </w:rPr>
-      </w:r>
-      <w:r>
-        <w:rPr>
-          <w:lang w:val="en_US" w:bidi="en_US"/>
-        </w:rPr>
-        <w:t>Ramoth-gilead, a possession of the tribe of Gad, first appears in the biblical narrative as one of three Transjordan cities of refuge (</w:t>
-      </w:r>
-      <w:hyperlink r:id="rId150">
-        <w:r>
-          <w:rPr>
-            <w:lang w:val="en_US" w:bidi="en_US"/>
-          </w:rPr>
-          <w:rPr>
-            <w:color w:val="0000EE"/>
-            <w:u w:val="single"/>
-          </w:rPr>
-          <w:t>Dt 4:43</w:t>
-        </w:r>
-      </w:hyperlink>
-      <w:r>
-        <w:rPr>
-          <w:lang w:val="en_US" w:bidi="en_US"/>
-        </w:rPr>
-        <w:t>) later included in the six cities of refuge for all Israel (</w:t>
-      </w:r>
-      <w:hyperlink r:id="rId151">
-        <w:r>
-          <w:rPr>
-            <w:lang w:val="en_US" w:bidi="en_US"/>
-          </w:rPr>
-          <w:rPr>
-            <w:color w:val="0000EE"/>
-            <w:u w:val="single"/>
-          </w:rPr>
-          <w:t>Jos 20:8</w:t>
-        </w:r>
-      </w:hyperlink>
-      <w:r>
-        <w:rPr>
-          <w:lang w:val="en_US" w:bidi="en_US"/>
-        </w:rPr>
-        <w:t>). It was allotted to the Merarites as one of 48 Levitical cities (</w:t>
-      </w:r>
-      <w:hyperlink r:id="rId152">
-        <w:r>
-          <w:rPr>
-            <w:lang w:val="en_US" w:bidi="en_US"/>
-          </w:rPr>
-          <w:rPr>
-            <w:color w:val="0000EE"/>
-            <w:u w:val="single"/>
-          </w:rPr>
-          <w:t>21:38</w:t>
-        </w:r>
-      </w:hyperlink>
-      <w:r>
-        <w:rPr>
-          <w:lang w:val="en_US" w:bidi="en_US"/>
-        </w:rPr>
-        <w:t>) and was most likely located along the King’s Highway, which transversed that area.</w:t>
-      </w:r>
-    </w:p>
-    <w:p>
-      <w:pPr/>
-      <w:r>
-        <w:rPr>
-          <w:lang w:val="en_US" w:bidi="en_US"/>
-        </w:rPr>
-      </w:r>
-      <w:r>
-        <w:rPr>
-          <w:lang w:val="en_US" w:bidi="en_US"/>
-        </w:rPr>
-        <w:t>During the time of Solomon, Ramoth-gilead enjoyed a place of prominence as the central city in his sixth administrative district and the residence of Ben-geber, chief officer of that district (</w:t>
-      </w:r>
-      <w:hyperlink r:id="rId153">
-        <w:r>
-          <w:rPr>
-            <w:lang w:val="en_US" w:bidi="en_US"/>
-          </w:rPr>
-          <w:rPr>
-            <w:color w:val="0000EE"/>
-            <w:u w:val="single"/>
-          </w:rPr>
-          <w:t>1 Kgs 4:13</w:t>
-        </w:r>
-      </w:hyperlink>
-      <w:r>
-        <w:rPr>
-          <w:lang w:val="en_US" w:bidi="en_US"/>
-        </w:rPr>
-        <w:t>). After the division of the kingdom, this border town was taken by the Arameans and became a site of contention between Israel and Aram. King Ahab’s final battle began with his desire to retake Ramoth-gilead. In seeking to convince his ally Jehoshaphat, king of Judah, to support him in this maneuver, he produced many prophets who spoke favorable and victorious words to the king (</w:t>
-      </w:r>
-      <w:hyperlink r:id="rId154">
-        <w:r>
-          <w:rPr>
-            <w:lang w:val="en_US" w:bidi="en_US"/>
-          </w:rPr>
-          <w:rPr>
-            <w:color w:val="0000EE"/>
-            <w:u w:val="single"/>
-          </w:rPr>
-          <w:t>1 Kgs 22</w:t>
-        </w:r>
-      </w:hyperlink>
-      <w:r>
-        <w:rPr>
-          <w:lang w:val="en_US" w:bidi="en_US"/>
-        </w:rPr>
-        <w:t xml:space="preserve">; </w:t>
-      </w:r>
-      <w:hyperlink r:id="rId155">
-        <w:r>
-          <w:rPr>
-            <w:lang w:val="en_US" w:bidi="en_US"/>
-          </w:rPr>
-          <w:rPr>
-            <w:color w:val="0000EE"/>
-            <w:u w:val="single"/>
-          </w:rPr>
-          <w:t>2 Chr 18</w:t>
-        </w:r>
-      </w:hyperlink>
-      <w:r>
-        <w:rPr>
-          <w:lang w:val="en_US" w:bidi="en_US"/>
-        </w:rPr>
-        <w:t>). Unconvinced, Jehoshaphat inquired of the word of the Lord through Micaiah, a prophet of the Lord, who warned of impending disaster. The message was ignored and Ahab was killed at Ramoth-gilead. Ahab’s son Joram also fought with Aram here and was wounded in battle (</w:t>
-      </w:r>
-      <w:hyperlink r:id="rId138">
-        <w:r>
-          <w:rPr>
-            <w:lang w:val="en_US" w:bidi="en_US"/>
-          </w:rPr>
-          <w:rPr>
-            <w:color w:val="0000EE"/>
-            <w:u w:val="single"/>
-          </w:rPr>
-          <w:t>2 Kgs 8:29</w:t>
-        </w:r>
-      </w:hyperlink>
-      <w:r>
-        <w:rPr>
-          <w:lang w:val="en_US" w:bidi="en_US"/>
-        </w:rPr>
-        <w:t xml:space="preserve">; </w:t>
-      </w:r>
-      <w:hyperlink r:id="rId139">
-        <w:r>
-          <w:rPr>
-            <w:lang w:val="en_US" w:bidi="en_US"/>
-          </w:rPr>
-          <w:rPr>
-            <w:color w:val="0000EE"/>
-            <w:u w:val="single"/>
-          </w:rPr>
-          <w:t>2 Chr 22:6</w:t>
-        </w:r>
-      </w:hyperlink>
-      <w:r>
-        <w:rPr>
-          <w:lang w:val="en_US" w:bidi="en_US"/>
-        </w:rPr>
-        <w:t>; also called Ramah). Shortly thereafter, Elisha sent one of the sons of the prophets to Ramoth-gilead, where he anointed Jehu to be king over Israel (</w:t>
-      </w:r>
-      <w:hyperlink r:id="rId156">
-        <w:r>
-          <w:rPr>
-            <w:lang w:val="en_US" w:bidi="en_US"/>
-          </w:rPr>
-          <w:rPr>
-            <w:color w:val="0000EE"/>
-            <w:u w:val="single"/>
-          </w:rPr>
-          <w:t>2 Kgs 9:1–14</w:t>
-        </w:r>
-      </w:hyperlink>
-      <w:r>
-        <w:rPr>
-          <w:lang w:val="en_US" w:bidi="en_US"/>
-        </w:rPr>
-        <w:t>).</w:t>
-      </w:r>
-    </w:p>
-    <w:p>
-      <w:pPr/>
-      <w:r>
-        <w:rPr>
-          <w:lang w:val="en_US" w:bidi="en_US"/>
-        </w:rPr>
-      </w:r>
-      <w:r>
-        <w:rPr>
-          <w:i/>
-          <w:lang w:val="en_US" w:bidi="en_US"/>
-        </w:rPr>
-        <w:t>See also</w:t>
-      </w:r>
-      <w:r>
-        <w:rPr>
-          <w:lang w:val="en_US" w:bidi="en_US"/>
-        </w:rPr>
-        <w:t xml:space="preserve"> </w:t>
-      </w:r>
-      <w:r>
-        <w:rPr>
-          <w:lang w:val="en_US" w:bidi="en_US"/>
-        </w:rPr>
-        <w:t>Cities of Refuge</w:t>
-      </w:r>
-      <w:r>
-        <w:rPr>
-          <w:lang w:val="en_US" w:bidi="en_US"/>
-        </w:rPr>
-        <w:t xml:space="preserve">; </w:t>
-      </w:r>
-      <w:r>
-        <w:rPr>
-          <w:lang w:val="en_US" w:bidi="en_US"/>
-        </w:rPr>
-        <w:t>Levitical Cities</w:t>
+        <w:t>Musical Instruments (Shophar)</w:t>
       </w:r>
       <w:r>
         <w:rPr>
@@ -11608,7 +11608,7 @@
         </w:rPr>
         <w:t xml:space="preserve">A territory transferred from the dominion of Samaria to Judah by Demetrius of Syria. A letter from Demetrius to his adjutant Lasthenes authorizing the transfer is mentioned in </w:t>
       </w:r>
-      <w:hyperlink r:id="rId142">
+      <w:hyperlink r:id="rId139">
         <w:r>
           <w:rPr>
             <w:lang w:val="en_US" w:bidi="en_US"/>
@@ -11680,7 +11680,7 @@
         </w:rPr>
         <w:t>), there Samuel retreated after his last break with Saul, and there Samuel’s grave is located (</w:t>
       </w:r>
-      <w:hyperlink r:id="rId135">
+      <w:hyperlink r:id="rId134">
         <w:r>
           <w:rPr>
             <w:lang w:val="en_US" w:bidi="en_US"/>
@@ -19938,7 +19938,7 @@
         </w:rPr>
         <w:t>), and probably the same as Ramoth (</w:t>
       </w:r>
-      <w:hyperlink r:id="rId149">
+      <w:hyperlink r:id="rId148">
         <w:r>
           <w:rPr>
             <w:lang w:val="en_US" w:bidi="en_US"/>
@@ -35894,6 +35894,181 @@
         <w:rPr>
           <w:lang w:val="en_US" w:bidi="en_US"/>
         </w:rPr>
+        <w:t>Rimmon, Rock of</w:t>
+      </w:r>
+      <w:r>
+        <w:rPr>
+          <w:lang w:val="en_US" w:bidi="en_US"/>
+        </w:rPr>
+      </w:r>
+    </w:p>
+    <w:p>
+      <w:pPr/>
+      <w:r>
+        <w:rPr>
+          <w:lang w:val="en_US" w:bidi="en_US"/>
+        </w:rPr>
+      </w:r>
+      <w:r>
+        <w:rPr>
+          <w:lang w:val="en_US" w:bidi="en_US"/>
+        </w:rPr>
+        <w:t>Large cave north of Jerusalem (</w:t>
+      </w:r>
+      <w:hyperlink r:id="rId791">
+        <w:r>
+          <w:rPr>
+            <w:lang w:val="en_US" w:bidi="en_US"/>
+          </w:rPr>
+          <w:rPr>
+            <w:color w:val="0000EE"/>
+            <w:u w:val="single"/>
+          </w:rPr>
+          <w:t>Jgs 20:45–47</w:t>
+        </w:r>
+      </w:hyperlink>
+      <w:r>
+        <w:rPr>
+          <w:lang w:val="en_US" w:bidi="en_US"/>
+        </w:rPr>
+        <w:t xml:space="preserve">; </w:t>
+      </w:r>
+      <w:hyperlink r:id="rId792">
+        <w:r>
+          <w:rPr>
+            <w:lang w:val="en_US" w:bidi="en_US"/>
+          </w:rPr>
+          <w:rPr>
+            <w:color w:val="0000EE"/>
+            <w:u w:val="single"/>
+          </w:rPr>
+          <w:t>21:13</w:t>
+        </w:r>
+      </w:hyperlink>
+      <w:r>
+        <w:rPr>
+          <w:lang w:val="en_US" w:bidi="en_US"/>
+        </w:rPr>
+        <w:t xml:space="preserve">). </w:t>
+      </w:r>
+      <w:r>
+        <w:rPr>
+          <w:i/>
+          <w:lang w:val="en_US" w:bidi="en_US"/>
+        </w:rPr>
+        <w:t>See</w:t>
+      </w:r>
+      <w:r>
+        <w:rPr>
+          <w:lang w:val="en_US" w:bidi="en_US"/>
+        </w:rPr>
+        <w:t xml:space="preserve"> </w:t>
+      </w:r>
+      <w:r>
+        <w:rPr>
+          <w:lang w:val="en_US" w:bidi="en_US"/>
+        </w:rPr>
+        <w:t>Rimmon (Place) #3</w:t>
+      </w:r>
+      <w:r>
+        <w:rPr>
+          <w:lang w:val="en_US" w:bidi="en_US"/>
+        </w:rPr>
+        <w:t>.</w:t>
+      </w:r>
+      <w:r>
+        <w:rPr>
+          <w:lang w:val="en_US" w:bidi="en_US"/>
+        </w:rPr>
+      </w:r>
+      <w:r>
+        <w:rPr>
+          <w:lang w:val="en_US" w:bidi="en_US"/>
+        </w:rPr>
+      </w:r>
+    </w:p>
+    <w:p>
+      <w:pPr/>
+      <w:r>
+        <w:rPr>
+          <w:lang w:val="en_US" w:bidi="en_US"/>
+        </w:rPr>
+      </w:r>
+    </w:p>
+    <w:p>
+      <w:pPr>
+        <w:pStyle w:val="Heading2"/>
+      </w:pPr>
+      <w:r>
+        <w:rPr>
+          <w:lang w:val="en_US" w:bidi="en_US"/>
+        </w:rPr>
+        <w:t>Rimmono</w:t>
+      </w:r>
+      <w:r>
+        <w:rPr>
+          <w:lang w:val="en_US" w:bidi="en_US"/>
+        </w:rPr>
+      </w:r>
+    </w:p>
+    <w:p>
+      <w:pPr/>
+      <w:r>
+        <w:rPr>
+          <w:lang w:val="en_US" w:bidi="en_US"/>
+        </w:rPr>
+      </w:r>
+      <w:r>
+        <w:rPr>
+          <w:lang w:val="en_US" w:bidi="en_US"/>
+        </w:rPr>
+        <w:t>A town in the territory of Zebulun (</w:t>
+      </w:r>
+      <w:hyperlink r:id="rId793">
+        <w:r>
+          <w:rPr>
+            <w:lang w:val="en_US" w:bidi="en_US"/>
+          </w:rPr>
+          <w:rPr>
+            <w:color w:val="0000EE"/>
+            <w:u w:val="single"/>
+          </w:rPr>
+          <w:t>1 Chr 6:77</w:t>
+        </w:r>
+      </w:hyperlink>
+      <w:r>
+        <w:rPr>
+          <w:lang w:val="en_US" w:bidi="en_US"/>
+        </w:rPr>
+        <w:t>).</w:t>
+      </w:r>
+      <w:r>
+        <w:rPr>
+          <w:lang w:val="en_US" w:bidi="en_US"/>
+        </w:rPr>
+      </w:r>
+      <w:r>
+        <w:rPr>
+          <w:lang w:val="en_US" w:bidi="en_US"/>
+        </w:rPr>
+      </w:r>
+    </w:p>
+    <w:p>
+      <w:pPr/>
+      <w:r>
+        <w:rPr>
+          <w:lang w:val="en_US" w:bidi="en_US"/>
+        </w:rPr>
+      </w:r>
+    </w:p>
+    <w:p>
+      <w:pPr>
+        <w:pStyle w:val="Heading2"/>
+      </w:pPr>
+      <w:r>
+        <w:rPr>
+          <w:lang w:val="en_US" w:bidi="en_US"/>
+        </w:rPr>
         <w:t>Rimmon-perez</w:t>
       </w:r>
       <w:r>
@@ -35915,7 +36090,7 @@
         </w:rPr>
         <w:t>A temporary camping place of the Israelites during their wilderness wanderings. It was between Rithmah and Libnah (</w:t>
       </w:r>
-      <w:hyperlink r:id="rId793">
+      <w:hyperlink r:id="rId794">
         <w:r>
           <w:rPr>
             <w:lang w:val="en_US" w:bidi="en_US"/>
@@ -35965,181 +36140,6 @@
           <w:lang w:val="en_US" w:bidi="en_US"/>
         </w:rPr>
         <w:t>.</w:t>
-      </w:r>
-      <w:r>
-        <w:rPr>
-          <w:lang w:val="en_US" w:bidi="en_US"/>
-        </w:rPr>
-      </w:r>
-      <w:r>
-        <w:rPr>
-          <w:lang w:val="en_US" w:bidi="en_US"/>
-        </w:rPr>
-      </w:r>
-    </w:p>
-    <w:p>
-      <w:pPr/>
-      <w:r>
-        <w:rPr>
-          <w:lang w:val="en_US" w:bidi="en_US"/>
-        </w:rPr>
-      </w:r>
-    </w:p>
-    <w:p>
-      <w:pPr>
-        <w:pStyle w:val="Heading2"/>
-      </w:pPr>
-      <w:r>
-        <w:rPr>
-          <w:lang w:val="en_US" w:bidi="en_US"/>
-        </w:rPr>
-        <w:t>Rimmon, Rock of</w:t>
-      </w:r>
-      <w:r>
-        <w:rPr>
-          <w:lang w:val="en_US" w:bidi="en_US"/>
-        </w:rPr>
-      </w:r>
-    </w:p>
-    <w:p>
-      <w:pPr/>
-      <w:r>
-        <w:rPr>
-          <w:lang w:val="en_US" w:bidi="en_US"/>
-        </w:rPr>
-      </w:r>
-      <w:r>
-        <w:rPr>
-          <w:lang w:val="en_US" w:bidi="en_US"/>
-        </w:rPr>
-        <w:t>Large cave north of Jerusalem (</w:t>
-      </w:r>
-      <w:hyperlink r:id="rId791">
-        <w:r>
-          <w:rPr>
-            <w:lang w:val="en_US" w:bidi="en_US"/>
-          </w:rPr>
-          <w:rPr>
-            <w:color w:val="0000EE"/>
-            <w:u w:val="single"/>
-          </w:rPr>
-          <w:t>Jgs 20:45–47</w:t>
-        </w:r>
-      </w:hyperlink>
-      <w:r>
-        <w:rPr>
-          <w:lang w:val="en_US" w:bidi="en_US"/>
-        </w:rPr>
-        <w:t xml:space="preserve">; </w:t>
-      </w:r>
-      <w:hyperlink r:id="rId792">
-        <w:r>
-          <w:rPr>
-            <w:lang w:val="en_US" w:bidi="en_US"/>
-          </w:rPr>
-          <w:rPr>
-            <w:color w:val="0000EE"/>
-            <w:u w:val="single"/>
-          </w:rPr>
-          <w:t>21:13</w:t>
-        </w:r>
-      </w:hyperlink>
-      <w:r>
-        <w:rPr>
-          <w:lang w:val="en_US" w:bidi="en_US"/>
-        </w:rPr>
-        <w:t xml:space="preserve">). </w:t>
-      </w:r>
-      <w:r>
-        <w:rPr>
-          <w:i/>
-          <w:lang w:val="en_US" w:bidi="en_US"/>
-        </w:rPr>
-        <w:t>See</w:t>
-      </w:r>
-      <w:r>
-        <w:rPr>
-          <w:lang w:val="en_US" w:bidi="en_US"/>
-        </w:rPr>
-        <w:t xml:space="preserve"> </w:t>
-      </w:r>
-      <w:r>
-        <w:rPr>
-          <w:lang w:val="en_US" w:bidi="en_US"/>
-        </w:rPr>
-        <w:t>Rimmon (Place) #3</w:t>
-      </w:r>
-      <w:r>
-        <w:rPr>
-          <w:lang w:val="en_US" w:bidi="en_US"/>
-        </w:rPr>
-        <w:t>.</w:t>
-      </w:r>
-      <w:r>
-        <w:rPr>
-          <w:lang w:val="en_US" w:bidi="en_US"/>
-        </w:rPr>
-      </w:r>
-      <w:r>
-        <w:rPr>
-          <w:lang w:val="en_US" w:bidi="en_US"/>
-        </w:rPr>
-      </w:r>
-    </w:p>
-    <w:p>
-      <w:pPr/>
-      <w:r>
-        <w:rPr>
-          <w:lang w:val="en_US" w:bidi="en_US"/>
-        </w:rPr>
-      </w:r>
-    </w:p>
-    <w:p>
-      <w:pPr>
-        <w:pStyle w:val="Heading2"/>
-      </w:pPr>
-      <w:r>
-        <w:rPr>
-          <w:lang w:val="en_US" w:bidi="en_US"/>
-        </w:rPr>
-        <w:t>Rimmono</w:t>
-      </w:r>
-      <w:r>
-        <w:rPr>
-          <w:lang w:val="en_US" w:bidi="en_US"/>
-        </w:rPr>
-      </w:r>
-    </w:p>
-    <w:p>
-      <w:pPr/>
-      <w:r>
-        <w:rPr>
-          <w:lang w:val="en_US" w:bidi="en_US"/>
-        </w:rPr>
-      </w:r>
-      <w:r>
-        <w:rPr>
-          <w:lang w:val="en_US" w:bidi="en_US"/>
-        </w:rPr>
-        <w:t>A town in the territory of Zebulun (</w:t>
-      </w:r>
-      <w:hyperlink r:id="rId794">
-        <w:r>
-          <w:rPr>
-            <w:lang w:val="en_US" w:bidi="en_US"/>
-          </w:rPr>
-          <w:rPr>
-            <w:color w:val="0000EE"/>
-            <w:u w:val="single"/>
-          </w:rPr>
-          <w:t>1 Chr 6:77</w:t>
-        </w:r>
-      </w:hyperlink>
-      <w:r>
-        <w:rPr>
-          <w:lang w:val="en_US" w:bidi="en_US"/>
-        </w:rPr>
-        <w:t>).</w:t>
       </w:r>
       <w:r>
         <w:rPr>
@@ -40599,7 +40599,7 @@
         <w:rPr>
           <w:lang w:val="en_US" w:bidi="en_US"/>
         </w:rPr>
-        <w:t>Home of Pedaiah, the father of Zebidah, Jehoiakim’s mother (</w:t>
+        <w:t>The home of Pedaiah, the father of Zebidah, Jehoiakim’s mother (</w:t>
       </w:r>
       <w:hyperlink r:id="rId891">
         <w:r>
@@ -40610,14 +40610,14 @@
             <w:color w:val="0000EE"/>
             <w:u w:val="single"/>
           </w:rPr>
-          <w:t>2 Kgs 23:36</w:t>
-        </w:r>
-      </w:hyperlink>
-      <w:r>
-        <w:rPr>
-          <w:lang w:val="en_US" w:bidi="en_US"/>
-        </w:rPr>
-        <w:t xml:space="preserve">). Some identify it with Arumah, near Shechem (cf. </w:t>
+          <w:t>2 Kings 23:36</w:t>
+        </w:r>
+      </w:hyperlink>
+      <w:r>
+        <w:rPr>
+          <w:lang w:val="en_US" w:bidi="en_US"/>
+        </w:rPr>
+        <w:t xml:space="preserve">). Some scholars think Rumah is the same as Arumah, near Shechem (compare </w:t>
       </w:r>
       <w:hyperlink r:id="rId892">
         <w:r>
@@ -40628,14 +40628,14 @@
             <w:color w:val="0000EE"/>
             <w:u w:val="single"/>
           </w:rPr>
-          <w:t>Jgs 9:41</w:t>
-        </w:r>
-      </w:hyperlink>
-      <w:r>
-        <w:rPr>
-          <w:lang w:val="en_US" w:bidi="en_US"/>
-        </w:rPr>
-        <w:t>) or with Khirbet el-Rumah in Galilee.</w:t>
+          <w:t>Judges 9:41</w:t>
+        </w:r>
+      </w:hyperlink>
+      <w:r>
+        <w:rPr>
+          <w:lang w:val="en_US" w:bidi="en_US"/>
+        </w:rPr>
+        <w:t>), or Khirbet el-Rumah in Galilee.</w:t>
       </w:r>
       <w:r>
         <w:rPr>
@@ -40773,26 +40773,112 @@
         <w:rPr>
           <w:lang w:val="en_US" w:bidi="en_US"/>
         </w:rPr>
-        <w:t>Ruth (Person)</w:t>
-      </w:r>
-      <w:r>
-        <w:rPr>
-          <w:lang w:val="en_US" w:bidi="en_US"/>
-        </w:rPr>
-      </w:r>
-    </w:p>
-    <w:p>
-      <w:pPr/>
-      <w:r>
-        <w:rPr>
-          <w:lang w:val="en_US" w:bidi="en_US"/>
-        </w:rPr>
-      </w:r>
-      <w:r>
-        <w:rPr>
-          <w:lang w:val="en_US" w:bidi="en_US"/>
-        </w:rPr>
-        <w:t>A Moabitess and the widow of Mahlon, the son of Naomi and Elimelech, who were Ephrathites from Bethlehem. Naomi and Elimelech moved to Moab due to a famine in Judah. After Elimelech and Naomi's two sons died, Naomi returned to Bethlehem with her daughter-in-law Ruth during the barley harvest (</w:t>
+        <w:t>Ruth, Book of</w:t>
+      </w:r>
+      <w:r>
+        <w:rPr>
+          <w:lang w:val="en_US" w:bidi="en_US"/>
+        </w:rPr>
+      </w:r>
+    </w:p>
+    <w:p>
+      <w:pPr>
+        <w:pStyle w:val="Heading3"/>
+      </w:pPr>
+      <w:r>
+        <w:rPr>
+          <w:lang w:val="en_US" w:bidi="en_US"/>
+        </w:rPr>
+        <w:t>Preview</w:t>
+      </w:r>
+    </w:p>
+    <w:p>
+      <w:pPr/>
+      <w:r>
+        <w:rPr>
+          <w:lang w:val="en_US" w:bidi="en_US"/>
+        </w:rPr>
+      </w:r>
+      <w:r>
+        <w:rPr>
+          <w:lang w:val="en_US" w:bidi="en_US"/>
+        </w:rPr>
+        <w:t>• Who Wrote the Book of Ruth? When Was It Written?</w:t>
+      </w:r>
+    </w:p>
+    <w:p>
+      <w:pPr/>
+      <w:r>
+        <w:rPr>
+          <w:lang w:val="en_US" w:bidi="en_US"/>
+        </w:rPr>
+      </w:r>
+      <w:r>
+        <w:rPr>
+          <w:lang w:val="en_US" w:bidi="en_US"/>
+        </w:rPr>
+        <w:t>• Why Was the Book of Ruth Written?</w:t>
+      </w:r>
+    </w:p>
+    <w:p>
+      <w:pPr/>
+      <w:r>
+        <w:rPr>
+          <w:lang w:val="en_US" w:bidi="en_US"/>
+        </w:rPr>
+      </w:r>
+      <w:r>
+        <w:rPr>
+          <w:lang w:val="en_US" w:bidi="en_US"/>
+        </w:rPr>
+        <w:t>• What Is the Book of Ruth About?</w:t>
+      </w:r>
+    </w:p>
+    <w:p>
+      <w:pPr/>
+      <w:r>
+        <w:rPr>
+          <w:lang w:val="en_US" w:bidi="en_US"/>
+        </w:rPr>
+      </w:r>
+      <w:r>
+        <w:rPr>
+          <w:lang w:val="en_US" w:bidi="en_US"/>
+        </w:rPr>
+        <w:t>• What Is the Message of the Book of Ruth?</w:t>
+      </w:r>
+    </w:p>
+    <w:p>
+      <w:pPr>
+        <w:pStyle w:val="Heading3"/>
+      </w:pPr>
+      <w:r>
+        <w:rPr>
+          <w:lang w:val="en_US" w:bidi="en_US"/>
+        </w:rPr>
+        <w:t>Who Wrote the Book of Ruth? When Was It Written?</w:t>
+      </w:r>
+    </w:p>
+    <w:p>
+      <w:pPr/>
+      <w:r>
+        <w:rPr>
+          <w:lang w:val="en_US" w:bidi="en_US"/>
+        </w:rPr>
+      </w:r>
+      <w:r>
+        <w:rPr>
+          <w:lang w:val="en_US" w:bidi="en_US"/>
+        </w:rPr>
+        <w:t xml:space="preserve">The author of the book is unknown. The question of who wrote it relates to when it was written. A few things in the text can help us answer this question. </w:t>
+      </w:r>
+    </w:p>
+    <w:p>
+      <w:pPr/>
+      <w:r>
+        <w:rPr>
+          <w:lang w:val="en_US" w:bidi="en_US"/>
+        </w:rPr>
       </w:r>
       <w:hyperlink r:id="rId893">
         <w:r>
@@ -40803,9 +40889,89 @@
             <w:color w:val="0000EE"/>
             <w:u w:val="single"/>
           </w:rPr>
-          <w:t>Ruth 1:4</w:t>
-        </w:r>
-      </w:hyperlink>
+          <w:t xml:space="preserve">Ruth 4:18–22 </w:t>
+        </w:r>
+      </w:hyperlink>
+      <w:r>
+        <w:rPr>
+          <w:lang w:val="en_US" w:bidi="en_US"/>
+        </w:rPr>
+        <w:t xml:space="preserve">tells us that Ruth was King David's great-grandmother. This supports the idea that the book was likely written after David began his reign. </w:t>
+      </w:r>
+    </w:p>
+    <w:p>
+      <w:pPr/>
+      <w:r>
+        <w:rPr>
+          <w:lang w:val="en_US" w:bidi="en_US"/>
+        </w:rPr>
+      </w:r>
+      <w:r>
+        <w:rPr>
+          <w:lang w:val="en_US" w:bidi="en_US"/>
+        </w:rPr>
+        <w:t xml:space="preserve">Since the book of Ruth does not approve of foreign marriages, it likely was not written when Solomon started his foreign marriage policy. </w:t>
+      </w:r>
+    </w:p>
+    <w:p>
+      <w:pPr/>
+      <w:r>
+        <w:rPr>
+          <w:lang w:val="en_US" w:bidi="en_US"/>
+        </w:rPr>
+      </w:r>
+      <w:r>
+        <w:rPr>
+          <w:lang w:val="en_US" w:bidi="en_US"/>
+        </w:rPr>
+        <w:t xml:space="preserve">Also, David’s friendship with Moab might have inspired someone in his kingdom to write the book, providing reasons for David’s actions (see </w:t>
+      </w:r>
+      <w:hyperlink r:id="rId894">
+        <w:r>
+          <w:rPr>
+            <w:lang w:val="en_US" w:bidi="en_US"/>
+          </w:rPr>
+          <w:rPr>
+            <w:color w:val="0000EE"/>
+            <w:u w:val="single"/>
+          </w:rPr>
+          <w:t>1 Samuel 22:3–5</w:t>
+        </w:r>
+      </w:hyperlink>
+      <w:r>
+        <w:rPr>
+          <w:lang w:val="en_US" w:bidi="en_US"/>
+        </w:rPr>
+        <w:t>). Therefore, the author might have been close to David, possibly Samuel, Nathan, or Abiathar.</w:t>
+      </w:r>
+    </w:p>
+    <w:p>
+      <w:pPr/>
+      <w:r>
+        <w:rPr>
+          <w:lang w:val="en_US" w:bidi="en_US"/>
+        </w:rPr>
+      </w:r>
+      <w:r>
+        <w:rPr>
+          <w:lang w:val="en_US" w:bidi="en_US"/>
+        </w:rPr>
+        <w:t xml:space="preserve">The narrative begins with the phrase: “In the days when the judges ruled.” The period of the judges likely lasted about 300 years. It started with Othniel and ended with Samson, although Samuel also served as a judge. </w:t>
+      </w:r>
+    </w:p>
+    <w:p>
+      <w:pPr/>
+      <w:r>
+        <w:rPr>
+          <w:lang w:val="en_US" w:bidi="en_US"/>
+        </w:rPr>
+      </w:r>
+      <w:r>
+        <w:rPr>
+          <w:lang w:val="en_US" w:bidi="en_US"/>
+        </w:rPr>
+        <w:t xml:space="preserve">If the family record in </w:t>
+      </w:r>
       <w:hyperlink r:id="rId893">
         <w:r>
           <w:rPr>
@@ -40815,68 +40981,61 @@
             <w:color w:val="0000EE"/>
             <w:u w:val="single"/>
           </w:rPr>
-          <w:t>–</w:t>
-        </w:r>
-      </w:hyperlink>
-      <w:hyperlink r:id="rId893">
-        <w:r>
-          <w:rPr>
-            <w:lang w:val="en_US" w:bidi="en_US"/>
-          </w:rPr>
-          <w:rPr>
-            <w:color w:val="0000EE"/>
-            <w:u w:val="single"/>
-          </w:rPr>
-          <w:t>22</w:t>
-        </w:r>
-      </w:hyperlink>
-      <w:r>
-        <w:rPr>
-          <w:lang w:val="en_US" w:bidi="en_US"/>
-        </w:rPr>
-        <w:t>). While gleaning in the barley fields of Boaz, Ruth found favor in his eyes (</w:t>
-      </w:r>
-      <w:hyperlink r:id="rId894">
-        <w:r>
-          <w:rPr>
-            <w:lang w:val="en_US" w:bidi="en_US"/>
-          </w:rPr>
-          <w:rPr>
-            <w:color w:val="0000EE"/>
-            <w:u w:val="single"/>
-          </w:rPr>
-          <w:t>Ruth 2:2</w:t>
-        </w:r>
-      </w:hyperlink>
-      <w:hyperlink r:id="rId894">
-        <w:r>
-          <w:rPr>
-            <w:lang w:val="en_US" w:bidi="en_US"/>
-          </w:rPr>
-          <w:rPr>
-            <w:color w:val="0000EE"/>
-            <w:u w:val="single"/>
-          </w:rPr>
-          <w:t>–</w:t>
-        </w:r>
-      </w:hyperlink>
-      <w:hyperlink r:id="rId894">
-        <w:r>
-          <w:rPr>
-            <w:lang w:val="en_US" w:bidi="en_US"/>
-          </w:rPr>
-          <w:rPr>
-            <w:color w:val="0000EE"/>
-            <w:u w:val="single"/>
-          </w:rPr>
-          <w:t>22</w:t>
-        </w:r>
-      </w:hyperlink>
-      <w:r>
-        <w:rPr>
-          <w:lang w:val="en_US" w:bidi="en_US"/>
-        </w:rPr>
-        <w:t>). She later married Boaz. He, as the nearest family member, purchased Naomi's estate to keep it in the family. (</w:t>
+          <w:t>Ruth 4:18–22</w:t>
+        </w:r>
+      </w:hyperlink>
+      <w:r>
+        <w:rPr>
+          <w:lang w:val="en_US" w:bidi="en_US"/>
+        </w:rPr>
+        <w:t xml:space="preserve"> is complete, these events happened during the life of David’s great-grandfather and mark the birth of his grandfather. Assuming each generation spans 35 years, these events likely occurred around the start of the 11th century BC, or about 100 years before David’s birth.</w:t>
+      </w:r>
+    </w:p>
+    <w:p>
+      <w:pPr>
+        <w:pStyle w:val="Heading3"/>
+      </w:pPr>
+      <w:r>
+        <w:rPr>
+          <w:lang w:val="en_US" w:bidi="en_US"/>
+        </w:rPr>
+        <w:t>Why Was the Book of Ruth Written?</w:t>
+      </w:r>
+    </w:p>
+    <w:p>
+      <w:pPr/>
+      <w:r>
+        <w:rPr>
+          <w:lang w:val="en_US" w:bidi="en_US"/>
+        </w:rPr>
+      </w:r>
+      <w:r>
+        <w:rPr>
+          <w:lang w:val="en_US" w:bidi="en_US"/>
+        </w:rPr>
+        <w:t>The book's purpose depends on when it was written. If the book was written soon after David's death, it is likely to prove that his family (the Davidic line) was the chosen royal family. The book may also justify including the devout Moabite woman in the nation of Israel.</w:t>
+      </w:r>
+    </w:p>
+    <w:p>
+      <w:pPr>
+        <w:pStyle w:val="Heading3"/>
+      </w:pPr>
+      <w:r>
+        <w:rPr>
+          <w:lang w:val="en_US" w:bidi="en_US"/>
+        </w:rPr>
+        <w:t>What Is the Book of Ruth About?</w:t>
+      </w:r>
+    </w:p>
+    <w:p>
+      <w:pPr>
+        <w:pStyle w:val="Heading4"/>
+      </w:pPr>
+      <w:r>
+        <w:rPr>
+          <w:lang w:val="en_US" w:bidi="en_US"/>
+        </w:rPr>
+        <w:t>Introduction (</w:t>
       </w:r>
       <w:hyperlink r:id="rId895">
         <w:r>
@@ -40887,49 +41046,221 @@
             <w:color w:val="0000EE"/>
             <w:u w:val="single"/>
           </w:rPr>
-          <w:t>Ruth 4:5</w:t>
-        </w:r>
-      </w:hyperlink>
-      <w:hyperlink r:id="rId895">
-        <w:r>
-          <w:rPr>
-            <w:lang w:val="en_US" w:bidi="en_US"/>
-          </w:rPr>
-          <w:rPr>
-            <w:color w:val="0000EE"/>
-            <w:u w:val="single"/>
-          </w:rPr>
-          <w:t>–</w:t>
-        </w:r>
-      </w:hyperlink>
-      <w:hyperlink r:id="rId895">
-        <w:r>
-          <w:rPr>
-            <w:lang w:val="en_US" w:bidi="en_US"/>
-          </w:rPr>
-          <w:rPr>
-            <w:color w:val="0000EE"/>
-            <w:u w:val="single"/>
-          </w:rPr>
-          <w:t>13</w:t>
-        </w:r>
-      </w:hyperlink>
-      <w:r>
-        <w:rPr>
-          <w:lang w:val="en_US" w:bidi="en_US"/>
-        </w:rPr>
-        <w:t>). Ruth is mentioned in Matthew’s family list of Christ as the mother of Obed and the great-grandmother of David (</w:t>
-      </w:r>
-      <w:hyperlink r:id="rId61">
-        <w:r>
-          <w:rPr>
-            <w:lang w:val="en_US" w:bidi="en_US"/>
-          </w:rPr>
-          <w:rPr>
-            <w:color w:val="0000EE"/>
-            <w:u w:val="single"/>
-          </w:rPr>
-          <w:t>Matthew 1:5</w:t>
+          <w:t>1:1–5</w:t>
+        </w:r>
+      </w:hyperlink>
+      <w:r>
+        <w:rPr>
+          <w:lang w:val="en_US" w:bidi="en_US"/>
+        </w:rPr>
+        <w:t>)</w:t>
+      </w:r>
+    </w:p>
+    <w:p>
+      <w:pPr/>
+      <w:r>
+        <w:rPr>
+          <w:lang w:val="en_US" w:bidi="en_US"/>
+        </w:rPr>
+      </w:r>
+      <w:r>
+        <w:rPr>
+          <w:lang w:val="en_US" w:bidi="en_US"/>
+        </w:rPr>
+        <w:t>Due to famine, Elimelech, his wife Naomi, and their two sons, Mahlon and Chilion, cross the Jordan River to Moab, where there is enough food. The two sons marry Moabite women but then die, and their father also dies. Naomi becomes a widow with two foreign daughters-in-law.</w:t>
+      </w:r>
+    </w:p>
+    <w:p>
+      <w:pPr>
+        <w:pStyle w:val="Heading4"/>
+      </w:pPr>
+      <w:r>
+        <w:rPr>
+          <w:lang w:val="en_US" w:bidi="en_US"/>
+        </w:rPr>
+        <w:t>Return to Bethlehem (</w:t>
+      </w:r>
+      <w:hyperlink r:id="rId896">
+        <w:r>
+          <w:rPr>
+            <w:lang w:val="en_US" w:bidi="en_US"/>
+          </w:rPr>
+          <w:rPr>
+            <w:color w:val="0000EE"/>
+            <w:u w:val="single"/>
+          </w:rPr>
+          <w:t>1:6–22</w:t>
+        </w:r>
+      </w:hyperlink>
+      <w:r>
+        <w:rPr>
+          <w:lang w:val="en_US" w:bidi="en_US"/>
+        </w:rPr>
+        <w:t>)</w:t>
+      </w:r>
+    </w:p>
+    <w:p>
+      <w:pPr/>
+      <w:r>
+        <w:rPr>
+          <w:lang w:val="en_US" w:bidi="en_US"/>
+        </w:rPr>
+      </w:r>
+      <w:r>
+        <w:rPr>
+          <w:lang w:val="en_US" w:bidi="en_US"/>
+        </w:rPr>
+        <w:t>Naomi hears that the famine in Bethlehem has ended and prepares to return. Her daughters-in-law, Orpah and Ruth, join her for part of the journey. Naomi, concerned about the challenges they might face as foreigners in Judah, urges them to stay in their homeland. Both young widows initially refuse, but Naomi explains the situation. She is not pregnant, so there is no immediate chance of a younger brother fulfilling the levirate duty (marrying a brother's widow). She was also unlike to marry again or have more children. Even if these conditions changed, waiting would be unrealistic. Orpah is convinced and says goodbye to her mother-in-law with a kiss.</w:t>
+      </w:r>
+    </w:p>
+    <w:p>
+      <w:pPr/>
+      <w:r>
+        <w:rPr>
+          <w:lang w:val="en_US" w:bidi="en_US"/>
+        </w:rPr>
+      </w:r>
+      <w:r>
+        <w:rPr>
+          <w:lang w:val="en_US" w:bidi="en_US"/>
+        </w:rPr>
+        <w:t>But Ruth “but Ruth clung to her” (</w:t>
+      </w:r>
+      <w:hyperlink r:id="rId897">
+        <w:r>
+          <w:rPr>
+            <w:lang w:val="en_US" w:bidi="en_US"/>
+          </w:rPr>
+          <w:rPr>
+            <w:color w:val="0000EE"/>
+            <w:u w:val="single"/>
+          </w:rPr>
+          <w:t>Ruth 1:14</w:t>
+        </w:r>
+      </w:hyperlink>
+      <w:r>
+        <w:rPr>
+          <w:lang w:val="en_US" w:bidi="en_US"/>
+        </w:rPr>
+        <w:t>). Ruth's strong commitment to stay with Naomi is described using the same Hebrew word that describes how a husband and wife become joined together in marriage (</w:t>
+      </w:r>
+      <w:hyperlink r:id="rId898">
+        <w:r>
+          <w:rPr>
+            <w:lang w:val="en_US" w:bidi="en_US"/>
+          </w:rPr>
+          <w:rPr>
+            <w:color w:val="0000EE"/>
+            <w:u w:val="single"/>
+          </w:rPr>
+          <w:t>Genesis 2:24</w:t>
+        </w:r>
+      </w:hyperlink>
+      <w:r>
+        <w:rPr>
+          <w:lang w:val="en_US" w:bidi="en_US"/>
+        </w:rPr>
+        <w:t>). It is like being glued or stuck to something, making it difficult to separate. Ruth showed her serious intentions by making five commitments (</w:t>
+      </w:r>
+      <w:hyperlink r:id="rId899">
+        <w:r>
+          <w:rPr>
+            <w:lang w:val="en_US" w:bidi="en_US"/>
+          </w:rPr>
+          <w:rPr>
+            <w:color w:val="0000EE"/>
+            <w:u w:val="single"/>
+          </w:rPr>
+          <w:t>Ruth 1:16–17</w:t>
+        </w:r>
+      </w:hyperlink>
+      <w:r>
+        <w:rPr>
+          <w:lang w:val="en_US" w:bidi="en_US"/>
+        </w:rPr>
+        <w:t>). Ruth gave up her old life to gain one she valued more. She chose to follow the God of Israel and his laws. Ruth’s appeal to the God of Israel matched Naomi’s pleas, and they returned together.</w:t>
+      </w:r>
+    </w:p>
+    <w:p>
+      <w:pPr/>
+      <w:r>
+        <w:rPr>
+          <w:lang w:val="en_US" w:bidi="en_US"/>
+        </w:rPr>
+      </w:r>
+      <w:r>
+        <w:rPr>
+          <w:lang w:val="en_US" w:bidi="en_US"/>
+        </w:rPr>
+        <w:t>Naomi's return to Bethlehem was difficult. When she left Bethlehem, she had a husband and two sons. When she returned, they were all dead. She asked her friends to call her "Mara," which means bitter. However, she returned at a good time, the start of the harvest season.</w:t>
+      </w:r>
+    </w:p>
+    <w:p>
+      <w:pPr>
+        <w:pStyle w:val="Heading4"/>
+      </w:pPr>
+      <w:r>
+        <w:rPr>
+          <w:lang w:val="en_US" w:bidi="en_US"/>
+        </w:rPr>
+        <w:t>Gathering Grain in the Fields of Boaz (</w:t>
+      </w:r>
+      <w:hyperlink r:id="rId900">
+        <w:r>
+          <w:rPr>
+            <w:lang w:val="en_US" w:bidi="en_US"/>
+          </w:rPr>
+          <w:rPr>
+            <w:color w:val="0000EE"/>
+            <w:u w:val="single"/>
+          </w:rPr>
+          <w:t>2:1–23</w:t>
+        </w:r>
+      </w:hyperlink>
+      <w:r>
+        <w:rPr>
+          <w:lang w:val="en_US" w:bidi="en_US"/>
+        </w:rPr>
+        <w:t>)</w:t>
+      </w:r>
+    </w:p>
+    <w:p>
+      <w:pPr/>
+      <w:r>
+        <w:rPr>
+          <w:lang w:val="en_US" w:bidi="en_US"/>
+        </w:rPr>
+      </w:r>
+      <w:r>
+        <w:rPr>
+          <w:lang w:val="en_US" w:bidi="en_US"/>
+        </w:rPr>
+        <w:t>The first verse of the chapter sets the scene by introducing Boaz, a rich relative of Elimelech.</w:t>
+      </w:r>
+    </w:p>
+    <w:p>
+      <w:pPr/>
+      <w:r>
+        <w:rPr>
+          <w:lang w:val="en_US" w:bidi="en_US"/>
+        </w:rPr>
+      </w:r>
+      <w:r>
+        <w:rPr>
+          <w:lang w:val="en_US" w:bidi="en_US"/>
+        </w:rPr>
+        <w:t>In the second verse, Ruth offered to gather leftover grain by following workers who were harvesting the grain with their tools (these workers were called "reapers"). Poor people were allowed to gather grain that was left behind by the workers (these people were called "gleaners"). Gleaners could also collect grain from the edges of the fields. This was one of God's laws to help poor people get enough food to eat (</w:t>
+      </w:r>
+      <w:hyperlink r:id="rId901">
+        <w:r>
+          <w:rPr>
+            <w:lang w:val="en_US" w:bidi="en_US"/>
+          </w:rPr>
+          <w:rPr>
+            <w:color w:val="0000EE"/>
+            <w:u w:val="single"/>
+          </w:rPr>
+          <w:t>Leviticus 19:9–10</w:t>
         </w:r>
       </w:hyperlink>
       <w:r>
@@ -40948,320 +41279,67 @@
       </w:r>
       <w:r>
         <w:rPr>
-          <w:i/>
-          <w:lang w:val="en_US" w:bidi="en_US"/>
-        </w:rPr>
-        <w:t>See also</w:t>
-      </w:r>
-      <w:r>
-        <w:rPr>
-          <w:lang w:val="en_US" w:bidi="en_US"/>
-        </w:rPr>
-        <w:t xml:space="preserve"> </w:t>
-      </w:r>
-      <w:r>
-        <w:rPr>
-          <w:lang w:val="en_US" w:bidi="en_US"/>
-        </w:rPr>
-        <w:t>Genealogy of Jesus Christ</w:t>
-      </w:r>
-      <w:r>
-        <w:rPr>
-          <w:lang w:val="en_US" w:bidi="en_US"/>
-        </w:rPr>
-        <w:t xml:space="preserve">; </w:t>
-      </w:r>
-      <w:r>
-        <w:rPr>
-          <w:lang w:val="en_US" w:bidi="en_US"/>
-        </w:rPr>
-        <w:t>Ruth, Book of</w:t>
-      </w:r>
-      <w:r>
-        <w:rPr>
-          <w:lang w:val="en_US" w:bidi="en_US"/>
-        </w:rPr>
-        <w:t>.</w:t>
-      </w:r>
-      <w:r>
-        <w:rPr>
-          <w:lang w:val="en_US" w:bidi="en_US"/>
-        </w:rPr>
-      </w:r>
-      <w:r>
-        <w:rPr>
-          <w:lang w:val="en_US" w:bidi="en_US"/>
-        </w:rPr>
-      </w:r>
-    </w:p>
-    <w:p>
-      <w:pPr/>
-      <w:r>
-        <w:rPr>
-          <w:lang w:val="en_US" w:bidi="en_US"/>
-        </w:rPr>
-      </w:r>
-    </w:p>
-    <w:p>
-      <w:pPr>
-        <w:pStyle w:val="Heading2"/>
-      </w:pPr>
-      <w:r>
-        <w:rPr>
-          <w:lang w:val="en_US" w:bidi="en_US"/>
-        </w:rPr>
-        <w:t>Ruth, Book of</w:t>
-      </w:r>
-      <w:r>
-        <w:rPr>
-          <w:lang w:val="en_US" w:bidi="en_US"/>
-        </w:rPr>
-      </w:r>
-    </w:p>
-    <w:p>
-      <w:pPr>
-        <w:pStyle w:val="Heading3"/>
-      </w:pPr>
-      <w:r>
-        <w:rPr>
-          <w:lang w:val="en_US" w:bidi="en_US"/>
-        </w:rPr>
-        <w:t>Preview</w:t>
-      </w:r>
-    </w:p>
-    <w:p>
-      <w:pPr/>
-      <w:r>
-        <w:rPr>
-          <w:lang w:val="en_US" w:bidi="en_US"/>
-        </w:rPr>
-      </w:r>
-      <w:r>
-        <w:rPr>
-          <w:lang w:val="en_US" w:bidi="en_US"/>
-        </w:rPr>
-        <w:t>• Who Wrote the Book of Ruth? When Was It Written?</w:t>
-      </w:r>
-    </w:p>
-    <w:p>
-      <w:pPr/>
-      <w:r>
-        <w:rPr>
-          <w:lang w:val="en_US" w:bidi="en_US"/>
-        </w:rPr>
-      </w:r>
-      <w:r>
-        <w:rPr>
-          <w:lang w:val="en_US" w:bidi="en_US"/>
-        </w:rPr>
-        <w:t>• Why Was the Book of Ruth Written?</w:t>
-      </w:r>
-    </w:p>
-    <w:p>
-      <w:pPr/>
-      <w:r>
-        <w:rPr>
-          <w:lang w:val="en_US" w:bidi="en_US"/>
-        </w:rPr>
-      </w:r>
-      <w:r>
-        <w:rPr>
-          <w:lang w:val="en_US" w:bidi="en_US"/>
-        </w:rPr>
-        <w:t>• What Is the Book of Ruth About?</w:t>
-      </w:r>
-    </w:p>
-    <w:p>
-      <w:pPr/>
-      <w:r>
-        <w:rPr>
-          <w:lang w:val="en_US" w:bidi="en_US"/>
-        </w:rPr>
-      </w:r>
-      <w:r>
-        <w:rPr>
-          <w:lang w:val="en_US" w:bidi="en_US"/>
-        </w:rPr>
-        <w:t>• What Is the Message of the Book of Ruth?</w:t>
-      </w:r>
-    </w:p>
-    <w:p>
-      <w:pPr>
-        <w:pStyle w:val="Heading3"/>
-      </w:pPr>
-      <w:r>
-        <w:rPr>
-          <w:lang w:val="en_US" w:bidi="en_US"/>
-        </w:rPr>
-        <w:t>Who Wrote the Book of Ruth? When Was It Written?</w:t>
-      </w:r>
-    </w:p>
-    <w:p>
-      <w:pPr/>
-      <w:r>
-        <w:rPr>
-          <w:lang w:val="en_US" w:bidi="en_US"/>
-        </w:rPr>
-      </w:r>
-      <w:r>
-        <w:rPr>
-          <w:lang w:val="en_US" w:bidi="en_US"/>
-        </w:rPr>
-        <w:t xml:space="preserve">The author of the book is unknown. The question of who wrote it relates to when it was written. A few things in the text can help us answer this question. </w:t>
-      </w:r>
-    </w:p>
-    <w:p>
-      <w:pPr/>
-      <w:r>
-        <w:rPr>
-          <w:lang w:val="en_US" w:bidi="en_US"/>
-        </w:rPr>
-      </w:r>
-      <w:hyperlink r:id="rId896">
-        <w:r>
-          <w:rPr>
-            <w:lang w:val="en_US" w:bidi="en_US"/>
-          </w:rPr>
-          <w:rPr>
-            <w:color w:val="0000EE"/>
-            <w:u w:val="single"/>
-          </w:rPr>
-          <w:t xml:space="preserve">Ruth 4:18–22 </w:t>
-        </w:r>
-      </w:hyperlink>
-      <w:r>
-        <w:rPr>
-          <w:lang w:val="en_US" w:bidi="en_US"/>
-        </w:rPr>
-        <w:t xml:space="preserve">tells us that Ruth was King David's great-grandmother. This supports the idea that the book was likely written after David began his reign. </w:t>
-      </w:r>
-    </w:p>
-    <w:p>
-      <w:pPr/>
-      <w:r>
-        <w:rPr>
-          <w:lang w:val="en_US" w:bidi="en_US"/>
-        </w:rPr>
-      </w:r>
-      <w:r>
-        <w:rPr>
-          <w:lang w:val="en_US" w:bidi="en_US"/>
-        </w:rPr>
-        <w:t xml:space="preserve">Since the book of Ruth does not approve of foreign marriages, it likely was not written when Solomon started his foreign marriage policy. </w:t>
-      </w:r>
-    </w:p>
-    <w:p>
-      <w:pPr/>
-      <w:r>
-        <w:rPr>
-          <w:lang w:val="en_US" w:bidi="en_US"/>
-        </w:rPr>
-      </w:r>
-      <w:r>
-        <w:rPr>
-          <w:lang w:val="en_US" w:bidi="en_US"/>
-        </w:rPr>
-        <w:t xml:space="preserve">Also, David’s friendship with Moab might have inspired someone in his kingdom to write the book, providing reasons for David’s actions (see </w:t>
-      </w:r>
-      <w:hyperlink r:id="rId897">
-        <w:r>
-          <w:rPr>
-            <w:lang w:val="en_US" w:bidi="en_US"/>
-          </w:rPr>
-          <w:rPr>
-            <w:color w:val="0000EE"/>
-            <w:u w:val="single"/>
-          </w:rPr>
-          <w:t>1 Samuel 22:3–5</w:t>
-        </w:r>
-      </w:hyperlink>
-      <w:r>
-        <w:rPr>
-          <w:lang w:val="en_US" w:bidi="en_US"/>
-        </w:rPr>
-        <w:t>). Therefore, the author might have been close to David, possibly Samuel, Nathan, or Abiathar.</w:t>
-      </w:r>
-    </w:p>
-    <w:p>
-      <w:pPr/>
-      <w:r>
-        <w:rPr>
-          <w:lang w:val="en_US" w:bidi="en_US"/>
-        </w:rPr>
-      </w:r>
-      <w:r>
-        <w:rPr>
-          <w:lang w:val="en_US" w:bidi="en_US"/>
-        </w:rPr>
-        <w:t xml:space="preserve">The narrative begins with the phrase: “In the days when the judges ruled.” The period of the judges likely lasted about 300 years. It started with Othniel and ended with Samson, although Samuel also served as a judge. </w:t>
-      </w:r>
-    </w:p>
-    <w:p>
-      <w:pPr/>
-      <w:r>
-        <w:rPr>
-          <w:lang w:val="en_US" w:bidi="en_US"/>
-        </w:rPr>
-      </w:r>
-      <w:r>
-        <w:rPr>
-          <w:lang w:val="en_US" w:bidi="en_US"/>
-        </w:rPr>
-        <w:t xml:space="preserve">If the family record in </w:t>
-      </w:r>
-      <w:hyperlink r:id="rId896">
-        <w:r>
-          <w:rPr>
-            <w:lang w:val="en_US" w:bidi="en_US"/>
-          </w:rPr>
-          <w:rPr>
-            <w:color w:val="0000EE"/>
-            <w:u w:val="single"/>
-          </w:rPr>
-          <w:t>Ruth 4:18–22</w:t>
-        </w:r>
-      </w:hyperlink>
-      <w:r>
-        <w:rPr>
-          <w:lang w:val="en_US" w:bidi="en_US"/>
-        </w:rPr>
-        <w:t xml:space="preserve"> is complete, these events happened during the life of David’s great-grandfather and mark the birth of his grandfather. Assuming each generation spans 35 years, these events likely occurred around the start of the 11th century BC, or about 100 years before David’s birth.</w:t>
-      </w:r>
-    </w:p>
-    <w:p>
-      <w:pPr>
-        <w:pStyle w:val="Heading3"/>
-      </w:pPr>
-      <w:r>
-        <w:rPr>
-          <w:lang w:val="en_US" w:bidi="en_US"/>
-        </w:rPr>
-        <w:t>Why Was the Book of Ruth Written?</w:t>
-      </w:r>
-    </w:p>
-    <w:p>
-      <w:pPr/>
-      <w:r>
-        <w:rPr>
-          <w:lang w:val="en_US" w:bidi="en_US"/>
-        </w:rPr>
-      </w:r>
-      <w:r>
-        <w:rPr>
-          <w:lang w:val="en_US" w:bidi="en_US"/>
-        </w:rPr>
-        <w:t>The book's purpose depends on when it was written. If the book was written soon after David's death, it is likely to prove that his family (the Davidic line) was the chosen royal family. The book may also justify including the devout Moabite woman in the nation of Israel.</w:t>
-      </w:r>
-    </w:p>
-    <w:p>
-      <w:pPr>
-        <w:pStyle w:val="Heading3"/>
-      </w:pPr>
-      <w:r>
-        <w:rPr>
-          <w:lang w:val="en_US" w:bidi="en_US"/>
-        </w:rPr>
-        <w:t>What Is the Book of Ruth About?</w:t>
+          <w:lang w:val="en_US" w:bidi="en_US"/>
+        </w:rPr>
+        <w:t>Ruth came to Boaz's field. When Boaz visited, he noticed Ruth, asked about her, and learned who she was. His overseer said she had worked hard in the fields since early morning. Boaz, impressed by her loyalty to Naomi, kindly offered her extra help. She was allowed to gather grain right behind the main group of reapers. Additionally, the young men drew water for her, which was unusual.</w:t>
+      </w:r>
+    </w:p>
+    <w:p>
+      <w:pPr/>
+      <w:r>
+        <w:rPr>
+          <w:lang w:val="en_US" w:bidi="en_US"/>
+        </w:rPr>
+      </w:r>
+      <w:r>
+        <w:rPr>
+          <w:lang w:val="en_US" w:bidi="en_US"/>
+        </w:rPr>
+        <w:t>Ruth, showing great humility and respect, asked Boaz why she, a foreigner, received such favor. Boaz gave two reasons: her kindness to her mother-in-law and her spiritual insight, which led her to seek Israel’s God, “</w:t>
+      </w:r>
+      <w:r>
+        <w:rPr>
+          <w:lang w:val="en_US" w:bidi="en_US"/>
+        </w:rPr>
+        <w:t>under whose wings you have taken refuge</w:t>
+      </w:r>
+      <w:r>
+        <w:rPr>
+          <w:lang w:val="en_US" w:bidi="en_US"/>
+        </w:rPr>
+        <w:t>” (</w:t>
+      </w:r>
+      <w:hyperlink r:id="rId902">
+        <w:r>
+          <w:rPr>
+            <w:lang w:val="en_US" w:bidi="en_US"/>
+          </w:rPr>
+          <w:rPr>
+            <w:color w:val="0000EE"/>
+            <w:u w:val="single"/>
+          </w:rPr>
+          <w:t>Ruth 2:12</w:t>
+        </w:r>
+      </w:hyperlink>
+      <w:r>
+        <w:rPr>
+          <w:lang w:val="en_US" w:bidi="en_US"/>
+        </w:rPr>
+        <w:t>). This phrase describes God's protection, like a bird protecting its young.</w:t>
+      </w:r>
+    </w:p>
+    <w:p>
+      <w:pPr/>
+      <w:r>
+        <w:rPr>
+          <w:lang w:val="en_US" w:bidi="en_US"/>
+        </w:rPr>
+      </w:r>
+      <w:r>
+        <w:rPr>
+          <w:lang w:val="en_US" w:bidi="en_US"/>
+        </w:rPr>
+        <w:t>She also received a place at the reapers' table. Following Boaz's orders, she went back to the fields to gather unharvested grain. At the end of the day, she went home to Naomi and shared the day's events. Naomi told Ruth that Boaz had the right of redemption (see discussion below). Ruth continued working in his fields until the harvest season ended.</w:t>
       </w:r>
     </w:p>
     <w:p>
@@ -41272,324 +41350,9 @@
         <w:rPr>
           <w:lang w:val="en_US" w:bidi="en_US"/>
         </w:rPr>
-        <w:t>Introduction (</w:t>
-      </w:r>
-      <w:hyperlink r:id="rId898">
-        <w:r>
-          <w:rPr>
-            <w:lang w:val="en_US" w:bidi="en_US"/>
-          </w:rPr>
-          <w:rPr>
-            <w:color w:val="0000EE"/>
-            <w:u w:val="single"/>
-          </w:rPr>
-          <w:t>1:1–5</w:t>
-        </w:r>
-      </w:hyperlink>
-      <w:r>
-        <w:rPr>
-          <w:lang w:val="en_US" w:bidi="en_US"/>
-        </w:rPr>
-        <w:t>)</w:t>
-      </w:r>
-    </w:p>
-    <w:p>
-      <w:pPr/>
-      <w:r>
-        <w:rPr>
-          <w:lang w:val="en_US" w:bidi="en_US"/>
-        </w:rPr>
-      </w:r>
-      <w:r>
-        <w:rPr>
-          <w:lang w:val="en_US" w:bidi="en_US"/>
-        </w:rPr>
-        <w:t>Due to famine, Elimelech, his wife Naomi, and their two sons, Mahlon and Chilion, cross the Jordan River to Moab, where there is enough food. The two sons marry Moabite women but then die, and their father also dies. Naomi becomes a widow with two foreign daughters-in-law.</w:t>
-      </w:r>
-    </w:p>
-    <w:p>
-      <w:pPr>
-        <w:pStyle w:val="Heading4"/>
-      </w:pPr>
-      <w:r>
-        <w:rPr>
-          <w:lang w:val="en_US" w:bidi="en_US"/>
-        </w:rPr>
-        <w:t>Return to Bethlehem (</w:t>
-      </w:r>
-      <w:hyperlink r:id="rId899">
-        <w:r>
-          <w:rPr>
-            <w:lang w:val="en_US" w:bidi="en_US"/>
-          </w:rPr>
-          <w:rPr>
-            <w:color w:val="0000EE"/>
-            <w:u w:val="single"/>
-          </w:rPr>
-          <w:t>1:6–22</w:t>
-        </w:r>
-      </w:hyperlink>
-      <w:r>
-        <w:rPr>
-          <w:lang w:val="en_US" w:bidi="en_US"/>
-        </w:rPr>
-        <w:t>)</w:t>
-      </w:r>
-    </w:p>
-    <w:p>
-      <w:pPr/>
-      <w:r>
-        <w:rPr>
-          <w:lang w:val="en_US" w:bidi="en_US"/>
-        </w:rPr>
-      </w:r>
-      <w:r>
-        <w:rPr>
-          <w:lang w:val="en_US" w:bidi="en_US"/>
-        </w:rPr>
-        <w:t>Naomi hears that the famine in Bethlehem has ended and prepares to return. Her daughters-in-law, Orpah and Ruth, join her for part of the journey. Naomi, concerned about the challenges they might face as foreigners in Judah, urges them to stay in their homeland. Both young widows initially refuse, but Naomi explains the situation. She is not pregnant, so there is no immediate chance of a younger brother fulfilling the levirate duty (marrying a brother's widow). She was also unlike to marry again or have more children. Even if these conditions changed, waiting would be unrealistic. Orpah is convinced and says goodbye to her mother-in-law with a kiss.</w:t>
-      </w:r>
-    </w:p>
-    <w:p>
-      <w:pPr/>
-      <w:r>
-        <w:rPr>
-          <w:lang w:val="en_US" w:bidi="en_US"/>
-        </w:rPr>
-      </w:r>
-      <w:r>
-        <w:rPr>
-          <w:lang w:val="en_US" w:bidi="en_US"/>
-        </w:rPr>
-        <w:t>But Ruth “but Ruth clung to her” (</w:t>
-      </w:r>
-      <w:hyperlink r:id="rId900">
-        <w:r>
-          <w:rPr>
-            <w:lang w:val="en_US" w:bidi="en_US"/>
-          </w:rPr>
-          <w:rPr>
-            <w:color w:val="0000EE"/>
-            <w:u w:val="single"/>
-          </w:rPr>
-          <w:t>Ruth 1:14</w:t>
-        </w:r>
-      </w:hyperlink>
-      <w:r>
-        <w:rPr>
-          <w:lang w:val="en_US" w:bidi="en_US"/>
-        </w:rPr>
-        <w:t>). Ruth's strong commitment to stay with Naomi is described using the same Hebrew word that describes how a husband and wife become joined together in marriage (</w:t>
-      </w:r>
-      <w:hyperlink r:id="rId901">
-        <w:r>
-          <w:rPr>
-            <w:lang w:val="en_US" w:bidi="en_US"/>
-          </w:rPr>
-          <w:rPr>
-            <w:color w:val="0000EE"/>
-            <w:u w:val="single"/>
-          </w:rPr>
-          <w:t>Genesis 2:24</w:t>
-        </w:r>
-      </w:hyperlink>
-      <w:r>
-        <w:rPr>
-          <w:lang w:val="en_US" w:bidi="en_US"/>
-        </w:rPr>
-        <w:t>). It is like being glued or stuck to something, making it difficult to separate. Ruth showed her serious intentions by making five commitments (</w:t>
-      </w:r>
-      <w:hyperlink r:id="rId902">
-        <w:r>
-          <w:rPr>
-            <w:lang w:val="en_US" w:bidi="en_US"/>
-          </w:rPr>
-          <w:rPr>
-            <w:color w:val="0000EE"/>
-            <w:u w:val="single"/>
-          </w:rPr>
-          <w:t>Ruth 1:16–17</w:t>
-        </w:r>
-      </w:hyperlink>
-      <w:r>
-        <w:rPr>
-          <w:lang w:val="en_US" w:bidi="en_US"/>
-        </w:rPr>
-        <w:t>). Ruth gave up her old life to gain one she valued more. She chose to follow the God of Israel and his laws. Ruth’s appeal to the God of Israel matched Naomi’s pleas, and they returned together.</w:t>
-      </w:r>
-    </w:p>
-    <w:p>
-      <w:pPr/>
-      <w:r>
-        <w:rPr>
-          <w:lang w:val="en_US" w:bidi="en_US"/>
-        </w:rPr>
-      </w:r>
-      <w:r>
-        <w:rPr>
-          <w:lang w:val="en_US" w:bidi="en_US"/>
-        </w:rPr>
-        <w:t>Naomi's return to Bethlehem was difficult. When she left Bethlehem, she had a husband and two sons. When she returned, they were all dead. She asked her friends to call her "Mara," which means bitter. However, she returned at a good time, the start of the harvest season.</w:t>
-      </w:r>
-    </w:p>
-    <w:p>
-      <w:pPr>
-        <w:pStyle w:val="Heading4"/>
-      </w:pPr>
-      <w:r>
-        <w:rPr>
-          <w:lang w:val="en_US" w:bidi="en_US"/>
-        </w:rPr>
-        <w:t>Gathering Grain in the Fields of Boaz (</w:t>
+        <w:t>Relying upon the Kinsman-Redeemer (</w:t>
       </w:r>
       <w:hyperlink r:id="rId903">
-        <w:r>
-          <w:rPr>
-            <w:lang w:val="en_US" w:bidi="en_US"/>
-          </w:rPr>
-          <w:rPr>
-            <w:color w:val="0000EE"/>
-            <w:u w:val="single"/>
-          </w:rPr>
-          <w:t>2:1–23</w:t>
-        </w:r>
-      </w:hyperlink>
-      <w:r>
-        <w:rPr>
-          <w:lang w:val="en_US" w:bidi="en_US"/>
-        </w:rPr>
-        <w:t>)</w:t>
-      </w:r>
-    </w:p>
-    <w:p>
-      <w:pPr/>
-      <w:r>
-        <w:rPr>
-          <w:lang w:val="en_US" w:bidi="en_US"/>
-        </w:rPr>
-      </w:r>
-      <w:r>
-        <w:rPr>
-          <w:lang w:val="en_US" w:bidi="en_US"/>
-        </w:rPr>
-        <w:t>The first verse of the chapter sets the scene by introducing Boaz, a rich relative of Elimelech.</w:t>
-      </w:r>
-    </w:p>
-    <w:p>
-      <w:pPr/>
-      <w:r>
-        <w:rPr>
-          <w:lang w:val="en_US" w:bidi="en_US"/>
-        </w:rPr>
-      </w:r>
-      <w:r>
-        <w:rPr>
-          <w:lang w:val="en_US" w:bidi="en_US"/>
-        </w:rPr>
-        <w:t>In the second verse, Ruth offered to gather leftover grain by following workers who were harvesting the grain with their tools (these workers were called "reapers"). Poor people were allowed to gather grain that was left behind by the workers (these people were called "gleaners"). Gleaners could also collect grain from the edges of the fields. This was one of God's laws to help poor people get enough food to eat (</w:t>
-      </w:r>
-      <w:hyperlink r:id="rId904">
-        <w:r>
-          <w:rPr>
-            <w:lang w:val="en_US" w:bidi="en_US"/>
-          </w:rPr>
-          <w:rPr>
-            <w:color w:val="0000EE"/>
-            <w:u w:val="single"/>
-          </w:rPr>
-          <w:t>Leviticus 19:9–10</w:t>
-        </w:r>
-      </w:hyperlink>
-      <w:r>
-        <w:rPr>
-          <w:lang w:val="en_US" w:bidi="en_US"/>
-        </w:rPr>
-        <w:t>).</w:t>
-      </w:r>
-    </w:p>
-    <w:p>
-      <w:pPr/>
-      <w:r>
-        <w:rPr>
-          <w:lang w:val="en_US" w:bidi="en_US"/>
-        </w:rPr>
-      </w:r>
-      <w:r>
-        <w:rPr>
-          <w:lang w:val="en_US" w:bidi="en_US"/>
-        </w:rPr>
-        <w:t>Ruth came to Boaz's field. When Boaz visited, he noticed Ruth, asked about her, and learned who she was. His overseer said she had worked hard in the fields since early morning. Boaz, impressed by her loyalty to Naomi, kindly offered her extra help. She was allowed to gather grain right behind the main group of reapers. Additionally, the young men drew water for her, which was unusual.</w:t>
-      </w:r>
-    </w:p>
-    <w:p>
-      <w:pPr/>
-      <w:r>
-        <w:rPr>
-          <w:lang w:val="en_US" w:bidi="en_US"/>
-        </w:rPr>
-      </w:r>
-      <w:r>
-        <w:rPr>
-          <w:lang w:val="en_US" w:bidi="en_US"/>
-        </w:rPr>
-        <w:t>Ruth, showing great humility and respect, asked Boaz why she, a foreigner, received such favor. Boaz gave two reasons: her kindness to her mother-in-law and her spiritual insight, which led her to seek Israel’s God, “</w:t>
-      </w:r>
-      <w:r>
-        <w:rPr>
-          <w:lang w:val="en_US" w:bidi="en_US"/>
-        </w:rPr>
-        <w:t>under whose wings you have taken refuge</w:t>
-      </w:r>
-      <w:r>
-        <w:rPr>
-          <w:lang w:val="en_US" w:bidi="en_US"/>
-        </w:rPr>
-        <w:t>” (</w:t>
-      </w:r>
-      <w:hyperlink r:id="rId905">
-        <w:r>
-          <w:rPr>
-            <w:lang w:val="en_US" w:bidi="en_US"/>
-          </w:rPr>
-          <w:rPr>
-            <w:color w:val="0000EE"/>
-            <w:u w:val="single"/>
-          </w:rPr>
-          <w:t>Ruth 2:12</w:t>
-        </w:r>
-      </w:hyperlink>
-      <w:r>
-        <w:rPr>
-          <w:lang w:val="en_US" w:bidi="en_US"/>
-        </w:rPr>
-        <w:t>). This phrase describes God's protection, like a bird protecting its young.</w:t>
-      </w:r>
-    </w:p>
-    <w:p>
-      <w:pPr/>
-      <w:r>
-        <w:rPr>
-          <w:lang w:val="en_US" w:bidi="en_US"/>
-        </w:rPr>
-      </w:r>
-      <w:r>
-        <w:rPr>
-          <w:lang w:val="en_US" w:bidi="en_US"/>
-        </w:rPr>
-        <w:t>She also received a place at the reapers' table. Following Boaz's orders, she went back to the fields to gather unharvested grain. At the end of the day, she went home to Naomi and shared the day's events. Naomi told Ruth that Boaz had the right of redemption (see discussion below). Ruth continued working in his fields until the harvest season ended.</w:t>
-      </w:r>
-    </w:p>
-    <w:p>
-      <w:pPr>
-        <w:pStyle w:val="Heading4"/>
-      </w:pPr>
-      <w:r>
-        <w:rPr>
-          <w:lang w:val="en_US" w:bidi="en_US"/>
-        </w:rPr>
-        <w:t>Relying upon the Kinsman-Redeemer (</w:t>
-      </w:r>
-      <w:hyperlink r:id="rId906">
         <w:r>
           <w:rPr>
             <w:lang w:val="en_US" w:bidi="en_US"/>
@@ -41656,7 +41419,7 @@
         </w:rPr>
         <w:t>Naomi likely thought Boaz was the closest relative, unaware of a closer one (</w:t>
       </w:r>
-      <w:hyperlink r:id="rId907">
+      <w:hyperlink r:id="rId904">
         <w:r>
           <w:rPr>
             <w:lang w:val="en_US" w:bidi="en_US"/>
@@ -41674,7 +41437,7 @@
         </w:rPr>
         <w:t>). According to Israelite law (</w:t>
       </w:r>
-      <w:hyperlink r:id="rId908">
+      <w:hyperlink r:id="rId905">
         <w:r>
           <w:rPr>
             <w:lang w:val="en_US" w:bidi="en_US"/>
@@ -41735,6 +41498,153 @@
         </w:rPr>
         <w:t>Redeeming the Inheritance (</w:t>
       </w:r>
+      <w:hyperlink r:id="rId906">
+        <w:r>
+          <w:rPr>
+            <w:lang w:val="en_US" w:bidi="en_US"/>
+          </w:rPr>
+          <w:rPr>
+            <w:color w:val="0000EE"/>
+            <w:u w:val="single"/>
+          </w:rPr>
+          <w:t>4:1–22</w:t>
+        </w:r>
+      </w:hyperlink>
+      <w:r>
+        <w:rPr>
+          <w:lang w:val="en_US" w:bidi="en_US"/>
+        </w:rPr>
+        <w:t>)</w:t>
+      </w:r>
+    </w:p>
+    <w:p>
+      <w:pPr/>
+      <w:r>
+        <w:rPr>
+          <w:lang w:val="en_US" w:bidi="en_US"/>
+        </w:rPr>
+      </w:r>
+      <w:r>
+        <w:rPr>
+          <w:lang w:val="en_US" w:bidi="en_US"/>
+        </w:rPr>
+        <w:t>Boaz went to the city gate, where public affairs were discussed. He wanted to talk about business with a closer relative. Ten city elders served as witnesses. The first issue was property. Boaz asked the closer relative if he wanted to buy property for Naomi. According to tradition, buying the land also meant marrying Ruth, the Moabite widow (</w:t>
+      </w:r>
+      <w:hyperlink r:id="rId907">
+        <w:r>
+          <w:rPr>
+            <w:lang w:val="en_US" w:bidi="en_US"/>
+          </w:rPr>
+          <w:rPr>
+            <w:color w:val="0000EE"/>
+            <w:u w:val="single"/>
+          </w:rPr>
+          <w:t>Ruth 4:5</w:t>
+        </w:r>
+      </w:hyperlink>
+      <w:r>
+        <w:rPr>
+          <w:lang w:val="en_US" w:bidi="en_US"/>
+        </w:rPr>
+        <w:t>). The closer relative did not want to marry Ruth because it would mean sharing his property with any son they had. He gave up his rights by taking off his shoe, a symbol of giving up land rights. So, Boaz became the kinsman-redeemer. Boaz and Ruth's marriage resulted in a son, who was considered Naomi's child and heir under Israel's laws.</w:t>
+      </w:r>
+    </w:p>
+    <w:p>
+      <w:pPr>
+        <w:pStyle w:val="Heading3"/>
+      </w:pPr>
+      <w:r>
+        <w:rPr>
+          <w:lang w:val="en_US" w:bidi="en_US"/>
+        </w:rPr>
+        <w:t>What Is the Message of the Book of Ruth?</w:t>
+      </w:r>
+    </w:p>
+    <w:p>
+      <w:pPr/>
+      <w:r>
+        <w:rPr>
+          <w:lang w:val="en_US" w:bidi="en_US"/>
+        </w:rPr>
+      </w:r>
+      <w:r>
+        <w:rPr>
+          <w:lang w:val="en_US" w:bidi="en_US"/>
+        </w:rPr>
+        <w:t xml:space="preserve">First, the book of Ruth shows Ruth's family line leading to David. This line completes in </w:t>
+      </w:r>
+      <w:hyperlink r:id="rId908">
+        <w:r>
+          <w:rPr>
+            <w:lang w:val="en_US" w:bidi="en_US"/>
+          </w:rPr>
+          <w:rPr>
+            <w:color w:val="0000EE"/>
+            <w:u w:val="single"/>
+          </w:rPr>
+          <w:t>Matthew 1</w:t>
+        </w:r>
+      </w:hyperlink>
+      <w:r>
+        <w:rPr>
+          <w:lang w:val="en_US" w:bidi="en_US"/>
+        </w:rPr>
+        <w:t xml:space="preserve"> and fulfills in Jesus.</w:t>
+      </w:r>
+    </w:p>
+    <w:p>
+      <w:pPr/>
+      <w:r>
+        <w:rPr>
+          <w:lang w:val="en_US" w:bidi="en_US"/>
+        </w:rPr>
+      </w:r>
+      <w:r>
+        <w:rPr>
+          <w:lang w:val="en_US" w:bidi="en_US"/>
+        </w:rPr>
+        <w:t>A second lesson is the beauty of God's grace. This story shows how God's kindness includes everyone, even those who were not born as Israelites. A foreigner, even someone from Moab, can share in Israel's blessing.</w:t>
+      </w:r>
+    </w:p>
+    <w:p>
+      <w:pPr/>
+      <w:r>
+        <w:rPr>
+          <w:lang w:val="en_US" w:bidi="en_US"/>
+        </w:rPr>
+      </w:r>
+      <w:r>
+        <w:rPr>
+          <w:lang w:val="en_US" w:bidi="en_US"/>
+        </w:rPr>
+        <w:t>Theologically, the idea of a kinsman-redeemer as a type of Messiah (chosen one) is clear. He must be a blood relative, able to buy, willing to purchase the inheritance, and willing to marry the widow of the deceased relative.</w:t>
+      </w:r>
+    </w:p>
+    <w:p>
+      <w:pPr/>
+      <w:r>
+        <w:rPr>
+          <w:lang w:val="en_US" w:bidi="en_US"/>
+        </w:rPr>
+      </w:r>
+      <w:r>
+        <w:rPr>
+          <w:lang w:val="en_US" w:bidi="en_US"/>
+        </w:rPr>
+        <w:t>Finally, Ruth's love for Naomi shows a model of devotion. The women of Bethlehem told Naomi, “</w:t>
+      </w:r>
+      <w:r>
+        <w:rPr>
+          <w:lang w:val="en_US" w:bidi="en_US"/>
+        </w:rPr>
+        <w:t>your daughter-in-law, who loves you and is better to you than seven sons</w:t>
+      </w:r>
+      <w:r>
+        <w:rPr>
+          <w:lang w:val="en_US" w:bidi="en_US"/>
+        </w:rPr>
+        <w:t>” (</w:t>
+      </w:r>
       <w:hyperlink r:id="rId909">
         <w:r>
           <w:rPr>
@@ -41744,28 +41654,62 @@
             <w:color w:val="0000EE"/>
             <w:u w:val="single"/>
           </w:rPr>
-          <w:t>4:1–22</w:t>
-        </w:r>
-      </w:hyperlink>
-      <w:r>
-        <w:rPr>
-          <w:lang w:val="en_US" w:bidi="en_US"/>
-        </w:rPr>
-        <w:t>)</w:t>
-      </w:r>
-    </w:p>
-    <w:p>
-      <w:pPr/>
-      <w:r>
-        <w:rPr>
-          <w:lang w:val="en_US" w:bidi="en_US"/>
-        </w:rPr>
-      </w:r>
-      <w:r>
-        <w:rPr>
-          <w:lang w:val="en_US" w:bidi="en_US"/>
-        </w:rPr>
-        <w:t>Boaz went to the city gate, where public affairs were discussed. He wanted to talk about business with a closer relative. Ten city elders served as witnesses. The first issue was property. Boaz asked the closer relative if he wanted to buy property for Naomi. According to tradition, buying the land also meant marrying Ruth, the Moabite widow (</w:t>
+          <w:t>Ruth 4:15</w:t>
+        </w:r>
+      </w:hyperlink>
+      <w:r>
+        <w:rPr>
+          <w:lang w:val="en_US" w:bidi="en_US"/>
+        </w:rPr>
+        <w:t>). In their culture, having seven sons was considered a great blessing. The women were saying that Ruth's love and care for Naomi was worth even more than this.</w:t>
+      </w:r>
+      <w:r>
+        <w:rPr>
+          <w:lang w:val="en_US" w:bidi="en_US"/>
+        </w:rPr>
+      </w:r>
+      <w:r>
+        <w:rPr>
+          <w:lang w:val="en_US" w:bidi="en_US"/>
+        </w:rPr>
+      </w:r>
+    </w:p>
+    <w:p>
+      <w:pPr/>
+      <w:r>
+        <w:rPr>
+          <w:lang w:val="en_US" w:bidi="en_US"/>
+        </w:rPr>
+      </w:r>
+    </w:p>
+    <w:p>
+      <w:pPr>
+        <w:pStyle w:val="Heading2"/>
+      </w:pPr>
+      <w:r>
+        <w:rPr>
+          <w:lang w:val="en_US" w:bidi="en_US"/>
+        </w:rPr>
+        <w:t>Ruth (Person)</w:t>
+      </w:r>
+      <w:r>
+        <w:rPr>
+          <w:lang w:val="en_US" w:bidi="en_US"/>
+        </w:rPr>
+      </w:r>
+    </w:p>
+    <w:p>
+      <w:pPr/>
+      <w:r>
+        <w:rPr>
+          <w:lang w:val="en_US" w:bidi="en_US"/>
+        </w:rPr>
+      </w:r>
+      <w:r>
+        <w:rPr>
+          <w:lang w:val="en_US" w:bidi="en_US"/>
+        </w:rPr>
+        <w:t>A Moabitess and the widow of Mahlon, the son of Naomi and Elimelech, who were Ephrathites from Bethlehem. Naomi and Elimelech moved to Moab due to a famine in Judah. After Elimelech and Naomi's two sons died, Naomi returned to Bethlehem with her daughter-in-law Ruth during the barley harvest (</w:t>
       </w:r>
       <w:hyperlink r:id="rId910">
         <w:r>
@@ -41776,112 +41720,93 @@
             <w:color w:val="0000EE"/>
             <w:u w:val="single"/>
           </w:rPr>
+          <w:t>Ruth 1:4</w:t>
+        </w:r>
+      </w:hyperlink>
+      <w:hyperlink r:id="rId910">
+        <w:r>
+          <w:rPr>
+            <w:lang w:val="en_US" w:bidi="en_US"/>
+          </w:rPr>
+          <w:rPr>
+            <w:color w:val="0000EE"/>
+            <w:u w:val="single"/>
+          </w:rPr>
+          <w:t>–</w:t>
+        </w:r>
+      </w:hyperlink>
+      <w:hyperlink r:id="rId910">
+        <w:r>
+          <w:rPr>
+            <w:lang w:val="en_US" w:bidi="en_US"/>
+          </w:rPr>
+          <w:rPr>
+            <w:color w:val="0000EE"/>
+            <w:u w:val="single"/>
+          </w:rPr>
+          <w:t>22</w:t>
+        </w:r>
+      </w:hyperlink>
+      <w:r>
+        <w:rPr>
+          <w:lang w:val="en_US" w:bidi="en_US"/>
+        </w:rPr>
+        <w:t>). While gleaning in the barley fields of Boaz, Ruth found favor in his eyes (</w:t>
+      </w:r>
+      <w:hyperlink r:id="rId911">
+        <w:r>
+          <w:rPr>
+            <w:lang w:val="en_US" w:bidi="en_US"/>
+          </w:rPr>
+          <w:rPr>
+            <w:color w:val="0000EE"/>
+            <w:u w:val="single"/>
+          </w:rPr>
+          <w:t>Ruth 2:2</w:t>
+        </w:r>
+      </w:hyperlink>
+      <w:hyperlink r:id="rId911">
+        <w:r>
+          <w:rPr>
+            <w:lang w:val="en_US" w:bidi="en_US"/>
+          </w:rPr>
+          <w:rPr>
+            <w:color w:val="0000EE"/>
+            <w:u w:val="single"/>
+          </w:rPr>
+          <w:t>–</w:t>
+        </w:r>
+      </w:hyperlink>
+      <w:hyperlink r:id="rId911">
+        <w:r>
+          <w:rPr>
+            <w:lang w:val="en_US" w:bidi="en_US"/>
+          </w:rPr>
+          <w:rPr>
+            <w:color w:val="0000EE"/>
+            <w:u w:val="single"/>
+          </w:rPr>
+          <w:t>22</w:t>
+        </w:r>
+      </w:hyperlink>
+      <w:r>
+        <w:rPr>
+          <w:lang w:val="en_US" w:bidi="en_US"/>
+        </w:rPr>
+        <w:t>). She later married Boaz. He, as the nearest family member, purchased Naomi's estate to keep it in the family. (</w:t>
+      </w:r>
+      <w:hyperlink r:id="rId912">
+        <w:r>
+          <w:rPr>
+            <w:lang w:val="en_US" w:bidi="en_US"/>
+          </w:rPr>
+          <w:rPr>
+            <w:color w:val="0000EE"/>
+            <w:u w:val="single"/>
+          </w:rPr>
           <w:t>Ruth 4:5</w:t>
         </w:r>
       </w:hyperlink>
-      <w:r>
-        <w:rPr>
-          <w:lang w:val="en_US" w:bidi="en_US"/>
-        </w:rPr>
-        <w:t>). The closer relative did not want to marry Ruth because it would mean sharing his property with any son they had. He gave up his rights by taking off his shoe, a symbol of giving up land rights. So, Boaz became the kinsman-redeemer. Boaz and Ruth's marriage resulted in a son, who was considered Naomi's child and heir under Israel's laws.</w:t>
-      </w:r>
-    </w:p>
-    <w:p>
-      <w:pPr>
-        <w:pStyle w:val="Heading3"/>
-      </w:pPr>
-      <w:r>
-        <w:rPr>
-          <w:lang w:val="en_US" w:bidi="en_US"/>
-        </w:rPr>
-        <w:t>What Is the Message of the Book of Ruth?</w:t>
-      </w:r>
-    </w:p>
-    <w:p>
-      <w:pPr/>
-      <w:r>
-        <w:rPr>
-          <w:lang w:val="en_US" w:bidi="en_US"/>
-        </w:rPr>
-      </w:r>
-      <w:r>
-        <w:rPr>
-          <w:lang w:val="en_US" w:bidi="en_US"/>
-        </w:rPr>
-        <w:t xml:space="preserve">First, the book of Ruth shows Ruth's family line leading to David. This line completes in </w:t>
-      </w:r>
-      <w:hyperlink r:id="rId911">
-        <w:r>
-          <w:rPr>
-            <w:lang w:val="en_US" w:bidi="en_US"/>
-          </w:rPr>
-          <w:rPr>
-            <w:color w:val="0000EE"/>
-            <w:u w:val="single"/>
-          </w:rPr>
-          <w:t>Matthew 1</w:t>
-        </w:r>
-      </w:hyperlink>
-      <w:r>
-        <w:rPr>
-          <w:lang w:val="en_US" w:bidi="en_US"/>
-        </w:rPr>
-        <w:t xml:space="preserve"> and fulfills in Jesus.</w:t>
-      </w:r>
-    </w:p>
-    <w:p>
-      <w:pPr/>
-      <w:r>
-        <w:rPr>
-          <w:lang w:val="en_US" w:bidi="en_US"/>
-        </w:rPr>
-      </w:r>
-      <w:r>
-        <w:rPr>
-          <w:lang w:val="en_US" w:bidi="en_US"/>
-        </w:rPr>
-        <w:t>A second lesson is the beauty of God's grace. This story shows how God's kindness includes everyone, even those who were not born as Israelites. A foreigner, even someone from Moab, can share in Israel's blessing.</w:t>
-      </w:r>
-    </w:p>
-    <w:p>
-      <w:pPr/>
-      <w:r>
-        <w:rPr>
-          <w:lang w:val="en_US" w:bidi="en_US"/>
-        </w:rPr>
-      </w:r>
-      <w:r>
-        <w:rPr>
-          <w:lang w:val="en_US" w:bidi="en_US"/>
-        </w:rPr>
-        <w:t>Theologically, the idea of a kinsman-redeemer as a type of Messiah (chosen one) is clear. He must be a blood relative, able to buy, willing to purchase the inheritance, and willing to marry the widow of the deceased relative.</w:t>
-      </w:r>
-    </w:p>
-    <w:p>
-      <w:pPr/>
-      <w:r>
-        <w:rPr>
-          <w:lang w:val="en_US" w:bidi="en_US"/>
-        </w:rPr>
-      </w:r>
-      <w:r>
-        <w:rPr>
-          <w:lang w:val="en_US" w:bidi="en_US"/>
-        </w:rPr>
-        <w:t>Finally, Ruth's love for Naomi shows a model of devotion. The women of Bethlehem told Naomi, “</w:t>
-      </w:r>
-      <w:r>
-        <w:rPr>
-          <w:lang w:val="en_US" w:bidi="en_US"/>
-        </w:rPr>
-        <w:t>your daughter-in-law, who loves you and is better to you than seven sons</w:t>
-      </w:r>
-      <w:r>
-        <w:rPr>
-          <w:lang w:val="en_US" w:bidi="en_US"/>
-        </w:rPr>
-        <w:t>” (</w:t>
-      </w:r>
       <w:hyperlink r:id="rId912">
         <w:r>
           <w:rPr>
@@ -41891,14 +41816,89 @@
             <w:color w:val="0000EE"/>
             <w:u w:val="single"/>
           </w:rPr>
-          <w:t>Ruth 4:15</w:t>
-        </w:r>
-      </w:hyperlink>
-      <w:r>
-        <w:rPr>
-          <w:lang w:val="en_US" w:bidi="en_US"/>
-        </w:rPr>
-        <w:t>). In their culture, having seven sons was considered a great blessing. The women were saying that Ruth's love and care for Naomi was worth even more than this.</w:t>
+          <w:t>–</w:t>
+        </w:r>
+      </w:hyperlink>
+      <w:hyperlink r:id="rId912">
+        <w:r>
+          <w:rPr>
+            <w:lang w:val="en_US" w:bidi="en_US"/>
+          </w:rPr>
+          <w:rPr>
+            <w:color w:val="0000EE"/>
+            <w:u w:val="single"/>
+          </w:rPr>
+          <w:t>13</w:t>
+        </w:r>
+      </w:hyperlink>
+      <w:r>
+        <w:rPr>
+          <w:lang w:val="en_US" w:bidi="en_US"/>
+        </w:rPr>
+        <w:t>). Ruth is mentioned in Matthew’s family list of Christ as the mother of Obed and the great-grandmother of David (</w:t>
+      </w:r>
+      <w:hyperlink r:id="rId61">
+        <w:r>
+          <w:rPr>
+            <w:lang w:val="en_US" w:bidi="en_US"/>
+          </w:rPr>
+          <w:rPr>
+            <w:color w:val="0000EE"/>
+            <w:u w:val="single"/>
+          </w:rPr>
+          <w:t>Matthew 1:5</w:t>
+        </w:r>
+      </w:hyperlink>
+      <w:r>
+        <w:rPr>
+          <w:lang w:val="en_US" w:bidi="en_US"/>
+        </w:rPr>
+        <w:t>).</w:t>
+      </w:r>
+    </w:p>
+    <w:p>
+      <w:pPr/>
+      <w:r>
+        <w:rPr>
+          <w:lang w:val="en_US" w:bidi="en_US"/>
+        </w:rPr>
+      </w:r>
+      <w:r>
+        <w:rPr>
+          <w:i/>
+          <w:lang w:val="en_US" w:bidi="en_US"/>
+        </w:rPr>
+        <w:t>See also</w:t>
+      </w:r>
+      <w:r>
+        <w:rPr>
+          <w:lang w:val="en_US" w:bidi="en_US"/>
+        </w:rPr>
+        <w:t xml:space="preserve"> </w:t>
+      </w:r>
+      <w:r>
+        <w:rPr>
+          <w:lang w:val="en_US" w:bidi="en_US"/>
+        </w:rPr>
+        <w:t>Genealogy of Jesus Christ</w:t>
+      </w:r>
+      <w:r>
+        <w:rPr>
+          <w:lang w:val="en_US" w:bidi="en_US"/>
+        </w:rPr>
+        <w:t xml:space="preserve">; </w:t>
+      </w:r>
+      <w:r>
+        <w:rPr>
+          <w:lang w:val="en_US" w:bidi="en_US"/>
+        </w:rPr>
+        <w:t>Ruth, Book of</w:t>
+      </w:r>
+      <w:r>
+        <w:rPr>
+          <w:lang w:val="en_US" w:bidi="en_US"/>
+        </w:rPr>
+        <w:t>.</w:t>
       </w:r>
       <w:r>
         <w:rPr>

--- a/eng/docx/018.content.docx
+++ b/eng/docx/018.content.docx
@@ -25371,7 +25371,7 @@
         <w:rPr>
           <w:lang w:val="en_US" w:bidi="en_US"/>
         </w:rPr>
-        <w:t xml:space="preserve"> present a less developed view that emphasizes a more physical resurrection. The ascetic community at Qumran (a group that practiced strict self-control and simple living) also expected a resurrection on the great Day of the Lord.</w:t>
+        <w:t xml:space="preserve"> present a less developed view that emphasizes a more physical resurrection. The ascetic community at Qumran (a group that practiced strict self-control and simple living) also expected a resurrection on the great day of the Lord.</w:t>
       </w:r>
     </w:p>
     <w:p>
@@ -27058,7 +27058,7 @@
         <w:rPr>
           <w:lang w:val="en_US" w:bidi="en_US"/>
         </w:rPr>
-        <w:t>Paul looked forward to the Day of the Lord. On that day, the dead in Christ would be raised, and those still living would join them in final victory (</w:t>
+        <w:t>Paul looked forward to the day of the Lord. On that day, the dead in Christ would be raised, and those still living would join them in final victory (</w:t>
       </w:r>
       <w:hyperlink r:id="rId576">
         <w:r>

--- a/eng/docx/018.content.docx
+++ b/eng/docx/018.content.docx
@@ -19,7 +19,7 @@
         <w:rPr>
           <w:lang w:val="en_US" w:bidi="en_US"/>
         </w:rPr>
-        <w:t>Resource: Tyndale Open Bible Dictionary</w:t>
+        <w:t>Resource: Aquifer Open Bible Dictionary</w:t>
       </w:r>
       <w:r>
         <w:rPr>
@@ -112,7 +112,7 @@
         <w:rPr>
           <w:lang w:val="en_US" w:bidi="en_US"/>
         </w:rPr>
-        <w:t>Tyndale Open Bible Dictionary</w:t>
+        <w:t>Aquifer Open Bible Dictionary</w:t>
       </w:r>
     </w:p>
     <w:p>
@@ -1124,16 +1124,9 @@
       </w:r>
       <w:r>
         <w:rPr>
-          <w:i/>
-          <w:lang w:val="en_US" w:bidi="en_US"/>
-        </w:rPr>
-        <w:t>Rabbi</w:t>
-      </w:r>
-      <w:r>
-        <w:rPr>
-          <w:lang w:val="en_US" w:bidi="en_US"/>
-        </w:rPr>
-        <w:t xml:space="preserve"> is a title of respect meaning "my great one" or "my superior one." Jewish people used this title for their religious teachers in the time of Jesus. </w:t>
+          <w:lang w:val="en_US" w:bidi="en_US"/>
+        </w:rPr>
+        <w:t xml:space="preserve">Rabbi is a title of respect meaning "my great one" or "my superior one." Jewish people used this title for their religious teachers in the time of Jesus. </w:t>
       </w:r>
     </w:p>
     <w:p>
@@ -1165,33 +1158,7 @@
         <w:rPr>
           <w:lang w:val="en_US" w:bidi="en_US"/>
         </w:rPr>
-        <w:t xml:space="preserve">, </w:t>
-      </w:r>
-      <w:r>
-        <w:rPr>
-          <w:i/>
-          <w:lang w:val="en_US" w:bidi="en_US"/>
-        </w:rPr>
-        <w:t>rabbi</w:t>
-      </w:r>
-      <w:r>
-        <w:rPr>
-          <w:lang w:val="en_US" w:bidi="en_US"/>
-        </w:rPr>
-        <w:t xml:space="preserve"> was used as a title to address the Jewish scribes and Pharisees. However, in the New Testament, it is most commonly used as a title of respectful address when others were speaking to Jesus. In many stories in the Gospels, people called Jesus </w:t>
-      </w:r>
-      <w:r>
-        <w:rPr>
-          <w:i/>
-          <w:lang w:val="en_US" w:bidi="en_US"/>
-        </w:rPr>
-        <w:t>Rabbi</w:t>
-      </w:r>
-      <w:r>
-        <w:rPr>
-          <w:lang w:val="en_US" w:bidi="en_US"/>
-        </w:rPr>
-        <w:t>. For example:</w:t>
+        <w:t>, "rabbi" was used as a title to address the Jewish scribes and Pharisees. However, in the New Testament, it is most commonly used as a title of respectful address when others were speaking to Jesus. In many stories in the Gospels, people called Jesus "Rabbi." For example:</w:t>
       </w:r>
     </w:p>
     <w:p>
@@ -1223,6 +1190,12 @@
           <w:t>John 1:49</w:t>
         </w:r>
       </w:hyperlink>
+      <w:r>
+        <w:rPr>
+          <w:lang w:val="en_US" w:bidi="en_US"/>
+        </w:rPr>
+        <w:t>,</w:t>
+      </w:r>
     </w:p>
     <w:p>
       <w:pPr>
@@ -1253,6 +1226,12 @@
           <w:t>John 1:38</w:t>
         </w:r>
       </w:hyperlink>
+      <w:r>
+        <w:rPr>
+          <w:lang w:val="en_US" w:bidi="en_US"/>
+        </w:rPr>
+        <w:t>,</w:t>
+      </w:r>
     </w:p>
     <w:p>
       <w:pPr>
@@ -1283,6 +1262,12 @@
           <w:t>John 3:2</w:t>
         </w:r>
       </w:hyperlink>
+      <w:r>
+        <w:rPr>
+          <w:lang w:val="en_US" w:bidi="en_US"/>
+        </w:rPr>
+        <w:t>,</w:t>
+      </w:r>
     </w:p>
     <w:p>
       <w:pPr>
@@ -1299,7 +1284,7 @@
         <w:rPr>
           <w:lang w:val="en_US" w:bidi="en_US"/>
         </w:rPr>
-        <w:t xml:space="preserve">The disciples (as a group) in </w:t>
+        <w:t xml:space="preserve">the disciples (as a group) in </w:t>
       </w:r>
       <w:hyperlink r:id="rId35">
         <w:r>
@@ -1331,6 +1316,12 @@
           <w:t>11:8</w:t>
         </w:r>
       </w:hyperlink>
+      <w:r>
+        <w:rPr>
+          <w:lang w:val="en_US" w:bidi="en_US"/>
+        </w:rPr>
+        <w:t>, and</w:t>
+      </w:r>
     </w:p>
     <w:p>
       <w:pPr>
@@ -1347,7 +1338,7 @@
         <w:rPr>
           <w:lang w:val="en_US" w:bidi="en_US"/>
         </w:rPr>
-        <w:t xml:space="preserve">A general crowd in </w:t>
+        <w:t xml:space="preserve">a general crowd in </w:t>
       </w:r>
       <w:hyperlink r:id="rId37">
         <w:r>
@@ -1361,32 +1352,25 @@
           <w:t>John 6:25</w:t>
         </w:r>
       </w:hyperlink>
-    </w:p>
-    <w:p>
-      <w:pPr/>
-      <w:r>
-        <w:rPr>
-          <w:lang w:val="en_US" w:bidi="en_US"/>
-        </w:rPr>
-      </w:r>
-      <w:r>
-        <w:rPr>
-          <w:lang w:val="en_US" w:bidi="en_US"/>
-        </w:rPr>
-        <w:t xml:space="preserve">Mary Magdalene and blind Bartimaeus both use the longer form, </w:t>
-      </w:r>
-      <w:r>
-        <w:rPr>
-          <w:i/>
-          <w:lang w:val="en_US" w:bidi="en_US"/>
-        </w:rPr>
-        <w:t>rabboni</w:t>
-      </w:r>
-      <w:r>
-        <w:rPr>
-          <w:lang w:val="en_US" w:bidi="en_US"/>
-        </w:rPr>
-        <w:t>, to address Jesus directly (</w:t>
+      <w:r>
+        <w:rPr>
+          <w:lang w:val="en_US" w:bidi="en_US"/>
+        </w:rPr>
+        <w:t>.</w:t>
+      </w:r>
+    </w:p>
+    <w:p>
+      <w:pPr/>
+      <w:r>
+        <w:rPr>
+          <w:lang w:val="en_US" w:bidi="en_US"/>
+        </w:rPr>
+      </w:r>
+      <w:r>
+        <w:rPr>
+          <w:lang w:val="en_US" w:bidi="en_US"/>
+        </w:rPr>
+        <w:t>Mary Magdalene and blind Bartimaeus both use the longer form, "rabboni," to address Jesus directly (</w:t>
       </w:r>
       <w:hyperlink r:id="rId38">
         <w:r>
@@ -1422,33 +1406,7 @@
         <w:rPr>
           <w:lang w:val="en_US" w:bidi="en_US"/>
         </w:rPr>
-        <w:t xml:space="preserve">). This shows even more profound respect than the use of the shorter title </w:t>
-      </w:r>
-      <w:r>
-        <w:rPr>
-          <w:i/>
-          <w:lang w:val="en_US" w:bidi="en_US"/>
-        </w:rPr>
-        <w:t>rabbi</w:t>
-      </w:r>
-      <w:r>
-        <w:rPr>
-          <w:lang w:val="en_US" w:bidi="en_US"/>
-        </w:rPr>
-        <w:t xml:space="preserve">. By the time John’s Gospel was written, the title </w:t>
-      </w:r>
-      <w:r>
-        <w:rPr>
-          <w:i/>
-          <w:lang w:val="en_US" w:bidi="en_US"/>
-        </w:rPr>
-        <w:t>rabbi</w:t>
-      </w:r>
-      <w:r>
-        <w:rPr>
-          <w:lang w:val="en_US" w:bidi="en_US"/>
-        </w:rPr>
-        <w:t xml:space="preserve"> meant "teacher." John explicitly states this in </w:t>
+        <w:t xml:space="preserve">). This shows even more profound respect than the use of the shorter title "rabbi." By the time John’s Gospel was written, the title "rabbi" meant "teacher." John explicitly states this in </w:t>
       </w:r>
       <w:hyperlink r:id="rId33">
         <w:r>
@@ -1498,20 +1456,7 @@
         <w:rPr>
           <w:lang w:val="en_US" w:bidi="en_US"/>
         </w:rPr>
-        <w:t xml:space="preserve">Jesus condemns the scribes and the Pharisees for the pride they took in the title, insisting people call them </w:t>
-      </w:r>
-      <w:r>
-        <w:rPr>
-          <w:i/>
-          <w:lang w:val="en_US" w:bidi="en_US"/>
-        </w:rPr>
-        <w:t>rabbi</w:t>
-      </w:r>
-      <w:r>
-        <w:rPr>
-          <w:lang w:val="en_US" w:bidi="en_US"/>
-        </w:rPr>
-        <w:t xml:space="preserve"> in public places (</w:t>
+        <w:t>Jesus condemns the scribes and the Pharisees for the pride they took in the title, insisting people call them "rabbi" in public places (</w:t>
       </w:r>
       <w:hyperlink r:id="rId40">
         <w:r>
@@ -8579,46 +8524,7 @@
         <w:rPr>
           <w:lang w:val="en_US" w:bidi="en_US"/>
         </w:rPr>
-        <w:t xml:space="preserve">). </w:t>
-      </w:r>
-      <w:r>
-        <w:rPr>
-          <w:i/>
-          <w:lang w:val="en_US" w:bidi="en_US"/>
-        </w:rPr>
-        <w:t>Ransom</w:t>
-      </w:r>
-      <w:r>
-        <w:rPr>
-          <w:lang w:val="en_US" w:bidi="en_US"/>
-        </w:rPr>
-        <w:t xml:space="preserve"> is closely connected to words like </w:t>
-      </w:r>
-      <w:r>
-        <w:rPr>
-          <w:i/>
-          <w:lang w:val="en_US" w:bidi="en_US"/>
-        </w:rPr>
-        <w:t>redemption</w:t>
-      </w:r>
-      <w:r>
-        <w:rPr>
-          <w:lang w:val="en_US" w:bidi="en_US"/>
-        </w:rPr>
-        <w:t xml:space="preserve"> and </w:t>
-      </w:r>
-      <w:r>
-        <w:rPr>
-          <w:i/>
-          <w:lang w:val="en_US" w:bidi="en_US"/>
-        </w:rPr>
-        <w:t>salvation</w:t>
-      </w:r>
-      <w:r>
-        <w:rPr>
-          <w:lang w:val="en_US" w:bidi="en_US"/>
-        </w:rPr>
-        <w:t>. This idea is related to Christ’s satisfaction for sin, meaning that through his atonement he paid the penalty required for sin.</w:t>
+        <w:t>). “Ransom” is closely connected to words like “redemption” and “salvation.” This idea is related to Christ’s satisfaction for sin, meaning that through his atonement he paid the penalty required for sin.</w:t>
       </w:r>
     </w:p>
     <w:p>
@@ -8675,20 +8581,7 @@
         <w:rPr>
           <w:lang w:val="en_US" w:bidi="en_US"/>
         </w:rPr>
-        <w:t xml:space="preserve">The Old Testament uses three different Hebrew words for ransom or redemption. These words are translated as </w:t>
-      </w:r>
-      <w:r>
-        <w:rPr>
-          <w:i/>
-          <w:lang w:val="en_US" w:bidi="en_US"/>
-        </w:rPr>
-        <w:t>ransom</w:t>
-      </w:r>
-      <w:r>
-        <w:rPr>
-          <w:lang w:val="en_US" w:bidi="en_US"/>
-        </w:rPr>
-        <w:t xml:space="preserve"> only when the text clearly shows that a price was paid. Even when English translations use other words like “redemption,” they often still mean that a ransom price was paid.</w:t>
+        <w:t>The Old Testament uses three different Hebrew words for ransom or redemption. These words are translated as “ransom” only when the text clearly shows that a price was paid. Even when English translations use other words like “redemption,” they often still mean that a ransom price was paid.</w:t>
       </w:r>
     </w:p>
     <w:p>
@@ -8941,33 +8834,7 @@
         <w:rPr>
           <w:lang w:val="en_US" w:bidi="en_US"/>
         </w:rPr>
-        <w:t xml:space="preserve">A second Hebrew word for </w:t>
-      </w:r>
-      <w:r>
-        <w:rPr>
-          <w:i/>
-          <w:lang w:val="en_US" w:bidi="en_US"/>
-        </w:rPr>
-        <w:t>ransom</w:t>
-      </w:r>
-      <w:r>
-        <w:rPr>
-          <w:lang w:val="en_US" w:bidi="en_US"/>
-        </w:rPr>
-        <w:t xml:space="preserve"> and </w:t>
-      </w:r>
-      <w:r>
-        <w:rPr>
-          <w:i/>
-          <w:lang w:val="en_US" w:bidi="en_US"/>
-        </w:rPr>
-        <w:t>redemption</w:t>
-      </w:r>
-      <w:r>
-        <w:rPr>
-          <w:lang w:val="en_US" w:bidi="en_US"/>
-        </w:rPr>
-        <w:t xml:space="preserve"> is related to </w:t>
+        <w:t xml:space="preserve">A second Hebrew word for “ransom” and “redemption” is related to </w:t>
       </w:r>
       <w:r>
         <w:rPr>
@@ -10053,20 +9920,7 @@
         <w:rPr>
           <w:lang w:val="en_US" w:bidi="en_US"/>
         </w:rPr>
-        <w:t xml:space="preserve">The most important use of </w:t>
-      </w:r>
-      <w:r>
-        <w:rPr>
-          <w:i/>
-          <w:lang w:val="en_US" w:bidi="en_US"/>
-        </w:rPr>
-        <w:t>ransom</w:t>
-      </w:r>
-      <w:r>
-        <w:rPr>
-          <w:lang w:val="en_US" w:bidi="en_US"/>
-        </w:rPr>
-        <w:t xml:space="preserve"> in the New Testament is when Jesus talks about his own death. Jesus said his death would be “a ransom for many” (</w:t>
+        <w:t>The most important use of “ransom” in the New Testament is when Jesus talks about his own death. Jesus said his death would be “a ransom for many” (</w:t>
       </w:r>
       <w:hyperlink r:id="rId158">
         <w:r>
@@ -15152,86 +15006,34 @@
         <w:rPr>
           <w:lang w:val="en_US" w:bidi="en_US"/>
         </w:rPr>
-        <w:t xml:space="preserve">The English words </w:t>
+        <w:t>The English words “redeemer” and “redemption” come from a Latin root that means “to buy back.” They describe the release of a person, object, or possession, often by paying a price called a ransom. A “redeemer” is a person who sets someone or something free by paying a price.</w:t>
+      </w:r>
+    </w:p>
+    <w:p>
+      <w:pPr/>
+      <w:r>
+        <w:rPr>
+          <w:lang w:val="en_US" w:bidi="en_US"/>
+        </w:rPr>
+      </w:r>
+      <w:r>
+        <w:rPr>
+          <w:lang w:val="en_US" w:bidi="en_US"/>
+        </w:rPr>
+        <w:t xml:space="preserve">In Greek, the main word for redemption is </w:t>
       </w:r>
       <w:r>
         <w:rPr>
           <w:i/>
           <w:lang w:val="en_US" w:bidi="en_US"/>
         </w:rPr>
-        <w:t>redeemer</w:t>
-      </w:r>
-      <w:r>
-        <w:rPr>
-          <w:lang w:val="en_US" w:bidi="en_US"/>
-        </w:rPr>
-        <w:t xml:space="preserve"> and </w:t>
-      </w:r>
-      <w:r>
-        <w:rPr>
-          <w:i/>
-          <w:lang w:val="en_US" w:bidi="en_US"/>
-        </w:rPr>
-        <w:t>redemption</w:t>
-      </w:r>
-      <w:r>
-        <w:rPr>
-          <w:lang w:val="en_US" w:bidi="en_US"/>
-        </w:rPr>
-        <w:t xml:space="preserve"> come from a Latin root that means “to buy back.” They describe the release of a person, object, or possession, often by paying a price called a ransom. A </w:t>
-      </w:r>
-      <w:r>
-        <w:rPr>
-          <w:i/>
-          <w:lang w:val="en_US" w:bidi="en_US"/>
-        </w:rPr>
-        <w:t>redeemer</w:t>
-      </w:r>
-      <w:r>
-        <w:rPr>
-          <w:lang w:val="en_US" w:bidi="en_US"/>
-        </w:rPr>
-        <w:t xml:space="preserve"> is a person who sets someone or something free by paying a price.</w:t>
-      </w:r>
-    </w:p>
-    <w:p>
-      <w:pPr/>
-      <w:r>
-        <w:rPr>
-          <w:lang w:val="en_US" w:bidi="en_US"/>
-        </w:rPr>
-      </w:r>
-      <w:r>
-        <w:rPr>
-          <w:lang w:val="en_US" w:bidi="en_US"/>
-        </w:rPr>
-        <w:t xml:space="preserve">In Greek, the main word for redemption is </w:t>
-      </w:r>
-      <w:r>
-        <w:rPr>
-          <w:i/>
-          <w:lang w:val="en_US" w:bidi="en_US"/>
-        </w:rPr>
         <w:t>lytroō</w:t>
       </w:r>
       <w:r>
         <w:rPr>
           <w:lang w:val="en_US" w:bidi="en_US"/>
         </w:rPr>
-        <w:t xml:space="preserve">. It means “to set free” or “to rescue.” The word was often used for freeing someone from slavery, chains, or prison. The </w:t>
-      </w:r>
-      <w:r>
-        <w:rPr>
-          <w:i/>
-          <w:lang w:val="en_US" w:bidi="en_US"/>
-        </w:rPr>
-        <w:t>redeemer</w:t>
-      </w:r>
-      <w:r>
-        <w:rPr>
-          <w:lang w:val="en_US" w:bidi="en_US"/>
-        </w:rPr>
-        <w:t xml:space="preserve"> is the one who redeems or performs redemption.</w:t>
+        <w:t>. It means “to set free” or “to rescue.” The word was often used for freeing someone from slavery, chains, or prison. The “redeemer” is the one who redeems or performs redemption.</w:t>
       </w:r>
     </w:p>
     <w:p>
@@ -15494,20 +15296,7 @@
         <w:rPr>
           <w:lang w:val="en_US" w:bidi="en_US"/>
         </w:rPr>
-        <w:t xml:space="preserve">The Bible uses it mainly for family rules and obligations, especially about property rights and duties. For example, if a family member loses a piece of property, the next of kin has both the right and the duty to redeem it. This right of redemption protects the family inheritance. The noun from this root has a similar meaning to the English word </w:t>
-      </w:r>
-      <w:r>
-        <w:rPr>
-          <w:i/>
-          <w:lang w:val="en_US" w:bidi="en_US"/>
-        </w:rPr>
-        <w:t>redemption</w:t>
-      </w:r>
-      <w:r>
-        <w:rPr>
-          <w:lang w:val="en_US" w:bidi="en_US"/>
-        </w:rPr>
-        <w:t xml:space="preserve">. The person who buys back or releases the property is the </w:t>
+        <w:t xml:space="preserve">The Bible uses it mainly for family rules and obligations, especially about property rights and duties. For example, if a family member loses a piece of property, the next of kin has both the right and the duty to redeem it. This right of redemption protects the family inheritance. The noun from this root has a similar meaning to the English word “redemption.” The person who buys back or releases the property is the </w:t>
       </w:r>
       <w:r>
         <w:rPr>
@@ -15655,33 +15444,7 @@
         <w:rPr>
           <w:lang w:val="en_US" w:bidi="en_US"/>
         </w:rPr>
-        <w:t xml:space="preserve">, which means "to cover." From this root, we get terms that mean to cover sin, like </w:t>
-      </w:r>
-      <w:r>
-        <w:rPr>
-          <w:i/>
-          <w:lang w:val="en_US" w:bidi="en_US"/>
-        </w:rPr>
-        <w:t>atone</w:t>
-      </w:r>
-      <w:r>
-        <w:rPr>
-          <w:lang w:val="en_US" w:bidi="en_US"/>
-        </w:rPr>
-        <w:t xml:space="preserve"> or </w:t>
-      </w:r>
-      <w:r>
-        <w:rPr>
-          <w:i/>
-          <w:lang w:val="en_US" w:bidi="en_US"/>
-        </w:rPr>
-        <w:t>expiate</w:t>
-      </w:r>
-      <w:r>
-        <w:rPr>
-          <w:lang w:val="en_US" w:bidi="en_US"/>
-        </w:rPr>
-        <w:t xml:space="preserve">. In a religious context, the noun </w:t>
+        <w:t xml:space="preserve">, which means "to cover." From this root, we get terms that mean to cover sin, like ”atone” or “expiate.” In a religious context, the noun </w:t>
       </w:r>
       <w:r>
         <w:rPr>
@@ -22675,33 +22438,7 @@
         <w:rPr>
           <w:lang w:val="en_US" w:bidi="en_US"/>
         </w:rPr>
-        <w:t xml:space="preserve">In several Old Testament passages, </w:t>
-      </w:r>
-      <w:r>
-        <w:rPr>
-          <w:i/>
-          <w:lang w:val="en_US" w:bidi="en_US"/>
-        </w:rPr>
-        <w:t>Rephaim</w:t>
-      </w:r>
-      <w:r>
-        <w:rPr>
-          <w:lang w:val="en_US" w:bidi="en_US"/>
-        </w:rPr>
-        <w:t xml:space="preserve"> refers to the spirits of dead people who live in the place of the dead, called </w:t>
-      </w:r>
-      <w:r>
-        <w:rPr>
-          <w:i/>
-          <w:lang w:val="en_US" w:bidi="en_US"/>
-        </w:rPr>
-        <w:t>Sheol</w:t>
-      </w:r>
-      <w:r>
-        <w:rPr>
-          <w:lang w:val="en_US" w:bidi="en_US"/>
-        </w:rPr>
-        <w:t xml:space="preserve"> (</w:t>
+        <w:t>In several Old Testament passages, “rephaim” refers to the spirits of dead people who live in the place of the dead, called Sheol (</w:t>
       </w:r>
       <w:hyperlink r:id="rId478">
         <w:r>
@@ -22845,20 +22582,7 @@
         <w:rPr>
           <w:lang w:val="en_US" w:bidi="en_US"/>
         </w:rPr>
-        <w:t xml:space="preserve">The word </w:t>
-      </w:r>
-      <w:r>
-        <w:rPr>
-          <w:i/>
-          <w:lang w:val="en_US" w:bidi="en_US"/>
-        </w:rPr>
-        <w:t>Rephaim</w:t>
-      </w:r>
-      <w:r>
-        <w:rPr>
-          <w:lang w:val="en_US" w:bidi="en_US"/>
-        </w:rPr>
-        <w:t xml:space="preserve"> also describes a group of very tall and strong people who lived in the land of Canaan during Abraham’s time. Along with other ancient groups like the Zuzim, Emim, and Horites, they were defeated by Kedorlaomer and his allies (</w:t>
+        <w:t>The words “Rephaim”or "Rephaites" also describe a group of very tall and strong people who lived in the land of Canaan during Abraham’s time. Along with other ancient groups like the Zuzim, Emim, and Horites, they were defeated by Kedorlaomer and his allies (</w:t>
       </w:r>
       <w:hyperlink r:id="rId485">
         <w:r>
@@ -22926,7 +22650,7 @@
         <w:rPr>
           <w:lang w:val="en_US" w:bidi="en_US"/>
         </w:rPr>
-        <w:t>Og, king of Bashan, was the last known Rephaim king. The Israelites defeated him under Moses’s leadership and took his land (</w:t>
+        <w:t>Og, king of Bashan, was the last known Rephaim king. The Israelites defeated him under the leadership of Moses and took his land (</w:t>
       </w:r>
       <w:hyperlink r:id="rId21">
         <w:r>
@@ -24898,232 +24622,206 @@
         <w:rPr>
           <w:lang w:val="en_US" w:bidi="en_US"/>
         </w:rPr>
-        <w:t xml:space="preserve">The idea of resurrection to eternal life developed gradually in Israel. People saw life and death as limited to physical existence. Death meant leaving this world and entering </w:t>
+        <w:t xml:space="preserve">The idea of resurrection to eternal life developed gradually in Israel. People saw life and death as limited to physical existence. Death meant leaving this world and entering Sheol, a place of shadows. Sheol was the home of the </w:t>
       </w:r>
       <w:r>
         <w:rPr>
           <w:i/>
           <w:lang w:val="en_US" w:bidi="en_US"/>
         </w:rPr>
-        <w:t>Sheol</w:t>
-      </w:r>
-      <w:r>
-        <w:rPr>
-          <w:lang w:val="en_US" w:bidi="en_US"/>
-        </w:rPr>
-        <w:t xml:space="preserve">, a place of shadows. </w:t>
+        <w:t>rephaim</w:t>
+      </w:r>
+      <w:r>
+        <w:rPr>
+          <w:lang w:val="en_US" w:bidi="en_US"/>
+        </w:rPr>
+        <w:t>, or "the spirits of the dead" (</w:t>
+      </w:r>
+      <w:hyperlink r:id="rId484">
+        <w:r>
+          <w:rPr>
+            <w:lang w:val="en_US" w:bidi="en_US"/>
+          </w:rPr>
+          <w:rPr>
+            <w:color w:val="0000EE"/>
+            <w:u w:val="single"/>
+          </w:rPr>
+          <w:t>Isaiah 14:9</w:t>
+        </w:r>
+      </w:hyperlink>
+      <w:r>
+        <w:rPr>
+          <w:lang w:val="en_US" w:bidi="en_US"/>
+        </w:rPr>
+        <w:t>). It was a place without hope (</w:t>
+      </w:r>
+      <w:hyperlink r:id="rId525">
+        <w:r>
+          <w:rPr>
+            <w:lang w:val="en_US" w:bidi="en_US"/>
+          </w:rPr>
+          <w:rPr>
+            <w:color w:val="0000EE"/>
+            <w:u w:val="single"/>
+          </w:rPr>
+          <w:t>2 Samuel 12:23</w:t>
+        </w:r>
+      </w:hyperlink>
+      <w:r>
+        <w:rPr>
+          <w:lang w:val="en_US" w:bidi="en_US"/>
+        </w:rPr>
+        <w:t xml:space="preserve">; </w:t>
+      </w:r>
+      <w:hyperlink r:id="rId526">
+        <w:r>
+          <w:rPr>
+            <w:lang w:val="en_US" w:bidi="en_US"/>
+          </w:rPr>
+          <w:rPr>
+            <w:color w:val="0000EE"/>
+            <w:u w:val="single"/>
+          </w:rPr>
+          <w:t>Job 7:9–10</w:t>
+        </w:r>
+      </w:hyperlink>
+      <w:r>
+        <w:rPr>
+          <w:lang w:val="en_US" w:bidi="en_US"/>
+        </w:rPr>
+        <w:t xml:space="preserve">). </w:t>
+      </w:r>
+    </w:p>
+    <w:p>
+      <w:pPr/>
+      <w:r>
+        <w:rPr>
+          <w:lang w:val="en_US" w:bidi="en_US"/>
+        </w:rPr>
+      </w:r>
+      <w:r>
+        <w:rPr>
+          <w:lang w:val="en_US" w:bidi="en_US"/>
+        </w:rPr>
+        <w:t>The greatest tragedy of Sheol was separation from God. A person who entered Sheol was cut off from fellowship with the Lord. At this stage in Israel’s understanding, there was little hope that the dead would rise again (</w:t>
+      </w:r>
+      <w:hyperlink r:id="rId527">
+        <w:r>
+          <w:rPr>
+            <w:lang w:val="en_US" w:bidi="en_US"/>
+          </w:rPr>
+          <w:rPr>
+            <w:color w:val="0000EE"/>
+            <w:u w:val="single"/>
+          </w:rPr>
+          <w:t>Psalms 6:4–5</w:t>
+        </w:r>
+      </w:hyperlink>
+      <w:r>
+        <w:rPr>
+          <w:lang w:val="en_US" w:bidi="en_US"/>
+        </w:rPr>
+        <w:t xml:space="preserve">; </w:t>
+      </w:r>
+      <w:hyperlink r:id="rId482">
+        <w:r>
+          <w:rPr>
+            <w:lang w:val="en_US" w:bidi="en_US"/>
+          </w:rPr>
+          <w:rPr>
+            <w:color w:val="0000EE"/>
+            <w:u w:val="single"/>
+          </w:rPr>
+          <w:t>88:10–12</w:t>
+        </w:r>
+      </w:hyperlink>
+      <w:r>
+        <w:rPr>
+          <w:lang w:val="en_US" w:bidi="en_US"/>
+        </w:rPr>
+        <w:t>).</w:t>
+      </w:r>
+    </w:p>
+    <w:p>
+      <w:pPr/>
+      <w:r>
+        <w:rPr>
+          <w:lang w:val="en_US" w:bidi="en_US"/>
+        </w:rPr>
+      </w:r>
+      <w:r>
+        <w:rPr>
+          <w:lang w:val="en_US" w:bidi="en_US"/>
+        </w:rPr>
+        <w:t>Even in this atmosphere of hopelessness about personal life after death, Israel developed a deep sense of faithfulness to God. People trusted God even when the future was unclear. Job gave voice to this struggle when he asked, “</w:t>
+      </w:r>
+      <w:r>
+        <w:rPr>
+          <w:lang w:val="en_US" w:bidi="en_US"/>
+        </w:rPr>
+        <w:t>When a man dies, will he live again?</w:t>
+      </w:r>
+      <w:r>
+        <w:rPr>
+          <w:lang w:val="en_US" w:bidi="en_US"/>
+        </w:rPr>
+        <w:t>” (</w:t>
+      </w:r>
+      <w:hyperlink r:id="rId528">
+        <w:r>
+          <w:rPr>
+            <w:lang w:val="en_US" w:bidi="en_US"/>
+          </w:rPr>
+          <w:rPr>
+            <w:color w:val="0000EE"/>
+            <w:u w:val="single"/>
+          </w:rPr>
+          <w:t>Job 14:14</w:t>
+        </w:r>
+      </w:hyperlink>
+      <w:r>
+        <w:rPr>
+          <w:lang w:val="en_US" w:bidi="en_US"/>
+        </w:rPr>
+        <w:t xml:space="preserve">). </w:t>
+      </w:r>
+    </w:p>
+    <w:p>
+      <w:pPr/>
+      <w:r>
+        <w:rPr>
+          <w:lang w:val="en_US" w:bidi="en_US"/>
+        </w:rPr>
+      </w:r>
+      <w:r>
+        <w:rPr>
+          <w:lang w:val="en_US" w:bidi="en_US"/>
+        </w:rPr>
+        <w:t xml:space="preserve">As Job looked for what seemed impossible, another passage points toward hope. </w:t>
+      </w:r>
+      <w:hyperlink r:id="rId529">
+        <w:r>
+          <w:rPr>
+            <w:lang w:val="en_US" w:bidi="en_US"/>
+          </w:rPr>
+          <w:rPr>
+            <w:color w:val="0000EE"/>
+            <w:u w:val="single"/>
+          </w:rPr>
+          <w:t>Job 19:25–26</w:t>
+        </w:r>
+      </w:hyperlink>
+      <w:r>
+        <w:rPr>
+          <w:lang w:val="en_US" w:bidi="en_US"/>
+        </w:rPr>
+        <w:t xml:space="preserve"> speaks of a living redeemer (</w:t>
       </w:r>
       <w:r>
         <w:rPr>
           <w:i/>
           <w:lang w:val="en_US" w:bidi="en_US"/>
         </w:rPr>
-        <w:t>Sheol</w:t>
-      </w:r>
-      <w:r>
-        <w:rPr>
-          <w:lang w:val="en_US" w:bidi="en_US"/>
-        </w:rPr>
-        <w:t xml:space="preserve"> was the home of the </w:t>
-      </w:r>
-      <w:r>
-        <w:rPr>
-          <w:i/>
-          <w:lang w:val="en_US" w:bidi="en_US"/>
-        </w:rPr>
-        <w:t>rephaim</w:t>
-      </w:r>
-      <w:r>
-        <w:rPr>
-          <w:lang w:val="en_US" w:bidi="en_US"/>
-        </w:rPr>
-        <w:t>, or "the spirits of the dead" (</w:t>
-      </w:r>
-      <w:hyperlink r:id="rId484">
-        <w:r>
-          <w:rPr>
-            <w:lang w:val="en_US" w:bidi="en_US"/>
-          </w:rPr>
-          <w:rPr>
-            <w:color w:val="0000EE"/>
-            <w:u w:val="single"/>
-          </w:rPr>
-          <w:t>Isaiah 14:9</w:t>
-        </w:r>
-      </w:hyperlink>
-      <w:r>
-        <w:rPr>
-          <w:lang w:val="en_US" w:bidi="en_US"/>
-        </w:rPr>
-        <w:t>). It was a place without hope (</w:t>
-      </w:r>
-      <w:hyperlink r:id="rId525">
-        <w:r>
-          <w:rPr>
-            <w:lang w:val="en_US" w:bidi="en_US"/>
-          </w:rPr>
-          <w:rPr>
-            <w:color w:val="0000EE"/>
-            <w:u w:val="single"/>
-          </w:rPr>
-          <w:t>2 Samuel 12:23</w:t>
-        </w:r>
-      </w:hyperlink>
-      <w:r>
-        <w:rPr>
-          <w:lang w:val="en_US" w:bidi="en_US"/>
-        </w:rPr>
-        <w:t xml:space="preserve">; </w:t>
-      </w:r>
-      <w:hyperlink r:id="rId526">
-        <w:r>
-          <w:rPr>
-            <w:lang w:val="en_US" w:bidi="en_US"/>
-          </w:rPr>
-          <w:rPr>
-            <w:color w:val="0000EE"/>
-            <w:u w:val="single"/>
-          </w:rPr>
-          <w:t>Job 7:9–10</w:t>
-        </w:r>
-      </w:hyperlink>
-      <w:r>
-        <w:rPr>
-          <w:lang w:val="en_US" w:bidi="en_US"/>
-        </w:rPr>
-        <w:t xml:space="preserve">). </w:t>
-      </w:r>
-    </w:p>
-    <w:p>
-      <w:pPr/>
-      <w:r>
-        <w:rPr>
-          <w:lang w:val="en_US" w:bidi="en_US"/>
-        </w:rPr>
-      </w:r>
-      <w:r>
-        <w:rPr>
-          <w:lang w:val="en_US" w:bidi="en_US"/>
-        </w:rPr>
-        <w:t>The greatest tragedy of Sheol was separation from God. A person who entered Sheol was cut off from fellowship with the Lord. At this stage in Israel’s understanding, there was little hope that the dead would rise again (</w:t>
-      </w:r>
-      <w:hyperlink r:id="rId527">
-        <w:r>
-          <w:rPr>
-            <w:lang w:val="en_US" w:bidi="en_US"/>
-          </w:rPr>
-          <w:rPr>
-            <w:color w:val="0000EE"/>
-            <w:u w:val="single"/>
-          </w:rPr>
-          <w:t>Psalms 6:4–5</w:t>
-        </w:r>
-      </w:hyperlink>
-      <w:r>
-        <w:rPr>
-          <w:lang w:val="en_US" w:bidi="en_US"/>
-        </w:rPr>
-        <w:t xml:space="preserve">; </w:t>
-      </w:r>
-      <w:hyperlink r:id="rId482">
-        <w:r>
-          <w:rPr>
-            <w:lang w:val="en_US" w:bidi="en_US"/>
-          </w:rPr>
-          <w:rPr>
-            <w:color w:val="0000EE"/>
-            <w:u w:val="single"/>
-          </w:rPr>
-          <w:t>88:10–12</w:t>
-        </w:r>
-      </w:hyperlink>
-      <w:r>
-        <w:rPr>
-          <w:lang w:val="en_US" w:bidi="en_US"/>
-        </w:rPr>
-        <w:t>).</w:t>
-      </w:r>
-    </w:p>
-    <w:p>
-      <w:pPr/>
-      <w:r>
-        <w:rPr>
-          <w:lang w:val="en_US" w:bidi="en_US"/>
-        </w:rPr>
-      </w:r>
-      <w:r>
-        <w:rPr>
-          <w:lang w:val="en_US" w:bidi="en_US"/>
-        </w:rPr>
-        <w:t>Even in this atmosphere of hopelessness about personal life after death, Israel developed a deep sense of faithfulness to God. People trusted God even when the future was unclear. Job gave voice to this struggle when he asked, “</w:t>
-      </w:r>
-      <w:r>
-        <w:rPr>
-          <w:lang w:val="en_US" w:bidi="en_US"/>
-        </w:rPr>
-        <w:t>When a man dies, will he live again?</w:t>
-      </w:r>
-      <w:r>
-        <w:rPr>
-          <w:lang w:val="en_US" w:bidi="en_US"/>
-        </w:rPr>
-        <w:t>” (</w:t>
-      </w:r>
-      <w:hyperlink r:id="rId528">
-        <w:r>
-          <w:rPr>
-            <w:lang w:val="en_US" w:bidi="en_US"/>
-          </w:rPr>
-          <w:rPr>
-            <w:color w:val="0000EE"/>
-            <w:u w:val="single"/>
-          </w:rPr>
-          <w:t>Job 14:14</w:t>
-        </w:r>
-      </w:hyperlink>
-      <w:r>
-        <w:rPr>
-          <w:lang w:val="en_US" w:bidi="en_US"/>
-        </w:rPr>
-        <w:t xml:space="preserve">). </w:t>
-      </w:r>
-    </w:p>
-    <w:p>
-      <w:pPr/>
-      <w:r>
-        <w:rPr>
-          <w:lang w:val="en_US" w:bidi="en_US"/>
-        </w:rPr>
-      </w:r>
-      <w:r>
-        <w:rPr>
-          <w:lang w:val="en_US" w:bidi="en_US"/>
-        </w:rPr>
-        <w:t xml:space="preserve">As Job looked for what seemed impossible, another passage points toward hope. </w:t>
-      </w:r>
-      <w:hyperlink r:id="rId529">
-        <w:r>
-          <w:rPr>
-            <w:lang w:val="en_US" w:bidi="en_US"/>
-          </w:rPr>
-          <w:rPr>
-            <w:color w:val="0000EE"/>
-            <w:u w:val="single"/>
-          </w:rPr>
-          <w:t>Job 19:25–26</w:t>
-        </w:r>
-      </w:hyperlink>
-      <w:r>
-        <w:rPr>
-          <w:lang w:val="en_US" w:bidi="en_US"/>
-        </w:rPr>
-        <w:t xml:space="preserve"> speaks of a living redeemer (</w:t>
-      </w:r>
-      <w:r>
-        <w:rPr>
-          <w:i/>
-          <w:lang w:val="en_US" w:bidi="en_US"/>
-        </w:rPr>
         <w:t>go’el</w:t>
       </w:r>
       <w:r>
@@ -25266,20 +24964,7 @@
         <w:rPr>
           <w:lang w:val="en_US" w:bidi="en_US"/>
         </w:rPr>
-        <w:t xml:space="preserve">). They understood </w:t>
-      </w:r>
-      <w:r>
-        <w:rPr>
-          <w:i/>
-          <w:lang w:val="en_US" w:bidi="en_US"/>
-        </w:rPr>
-        <w:t>Sheol</w:t>
-      </w:r>
-      <w:r>
-        <w:rPr>
-          <w:lang w:val="en_US" w:bidi="en_US"/>
-        </w:rPr>
-        <w:t>, the place of the dead, as a state without relationship with God and without real purpose or hope.</w:t>
+        <w:t>). They understood Sheol, the place of the dead, as a state without relationship with God and without real purpose or hope.</w:t>
       </w:r>
     </w:p>
     <w:p>
@@ -27172,7 +26857,7 @@
         <w:rPr>
           <w:lang w:val="en_US" w:bidi="en_US"/>
         </w:rPr>
-        <w:t>In Revelation, the word resurrection is not directly used for judgment. Even so, the appearance before the judgment seat and the sentence of the second death in the lake of fire show a clear difference. Resurrection to judgment is not the same in nature as resurrection to life.</w:t>
+        <w:t>In Revelation, the word “resurrection” is not directly used for judgment. Even so, the appearance before the judgment seat and the sentence of the second death in the lake of fire show a clear difference. Resurrection to judgment is not the same in nature as resurrection to life.</w:t>
       </w:r>
     </w:p>
     <w:p>
@@ -37589,26 +37274,40 @@
         <w:rPr>
           <w:lang w:val="en_US" w:bidi="en_US"/>
         </w:rPr>
-        <w:t>Rome, City of</w:t>
-      </w:r>
-      <w:r>
-        <w:rPr>
-          <w:lang w:val="en_US" w:bidi="en_US"/>
-        </w:rPr>
-      </w:r>
-    </w:p>
-    <w:p>
-      <w:pPr/>
-      <w:r>
-        <w:rPr>
-          <w:lang w:val="en_US" w:bidi="en_US"/>
-        </w:rPr>
-      </w:r>
-      <w:r>
-        <w:rPr>
-          <w:lang w:val="en_US" w:bidi="en_US"/>
-        </w:rPr>
-        <w:t>City in Italy founded, according to tradition, in 753 BC on seven hills about 15 miles (24.1 kilometers) from the mouth of the Tiber River. It was of no biblical interest until NT times. There are nine explicit references to the city in the NT (</w:t>
+        <w:t>Rome (City)</w:t>
+      </w:r>
+      <w:r>
+        <w:rPr>
+          <w:lang w:val="en_US" w:bidi="en_US"/>
+        </w:rPr>
+      </w:r>
+    </w:p>
+    <w:p>
+      <w:pPr/>
+      <w:r>
+        <w:rPr>
+          <w:lang w:val="en_US" w:bidi="en_US"/>
+        </w:rPr>
+      </w:r>
+      <w:r>
+        <w:rPr>
+          <w:lang w:val="en_US" w:bidi="en_US"/>
+        </w:rPr>
+        <w:t xml:space="preserve">Rome is a city in Italy. According to tradition, it was founded in 753 BC on seven hills. It is about 24 kilometers (15 miles) from the mouth of the Tiber River. </w:t>
+      </w:r>
+    </w:p>
+    <w:p>
+      <w:pPr/>
+      <w:r>
+        <w:rPr>
+          <w:lang w:val="en_US" w:bidi="en_US"/>
+        </w:rPr>
+      </w:r>
+      <w:r>
+        <w:rPr>
+          <w:lang w:val="en_US" w:bidi="en_US"/>
+        </w:rPr>
+        <w:t>Rome did not have an important role in the Bible until New Testament times. The New Testament names the city nine times (</w:t>
       </w:r>
       <w:hyperlink r:id="rId809">
         <w:r>
@@ -37709,7 +37408,7 @@
             <w:color w:val="0000EE"/>
             <w:u w:val="single"/>
           </w:rPr>
-          <w:t>Rom 1:7, 15</w:t>
+          <w:t>Romans 1:7, 15</w:t>
         </w:r>
       </w:hyperlink>
       <w:r>
@@ -37727,14 +37426,64 @@
             <w:color w:val="0000EE"/>
             <w:u w:val="single"/>
           </w:rPr>
-          <w:t>2 Tm 1:17</w:t>
-        </w:r>
-      </w:hyperlink>
-      <w:r>
-        <w:rPr>
-          <w:lang w:val="en_US" w:bidi="en_US"/>
-        </w:rPr>
-        <w:t>), but Paul’s sojourn there and his letter to the Roman Christians, written probably from Corinth around AD 57 and 58, make the imperial city of considerable interest to Bible readers.</w:t>
+          <w:t>2 Timothy 1:17</w:t>
+        </w:r>
+      </w:hyperlink>
+      <w:r>
+        <w:rPr>
+          <w:lang w:val="en_US" w:bidi="en_US"/>
+        </w:rPr>
+        <w:t xml:space="preserve">). </w:t>
+      </w:r>
+    </w:p>
+    <w:p>
+      <w:pPr/>
+      <w:r>
+        <w:rPr>
+          <w:lang w:val="en_US" w:bidi="en_US"/>
+        </w:rPr>
+      </w:r>
+      <w:r>
+        <w:rPr>
+          <w:lang w:val="en_US" w:bidi="en_US"/>
+        </w:rPr>
+        <w:t>Rome is important to Bible readers for two main reasons:</w:t>
+      </w:r>
+    </w:p>
+    <w:p>
+      <w:pPr>
+        <w:pStyle w:val="ListBullet"/>
+        <w:spacing w:line="240" w:lineRule="auto"/>
+        <w:ind w:left="720"/>
+      </w:pPr>
+      <w:r>
+        <w:rPr>
+          <w:lang w:val="en_US" w:bidi="en_US"/>
+        </w:rPr>
+      </w:r>
+      <w:r>
+        <w:rPr>
+          <w:lang w:val="en_US" w:bidi="en_US"/>
+        </w:rPr>
+        <w:t xml:space="preserve">Paul stayed there for a time. </w:t>
+      </w:r>
+    </w:p>
+    <w:p>
+      <w:pPr>
+        <w:pStyle w:val="ListBullet"/>
+        <w:spacing w:line="240" w:lineRule="auto"/>
+        <w:ind w:left="720"/>
+      </w:pPr>
+      <w:r>
+        <w:rPr>
+          <w:lang w:val="en_US" w:bidi="en_US"/>
+        </w:rPr>
+      </w:r>
+      <w:r>
+        <w:rPr>
+          <w:lang w:val="en_US" w:bidi="en_US"/>
+        </w:rPr>
+        <w:t>He also wrote a letter to the Christians in Rome, probably from Corinth around AD 57 or 58.</w:t>
       </w:r>
     </w:p>
     <w:p>
@@ -37749,87 +37498,545 @@
       </w:r>
     </w:p>
     <w:p>
-      <w:pPr/>
-      <w:r>
-        <w:rPr>
-          <w:lang w:val="en_US" w:bidi="en_US"/>
-        </w:rPr>
-      </w:r>
-      <w:r>
-        <w:rPr>
-          <w:lang w:val="en_US" w:bidi="en_US"/>
-        </w:rPr>
-        <w:t>In the second millennium BC, Indo-European migrants moved into Europe and settled in the Italian peninsula. One group settled around the mouth of the Tiber River. A vigorous and more cultured group, the Etruscans from Asia Minor, occupied central Italy. At the time of Rome’s emergence in the eighth century BC, the population of the Italian peninsula was mixed. The Latin-speaking enclave, which settled toward the mouth of the Tiber, were agriculturalists. The scattered groups formed leagues and communities to defend themselves against raiders. They built stockades on the hills to protect families and flocks while fighting off the raiders. From such beginnings Rome emerged as a dominant center with its focal point in the area of the seven hills (the Palatine, the Capitoline, the Aventine, the Caelian, the Esquiline, the Viminal, and the Quirinal). Traditionally these hills were considered to be seven in number; in fact, there are more than seven, although some are simply flat-topped spurs. The Tiber River winds in a large S-curve between the hills. At one point it divided to form an island where it was shallow enough to ford. The town that grew up there was linked by roads, north to the Etruscans, south to the Greek trading cities, west to the coast, and inland to the tribal areas on the highlands. Knowledge of early Rome is based largely on archaeological evidence from the remains of the simple forts and numerous burial sites in the area.</w:t>
-      </w:r>
-    </w:p>
-    <w:p>
-      <w:pPr/>
-      <w:r>
-        <w:rPr>
-          <w:lang w:val="en_US" w:bidi="en_US"/>
-        </w:rPr>
-      </w:r>
-      <w:r>
-        <w:rPr>
-          <w:lang w:val="en_US" w:bidi="en_US"/>
-        </w:rPr>
-        <w:t>Rome developed politically in a remarkable fashion over the next 1,000 years. The loose association of the original chieftains, who comprised the earliest “senate,” gave place to domination by Etruscan kings who seem to have trained the people in discipline and obedience. They constructed numerous works, draining the forum area and making it a social, commercial, industrial, and political center. They built a temple for Jupiter, Juno, and Minerva on the Capitoline Hill as a common shrine for all the people. When the kings became autocratic, the Latin population rebelled and expelled the kings.</w:t>
-      </w:r>
-    </w:p>
-    <w:p>
-      <w:pPr/>
-      <w:r>
-        <w:rPr>
-          <w:lang w:val="en_US" w:bidi="en_US"/>
-        </w:rPr>
-      </w:r>
-      <w:r>
-        <w:rPr>
-          <w:lang w:val="en_US" w:bidi="en_US"/>
-        </w:rPr>
-        <w:t>The republic was established in 510 BC. This establishment marked the beginning of Rome’s remarkable expansion to the dimensions of a world empire. The population, which was now spread out over the hills and valleys, despite their tribal differences, united and solved political problems without bloodshed. Strictly speaking, the term “republican” should not be understood in any modern sense as indicating a kind of democracy. Rather, the ancient families (patricians) dominated the senate and constituted an oligarchy. This arrangement was useful for Rome at that time. The small city-state soon broke out of its confined area, overcame the Etruscans, and dominated the Greek cities to the south. The Romans then looked farther afield. In 273 BC they made a treaty with the Ptolemies of Egypt. Before long, they expanded into North Africa, overcame the Carthaginians, pressed on into Spain, and developed ambitions to occupy the Middle East as well. Rome’s many conquests brought enormous wealth.</w:t>
-      </w:r>
-    </w:p>
-    <w:p>
-      <w:pPr/>
-      <w:r>
-        <w:rPr>
-          <w:lang w:val="en_US" w:bidi="en_US"/>
-        </w:rPr>
-      </w:r>
-      <w:r>
-        <w:rPr>
-          <w:lang w:val="en_US" w:bidi="en_US"/>
-        </w:rPr>
-        <w:t>With geographical expansion came social changes in Italy. During the second century BC, rich landowners bought out the small independent farmers, who subsequently drifted into Rome, landless and unemployed. Huge, overcrowded tenement houses appeared, which constituted creeping slums. Alongside this squalor there was evidence of vast wealth from Rome’s conquests in distant lands. In the capital, many fine buildings appeared. Pompey, who subdued and organized the East, did much to adorn the great capital.</w:t>
-      </w:r>
-    </w:p>
-    <w:p>
-      <w:pPr/>
-      <w:r>
-        <w:rPr>
-          <w:lang w:val="en_US" w:bidi="en_US"/>
-        </w:rPr>
-      </w:r>
-      <w:r>
-        <w:rPr>
-          <w:lang w:val="en_US" w:bidi="en_US"/>
-        </w:rPr>
-        <w:t>The next stage in Rome’s political development came when the senate, the governing body of the republic, proved unable to control its more radical and violent members. As their political ambitions increased, aspiring leaders sought to gain popular support by granting privileges to the people without the concurrence of the senate. Civil strife broke out and plagued the last century of the republic. Military victories beyond Rome gave power to the generals. In the civil wars that followed, constitutional questions were decided by the power of the sword. Marius, Sulla, Pompey, Crassus, Julius Caesar, Antony, and Octavian were the real political forces in the land.</w:t>
-      </w:r>
-    </w:p>
-    <w:p>
-      <w:pPr/>
-      <w:r>
-        <w:rPr>
-          <w:lang w:val="en_US" w:bidi="en_US"/>
-        </w:rPr>
-      </w:r>
-      <w:r>
-        <w:rPr>
-          <w:lang w:val="en_US" w:bidi="en_US"/>
-        </w:rPr>
-        <w:t>By 27 BC, Octavian emerged supreme and was given the title Augustus. Theoretically, a dual government existed between the senate and Augustus (the emperor), but a weak senate allowed the emperor to become the virtual ruler. As a result, Roman peace (</w:t>
+      <w:pPr>
+        <w:pStyle w:val="Heading4"/>
+      </w:pPr>
+      <w:r>
+        <w:rPr>
+          <w:lang w:val="en_US" w:bidi="en_US"/>
+        </w:rPr>
+        <w:t>Early Settlement</w:t>
+      </w:r>
+    </w:p>
+    <w:p>
+      <w:pPr/>
+      <w:r>
+        <w:rPr>
+          <w:lang w:val="en_US" w:bidi="en_US"/>
+        </w:rPr>
+      </w:r>
+      <w:r>
+        <w:rPr>
+          <w:lang w:val="en_US" w:bidi="en_US"/>
+        </w:rPr>
+        <w:t xml:space="preserve">In the second millennium BC, people from Indo-European countries moved into Europe and settled in the Italian peninsula. One group settled near the mouth of the Tiber River. The Etruscans, a more advanced civilization from Asia Minor, occupied central Italy. </w:t>
+      </w:r>
+    </w:p>
+    <w:p>
+      <w:pPr/>
+      <w:r>
+        <w:rPr>
+          <w:lang w:val="en_US" w:bidi="en_US"/>
+        </w:rPr>
+      </w:r>
+      <w:r>
+        <w:rPr>
+          <w:lang w:val="en_US" w:bidi="en_US"/>
+        </w:rPr>
+        <w:t>By the time Rome began to grow in the eighth century BC, many different peoples lived on the Italian peninsula. A Latin-speaking group settled near the mouth of the Tiber River and lived mainly by farming. Other groups formed alliances and communities to protect themselves from attackers. They built wooden defenses on the hills to protect their families and animals during attacks.</w:t>
+      </w:r>
+    </w:p>
+    <w:p>
+      <w:pPr/>
+      <w:r>
+        <w:rPr>
+          <w:lang w:val="en_US" w:bidi="en_US"/>
+        </w:rPr>
+      </w:r>
+      <w:r>
+        <w:rPr>
+          <w:lang w:val="en_US" w:bidi="en_US"/>
+        </w:rPr>
+        <w:t xml:space="preserve">Rome grew from these small settlements and became the main center of the region. Its central area included seven hills: </w:t>
+      </w:r>
+    </w:p>
+    <w:p>
+      <w:pPr>
+        <w:pStyle w:val="ListBullet"/>
+        <w:spacing w:line="240" w:lineRule="auto"/>
+        <w:ind w:left="720"/>
+      </w:pPr>
+      <w:r>
+        <w:rPr>
+          <w:lang w:val="en_US" w:bidi="en_US"/>
+        </w:rPr>
+      </w:r>
+      <w:r>
+        <w:rPr>
+          <w:lang w:val="en_US" w:bidi="en_US"/>
+        </w:rPr>
+        <w:t xml:space="preserve">the Palatine, </w:t>
+      </w:r>
+    </w:p>
+    <w:p>
+      <w:pPr>
+        <w:pStyle w:val="ListBullet"/>
+        <w:spacing w:line="240" w:lineRule="auto"/>
+        <w:ind w:left="720"/>
+      </w:pPr>
+      <w:r>
+        <w:rPr>
+          <w:lang w:val="en_US" w:bidi="en_US"/>
+        </w:rPr>
+      </w:r>
+      <w:r>
+        <w:rPr>
+          <w:lang w:val="en_US" w:bidi="en_US"/>
+        </w:rPr>
+        <w:t xml:space="preserve">Capitoline, </w:t>
+      </w:r>
+    </w:p>
+    <w:p>
+      <w:pPr>
+        <w:pStyle w:val="ListBullet"/>
+        <w:spacing w:line="240" w:lineRule="auto"/>
+        <w:ind w:left="720"/>
+      </w:pPr>
+      <w:r>
+        <w:rPr>
+          <w:lang w:val="en_US" w:bidi="en_US"/>
+        </w:rPr>
+      </w:r>
+      <w:r>
+        <w:rPr>
+          <w:lang w:val="en_US" w:bidi="en_US"/>
+        </w:rPr>
+        <w:t xml:space="preserve">Aventine, </w:t>
+      </w:r>
+    </w:p>
+    <w:p>
+      <w:pPr>
+        <w:pStyle w:val="ListBullet"/>
+        <w:spacing w:line="240" w:lineRule="auto"/>
+        <w:ind w:left="720"/>
+      </w:pPr>
+      <w:r>
+        <w:rPr>
+          <w:lang w:val="en_US" w:bidi="en_US"/>
+        </w:rPr>
+      </w:r>
+      <w:r>
+        <w:rPr>
+          <w:lang w:val="en_US" w:bidi="en_US"/>
+        </w:rPr>
+        <w:t xml:space="preserve">Caelian, </w:t>
+      </w:r>
+    </w:p>
+    <w:p>
+      <w:pPr>
+        <w:pStyle w:val="ListBullet"/>
+        <w:spacing w:line="240" w:lineRule="auto"/>
+        <w:ind w:left="720"/>
+      </w:pPr>
+      <w:r>
+        <w:rPr>
+          <w:lang w:val="en_US" w:bidi="en_US"/>
+        </w:rPr>
+      </w:r>
+      <w:r>
+        <w:rPr>
+          <w:lang w:val="en_US" w:bidi="en_US"/>
+        </w:rPr>
+        <w:t xml:space="preserve">Esquiline, </w:t>
+      </w:r>
+    </w:p>
+    <w:p>
+      <w:pPr>
+        <w:pStyle w:val="ListBullet"/>
+        <w:spacing w:line="240" w:lineRule="auto"/>
+        <w:ind w:left="720"/>
+      </w:pPr>
+      <w:r>
+        <w:rPr>
+          <w:lang w:val="en_US" w:bidi="en_US"/>
+        </w:rPr>
+      </w:r>
+      <w:r>
+        <w:rPr>
+          <w:lang w:val="en_US" w:bidi="en_US"/>
+        </w:rPr>
+        <w:t xml:space="preserve">Viminal, and </w:t>
+      </w:r>
+    </w:p>
+    <w:p>
+      <w:pPr>
+        <w:pStyle w:val="ListBullet"/>
+        <w:spacing w:line="240" w:lineRule="auto"/>
+        <w:ind w:left="720"/>
+      </w:pPr>
+      <w:r>
+        <w:rPr>
+          <w:lang w:val="en_US" w:bidi="en_US"/>
+        </w:rPr>
+      </w:r>
+      <w:r>
+        <w:rPr>
+          <w:lang w:val="en_US" w:bidi="en_US"/>
+        </w:rPr>
+        <w:t xml:space="preserve">Quirinal. </w:t>
+      </w:r>
+    </w:p>
+    <w:p>
+      <w:pPr/>
+      <w:r>
+        <w:rPr>
+          <w:lang w:val="en_US" w:bidi="en_US"/>
+        </w:rPr>
+      </w:r>
+      <w:r>
+        <w:rPr>
+          <w:lang w:val="en_US" w:bidi="en_US"/>
+        </w:rPr>
+        <w:t>Tradition identifies these as the seven hills of Rome. However, the area has more than seven hills, and some are only flat-topped ridges.</w:t>
+      </w:r>
+    </w:p>
+    <w:p>
+      <w:pPr/>
+      <w:r>
+        <w:rPr>
+          <w:lang w:val="en_US" w:bidi="en_US"/>
+        </w:rPr>
+      </w:r>
+      <w:r>
+        <w:rPr>
+          <w:lang w:val="en_US" w:bidi="en_US"/>
+        </w:rPr>
+        <w:t>The Tiber River curves between the hills in a large S-shape. At one place, the river divided around an island. The water there was shallow enough for people to cross on foot.</w:t>
+      </w:r>
+    </w:p>
+    <w:p>
+      <w:pPr/>
+      <w:r>
+        <w:rPr>
+          <w:lang w:val="en_US" w:bidi="en_US"/>
+        </w:rPr>
+      </w:r>
+      <w:r>
+        <w:rPr>
+          <w:lang w:val="en_US" w:bidi="en_US"/>
+        </w:rPr>
+        <w:t>The town that developed in this area had roads leading in several directions. Roads went north to the Etruscans, south to the Greek trading cities, west to the coast, and inland to the tribal regions in the highlands.</w:t>
+      </w:r>
+    </w:p>
+    <w:p>
+      <w:pPr/>
+      <w:r>
+        <w:rPr>
+          <w:lang w:val="en_US" w:bidi="en_US"/>
+        </w:rPr>
+      </w:r>
+      <w:r>
+        <w:rPr>
+          <w:lang w:val="en_US" w:bidi="en_US"/>
+        </w:rPr>
+        <w:t>Most knowledge about early Rome comes from archaeology, the study of the past through physical remains. These remains include simple forts and many burial sites in the area.</w:t>
+      </w:r>
+    </w:p>
+    <w:p>
+      <w:pPr>
+        <w:pStyle w:val="Heading4"/>
+      </w:pPr>
+      <w:r>
+        <w:rPr>
+          <w:lang w:val="en_US" w:bidi="en_US"/>
+        </w:rPr>
+        <w:t>The Rise of Rome</w:t>
+      </w:r>
+    </w:p>
+    <w:p>
+      <w:pPr/>
+      <w:r>
+        <w:rPr>
+          <w:lang w:val="en_US" w:bidi="en_US"/>
+        </w:rPr>
+      </w:r>
+      <w:r>
+        <w:rPr>
+          <w:lang w:val="en_US" w:bidi="en_US"/>
+        </w:rPr>
+        <w:t>Over the next 1,000 years, Rome’s political system changed greatly. At first, local leaders formed a loose council. This council later became known as the senate.</w:t>
+      </w:r>
+    </w:p>
+    <w:p>
+      <w:pPr/>
+      <w:r>
+        <w:rPr>
+          <w:lang w:val="en_US" w:bidi="en_US"/>
+        </w:rPr>
+      </w:r>
+      <w:r>
+        <w:rPr>
+          <w:lang w:val="en_US" w:bidi="en_US"/>
+        </w:rPr>
+        <w:t>Etruscan kings then gained control of Rome. They appear to have taught the people discipline and obedience. They also completed many building projects. They drained the low land where the forum later stood. The forum became a center for public life, trade, work, and government.</w:t>
+      </w:r>
+    </w:p>
+    <w:p>
+      <w:pPr/>
+      <w:r>
+        <w:rPr>
+          <w:lang w:val="en_US" w:bidi="en_US"/>
+        </w:rPr>
+      </w:r>
+      <w:r>
+        <w:rPr>
+          <w:lang w:val="en_US" w:bidi="en_US"/>
+        </w:rPr>
+        <w:t>The kings also built a temple on the Capitoline Hill for Jupiter, Juno, and Minerva. It served as a shared place of worship for the people.</w:t>
+      </w:r>
+    </w:p>
+    <w:p>
+      <w:pPr/>
+      <w:r>
+        <w:rPr>
+          <w:lang w:val="en_US" w:bidi="en_US"/>
+        </w:rPr>
+      </w:r>
+      <w:r>
+        <w:rPr>
+          <w:lang w:val="en_US" w:bidi="en_US"/>
+        </w:rPr>
+        <w:t>In time, the kings ruled with too much power. The Latin population rebelled and drove them out.</w:t>
+      </w:r>
+    </w:p>
+    <w:p>
+      <w:pPr>
+        <w:pStyle w:val="Heading4"/>
+      </w:pPr>
+      <w:r>
+        <w:rPr>
+          <w:lang w:val="en_US" w:bidi="en_US"/>
+        </w:rPr>
+        <w:t>Rome as a Republic</w:t>
+      </w:r>
+    </w:p>
+    <w:p>
+      <w:pPr/>
+      <w:r>
+        <w:rPr>
+          <w:lang w:val="en_US" w:bidi="en_US"/>
+        </w:rPr>
+      </w:r>
+      <w:r>
+        <w:rPr>
+          <w:lang w:val="en_US" w:bidi="en_US"/>
+        </w:rPr>
+        <w:t>Rome became a republic in 510 BC. This change began a long period of expansion. Over time, Rome grew from a small city-state into a powerful empire.</w:t>
+      </w:r>
+    </w:p>
+    <w:p>
+      <w:pPr/>
+      <w:r>
+        <w:rPr>
+          <w:lang w:val="en_US" w:bidi="en_US"/>
+        </w:rPr>
+      </w:r>
+      <w:r>
+        <w:rPr>
+          <w:lang w:val="en_US" w:bidi="en_US"/>
+        </w:rPr>
+        <w:t>The people of Rome lived across the hills and valleys. Although they came from different tribal groups, they worked together to solve political problems without civil war.</w:t>
+      </w:r>
+    </w:p>
+    <w:p>
+      <w:pPr/>
+      <w:r>
+        <w:rPr>
+          <w:lang w:val="en_US" w:bidi="en_US"/>
+        </w:rPr>
+      </w:r>
+      <w:r>
+        <w:rPr>
+          <w:lang w:val="en_US" w:bidi="en_US"/>
+        </w:rPr>
+        <w:t>The term "republican" should not be understood in the modern sense of democracy. Rome was mainly ruled by members of old and powerful families called patricians. They controlled the senate and formed an oligarchy, a government led by a small group of people. This system helped Rome become more stable and organized.</w:t>
+      </w:r>
+    </w:p>
+    <w:p>
+      <w:pPr/>
+      <w:r>
+        <w:rPr>
+          <w:lang w:val="en_US" w:bidi="en_US"/>
+        </w:rPr>
+      </w:r>
+      <w:r>
+        <w:rPr>
+          <w:lang w:val="en_US" w:bidi="en_US"/>
+        </w:rPr>
+        <w:t>Rome soon expanded beyond its small territory. It defeated the Etruscans and gained control over the Greek cities to the south. The Romans then turned their attention to more distant lands.</w:t>
+      </w:r>
+    </w:p>
+    <w:p>
+      <w:pPr/>
+      <w:r>
+        <w:rPr>
+          <w:lang w:val="en_US" w:bidi="en_US"/>
+        </w:rPr>
+      </w:r>
+      <w:r>
+        <w:rPr>
+          <w:lang w:val="en_US" w:bidi="en_US"/>
+        </w:rPr>
+        <w:t>In 273 BC, Rome made a treaty with the Ptolemaic rulers of Egypt. Later, Rome expanded into North Africa, defeated Carthage, and moved into Spain. It also began to seek control of lands in the Middle East. Rome’s many military victories brought great wealth to the city.</w:t>
+      </w:r>
+    </w:p>
+    <w:p>
+      <w:pPr>
+        <w:pStyle w:val="Heading4"/>
+      </w:pPr>
+      <w:r>
+        <w:rPr>
+          <w:lang w:val="en_US" w:bidi="en_US"/>
+        </w:rPr>
+        <w:t>Expansion and Social Change</w:t>
+      </w:r>
+    </w:p>
+    <w:p>
+      <w:pPr/>
+      <w:r>
+        <w:rPr>
+          <w:lang w:val="en_US" w:bidi="en_US"/>
+        </w:rPr>
+      </w:r>
+      <w:r>
+        <w:rPr>
+          <w:lang w:val="en_US" w:bidi="en_US"/>
+        </w:rPr>
+        <w:t>As Rome expanded, life in Italy also changed. During the second century BC, wealthy landowners bought land from many small farmers. These farmers then moved to Rome, where many had no land or work.</w:t>
+      </w:r>
+    </w:p>
+    <w:p>
+      <w:pPr/>
+      <w:r>
+        <w:rPr>
+          <w:lang w:val="en_US" w:bidi="en_US"/>
+        </w:rPr>
+      </w:r>
+      <w:r>
+        <w:rPr>
+          <w:lang w:val="en_US" w:bidi="en_US"/>
+        </w:rPr>
+        <w:t>Large and crowded apartment buildings appeared throughout the city. Many of these areas became poor and unsafe. At the same time, Rome’s conquests brought great wealth to the capital.</w:t>
+      </w:r>
+    </w:p>
+    <w:p>
+      <w:pPr/>
+      <w:r>
+        <w:rPr>
+          <w:lang w:val="en_US" w:bidi="en_US"/>
+        </w:rPr>
+      </w:r>
+      <w:r>
+        <w:rPr>
+          <w:lang w:val="en_US" w:bidi="en_US"/>
+        </w:rPr>
+        <w:t>Many impressive buildings were constructed in Rome. Pompey, who conquered and organized lands in the East, helped make the capital more beautiful.</w:t>
+      </w:r>
+    </w:p>
+    <w:p>
+      <w:pPr>
+        <w:pStyle w:val="Heading4"/>
+      </w:pPr>
+      <w:r>
+        <w:rPr>
+          <w:lang w:val="en_US" w:bidi="en_US"/>
+        </w:rPr>
+        <w:t>Civil Conflict and the End of the Republic</w:t>
+      </w:r>
+    </w:p>
+    <w:p>
+      <w:pPr/>
+      <w:r>
+        <w:rPr>
+          <w:lang w:val="en_US" w:bidi="en_US"/>
+        </w:rPr>
+      </w:r>
+      <w:r>
+        <w:rPr>
+          <w:lang w:val="en_US" w:bidi="en_US"/>
+        </w:rPr>
+        <w:t>The next stage in Rome’s political development began when the senate, the ruling body of the republic, could no longer control its more extreme and violent members.</w:t>
+      </w:r>
+    </w:p>
+    <w:p>
+      <w:pPr/>
+      <w:r>
+        <w:rPr>
+          <w:lang w:val="en_US" w:bidi="en_US"/>
+        </w:rPr>
+      </w:r>
+      <w:r>
+        <w:rPr>
+          <w:lang w:val="en_US" w:bidi="en_US"/>
+        </w:rPr>
+        <w:t>Some leaders wanted more political power. They tried to gain support from the people by giving them special benefits without the senate’s approval. This led to growing conflict and violence during the final century of the republic.</w:t>
+      </w:r>
+    </w:p>
+    <w:p>
+      <w:pPr/>
+      <w:r>
+        <w:rPr>
+          <w:lang w:val="en_US" w:bidi="en_US"/>
+        </w:rPr>
+      </w:r>
+      <w:r>
+        <w:rPr>
+          <w:lang w:val="en_US" w:bidi="en_US"/>
+        </w:rPr>
+        <w:t>Rome’s military victories also gave more power to its generals. During the civil wars that followed, military force often decided political and legal questions.</w:t>
+      </w:r>
+    </w:p>
+    <w:p>
+      <w:pPr/>
+      <w:r>
+        <w:rPr>
+          <w:lang w:val="en_US" w:bidi="en_US"/>
+        </w:rPr>
+      </w:r>
+      <w:r>
+        <w:rPr>
+          <w:lang w:val="en_US" w:bidi="en_US"/>
+        </w:rPr>
+        <w:t>Marius, Sulla, Pompey, Crassus, Julius Caesar, Antony, and Octavian became the most powerful political leaders in Rome.</w:t>
+      </w:r>
+    </w:p>
+    <w:p>
+      <w:pPr>
+        <w:pStyle w:val="Heading4"/>
+      </w:pPr>
+      <w:r>
+        <w:rPr>
+          <w:lang w:val="en_US" w:bidi="en_US"/>
+        </w:rPr>
+        <w:t>Augustus and the Roman Empire</w:t>
+      </w:r>
+    </w:p>
+    <w:p>
+      <w:pPr/>
+      <w:r>
+        <w:rPr>
+          <w:lang w:val="en_US" w:bidi="en_US"/>
+        </w:rPr>
+      </w:r>
+      <w:r>
+        <w:rPr>
+          <w:lang w:val="en_US" w:bidi="en_US"/>
+        </w:rPr>
+        <w:t>By 27 BC, Octavian had become Rome’s most powerful leader and received the title Augustus. In theory, Augustus and the senate shared control of the government. In practice, the senate was weak, and Augustus became the main ruler.</w:t>
+      </w:r>
+    </w:p>
+    <w:p>
+      <w:pPr/>
+      <w:r>
+        <w:rPr>
+          <w:lang w:val="en_US" w:bidi="en_US"/>
+        </w:rPr>
+      </w:r>
+      <w:r>
+        <w:rPr>
+          <w:lang w:val="en_US" w:bidi="en_US"/>
+        </w:rPr>
+        <w:t xml:space="preserve">This period began the </w:t>
       </w:r>
       <w:r>
         <w:rPr>
@@ -37842,7 +38049,39 @@
         <w:rPr>
           <w:lang w:val="en_US" w:bidi="en_US"/>
         </w:rPr>
-        <w:t>) reigned at home and abroad until well into the second century AD. The emperors of the first century AD cover the period of the life of Jesus and of the emerging church, and several are mentioned in the NT: Augustus (</w:t>
+        <w:t>, a Latin term meaning “Roman peace.” This peace continued within the empire and across its territories into the second century AD.</w:t>
+      </w:r>
+    </w:p>
+    <w:p>
+      <w:pPr/>
+      <w:r>
+        <w:rPr>
+          <w:lang w:val="en_US" w:bidi="en_US"/>
+        </w:rPr>
+      </w:r>
+      <w:r>
+        <w:rPr>
+          <w:lang w:val="en_US" w:bidi="en_US"/>
+        </w:rPr>
+        <w:t xml:space="preserve">Several Roman emperors ruled during the life of Jesus and the early growth of the church. The New Testament mentions several of them: </w:t>
+      </w:r>
+    </w:p>
+    <w:p>
+      <w:pPr>
+        <w:pStyle w:val="ListBullet"/>
+        <w:spacing w:line="240" w:lineRule="auto"/>
+        <w:ind w:left="720"/>
+      </w:pPr>
+      <w:r>
+        <w:rPr>
+          <w:lang w:val="en_US" w:bidi="en_US"/>
+        </w:rPr>
+      </w:r>
+      <w:r>
+        <w:rPr>
+          <w:lang w:val="en_US" w:bidi="en_US"/>
+        </w:rPr>
+        <w:t>Augustus (</w:t>
       </w:r>
       <w:hyperlink r:id="rId816">
         <w:r>
@@ -37853,14 +38092,32 @@
             <w:color w:val="0000EE"/>
             <w:u w:val="single"/>
           </w:rPr>
-          <w:t>Lk 2:1</w:t>
-        </w:r>
-      </w:hyperlink>
-      <w:r>
-        <w:rPr>
-          <w:lang w:val="en_US" w:bidi="en_US"/>
-        </w:rPr>
-        <w:t>), Tiberius (</w:t>
+          <w:t>Luke 2:1</w:t>
+        </w:r>
+      </w:hyperlink>
+      <w:r>
+        <w:rPr>
+          <w:lang w:val="en_US" w:bidi="en_US"/>
+        </w:rPr>
+        <w:t>),</w:t>
+      </w:r>
+    </w:p>
+    <w:p>
+      <w:pPr>
+        <w:pStyle w:val="ListBullet"/>
+        <w:spacing w:line="240" w:lineRule="auto"/>
+        <w:ind w:left="720"/>
+      </w:pPr>
+      <w:r>
+        <w:rPr>
+          <w:lang w:val="en_US" w:bidi="en_US"/>
+        </w:rPr>
+      </w:r>
+      <w:r>
+        <w:rPr>
+          <w:lang w:val="en_US" w:bidi="en_US"/>
+        </w:rPr>
+        <w:t>Tiberius (</w:t>
       </w:r>
       <w:hyperlink r:id="rId817">
         <w:r>
@@ -37871,14 +38128,32 @@
             <w:color w:val="0000EE"/>
             <w:u w:val="single"/>
           </w:rPr>
-          <w:t>Lk 3:1</w:t>
-        </w:r>
-      </w:hyperlink>
-      <w:r>
-        <w:rPr>
-          <w:lang w:val="en_US" w:bidi="en_US"/>
-        </w:rPr>
-        <w:t>), Claudius (</w:t>
+          <w:t>Luke 3:1</w:t>
+        </w:r>
+      </w:hyperlink>
+      <w:r>
+        <w:rPr>
+          <w:lang w:val="en_US" w:bidi="en_US"/>
+        </w:rPr>
+        <w:t>),</w:t>
+      </w:r>
+    </w:p>
+    <w:p>
+      <w:pPr>
+        <w:pStyle w:val="ListBullet"/>
+        <w:spacing w:line="240" w:lineRule="auto"/>
+        <w:ind w:left="720"/>
+      </w:pPr>
+      <w:r>
+        <w:rPr>
+          <w:lang w:val="en_US" w:bidi="en_US"/>
+        </w:rPr>
+      </w:r>
+      <w:r>
+        <w:rPr>
+          <w:lang w:val="en_US" w:bidi="en_US"/>
+        </w:rPr>
+        <w:t>Claudius (</w:t>
       </w:r>
       <w:hyperlink r:id="rId818">
         <w:r>
@@ -37914,7 +38189,25 @@
         <w:rPr>
           <w:lang w:val="en_US" w:bidi="en_US"/>
         </w:rPr>
-        <w:t>), and Nero, who is referred to without being explicitly named (</w:t>
+        <w:t>), and</w:t>
+      </w:r>
+    </w:p>
+    <w:p>
+      <w:pPr>
+        <w:pStyle w:val="ListBullet"/>
+        <w:spacing w:line="240" w:lineRule="auto"/>
+        <w:ind w:left="720"/>
+      </w:pPr>
+      <w:r>
+        <w:rPr>
+          <w:lang w:val="en_US" w:bidi="en_US"/>
+        </w:rPr>
+      </w:r>
+      <w:r>
+        <w:rPr>
+          <w:lang w:val="en_US" w:bidi="en_US"/>
+        </w:rPr>
+        <w:t xml:space="preserve">Nero (who is referred to without being explicitly named; see </w:t>
       </w:r>
       <w:hyperlink r:id="rId819">
         <w:r>
@@ -37961,7 +38254,7 @@
             <w:color w:val="0000EE"/>
             <w:u w:val="single"/>
           </w:rPr>
-          <w:t>2 Tm 4:16–17</w:t>
+          <w:t>2 Timothy 4:16–17</w:t>
         </w:r>
       </w:hyperlink>
       <w:r>
@@ -37982,7 +38275,199 @@
         <w:rPr>
           <w:lang w:val="en_US" w:bidi="en_US"/>
         </w:rPr>
-        <w:t>The city of Rome was the capital of the empire and the home of the emperor, senators, administrators, military personnel, and priests. Augustus, the first of the emperors whose leadership and diplomatic endeavors gave peace to Rome after two civil wars and a century of strife, gave attention to the restoration and adornment of the city. He boasted that he found Rome built of brick and left it built of marble. His efforts at restoring Rome’s ancient religions led to the building of many temples. On the Palatine hill, Augustus united several houses already there into a palace for his own residence. A new and sumptuous temple of Apollo, surrounded by colonnades in which the emperor housed a large library, was erected near the palace. The palace itself overlooked an imposing group of new marble buildings in the valley below: a basilica business hall, a senate house, a temple of “the divine Julius,” a marble speaker’s platform, two impressive new forums, the forum of Caesar, and the forum of Augustus. Later emperors added to this splendor. Beyond the central forum area, the palaces of Tiberius and Caligula, various baths, arches, and theaters, the Circus Maximus, and the Circus Nero were built. The whole was enclosed by a wall built outside the old rampart of Servius. Several aqueducts brought water into the city, and significant roads from north, south, east, and west converged on the central city area.</w:t>
+        <w:t>Rome was the capital of the empire. It was also home to the emperor, senators, government officials, soldiers, and priests.</w:t>
+      </w:r>
+    </w:p>
+    <w:p>
+      <w:pPr/>
+      <w:r>
+        <w:rPr>
+          <w:lang w:val="en_US" w:bidi="en_US"/>
+        </w:rPr>
+      </w:r>
+      <w:r>
+        <w:rPr>
+          <w:lang w:val="en_US" w:bidi="en_US"/>
+        </w:rPr>
+        <w:t>Augustus was the first Roman emperor. His leadership and diplomacy brought peace after two civil wars and a century of conflict. He also worked to repair and improve the city. He claimed that he found Rome built of brick and left it built of marble.</w:t>
+      </w:r>
+    </w:p>
+    <w:p>
+      <w:pPr/>
+      <w:r>
+        <w:rPr>
+          <w:lang w:val="en_US" w:bidi="en_US"/>
+        </w:rPr>
+      </w:r>
+      <w:r>
+        <w:rPr>
+          <w:lang w:val="en_US" w:bidi="en_US"/>
+        </w:rPr>
+        <w:t>Augustus tried to restore Rome’s traditional religions, so he built many temples. On the Palatine Hill, he joined several existing houses to form his palace. Near the palace, he built a large and richly decorated temple of Apollo. The temple was surrounded by rows of columns and included a large library.</w:t>
+      </w:r>
+    </w:p>
+    <w:p>
+      <w:pPr/>
+      <w:r>
+        <w:rPr>
+          <w:lang w:val="en_US" w:bidi="en_US"/>
+        </w:rPr>
+      </w:r>
+      <w:r>
+        <w:rPr>
+          <w:lang w:val="en_US" w:bidi="en_US"/>
+        </w:rPr>
+        <w:t>The palace looked down on a group of new marble buildings in the valley. These included a public business hall, the senate house, a temple for the “divine Julius,” a marble platform for public speakers, and two new public squares: the Forum of Caesar and the Forum of Augustus.</w:t>
+      </w:r>
+    </w:p>
+    <w:p>
+      <w:pPr/>
+      <w:r>
+        <w:rPr>
+          <w:lang w:val="en_US" w:bidi="en_US"/>
+        </w:rPr>
+      </w:r>
+      <w:r>
+        <w:rPr>
+          <w:lang w:val="en_US" w:bidi="en_US"/>
+        </w:rPr>
+        <w:t>Later emperors added more buildings. These included:</w:t>
+      </w:r>
+    </w:p>
+    <w:p>
+      <w:pPr>
+        <w:pStyle w:val="ListBullet"/>
+        <w:spacing w:line="240" w:lineRule="auto"/>
+        <w:ind w:left="720"/>
+      </w:pPr>
+      <w:r>
+        <w:rPr>
+          <w:lang w:val="en_US" w:bidi="en_US"/>
+        </w:rPr>
+      </w:r>
+      <w:r>
+        <w:rPr>
+          <w:lang w:val="en_US" w:bidi="en_US"/>
+        </w:rPr>
+        <w:t xml:space="preserve">the palaces of Tiberius and Caligula, </w:t>
+      </w:r>
+    </w:p>
+    <w:p>
+      <w:pPr>
+        <w:pStyle w:val="ListBullet"/>
+        <w:spacing w:line="240" w:lineRule="auto"/>
+        <w:ind w:left="720"/>
+      </w:pPr>
+      <w:r>
+        <w:rPr>
+          <w:lang w:val="en_US" w:bidi="en_US"/>
+        </w:rPr>
+      </w:r>
+      <w:r>
+        <w:rPr>
+          <w:lang w:val="en_US" w:bidi="en_US"/>
+        </w:rPr>
+        <w:t xml:space="preserve">public baths, </w:t>
+      </w:r>
+    </w:p>
+    <w:p>
+      <w:pPr>
+        <w:pStyle w:val="ListBullet"/>
+        <w:spacing w:line="240" w:lineRule="auto"/>
+        <w:ind w:left="720"/>
+      </w:pPr>
+      <w:r>
+        <w:rPr>
+          <w:lang w:val="en_US" w:bidi="en_US"/>
+        </w:rPr>
+      </w:r>
+      <w:r>
+        <w:rPr>
+          <w:lang w:val="en_US" w:bidi="en_US"/>
+        </w:rPr>
+        <w:t xml:space="preserve">arches, </w:t>
+      </w:r>
+    </w:p>
+    <w:p>
+      <w:pPr>
+        <w:pStyle w:val="ListBullet"/>
+        <w:spacing w:line="240" w:lineRule="auto"/>
+        <w:ind w:left="720"/>
+      </w:pPr>
+      <w:r>
+        <w:rPr>
+          <w:lang w:val="en_US" w:bidi="en_US"/>
+        </w:rPr>
+      </w:r>
+      <w:r>
+        <w:rPr>
+          <w:lang w:val="en_US" w:bidi="en_US"/>
+        </w:rPr>
+        <w:t xml:space="preserve">theaters, </w:t>
+      </w:r>
+    </w:p>
+    <w:p>
+      <w:pPr>
+        <w:pStyle w:val="ListBullet"/>
+        <w:spacing w:line="240" w:lineRule="auto"/>
+        <w:ind w:left="720"/>
+      </w:pPr>
+      <w:r>
+        <w:rPr>
+          <w:lang w:val="en_US" w:bidi="en_US"/>
+        </w:rPr>
+      </w:r>
+      <w:r>
+        <w:rPr>
+          <w:lang w:val="en_US" w:bidi="en_US"/>
+        </w:rPr>
+        <w:t xml:space="preserve">the Circus Maximus, and </w:t>
+      </w:r>
+    </w:p>
+    <w:p>
+      <w:pPr>
+        <w:pStyle w:val="ListBullet"/>
+        <w:spacing w:line="240" w:lineRule="auto"/>
+        <w:ind w:left="720"/>
+      </w:pPr>
+      <w:r>
+        <w:rPr>
+          <w:lang w:val="en_US" w:bidi="en_US"/>
+        </w:rPr>
+      </w:r>
+      <w:r>
+        <w:rPr>
+          <w:lang w:val="en_US" w:bidi="en_US"/>
+        </w:rPr>
+        <w:t xml:space="preserve">the Circus of Nero. </w:t>
+      </w:r>
+    </w:p>
+    <w:p>
+      <w:pPr/>
+      <w:r>
+        <w:rPr>
+          <w:lang w:val="en_US" w:bidi="en_US"/>
+        </w:rPr>
+      </w:r>
+      <w:r>
+        <w:rPr>
+          <w:lang w:val="en_US" w:bidi="en_US"/>
+        </w:rPr>
+        <w:t>A wall outside the older wall of Servius surrounded the city.</w:t>
+      </w:r>
+    </w:p>
+    <w:p>
+      <w:pPr/>
+      <w:r>
+        <w:rPr>
+          <w:lang w:val="en_US" w:bidi="en_US"/>
+        </w:rPr>
+      </w:r>
+      <w:r>
+        <w:rPr>
+          <w:lang w:val="en_US" w:bidi="en_US"/>
+        </w:rPr>
+        <w:t>Several aqueducts, which were channels that carried water, supplied Rome. Major roads from the north, south, east, and west also met in the center of the city.</w:t>
       </w:r>
     </w:p>
     <w:p>
@@ -37993,21 +38478,21 @@
         <w:rPr>
           <w:lang w:val="en_US" w:bidi="en_US"/>
         </w:rPr>
-        <w:t>Rome’s Military Presence in Palestine</w:t>
-      </w:r>
-    </w:p>
-    <w:p>
-      <w:pPr/>
-      <w:r>
-        <w:rPr>
-          <w:lang w:val="en_US" w:bidi="en_US"/>
-        </w:rPr>
-      </w:r>
-      <w:r>
-        <w:rPr>
-          <w:lang w:val="en_US" w:bidi="en_US"/>
-        </w:rPr>
-        <w:t>With the military intervention of Pompey in the internal affairs of Judea in 63 BC, Rome established its presence in Palestine. The census ordered by Augustus Caesar, affecting the eastern provinces as well as the rest of the Roman world (</w:t>
+        <w:t>Roman Rule in Judea</w:t>
+      </w:r>
+    </w:p>
+    <w:p>
+      <w:pPr/>
+      <w:r>
+        <w:rPr>
+          <w:lang w:val="en_US" w:bidi="en_US"/>
+        </w:rPr>
+      </w:r>
+      <w:r>
+        <w:rPr>
+          <w:lang w:val="en_US" w:bidi="en_US"/>
+        </w:rPr>
+        <w:t>Rome gained control in Judea after Pompey became involved in its internal conflict in 63 BC. The census ordered by Caesar Augustus showed that Roman authority also reached the eastern provinces of the empire (</w:t>
       </w:r>
       <w:hyperlink r:id="rId822">
         <w:r>
@@ -38018,14 +38503,14 @@
             <w:color w:val="0000EE"/>
             <w:u w:val="single"/>
           </w:rPr>
-          <w:t>Lk 2:1–2</w:t>
-        </w:r>
-      </w:hyperlink>
-      <w:r>
-        <w:rPr>
-          <w:lang w:val="en_US" w:bidi="en_US"/>
-        </w:rPr>
-        <w:t xml:space="preserve">), was a vivid reminder. Roman military presence is amply reflected on the pages of the Gospels and Acts (e.g., </w:t>
+          <w:t>Luke 2:1–2</w:t>
+        </w:r>
+      </w:hyperlink>
+      <w:r>
+        <w:rPr>
+          <w:lang w:val="en_US" w:bidi="en_US"/>
+        </w:rPr>
+        <w:t xml:space="preserve">). The Gospels and Acts often mention Roman soldiers and officials (for example, </w:t>
       </w:r>
       <w:hyperlink r:id="rId823">
         <w:r>
@@ -38036,7 +38521,7 @@
             <w:color w:val="0000EE"/>
             <w:u w:val="single"/>
           </w:rPr>
-          <w:t>Mk 15:16</w:t>
+          <w:t>Mark 15:16</w:t>
         </w:r>
       </w:hyperlink>
       <w:r>
@@ -38054,7 +38539,7 @@
             <w:color w:val="0000EE"/>
             <w:u w:val="single"/>
           </w:rPr>
-          <w:t>Lk 3:14</w:t>
+          <w:t>Luke 3:14</w:t>
         </w:r>
       </w:hyperlink>
       <w:r>
@@ -38101,31 +38586,81 @@
       </w:r>
     </w:p>
     <w:p>
-      <w:pPr/>
-      <w:r>
-        <w:rPr>
-          <w:lang w:val="en_US" w:bidi="en_US"/>
-        </w:rPr>
-      </w:r>
-      <w:r>
-        <w:rPr>
-          <w:lang w:val="en_US" w:bidi="en_US"/>
-        </w:rPr>
-        <w:t>In the NT period, service in the legions was open to all Roman citizens. A professional volunteer army had replaced a conscripted militia. The permanent standing army was made up of legions recruited from the ranks of citizens. The legions were commanded by experienced officers of the rank of consul. Auxiliary forces were raised outside Italy, the inducement for enlistment being Roman citizenship for a soldier and his descendants after 25 years of service.</w:t>
-      </w:r>
-    </w:p>
-    <w:p>
-      <w:pPr/>
-      <w:r>
-        <w:rPr>
-          <w:lang w:val="en_US" w:bidi="en_US"/>
-        </w:rPr>
-      </w:r>
-      <w:r>
-        <w:rPr>
-          <w:lang w:val="en_US" w:bidi="en_US"/>
-        </w:rPr>
-        <w:t xml:space="preserve">In the provinces supreme military command lay with the provincial governor or prefect. In Judea at the time of Jesus’ public ministry, Pontius Pilate was designated “prefect of Judea” in a Latin inscription found in Caesarea in 1961. At the official center for administration of Judea, Caesarea Maritima, one or more legions at the disposal of the governor would be garrisoned. On special occasions, particularly at the great Jewish festivals, when riots and disorders could be anticipated, the provincial governor would take up residence in Jerusalem some 60 miles (96.5 kilometers) to the south, accompanied by a substantial contingent of troops (cf. </w:t>
+      <w:pPr>
+        <w:pStyle w:val="Heading4"/>
+      </w:pPr>
+      <w:r>
+        <w:rPr>
+          <w:lang w:val="en_US" w:bidi="en_US"/>
+        </w:rPr>
+        <w:t>Legions and Auxiliary Forces</w:t>
+      </w:r>
+    </w:p>
+    <w:p>
+      <w:pPr/>
+      <w:r>
+        <w:rPr>
+          <w:lang w:val="en_US" w:bidi="en_US"/>
+        </w:rPr>
+      </w:r>
+      <w:r>
+        <w:rPr>
+          <w:lang w:val="en_US" w:bidi="en_US"/>
+        </w:rPr>
+        <w:t>During the New Testament period, all Roman citizens could serve in the legions. Rome now had a professional army of volunteers instead of a militia made up of men required to serve.</w:t>
+      </w:r>
+    </w:p>
+    <w:p>
+      <w:pPr/>
+      <w:r>
+        <w:rPr>
+          <w:lang w:val="en_US" w:bidi="en_US"/>
+        </w:rPr>
+      </w:r>
+      <w:r>
+        <w:rPr>
+          <w:lang w:val="en_US" w:bidi="en_US"/>
+        </w:rPr>
+        <w:t>The permanent army consisted mainly of legions recruited from Roman citizens. Experienced senior officers commanded these legions. Rome also recruited auxiliary soldiers from outside Italy. After 25 years of service, an auxiliary soldier and his descendants could receive Roman citizenship.</w:t>
+      </w:r>
+    </w:p>
+    <w:p>
+      <w:pPr>
+        <w:pStyle w:val="Heading4"/>
+      </w:pPr>
+      <w:r>
+        <w:rPr>
+          <w:lang w:val="en_US" w:bidi="en_US"/>
+        </w:rPr>
+        <w:t>Governors and Troops in Judea</w:t>
+      </w:r>
+    </w:p>
+    <w:p>
+      <w:pPr/>
+      <w:r>
+        <w:rPr>
+          <w:lang w:val="en_US" w:bidi="en_US"/>
+        </w:rPr>
+      </w:r>
+      <w:r>
+        <w:rPr>
+          <w:lang w:val="en_US" w:bidi="en_US"/>
+        </w:rPr>
+        <w:t>In each province, the governor or prefect had the highest military authority. During the public ministry of Jesus, Pontius Pilate served as the prefect of Judea. A Latin inscription found at Caesarea in 1961 confirms this title.</w:t>
+      </w:r>
+    </w:p>
+    <w:p>
+      <w:pPr/>
+      <w:r>
+        <w:rPr>
+          <w:lang w:val="en_US" w:bidi="en_US"/>
+        </w:rPr>
+      </w:r>
+      <w:r>
+        <w:rPr>
+          <w:lang w:val="en_US" w:bidi="en_US"/>
+        </w:rPr>
+        <w:t xml:space="preserve">Caesarea Maritima was the main center of Roman government in Judea. Roman troops under the governor’s authority were stationed there. During major Jewish festivals, Roman leaders expected possible unrest in Jerusalem. At such times, the governor traveled about 96 kilometers (about 60 miles) south from Caesarea to Jerusalem. A large group of soldiers went with him (see </w:t>
       </w:r>
       <w:hyperlink r:id="rId827">
         <w:r>
@@ -38136,7 +38671,7 @@
             <w:color w:val="0000EE"/>
             <w:u w:val="single"/>
           </w:rPr>
-          <w:t>Lk 13:1</w:t>
+          <w:t>Luke 13:1</w:t>
         </w:r>
       </w:hyperlink>
       <w:r>
@@ -38147,31 +38682,53 @@
       </w:r>
     </w:p>
     <w:p>
-      <w:pPr/>
-      <w:r>
-        <w:rPr>
-          <w:lang w:val="en_US" w:bidi="en_US"/>
-        </w:rPr>
-      </w:r>
-      <w:r>
-        <w:rPr>
-          <w:lang w:val="en_US" w:bidi="en_US"/>
-        </w:rPr>
-        <w:t>Augustus established a standing army large enough to defend and pacify the empire. In 15 BC there were 28 legions, each composed of some 5,000 foot soldiers plus a mounted bodyguard of 128 men. After three legions were destroyed in uprisings by fierce Germanic tribes in AD 9, the number remained at 25 for some time. That suggests a standing army of about 125,000 legionaries in the first century.</w:t>
-      </w:r>
-    </w:p>
-    <w:p>
-      <w:pPr/>
-      <w:r>
-        <w:rPr>
-          <w:lang w:val="en_US" w:bidi="en_US"/>
-        </w:rPr>
-      </w:r>
-      <w:r>
-        <w:rPr>
-          <w:lang w:val="en_US" w:bidi="en_US"/>
-        </w:rPr>
-        <w:t>Augustus was also responsible for establishing a permanent auxiliary army, almost the same size as the legionary army. The auxiliary forces, recruited from provincials who had not yet received Roman citizenship, included both cavalry and infantry. The cavalry was organized in squadrons, the infantry in cohorts of 1,000 under command of a military tribune (</w:t>
+      <w:pPr>
+        <w:pStyle w:val="Heading4"/>
+      </w:pPr>
+      <w:r>
+        <w:rPr>
+          <w:lang w:val="en_US" w:bidi="en_US"/>
+        </w:rPr>
+        <w:t>The Size of the Roman Army</w:t>
+      </w:r>
+    </w:p>
+    <w:p>
+      <w:pPr/>
+      <w:r>
+        <w:rPr>
+          <w:lang w:val="en_US" w:bidi="en_US"/>
+        </w:rPr>
+      </w:r>
+      <w:r>
+        <w:rPr>
+          <w:lang w:val="en_US" w:bidi="en_US"/>
+        </w:rPr>
+        <w:t>Augustus created a permanent army that was large enough to defend the empire and keep order. In 15 BC, Rome had 28 legions. Each legion had about 5,000 foot soldiers and a mounted guard of 128 men. In AD 9, Germanic tribes destroyed three legions during revolts. After this loss, Rome had 25 legions for some time. This means that the empire had about 125,000 legionary soldiers during the first century.</w:t>
+      </w:r>
+    </w:p>
+    <w:p>
+      <w:pPr>
+        <w:pStyle w:val="Heading4"/>
+      </w:pPr>
+      <w:r>
+        <w:rPr>
+          <w:lang w:val="en_US" w:bidi="en_US"/>
+        </w:rPr>
+        <w:t>Cohorts, Centurions, and Military Officers</w:t>
+      </w:r>
+    </w:p>
+    <w:p>
+      <w:pPr/>
+      <w:r>
+        <w:rPr>
+          <w:lang w:val="en_US" w:bidi="en_US"/>
+        </w:rPr>
+      </w:r>
+      <w:r>
+        <w:rPr>
+          <w:lang w:val="en_US" w:bidi="en_US"/>
+        </w:rPr>
+        <w:t>Augustus also created a permanent auxiliary army. It was almost as large as the legionary army. The auxiliary soldiers came from the provinces and did not yet have Roman citizenship. These forces included both cavalry, soldiers who fought on horseback, and infantry, soldiers who fought on foot. The cavalry was divided into squadrons. The infantry was divided into groups called cohorts. A cohort could include 1,000 soldiers and was led by a military tribune, a senior army officer (</w:t>
       </w:r>
       <w:hyperlink r:id="rId828">
         <w:r>
@@ -38189,7 +38746,21 @@
         <w:rPr>
           <w:lang w:val="en_US" w:bidi="en_US"/>
         </w:rPr>
-        <w:t>). When the apostle Paul was in Jerusalem, the tribune was Claudius Lysias, a man of Greek birth whose purchased Roman citizenship made possible his elevation to commander of an auxiliary cohort (</w:t>
+        <w:t xml:space="preserve">). </w:t>
+      </w:r>
+    </w:p>
+    <w:p>
+      <w:pPr/>
+      <w:r>
+        <w:rPr>
+          <w:lang w:val="en_US" w:bidi="en_US"/>
+        </w:rPr>
+      </w:r>
+      <w:r>
+        <w:rPr>
+          <w:lang w:val="en_US" w:bidi="en_US"/>
+        </w:rPr>
+        <w:t>When the apostle Paul was in Jerusalem, the military tribune was Claudius Lysias. He was Greek by birth and had bought his Roman citizenship. This citizenship allowed him to become the commander of an auxiliary cohort (</w:t>
       </w:r>
       <w:hyperlink r:id="rId829">
         <w:r>
@@ -38200,7 +38771,7 @@
             <w:color w:val="0000EE"/>
             <w:u w:val="single"/>
           </w:rPr>
-          <w:t>22:28</w:t>
+          <w:t>Acts 22:28</w:t>
         </w:r>
       </w:hyperlink>
       <w:r>
@@ -38225,7 +38796,21 @@
         <w:rPr>
           <w:lang w:val="en_US" w:bidi="en_US"/>
         </w:rPr>
-        <w:t>). To send Paul from Jerusalem to Caesarea, Claudius could delegate a military escort of 200 soldiers commanded by two centurions, plus 70 mounted guards (</w:t>
+        <w:t xml:space="preserve">). </w:t>
+      </w:r>
+    </w:p>
+    <w:p>
+      <w:pPr/>
+      <w:r>
+        <w:rPr>
+          <w:lang w:val="en_US" w:bidi="en_US"/>
+        </w:rPr>
+      </w:r>
+      <w:r>
+        <w:rPr>
+          <w:lang w:val="en_US" w:bidi="en_US"/>
+        </w:rPr>
+        <w:t>When Claudius Lysias sent Paul from Jerusalem to Caesarea, he provided a large military escort. It included 200 soldiers under two centurions and 70 mounted guards (</w:t>
       </w:r>
       <w:hyperlink r:id="rId831">
         <w:r>
@@ -38243,21 +38828,35 @@
         <w:rPr>
           <w:lang w:val="en_US" w:bidi="en_US"/>
         </w:rPr>
-        <w:t>), without dangerously weakening the strength of the fortress garrison.</w:t>
-      </w:r>
-    </w:p>
-    <w:p>
-      <w:pPr/>
-      <w:r>
-        <w:rPr>
-          <w:lang w:val="en_US" w:bidi="en_US"/>
-        </w:rPr>
-      </w:r>
-      <w:r>
-        <w:rPr>
-          <w:lang w:val="en_US" w:bidi="en_US"/>
-        </w:rPr>
-        <w:t>A cohort was made up of either ten or five “centuries,” units consisting of 100 men under the command of a centurion whose duties resembled those of a modern army captain. Cornelius (</w:t>
+        <w:t>). He could send this force without leaving the fortress with too few soldiers.</w:t>
+      </w:r>
+    </w:p>
+    <w:p>
+      <w:pPr/>
+      <w:r>
+        <w:rPr>
+          <w:lang w:val="en_US" w:bidi="en_US"/>
+        </w:rPr>
+      </w:r>
+      <w:r>
+        <w:rPr>
+          <w:lang w:val="en_US" w:bidi="en_US"/>
+        </w:rPr>
+        <w:t>A cohort consisted of either five or ten smaller units called centuries. Each century was led by a centurion and could include about 100 soldiers. A centurion had duties similar to those of a captain in a modern army.</w:t>
+      </w:r>
+    </w:p>
+    <w:p>
+      <w:pPr/>
+      <w:r>
+        <w:rPr>
+          <w:lang w:val="en_US" w:bidi="en_US"/>
+        </w:rPr>
+      </w:r>
+      <w:r>
+        <w:rPr>
+          <w:lang w:val="en_US" w:bidi="en_US"/>
+        </w:rPr>
+        <w:t>Cornelius was a Roman centurion who served in an auxiliary cohort in Judea (</w:t>
       </w:r>
       <w:hyperlink r:id="rId832">
         <w:r>
@@ -38275,7 +38874,21 @@
         <w:rPr>
           <w:lang w:val="en_US" w:bidi="en_US"/>
         </w:rPr>
-        <w:t>) was a Roman centurion assigned to one of the auxiliary cohorts in Judea. There is inscriptional evidence for the presence of his unit, “the Second Italian Cohort of Roman Citizens,” in Syria about AD 69. Paul was sent to Rome in the custody of another centurion, Julius, who belonged to the Augustan or imperial cohort (</w:t>
+        <w:t>). An inscription shows that his unit, called the “Second Italian Cohort of Roman Citizens,” was present in Syria around AD 69.</w:t>
+      </w:r>
+    </w:p>
+    <w:p>
+      <w:pPr/>
+      <w:r>
+        <w:rPr>
+          <w:lang w:val="en_US" w:bidi="en_US"/>
+        </w:rPr>
+      </w:r>
+      <w:r>
+        <w:rPr>
+          <w:lang w:val="en_US" w:bidi="en_US"/>
+        </w:rPr>
+        <w:t>Paul was later sent to Rome under the guard of another centurion named Julius. Julius belonged to the Augustan, or imperial, cohort (</w:t>
       </w:r>
       <w:hyperlink r:id="rId833">
         <w:r>
@@ -38293,7 +38906,21 @@
         <w:rPr>
           <w:lang w:val="en_US" w:bidi="en_US"/>
         </w:rPr>
-        <w:t xml:space="preserve">). The term Augustan was a title of honor sometimes bestowed on auxiliary troops. Julius was evidently a legionary centurion assigned to the corps of officer-couriers who maintained a communication service between the emperor and his provincial armies. He had a detachment of soldiers under his command on the voyage to Rome (v </w:t>
+        <w:t>). The title "Augustan" was an honor sometimes given to auxiliary troops.</w:t>
+      </w:r>
+    </w:p>
+    <w:p>
+      <w:pPr/>
+      <w:r>
+        <w:rPr>
+          <w:lang w:val="en_US" w:bidi="en_US"/>
+        </w:rPr>
+      </w:r>
+      <w:r>
+        <w:rPr>
+          <w:lang w:val="en_US" w:bidi="en_US"/>
+        </w:rPr>
+        <w:t xml:space="preserve">Julius may have been a legionary centurion serving in a group of military messengers. These officers carried messages between the emperor and Roman armies in the provinces. Julius had soldiers under his command during the voyage to Rome (verse </w:t>
       </w:r>
       <w:hyperlink r:id="rId834">
         <w:r>
@@ -38311,7 +38938,7 @@
         <w:rPr>
           <w:lang w:val="en_US" w:bidi="en_US"/>
         </w:rPr>
-        <w:t>) and on arrival handed his prisoners over to the commander of the courier corps (</w:t>
+        <w:t>). When he arrived, he handed the prisoners over to the commander of the messenger unit (</w:t>
       </w:r>
       <w:hyperlink r:id="rId835">
         <w:r>
@@ -38329,7 +38956,21 @@
         <w:rPr>
           <w:lang w:val="en_US" w:bidi="en_US"/>
         </w:rPr>
-        <w:t>). Probably all of the Roman centurions mentioned in the Gospels or Acts (</w:t>
+        <w:t xml:space="preserve">). </w:t>
+      </w:r>
+    </w:p>
+    <w:p>
+      <w:pPr/>
+      <w:r>
+        <w:rPr>
+          <w:lang w:val="en_US" w:bidi="en_US"/>
+        </w:rPr>
+      </w:r>
+      <w:r>
+        <w:rPr>
+          <w:lang w:val="en_US" w:bidi="en_US"/>
+        </w:rPr>
+        <w:t>The Roman centurions mentioned in the Gospels and Acts were probably officers in auxiliary cohorts (</w:t>
       </w:r>
       <w:hyperlink r:id="rId836">
         <w:r>
@@ -38340,7 +38981,7 @@
             <w:color w:val="0000EE"/>
             <w:u w:val="single"/>
           </w:rPr>
-          <w:t>Mt 8:5</w:t>
+          <w:t>Matthew 8:5</w:t>
         </w:r>
       </w:hyperlink>
       <w:r>
@@ -38358,7 +38999,7 @@
             <w:color w:val="0000EE"/>
             <w:u w:val="single"/>
           </w:rPr>
-          <w:t>Mk 15:39</w:t>
+          <w:t>Mark 15:39</w:t>
         </w:r>
       </w:hyperlink>
       <w:r>
@@ -38376,14 +39017,14 @@
             <w:color w:val="0000EE"/>
             <w:u w:val="single"/>
           </w:rPr>
-          <w:t>Lk 7:2</w:t>
-        </w:r>
-      </w:hyperlink>
-      <w:r>
-        <w:rPr>
-          <w:lang w:val="en_US" w:bidi="en_US"/>
-        </w:rPr>
-        <w:t>) were officers assigned to an auxiliary cohort.</w:t>
+          <w:t>Luke 7:2</w:t>
+        </w:r>
+      </w:hyperlink>
+      <w:r>
+        <w:rPr>
+          <w:lang w:val="en_US" w:bidi="en_US"/>
+        </w:rPr>
+        <w:t>).</w:t>
       </w:r>
     </w:p>
     <w:p>
@@ -38408,7 +39049,35 @@
         <w:rPr>
           <w:lang w:val="en_US" w:bidi="en_US"/>
         </w:rPr>
-        <w:t>It was to this magnificent city that Paul came under escort in March AD 59. He found that the Christian church had already been established there. Indeed, he had already communicated with the Christians in his letter to the Romans early in 57. There was a considerable Jewish colony in Rome in the first century AD, descended from the large number of Jewish slaves brought to the city by Pompey after the capture of Jerusalem in 63 BC. The emperor Claudius expelled Jews from Rome in AD 49, possibly when Jesus was proclaimed as Messiah in the synagogue. Who the preachers were is not known, but they were probably Christian travelers and traders. Paul’s Letter to the Romans was his exposition to the Gentile churches that had come into existence independently of him. His first known contact with the people of Rome was when he met Aquila and Priscilla at Corinth (</w:t>
+        <w:t>Paul arrived in Rome under military guard in March AD 59. He found that a Christian community was already present in the city. He had written to these Christians in his Letter to the Romans early in AD 57. A large Jewish community lived in Rome during the first century AD. Many were descended from Jewish captives whom Pompey had brought to Rome after he captured Jerusalem in 63 BC.</w:t>
+      </w:r>
+    </w:p>
+    <w:p>
+      <w:pPr/>
+      <w:r>
+        <w:rPr>
+          <w:lang w:val="en_US" w:bidi="en_US"/>
+        </w:rPr>
+      </w:r>
+      <w:r>
+        <w:rPr>
+          <w:lang w:val="en_US" w:bidi="en_US"/>
+        </w:rPr>
+        <w:t>The emperor Claudius expelled Jews from Rome in AD 49. This may have happened because of disputes in the synagogues about whether Jesus was the Messiah, God’s promised king. The identity of the first Christian teachers in Rome is not known. They may have been Christian travelers and merchants.</w:t>
+      </w:r>
+    </w:p>
+    <w:p>
+      <w:pPr/>
+      <w:r>
+        <w:rPr>
+          <w:lang w:val="en_US" w:bidi="en_US"/>
+        </w:rPr>
+      </w:r>
+      <w:r>
+        <w:rPr>
+          <w:lang w:val="en_US" w:bidi="en_US"/>
+        </w:rPr>
+        <w:t>Paul wrote Romans to Gentile churches that had developed without his direct work. His first known contact with people from Rome came when he met Aquila and Priscilla in Corinth (</w:t>
       </w:r>
       <w:hyperlink r:id="rId810">
         <w:r>
@@ -38426,7 +39095,21 @@
         <w:rPr>
           <w:lang w:val="en_US" w:bidi="en_US"/>
         </w:rPr>
-        <w:t>). This couple was expelled from Rome in the time of Claudius. Later, Paul hoped to visit Rome (</w:t>
+        <w:t>). This couple was expelled from Rome in the time of Claudius.</w:t>
+      </w:r>
+    </w:p>
+    <w:p>
+      <w:pPr/>
+      <w:r>
+        <w:rPr>
+          <w:lang w:val="en_US" w:bidi="en_US"/>
+        </w:rPr>
+      </w:r>
+      <w:r>
+        <w:rPr>
+          <w:lang w:val="en_US" w:bidi="en_US"/>
+        </w:rPr>
+        <w:t>Later, Paul planned to visit Rome on his way to Spain (</w:t>
       </w:r>
       <w:hyperlink r:id="rId811">
         <w:r>
@@ -38444,7 +39127,7 @@
         <w:rPr>
           <w:lang w:val="en_US" w:bidi="en_US"/>
         </w:rPr>
-        <w:t>) on his way to Spain (</w:t>
+        <w:t xml:space="preserve">; </w:t>
       </w:r>
       <w:hyperlink r:id="rId839">
         <w:r>
@@ -38455,14 +39138,14 @@
             <w:color w:val="0000EE"/>
             <w:u w:val="single"/>
           </w:rPr>
-          <w:t>Rom 15:24</w:t>
-        </w:r>
-      </w:hyperlink>
-      <w:r>
-        <w:rPr>
-          <w:lang w:val="en_US" w:bidi="en_US"/>
-        </w:rPr>
-        <w:t xml:space="preserve">). In his salutation he mentioned a considerable circle of Christians in Rome (ch </w:t>
+          <w:t>Romans 15:24</w:t>
+        </w:r>
+      </w:hyperlink>
+      <w:r>
+        <w:rPr>
+          <w:lang w:val="en_US" w:bidi="en_US"/>
+        </w:rPr>
+        <w:t xml:space="preserve">). In the greetings at the end of Romans, he named many Christians in the city (chapter </w:t>
       </w:r>
       <w:hyperlink r:id="rId840">
         <w:r>
@@ -38480,7 +39163,7 @@
         <w:rPr>
           <w:lang w:val="en_US" w:bidi="en_US"/>
         </w:rPr>
-        <w:t xml:space="preserve">). The references to households in several places (vv </w:t>
+        <w:t xml:space="preserve">). Several references to households suggest that believers met in house churches (verses </w:t>
       </w:r>
       <w:hyperlink r:id="rId841">
         <w:r>
@@ -38498,7 +39181,21 @@
         <w:rPr>
           <w:lang w:val="en_US" w:bidi="en_US"/>
         </w:rPr>
-        <w:t>) suggest that these were house churches of the Roman Christian church. During his captivity, Paul was a prisoner of Roman authorities, but he was able to meet the local leaders of the Jews, explain his experiences to them, and expound the gospel to them in person (</w:t>
+        <w:t xml:space="preserve">). </w:t>
+      </w:r>
+    </w:p>
+    <w:p>
+      <w:pPr/>
+      <w:r>
+        <w:rPr>
+          <w:lang w:val="en_US" w:bidi="en_US"/>
+        </w:rPr>
+      </w:r>
+      <w:r>
+        <w:rPr>
+          <w:lang w:val="en_US" w:bidi="en_US"/>
+        </w:rPr>
+        <w:t>While Paul was a prisoner in Rome, he was still able to meet with local Jewish leaders. He explained what had happened to him and taught them about the gospel, the good news about Jesus (</w:t>
       </w:r>
       <w:hyperlink r:id="rId842">
         <w:r>
@@ -38520,17 +39217,28 @@
       </w:r>
     </w:p>
     <w:p>
-      <w:pPr/>
-      <w:r>
-        <w:rPr>
-          <w:lang w:val="en_US" w:bidi="en_US"/>
-        </w:rPr>
-      </w:r>
-      <w:r>
-        <w:rPr>
-          <w:lang w:val="en_US" w:bidi="en_US"/>
-        </w:rPr>
-        <w:t>In the book of Revelation, Rome is given a sinister significance. By the end of the first century AD, Rome had already drunk the “blood of the martyrs of Jesus” (</w:t>
+      <w:pPr>
+        <w:pStyle w:val="Heading3"/>
+      </w:pPr>
+      <w:r>
+        <w:rPr>
+          <w:lang w:val="en_US" w:bidi="en_US"/>
+        </w:rPr>
+        <w:t>Rome in the Book of Revelation</w:t>
+      </w:r>
+    </w:p>
+    <w:p>
+      <w:pPr/>
+      <w:r>
+        <w:rPr>
+          <w:lang w:val="en_US" w:bidi="en_US"/>
+        </w:rPr>
+      </w:r>
+      <w:r>
+        <w:rPr>
+          <w:lang w:val="en_US" w:bidi="en_US"/>
+        </w:rPr>
+        <w:t>In the book of Revelation, Rome is shown as an evil power. By the end of the first century AD, Rome had already shed the "blood of the martyrs of Jesus" (</w:t>
       </w:r>
       <w:hyperlink r:id="rId843">
         <w:r>
@@ -38541,14 +39249,14 @@
             <w:color w:val="0000EE"/>
             <w:u w:val="single"/>
           </w:rPr>
-          <w:t>Rv 17:6</w:t>
-        </w:r>
-      </w:hyperlink>
-      <w:r>
-        <w:rPr>
-          <w:lang w:val="en_US" w:bidi="en_US"/>
-        </w:rPr>
-        <w:t>), a reference to early martyrs.</w:t>
+          <w:t>Revelation 17:6</w:t>
+        </w:r>
+      </w:hyperlink>
+      <w:r>
+        <w:rPr>
+          <w:lang w:val="en_US" w:bidi="en_US"/>
+        </w:rPr>
+        <w:t>). This refers to Christians who were killed because of their faith in Jesus.</w:t>
       </w:r>
     </w:p>
     <w:p>

--- a/eng/docx/018.content.docx
+++ b/eng/docx/018.content.docx
@@ -37652,9 +37652,270 @@
       </w:r>
       <w:r>
         <w:rPr>
+          <w:lang w:val="en_US" w:bidi="en_US"/>
+        </w:rPr>
+        <w:t xml:space="preserve">A small burrowing mammal with a large back. It has thick, short legs and long claws on the front feet. </w:t>
+      </w:r>
+    </w:p>
+    <w:p>
+      <w:pPr/>
+      <w:r>
+        <w:rPr>
+          <w:lang w:val="en_US" w:bidi="en_US"/>
+        </w:rPr>
+      </w:r>
+      <w:r>
+        <w:rPr>
+          <w:lang w:val="en_US" w:bidi="en_US"/>
+        </w:rPr>
+        <w:t>The King James Version calls them “coney,” while modern translations call them “rock badger” (</w:t>
+      </w:r>
+      <w:hyperlink r:id="rId827">
+        <w:r>
+          <w:rPr>
+            <w:lang w:val="en_US" w:bidi="en_US"/>
+          </w:rPr>
+          <w:rPr>
+            <w:color w:val="0000EE"/>
+            <w:u w:val="single"/>
+          </w:rPr>
+          <w:t>Leviticus 11:5</w:t>
+        </w:r>
+      </w:hyperlink>
+      <w:r>
+        <w:rPr>
+          <w:lang w:val="en_US" w:bidi="en_US"/>
+        </w:rPr>
+        <w:t xml:space="preserve">; </w:t>
+      </w:r>
+      <w:hyperlink r:id="rId828">
+        <w:r>
+          <w:rPr>
+            <w:lang w:val="en_US" w:bidi="en_US"/>
+          </w:rPr>
+          <w:rPr>
+            <w:color w:val="0000EE"/>
+            <w:u w:val="single"/>
+          </w:rPr>
+          <w:t>Deuteronomy 14:7</w:t>
+        </w:r>
+      </w:hyperlink>
+      <w:r>
+        <w:rPr>
+          <w:lang w:val="en_US" w:bidi="en_US"/>
+        </w:rPr>
+        <w:t xml:space="preserve">; </w:t>
+      </w:r>
+      <w:hyperlink r:id="rId829">
+        <w:r>
+          <w:rPr>
+            <w:lang w:val="en_US" w:bidi="en_US"/>
+          </w:rPr>
+          <w:rPr>
+            <w:color w:val="0000EE"/>
+            <w:u w:val="single"/>
+          </w:rPr>
+          <w:t>Psalm 104:18</w:t>
+        </w:r>
+      </w:hyperlink>
+      <w:r>
+        <w:rPr>
+          <w:lang w:val="en_US" w:bidi="en_US"/>
+        </w:rPr>
+        <w:t xml:space="preserve">; </w:t>
+      </w:r>
+      <w:hyperlink r:id="rId830">
+        <w:r>
+          <w:rPr>
+            <w:lang w:val="en_US" w:bidi="en_US"/>
+          </w:rPr>
+          <w:rPr>
+            <w:color w:val="0000EE"/>
+            <w:u w:val="single"/>
+          </w:rPr>
+          <w:t>Proverbs 30:26</w:t>
+        </w:r>
+      </w:hyperlink>
+      <w:r>
+        <w:rPr>
+          <w:lang w:val="en_US" w:bidi="en_US"/>
+        </w:rPr>
+        <w:t>). The Bible's rock badger is likely the Syrian rock hyrax (</w:t>
+      </w:r>
+      <w:r>
+        <w:rPr>
           <w:i/>
           <w:lang w:val="en_US" w:bidi="en_US"/>
         </w:rPr>
+        <w:t>Hyrax syriaca</w:t>
+      </w:r>
+      <w:r>
+        <w:rPr>
+          <w:lang w:val="en_US" w:bidi="en_US"/>
+        </w:rPr>
+        <w:t xml:space="preserve">). It is the only hyrax species found outside Africa. </w:t>
+      </w:r>
+    </w:p>
+    <w:p>
+      <w:pPr/>
+      <w:r>
+        <w:rPr>
+          <w:lang w:val="en_US" w:bidi="en_US"/>
+        </w:rPr>
+      </w:r>
+      <w:r>
+        <w:rPr>
+          <w:lang w:val="en_US" w:bidi="en_US"/>
+        </w:rPr>
+        <w:t>This small ungulate (hoofed animal) lives among rocks from the Dead Sea valley to Mount Hermon. It is a plant-eating animal about the size of a rabbit. It looks more like a guinea pig than a rabbit. It has small ears and a smaller tail. It has wide nails with four toes on its front legs and three on its back legs. Its toes are connected with skin almost like a web. Pads on its feet act as sucking discs, allowing it to not slip on rocks. Some people call it the bear rat because of Its yellow and brown fur, which makes it look like a tailless rat. It has black whiskers that may be 17.8 centimeters (seven inches) long.</w:t>
+      </w:r>
+    </w:p>
+    <w:p>
+      <w:pPr/>
+      <w:r>
+        <w:rPr>
+          <w:lang w:val="en_US" w:bidi="en_US"/>
+        </w:rPr>
+      </w:r>
+      <w:r>
+        <w:rPr>
+          <w:lang w:val="en_US" w:bidi="en_US"/>
+        </w:rPr>
+        <w:t>Rock badgers live together in colonies of from six to 50 animals. They often sun themselves on rocks. They are difficult to catch. They have guards, and if they spot danger, the group will hide. They use sharp whistles to warn the colony of danger. Thus, the Bible praises them for hiding in the rocks (</w:t>
+      </w:r>
+      <w:hyperlink r:id="rId829">
+        <w:r>
+          <w:rPr>
+            <w:lang w:val="en_US" w:bidi="en_US"/>
+          </w:rPr>
+          <w:rPr>
+            <w:color w:val="0000EE"/>
+            <w:u w:val="single"/>
+          </w:rPr>
+          <w:t>Psalm 104:18</w:t>
+        </w:r>
+      </w:hyperlink>
+      <w:r>
+        <w:rPr>
+          <w:lang w:val="en_US" w:bidi="en_US"/>
+        </w:rPr>
+        <w:t>). The Bible calls them wise for making “their homes in the rocks” (</w:t>
+      </w:r>
+      <w:hyperlink r:id="rId831">
+        <w:r>
+          <w:rPr>
+            <w:lang w:val="en_US" w:bidi="en_US"/>
+          </w:rPr>
+          <w:rPr>
+            <w:color w:val="0000EE"/>
+            <w:u w:val="single"/>
+          </w:rPr>
+          <w:t>Proverbs 30:24, 26</w:t>
+        </w:r>
+      </w:hyperlink>
+      <w:r>
+        <w:rPr>
+          <w:lang w:val="en_US" w:bidi="en_US"/>
+        </w:rPr>
+        <w:t xml:space="preserve">). </w:t>
+      </w:r>
+    </w:p>
+    <w:p>
+      <w:pPr/>
+      <w:r>
+        <w:rPr>
+          <w:lang w:val="en_US" w:bidi="en_US"/>
+        </w:rPr>
+      </w:r>
+      <w:r>
+        <w:rPr>
+          <w:lang w:val="en_US" w:bidi="en_US"/>
+        </w:rPr>
+        <w:t>The badger does not chew its cud, but the way it eats looks like it chews its cud. That is likely the reason it was included with other cud-chewing animals in the Jewish food laws (</w:t>
+      </w:r>
+      <w:hyperlink r:id="rId827">
+        <w:r>
+          <w:rPr>
+            <w:lang w:val="en_US" w:bidi="en_US"/>
+          </w:rPr>
+          <w:rPr>
+            <w:color w:val="0000EE"/>
+            <w:u w:val="single"/>
+          </w:rPr>
+          <w:t>Leviticus 11:5</w:t>
+        </w:r>
+      </w:hyperlink>
+      <w:r>
+        <w:rPr>
+          <w:lang w:val="en_US" w:bidi="en_US"/>
+        </w:rPr>
+        <w:t xml:space="preserve">; </w:t>
+      </w:r>
+      <w:hyperlink r:id="rId828">
+        <w:r>
+          <w:rPr>
+            <w:lang w:val="en_US" w:bidi="en_US"/>
+          </w:rPr>
+          <w:rPr>
+            <w:color w:val="0000EE"/>
+            <w:u w:val="single"/>
+          </w:rPr>
+          <w:t>Deuteronomy 14:7</w:t>
+        </w:r>
+      </w:hyperlink>
+      <w:r>
+        <w:rPr>
+          <w:lang w:val="en_US" w:bidi="en_US"/>
+        </w:rPr>
+        <w:t>). Jews were forbidden to eat it because it did not have split hooves. Meanwhile, some Arabs eat it and even value its meat.</w:t>
+      </w:r>
+      <w:r>
+        <w:rPr>
+          <w:lang w:val="en_US" w:bidi="en_US"/>
+        </w:rPr>
+      </w:r>
+      <w:r>
+        <w:rPr>
+          <w:lang w:val="en_US" w:bidi="en_US"/>
+        </w:rPr>
+      </w:r>
+    </w:p>
+    <w:p>
+      <w:pPr/>
+      <w:r>
+        <w:rPr>
+          <w:lang w:val="en_US" w:bidi="en_US"/>
+        </w:rPr>
+      </w:r>
+    </w:p>
+    <w:p>
+      <w:pPr>
+        <w:pStyle w:val="Heading2"/>
+      </w:pPr>
+      <w:r>
+        <w:rPr>
+          <w:lang w:val="en_US" w:bidi="en_US"/>
+        </w:rPr>
+        <w:t>Rock Badger</w:t>
+      </w:r>
+      <w:r>
+        <w:rPr>
+          <w:lang w:val="en_US" w:bidi="en_US"/>
+        </w:rPr>
+      </w:r>
+    </w:p>
+    <w:p>
+      <w:pPr/>
+      <w:r>
+        <w:rPr>
+          <w:lang w:val="en_US" w:bidi="en_US"/>
+        </w:rPr>
+      </w:r>
+      <w:r>
+        <w:rPr>
+          <w:i/>
+          <w:lang w:val="en_US" w:bidi="en_US"/>
+        </w:rPr>
         <w:t>See</w:t>
       </w:r>
       <w:r>
@@ -37886,7 +38147,7 @@
         </w:rPr>
         <w:t>A town in the highlands east of the Jordan River. Rogelim was the home of Barzillai the Gileadite. Barzillai served King David at Mahanaim when David was seeking safety from his son Absalom who had rebelled against him (</w:t>
       </w:r>
-      <w:hyperlink r:id="rId827">
+      <w:hyperlink r:id="rId832">
         <w:r>
           <w:rPr>
             <w:lang w:val="en_US" w:bidi="en_US"/>
@@ -37904,7 +38165,7 @@
         </w:rPr>
         <w:t xml:space="preserve">; </w:t>
       </w:r>
-      <w:hyperlink r:id="rId828">
+      <w:hyperlink r:id="rId833">
         <w:r>
           <w:rPr>
             <w:lang w:val="en_US" w:bidi="en_US"/>
@@ -37970,7 +38231,7 @@
         </w:rPr>
         <w:t>Shemer’s son from Asher’s tribe (</w:t>
       </w:r>
-      <w:hyperlink r:id="rId829">
+      <w:hyperlink r:id="rId834">
         <w:r>
           <w:rPr>
             <w:lang w:val="en_US" w:bidi="en_US"/>
@@ -38109,7 +38370,7 @@
         </w:rPr>
         <w:t>Heman’s son and a musician appointed by King David to serve in the sanctuary (</w:t>
       </w:r>
-      <w:hyperlink r:id="rId830">
+      <w:hyperlink r:id="rId835">
         <w:r>
           <w:rPr>
             <w:lang w:val="en_US" w:bidi="en_US"/>
@@ -38189,7 +38450,7 @@
         </w:rPr>
         <w:t>Rome did not have an important role in the Bible until New Testament times. The New Testament names the city nine times (</w:t>
       </w:r>
-      <w:hyperlink r:id="rId831">
+      <w:hyperlink r:id="rId836">
         <w:r>
           <w:rPr>
             <w:lang w:val="en_US" w:bidi="en_US"/>
@@ -38207,7 +38468,7 @@
         </w:rPr>
         <w:t xml:space="preserve">; </w:t>
       </w:r>
-      <w:hyperlink r:id="rId832">
+      <w:hyperlink r:id="rId837">
         <w:r>
           <w:rPr>
             <w:lang w:val="en_US" w:bidi="en_US"/>
@@ -38225,7 +38486,7 @@
         </w:rPr>
         <w:t xml:space="preserve">; </w:t>
       </w:r>
-      <w:hyperlink r:id="rId833">
+      <w:hyperlink r:id="rId838">
         <w:r>
           <w:rPr>
             <w:lang w:val="en_US" w:bidi="en_US"/>
@@ -38243,7 +38504,7 @@
         </w:rPr>
         <w:t xml:space="preserve">; </w:t>
       </w:r>
-      <w:hyperlink r:id="rId834">
+      <w:hyperlink r:id="rId839">
         <w:r>
           <w:rPr>
             <w:lang w:val="en_US" w:bidi="en_US"/>
@@ -38261,7 +38522,7 @@
         </w:rPr>
         <w:t xml:space="preserve">; </w:t>
       </w:r>
-      <w:hyperlink r:id="rId835">
+      <w:hyperlink r:id="rId840">
         <w:r>
           <w:rPr>
             <w:lang w:val="en_US" w:bidi="en_US"/>
@@ -38279,7 +38540,7 @@
         </w:rPr>
         <w:t xml:space="preserve">; </w:t>
       </w:r>
-      <w:hyperlink r:id="rId836">
+      <w:hyperlink r:id="rId841">
         <w:r>
           <w:rPr>
             <w:lang w:val="en_US" w:bidi="en_US"/>
@@ -38297,7 +38558,7 @@
         </w:rPr>
         <w:t xml:space="preserve">; </w:t>
       </w:r>
-      <w:hyperlink r:id="rId837">
+      <w:hyperlink r:id="rId842">
         <w:r>
           <w:rPr>
             <w:lang w:val="en_US" w:bidi="en_US"/>
@@ -38963,7 +39224,7 @@
         </w:rPr>
         <w:t>Augustus (</w:t>
       </w:r>
-      <w:hyperlink r:id="rId838">
+      <w:hyperlink r:id="rId843">
         <w:r>
           <w:rPr>
             <w:lang w:val="en_US" w:bidi="en_US"/>
@@ -38999,7 +39260,7 @@
         </w:rPr>
         <w:t>Tiberius (</w:t>
       </w:r>
-      <w:hyperlink r:id="rId839">
+      <w:hyperlink r:id="rId844">
         <w:r>
           <w:rPr>
             <w:lang w:val="en_US" w:bidi="en_US"/>
@@ -39035,7 +39296,7 @@
         </w:rPr>
         <w:t>Claudius (</w:t>
       </w:r>
-      <w:hyperlink r:id="rId840">
+      <w:hyperlink r:id="rId845">
         <w:r>
           <w:rPr>
             <w:lang w:val="en_US" w:bidi="en_US"/>
@@ -39053,7 +39314,7 @@
         </w:rPr>
         <w:t xml:space="preserve">; </w:t>
       </w:r>
-      <w:hyperlink r:id="rId832">
+      <w:hyperlink r:id="rId837">
         <w:r>
           <w:rPr>
             <w:lang w:val="en_US" w:bidi="en_US"/>
@@ -39089,7 +39350,7 @@
         </w:rPr>
         <w:t xml:space="preserve">Nero (who is referred to without being explicitly named; see </w:t>
       </w:r>
-      <w:hyperlink r:id="rId841">
+      <w:hyperlink r:id="rId846">
         <w:r>
           <w:rPr>
             <w:lang w:val="en_US" w:bidi="en_US"/>
@@ -39107,7 +39368,7 @@
         </w:rPr>
         <w:t xml:space="preserve">; </w:t>
       </w:r>
-      <w:hyperlink r:id="rId842">
+      <w:hyperlink r:id="rId847">
         <w:r>
           <w:rPr>
             <w:lang w:val="en_US" w:bidi="en_US"/>
@@ -39125,7 +39386,7 @@
         </w:rPr>
         <w:t xml:space="preserve">; </w:t>
       </w:r>
-      <w:hyperlink r:id="rId843">
+      <w:hyperlink r:id="rId848">
         <w:r>
           <w:rPr>
             <w:lang w:val="en_US" w:bidi="en_US"/>
@@ -39374,7 +39635,7 @@
         </w:rPr>
         <w:t>Rome gained control in Judea after Pompey became involved in its internal conflict in 63 BC. The census ordered by Caesar Augustus showed that Roman authority also reached the eastern provinces of the empire (</w:t>
       </w:r>
-      <w:hyperlink r:id="rId844">
+      <w:hyperlink r:id="rId849">
         <w:r>
           <w:rPr>
             <w:lang w:val="en_US" w:bidi="en_US"/>
@@ -39392,7 +39653,7 @@
         </w:rPr>
         <w:t xml:space="preserve">). The Gospels and Acts often mention Roman soldiers and officials (for example, </w:t>
       </w:r>
-      <w:hyperlink r:id="rId845">
+      <w:hyperlink r:id="rId850">
         <w:r>
           <w:rPr>
             <w:lang w:val="en_US" w:bidi="en_US"/>
@@ -39410,7 +39671,7 @@
         </w:rPr>
         <w:t xml:space="preserve">; </w:t>
       </w:r>
-      <w:hyperlink r:id="rId846">
+      <w:hyperlink r:id="rId851">
         <w:r>
           <w:rPr>
             <w:lang w:val="en_US" w:bidi="en_US"/>
@@ -39428,7 +39689,7 @@
         </w:rPr>
         <w:t xml:space="preserve">; </w:t>
       </w:r>
-      <w:hyperlink r:id="rId847">
+      <w:hyperlink r:id="rId852">
         <w:r>
           <w:rPr>
             <w:lang w:val="en_US" w:bidi="en_US"/>
@@ -39446,7 +39707,7 @@
         </w:rPr>
         <w:t xml:space="preserve">; </w:t>
       </w:r>
-      <w:hyperlink r:id="rId848">
+      <w:hyperlink r:id="rId853">
         <w:r>
           <w:rPr>
             <w:lang w:val="en_US" w:bidi="en_US"/>
@@ -39542,7 +39803,7 @@
         </w:rPr>
         <w:t xml:space="preserve">Caesarea Maritima was the main center of Roman government in Judea. Roman troops under the governor’s authority were stationed there. During major Jewish festivals, Roman leaders expected possible unrest in Jerusalem. At such times, the governor traveled about 96 kilometers (about 60 miles) south from Caesarea to Jerusalem. A large group of soldiers went with him (see </w:t>
       </w:r>
-      <w:hyperlink r:id="rId849">
+      <w:hyperlink r:id="rId854">
         <w:r>
           <w:rPr>
             <w:lang w:val="en_US" w:bidi="en_US"/>
@@ -39610,7 +39871,7 @@
         </w:rPr>
         <w:t>Augustus also created a permanent auxiliary army. It was almost as large as the legionary army. The auxiliary soldiers came from the provinces and did not yet have Roman citizenship. These forces included both cavalry, soldiers who fought on horseback, and infantry, soldiers who fought on foot. The cavalry was divided into squadrons. The infantry was divided into groups called cohorts. A cohort could include 1,000 soldiers and was led by a military tribune, a senior army officer (</w:t>
       </w:r>
-      <w:hyperlink r:id="rId850">
+      <w:hyperlink r:id="rId855">
         <w:r>
           <w:rPr>
             <w:lang w:val="en_US" w:bidi="en_US"/>
@@ -39642,7 +39903,7 @@
         </w:rPr>
         <w:t>When the apostle Paul was in Jerusalem, the military tribune was Claudius Lysias. He was Greek by birth and had bought his Roman citizenship. This citizenship allowed him to become the commander of an auxiliary cohort (</w:t>
       </w:r>
-      <w:hyperlink r:id="rId851">
+      <w:hyperlink r:id="rId856">
         <w:r>
           <w:rPr>
             <w:lang w:val="en_US" w:bidi="en_US"/>
@@ -39660,7 +39921,7 @@
         </w:rPr>
         <w:t xml:space="preserve">; </w:t>
       </w:r>
-      <w:hyperlink r:id="rId852">
+      <w:hyperlink r:id="rId857">
         <w:r>
           <w:rPr>
             <w:lang w:val="en_US" w:bidi="en_US"/>
@@ -39692,7 +39953,7 @@
         </w:rPr>
         <w:t>When Claudius Lysias sent Paul from Jerusalem to Caesarea, he provided a large military escort. It included 200 soldiers under two centurions and 70 mounted guards (</w:t>
       </w:r>
-      <w:hyperlink r:id="rId853">
+      <w:hyperlink r:id="rId858">
         <w:r>
           <w:rPr>
             <w:lang w:val="en_US" w:bidi="en_US"/>
@@ -39738,7 +39999,7 @@
         </w:rPr>
         <w:t>Cornelius was a Roman centurion who served in an auxiliary cohort in Judea (</w:t>
       </w:r>
-      <w:hyperlink r:id="rId854">
+      <w:hyperlink r:id="rId859">
         <w:r>
           <w:rPr>
             <w:lang w:val="en_US" w:bidi="en_US"/>
@@ -39770,7 +40031,7 @@
         </w:rPr>
         <w:t>Paul was later sent to Rome under the guard of another centurion named Julius. Julius belonged to the Augustan, or imperial, cohort (</w:t>
       </w:r>
-      <w:hyperlink r:id="rId855">
+      <w:hyperlink r:id="rId860">
         <w:r>
           <w:rPr>
             <w:lang w:val="en_US" w:bidi="en_US"/>
@@ -39802,7 +40063,7 @@
         </w:rPr>
         <w:t xml:space="preserve">Julius may have been a legionary centurion serving in a group of military messengers. These officers carried messages between the emperor and Roman armies in the provinces. Julius had soldiers under his command during the voyage to Rome (verse </w:t>
       </w:r>
-      <w:hyperlink r:id="rId856">
+      <w:hyperlink r:id="rId861">
         <w:r>
           <w:rPr>
             <w:lang w:val="en_US" w:bidi="en_US"/>
@@ -39820,7 +40081,7 @@
         </w:rPr>
         <w:t>). When he arrived, he handed the prisoners over to the commander of the messenger unit (</w:t>
       </w:r>
-      <w:hyperlink r:id="rId857">
+      <w:hyperlink r:id="rId862">
         <w:r>
           <w:rPr>
             <w:lang w:val="en_US" w:bidi="en_US"/>
@@ -39852,7 +40113,7 @@
         </w:rPr>
         <w:t>The Roman centurions mentioned in the Gospels and Acts were probably officers in auxiliary cohorts (</w:t>
       </w:r>
-      <w:hyperlink r:id="rId858">
+      <w:hyperlink r:id="rId863">
         <w:r>
           <w:rPr>
             <w:lang w:val="en_US" w:bidi="en_US"/>
@@ -39870,7 +40131,7 @@
         </w:rPr>
         <w:t xml:space="preserve">; </w:t>
       </w:r>
-      <w:hyperlink r:id="rId859">
+      <w:hyperlink r:id="rId864">
         <w:r>
           <w:rPr>
             <w:lang w:val="en_US" w:bidi="en_US"/>
@@ -39888,7 +40149,7 @@
         </w:rPr>
         <w:t xml:space="preserve">; </w:t>
       </w:r>
-      <w:hyperlink r:id="rId860">
+      <w:hyperlink r:id="rId865">
         <w:r>
           <w:rPr>
             <w:lang w:val="en_US" w:bidi="en_US"/>
@@ -39959,7 +40220,7 @@
         </w:rPr>
         <w:t>Paul wrote Romans to Gentile churches that had developed without his direct work. His first known contact with people from Rome came when he met Aquila and Priscilla in Corinth (</w:t>
       </w:r>
-      <w:hyperlink r:id="rId832">
+      <w:hyperlink r:id="rId837">
         <w:r>
           <w:rPr>
             <w:lang w:val="en_US" w:bidi="en_US"/>
@@ -39991,7 +40252,7 @@
         </w:rPr>
         <w:t>Later, Paul planned to visit Rome on his way to Spain (</w:t>
       </w:r>
-      <w:hyperlink r:id="rId833">
+      <w:hyperlink r:id="rId838">
         <w:r>
           <w:rPr>
             <w:lang w:val="en_US" w:bidi="en_US"/>
@@ -40009,7 +40270,7 @@
         </w:rPr>
         <w:t xml:space="preserve">; </w:t>
       </w:r>
-      <w:hyperlink r:id="rId861">
+      <w:hyperlink r:id="rId866">
         <w:r>
           <w:rPr>
             <w:lang w:val="en_US" w:bidi="en_US"/>
@@ -40027,7 +40288,7 @@
         </w:rPr>
         <w:t xml:space="preserve">). In the greetings at the end of Romans, he named many Christians in the city (chapter </w:t>
       </w:r>
-      <w:hyperlink r:id="rId862">
+      <w:hyperlink r:id="rId867">
         <w:r>
           <w:rPr>
             <w:lang w:val="en_US" w:bidi="en_US"/>
@@ -40045,7 +40306,7 @@
         </w:rPr>
         <w:t xml:space="preserve">). Several references to households suggest that believers met in house churches (verses </w:t>
       </w:r>
-      <w:hyperlink r:id="rId863">
+      <w:hyperlink r:id="rId868">
         <w:r>
           <w:rPr>
             <w:lang w:val="en_US" w:bidi="en_US"/>
@@ -40077,7 +40338,7 @@
         </w:rPr>
         <w:t>While Paul was a prisoner in Rome, he was still able to meet with local Jewish leaders. He explained what had happened to him and taught them about the gospel, the good news about Jesus (</w:t>
       </w:r>
-      <w:hyperlink r:id="rId864">
+      <w:hyperlink r:id="rId869">
         <w:r>
           <w:rPr>
             <w:lang w:val="en_US" w:bidi="en_US"/>
@@ -40120,7 +40381,7 @@
         </w:rPr>
         <w:t>In the book of Revelation, Rome is shown as an evil power. By the end of the first century AD, Rome had already shed the "blood of the martyrs of Jesus" (</w:t>
       </w:r>
-      <w:hyperlink r:id="rId865">
+      <w:hyperlink r:id="rId870">
         <w:r>
           <w:rPr>
             <w:lang w:val="en_US" w:bidi="en_US"/>
@@ -40294,9 +40555,100 @@
       </w:r>
       <w:r>
         <w:rPr>
+          <w:lang w:val="en_US" w:bidi="en_US"/>
+        </w:rPr>
+        <w:t>A rose is a flowering plant, often a shrub, with fragrant flowers and stems that may have sharp thorns. Roses can be red, pink, white, yellow, or other colors.</w:t>
+      </w:r>
+    </w:p>
+    <w:p>
+      <w:pPr/>
+      <w:r>
+        <w:rPr>
+          <w:lang w:val="en_US" w:bidi="en_US"/>
+        </w:rPr>
+      </w:r>
+      <w:r>
+        <w:rPr>
+          <w:lang w:val="en_US" w:bidi="en_US"/>
+        </w:rPr>
+        <w:t xml:space="preserve">The Hebrew word </w:t>
+      </w:r>
+      <w:r>
+        <w:rPr>
           <w:i/>
           <w:lang w:val="en_US" w:bidi="en_US"/>
         </w:rPr>
+        <w:t>khavatstselet</w:t>
+      </w:r>
+      <w:r>
+        <w:rPr>
+          <w:lang w:val="en_US" w:bidi="en_US"/>
+        </w:rPr>
+        <w:t xml:space="preserve"> (an unidentified flowering plant) appears twice in the Old Testament. The Berean Standard Bible translates it as “rose” in </w:t>
+      </w:r>
+      <w:hyperlink r:id="rId871">
+        <w:r>
+          <w:rPr>
+            <w:lang w:val="en_US" w:bidi="en_US"/>
+          </w:rPr>
+          <w:rPr>
+            <w:color w:val="0000EE"/>
+            <w:u w:val="single"/>
+          </w:rPr>
+          <w:t>Song of Solomon 2:1</w:t>
+        </w:r>
+      </w:hyperlink>
+      <w:r>
+        <w:rPr>
+          <w:lang w:val="en_US" w:bidi="en_US"/>
+        </w:rPr>
+        <w:t xml:space="preserve"> and </w:t>
+      </w:r>
+      <w:hyperlink r:id="rId872">
+        <w:r>
+          <w:rPr>
+            <w:lang w:val="en_US" w:bidi="en_US"/>
+          </w:rPr>
+          <w:rPr>
+            <w:color w:val="0000EE"/>
+            <w:u w:val="single"/>
+          </w:rPr>
+          <w:t>Isaiah 35:1</w:t>
+        </w:r>
+      </w:hyperlink>
+      <w:r>
+        <w:rPr>
+          <w:lang w:val="en_US" w:bidi="en_US"/>
+        </w:rPr>
+        <w:t>. Scholars do not agree about the exact plant. It may have been a crocus, a tulip-like plant, or another flower that grows from a bulb.</w:t>
+      </w:r>
+    </w:p>
+    <w:p>
+      <w:pPr/>
+      <w:r>
+        <w:rPr>
+          <w:lang w:val="en_US" w:bidi="en_US"/>
+        </w:rPr>
+      </w:r>
+      <w:r>
+        <w:rPr>
+          <w:lang w:val="en_US" w:bidi="en_US"/>
+        </w:rPr>
+        <w:t>The book of Sirach also mentions plants translated as “roses” (Sirach 24:14; 39:13). Sirach is a Jewish book written before the New Testament period. The exact kind of flower in these passages is uncertain.</w:t>
+      </w:r>
+    </w:p>
+    <w:p>
+      <w:pPr/>
+      <w:r>
+        <w:rPr>
+          <w:lang w:val="en_US" w:bidi="en_US"/>
+        </w:rPr>
+      </w:r>
+      <w:r>
+        <w:rPr>
+          <w:i/>
+          <w:lang w:val="en_US" w:bidi="en_US"/>
+        </w:rPr>
         <w:t>See</w:t>
       </w:r>
       <w:r>
@@ -40309,7 +40661,7 @@
         <w:rPr>
           <w:lang w:val="en_US" w:bidi="en_US"/>
         </w:rPr>
-        <w:t>Plants (Oleander</w:t>
+        <w:t>Oleander</w:t>
       </w:r>
       <w:r>
         <w:rPr>
@@ -40321,7 +40673,7 @@
         <w:rPr>
           <w:lang w:val="en_US" w:bidi="en_US"/>
         </w:rPr>
-        <w:t>Tulip)</w:t>
+        <w:t>Tulip</w:t>
       </w:r>
       <w:r>
         <w:rPr>
@@ -40791,34 +41143,176 @@
         <w:rPr>
           <w:lang w:val="en_US" w:bidi="en_US"/>
         </w:rPr>
-        <w:t>A ruby is a precious stone (a valuable red gemstone used in jewelry). The term may sometimes refer to other red gemstones, since ancient names for stones were not always exact.</w:t>
-      </w:r>
-    </w:p>
-    <w:p>
-      <w:pPr/>
-      <w:r>
-        <w:rPr>
-          <w:lang w:val="en_US" w:bidi="en_US"/>
-        </w:rPr>
+        <w:t xml:space="preserve">A ruby is a valuable red gemstone often used in jewelry. However, ancient names for precious stones were not always exact. The word </w:t>
       </w:r>
       <w:r>
         <w:rPr>
           <w:i/>
           <w:lang w:val="en_US" w:bidi="en_US"/>
         </w:rPr>
-        <w:t>See</w:t>
-      </w:r>
-      <w:r>
-        <w:rPr>
-          <w:lang w:val="en_US" w:bidi="en_US"/>
-        </w:rPr>
-        <w:t xml:space="preserve"> </w:t>
-      </w:r>
-      <w:r>
-        <w:rPr>
-          <w:lang w:val="en_US" w:bidi="en_US"/>
-        </w:rPr>
-        <w:t>Stones, Precious</w:t>
+        <w:t>ruby</w:t>
+      </w:r>
+      <w:r>
+        <w:rPr>
+          <w:lang w:val="en_US" w:bidi="en_US"/>
+        </w:rPr>
+        <w:t xml:space="preserve"> may sometimes refer to another red stone.</w:t>
+      </w:r>
+    </w:p>
+    <w:p>
+      <w:pPr/>
+      <w:r>
+        <w:rPr>
+          <w:lang w:val="en_US" w:bidi="en_US"/>
+        </w:rPr>
+      </w:r>
+      <w:r>
+        <w:rPr>
+          <w:lang w:val="en_US" w:bidi="en_US"/>
+        </w:rPr>
+        <w:t xml:space="preserve">Some Bible translations use “ruby” for the Hebrew word </w:t>
+      </w:r>
+      <w:r>
+        <w:rPr>
+          <w:i/>
+          <w:lang w:val="en_US" w:bidi="en_US"/>
+        </w:rPr>
+        <w:t>peninim</w:t>
+      </w:r>
+      <w:r>
+        <w:rPr>
+          <w:lang w:val="en_US" w:bidi="en_US"/>
+        </w:rPr>
+        <w:t>. The exact meaning of this word is uncertain (</w:t>
+      </w:r>
+      <w:hyperlink r:id="rId873">
+        <w:r>
+          <w:rPr>
+            <w:lang w:val="en_US" w:bidi="en_US"/>
+          </w:rPr>
+          <w:rPr>
+            <w:color w:val="0000EE"/>
+            <w:u w:val="single"/>
+          </w:rPr>
+          <w:t>Job 28:18</w:t>
+        </w:r>
+      </w:hyperlink>
+      <w:r>
+        <w:rPr>
+          <w:lang w:val="en_US" w:bidi="en_US"/>
+        </w:rPr>
+        <w:t xml:space="preserve">; </w:t>
+      </w:r>
+      <w:hyperlink r:id="rId874">
+        <w:r>
+          <w:rPr>
+            <w:lang w:val="en_US" w:bidi="en_US"/>
+          </w:rPr>
+          <w:rPr>
+            <w:color w:val="0000EE"/>
+            <w:u w:val="single"/>
+          </w:rPr>
+          <w:t>Proverbs 3:15</w:t>
+        </w:r>
+      </w:hyperlink>
+      <w:r>
+        <w:rPr>
+          <w:lang w:val="en_US" w:bidi="en_US"/>
+        </w:rPr>
+        <w:t xml:space="preserve">; </w:t>
+      </w:r>
+      <w:hyperlink r:id="rId875">
+        <w:r>
+          <w:rPr>
+            <w:lang w:val="en_US" w:bidi="en_US"/>
+          </w:rPr>
+          <w:rPr>
+            <w:color w:val="0000EE"/>
+            <w:u w:val="single"/>
+          </w:rPr>
+          <w:t>8:11</w:t>
+        </w:r>
+      </w:hyperlink>
+      <w:r>
+        <w:rPr>
+          <w:lang w:val="en_US" w:bidi="en_US"/>
+        </w:rPr>
+        <w:t xml:space="preserve">; </w:t>
+      </w:r>
+      <w:hyperlink r:id="rId876">
+        <w:r>
+          <w:rPr>
+            <w:lang w:val="en_US" w:bidi="en_US"/>
+          </w:rPr>
+          <w:rPr>
+            <w:color w:val="0000EE"/>
+            <w:u w:val="single"/>
+          </w:rPr>
+          <w:t>20:15</w:t>
+        </w:r>
+      </w:hyperlink>
+      <w:r>
+        <w:rPr>
+          <w:lang w:val="en_US" w:bidi="en_US"/>
+        </w:rPr>
+        <w:t xml:space="preserve">; </w:t>
+      </w:r>
+      <w:hyperlink r:id="rId877">
+        <w:r>
+          <w:rPr>
+            <w:lang w:val="en_US" w:bidi="en_US"/>
+          </w:rPr>
+          <w:rPr>
+            <w:color w:val="0000EE"/>
+            <w:u w:val="single"/>
+          </w:rPr>
+          <w:t>31:10</w:t>
+        </w:r>
+      </w:hyperlink>
+      <w:r>
+        <w:rPr>
+          <w:lang w:val="en_US" w:bidi="en_US"/>
+        </w:rPr>
+        <w:t xml:space="preserve">; </w:t>
+      </w:r>
+      <w:hyperlink r:id="rId878">
+        <w:r>
+          <w:rPr>
+            <w:lang w:val="en_US" w:bidi="en_US"/>
+          </w:rPr>
+          <w:rPr>
+            <w:color w:val="0000EE"/>
+            <w:u w:val="single"/>
+          </w:rPr>
+          <w:t>Lamentations 4:7</w:t>
+        </w:r>
+      </w:hyperlink>
+      <w:r>
+        <w:rPr>
+          <w:lang w:val="en_US" w:bidi="en_US"/>
+        </w:rPr>
+        <w:t>). It may refer to a deep red stone, coral, or another valuable material.</w:t>
+      </w:r>
+    </w:p>
+    <w:p>
+      <w:pPr/>
+      <w:r>
+        <w:rPr>
+          <w:lang w:val="en_US" w:bidi="en_US"/>
+        </w:rPr>
+      </w:r>
+      <w:r>
+        <w:rPr>
+          <w:i/>
+          <w:lang w:val="en_US" w:bidi="en_US"/>
+        </w:rPr>
+        <w:t xml:space="preserve">See also </w:t>
+      </w:r>
+      <w:r>
+        <w:rPr>
+          <w:lang w:val="en_US" w:bidi="en_US"/>
+        </w:rPr>
+        <w:t>Precious Stones</w:t>
       </w:r>
       <w:r>
         <w:rPr>
@@ -40888,7 +41382,7 @@
         </w:rPr>
         <w:t xml:space="preserve">There is little question about the correctness of the translation of "rue" in </w:t>
       </w:r>
-      <w:hyperlink r:id="rId866">
+      <w:hyperlink r:id="rId879">
         <w:r>
           <w:rPr>
             <w:lang w:val="en_US" w:bidi="en_US"/>
@@ -40989,7 +41483,7 @@
         </w:rPr>
         <w:t>One of the sons of Simon of Cyrene (</w:t>
       </w:r>
-      <w:hyperlink r:id="rId867">
+      <w:hyperlink r:id="rId880">
         <w:r>
           <w:rPr>
             <w:lang w:val="en_US" w:bidi="en_US"/>
@@ -41025,7 +41519,7 @@
         </w:rPr>
         <w:t>A Christian greeted by Paul in the letter to the Romans. Paul added a special endearing comment about his mother (</w:t>
       </w:r>
-      <w:hyperlink r:id="rId868">
+      <w:hyperlink r:id="rId881">
         <w:r>
           <w:rPr>
             <w:lang w:val="en_US" w:bidi="en_US"/>
@@ -41043,7 +41537,7 @@
         </w:rPr>
         <w:t xml:space="preserve">). This Roman Rufus may be the same one referenced as the son of Simone of Cyrene in </w:t>
       </w:r>
-      <w:hyperlink r:id="rId867">
+      <w:hyperlink r:id="rId880">
         <w:r>
           <w:rPr>
             <w:lang w:val="en_US" w:bidi="en_US"/>
@@ -41109,7 +41603,7 @@
         </w:rPr>
         <w:t>One of two symbolic names showing God’s altered perspective toward Israel from one of hostility to one of mercy. God’s attitude of displeasure was symbolized by the name Lo-ruhamah (meaning “Not pitied”), which Hosea named his daughter. God had withdrawn his compassion from Israel because of their great sin (</w:t>
       </w:r>
-      <w:hyperlink r:id="rId869">
+      <w:hyperlink r:id="rId882">
         <w:r>
           <w:rPr>
             <w:lang w:val="en_US" w:bidi="en_US"/>
@@ -41127,7 +41621,7 @@
         </w:rPr>
         <w:t>). His new attitude of mercy was portrayed by the name Ruhamah (meaning “She has obtained pity”), revealing God’s revived spirit of compassion that was to be poured out on Israel (</w:t>
       </w:r>
-      <w:hyperlink r:id="rId870">
+      <w:hyperlink r:id="rId883">
         <w:r>
           <w:rPr>
             <w:lang w:val="en_US" w:bidi="en_US"/>
@@ -41207,7 +41701,7 @@
         </w:rPr>
         <w:t>In a political sense, a ruler was one who controlled a state (</w:t>
       </w:r>
-      <w:hyperlink r:id="rId871">
+      <w:hyperlink r:id="rId884">
         <w:r>
           <w:rPr>
             <w:lang w:val="en_US" w:bidi="en_US"/>
@@ -41225,7 +41719,7 @@
         </w:rPr>
         <w:t xml:space="preserve">; </w:t>
       </w:r>
-      <w:hyperlink r:id="rId872">
+      <w:hyperlink r:id="rId885">
         <w:r>
           <w:rPr>
             <w:lang w:val="en_US" w:bidi="en_US"/>
@@ -41243,7 +41737,7 @@
         </w:rPr>
         <w:t xml:space="preserve">; </w:t>
       </w:r>
-      <w:hyperlink r:id="rId873">
+      <w:hyperlink r:id="rId886">
         <w:r>
           <w:rPr>
             <w:lang w:val="en_US" w:bidi="en_US"/>
@@ -41261,7 +41755,7 @@
         </w:rPr>
         <w:t xml:space="preserve">; </w:t>
       </w:r>
-      <w:hyperlink r:id="rId874">
+      <w:hyperlink r:id="rId887">
         <w:r>
           <w:rPr>
             <w:lang w:val="en_US" w:bidi="en_US"/>
@@ -41279,7 +41773,7 @@
         </w:rPr>
         <w:t xml:space="preserve">; </w:t>
       </w:r>
-      <w:hyperlink r:id="rId875">
+      <w:hyperlink r:id="rId888">
         <w:r>
           <w:rPr>
             <w:lang w:val="en_US" w:bidi="en_US"/>
@@ -41297,7 +41791,7 @@
         </w:rPr>
         <w:t xml:space="preserve">; </w:t>
       </w:r>
-      <w:hyperlink r:id="rId876">
+      <w:hyperlink r:id="rId889">
         <w:r>
           <w:rPr>
             <w:lang w:val="en_US" w:bidi="en_US"/>
@@ -41315,7 +41809,7 @@
         </w:rPr>
         <w:t xml:space="preserve">; </w:t>
       </w:r>
-      <w:hyperlink r:id="rId877">
+      <w:hyperlink r:id="rId890">
         <w:r>
           <w:rPr>
             <w:lang w:val="en_US" w:bidi="en_US"/>
@@ -41333,7 +41827,7 @@
         </w:rPr>
         <w:t xml:space="preserve">; </w:t>
       </w:r>
-      <w:hyperlink r:id="rId878">
+      <w:hyperlink r:id="rId891">
         <w:r>
           <w:rPr>
             <w:lang w:val="en_US" w:bidi="en_US"/>
@@ -41351,7 +41845,7 @@
         </w:rPr>
         <w:t xml:space="preserve">; </w:t>
       </w:r>
-      <w:hyperlink r:id="rId879">
+      <w:hyperlink r:id="rId892">
         <w:r>
           <w:rPr>
             <w:lang w:val="en_US" w:bidi="en_US"/>
@@ -41369,7 +41863,7 @@
         </w:rPr>
         <w:t xml:space="preserve">; </w:t>
       </w:r>
-      <w:hyperlink r:id="rId880">
+      <w:hyperlink r:id="rId893">
         <w:r>
           <w:rPr>
             <w:lang w:val="en_US" w:bidi="en_US"/>
@@ -41387,7 +41881,7 @@
         </w:rPr>
         <w:t xml:space="preserve">; </w:t>
       </w:r>
-      <w:hyperlink r:id="rId881">
+      <w:hyperlink r:id="rId894">
         <w:r>
           <w:rPr>
             <w:lang w:val="en_US" w:bidi="en_US"/>
@@ -41405,7 +41899,7 @@
         </w:rPr>
         <w:t>), or a state that controlled a people (</w:t>
       </w:r>
-      <w:hyperlink r:id="rId882">
+      <w:hyperlink r:id="rId895">
         <w:r>
           <w:rPr>
             <w:lang w:val="en_US" w:bidi="en_US"/>
@@ -41423,7 +41917,7 @@
         </w:rPr>
         <w:t>). The usual term for ruler was "king." But, many in Israel preferred the Hebrew term translated as "leader," meaning "one placed in front." This was due to the king's unpleasant associations. For example, Samuel rejected the former term but used the latter (</w:t>
       </w:r>
-      <w:hyperlink r:id="rId883">
+      <w:hyperlink r:id="rId896">
         <w:r>
           <w:rPr>
             <w:lang w:val="en_US" w:bidi="en_US"/>
@@ -41441,7 +41935,7 @@
         </w:rPr>
         <w:t xml:space="preserve">; </w:t>
       </w:r>
-      <w:hyperlink r:id="rId884">
+      <w:hyperlink r:id="rId897">
         <w:r>
           <w:rPr>
             <w:lang w:val="en_US" w:bidi="en_US"/>
@@ -41459,7 +41953,7 @@
         </w:rPr>
         <w:t xml:space="preserve">; </w:t>
       </w:r>
-      <w:hyperlink r:id="rId885">
+      <w:hyperlink r:id="rId898">
         <w:r>
           <w:rPr>
             <w:lang w:val="en_US" w:bidi="en_US"/>
@@ -41477,7 +41971,7 @@
         </w:rPr>
         <w:t xml:space="preserve">; </w:t>
       </w:r>
-      <w:hyperlink r:id="rId886">
+      <w:hyperlink r:id="rId899">
         <w:r>
           <w:rPr>
             <w:lang w:val="en_US" w:bidi="en_US"/>
@@ -41495,7 +41989,7 @@
         </w:rPr>
         <w:t xml:space="preserve">; </w:t>
       </w:r>
-      <w:hyperlink r:id="rId887">
+      <w:hyperlink r:id="rId900">
         <w:r>
           <w:rPr>
             <w:lang w:val="en_US" w:bidi="en_US"/>
@@ -41513,7 +42007,7 @@
         </w:rPr>
         <w:t xml:space="preserve">; </w:t>
       </w:r>
-      <w:hyperlink r:id="rId888">
+      <w:hyperlink r:id="rId901">
         <w:r>
           <w:rPr>
             <w:lang w:val="en_US" w:bidi="en_US"/>
@@ -41531,7 +42025,7 @@
         </w:rPr>
         <w:t xml:space="preserve">; </w:t>
       </w:r>
-      <w:hyperlink r:id="rId889">
+      <w:hyperlink r:id="rId902">
         <w:r>
           <w:rPr>
             <w:lang w:val="en_US" w:bidi="en_US"/>
@@ -41563,7 +42057,7 @@
         </w:rPr>
         <w:t xml:space="preserve">In the New Testament, the Greek word for “ruler” refers to administrative or religious leaders (see </w:t>
       </w:r>
-      <w:hyperlink r:id="rId890">
+      <w:hyperlink r:id="rId903">
         <w:r>
           <w:rPr>
             <w:lang w:val="en_US" w:bidi="en_US"/>
@@ -41581,7 +42075,7 @@
         </w:rPr>
         <w:t xml:space="preserve">; </w:t>
       </w:r>
-      <w:hyperlink r:id="rId891">
+      <w:hyperlink r:id="rId904">
         <w:r>
           <w:rPr>
             <w:lang w:val="en_US" w:bidi="en_US"/>
@@ -41599,7 +42093,7 @@
         </w:rPr>
         <w:t xml:space="preserve">; </w:t>
       </w:r>
-      <w:hyperlink r:id="rId892">
+      <w:hyperlink r:id="rId905">
         <w:r>
           <w:rPr>
             <w:lang w:val="en_US" w:bidi="en_US"/>
@@ -41617,7 +42111,7 @@
         </w:rPr>
         <w:t xml:space="preserve">; </w:t>
       </w:r>
-      <w:hyperlink r:id="rId893">
+      <w:hyperlink r:id="rId906">
         <w:r>
           <w:rPr>
             <w:lang w:val="en_US" w:bidi="en_US"/>
@@ -41635,7 +42129,7 @@
         </w:rPr>
         <w:t xml:space="preserve">; </w:t>
       </w:r>
-      <w:hyperlink r:id="rId894">
+      <w:hyperlink r:id="rId907">
         <w:r>
           <w:rPr>
             <w:lang w:val="en_US" w:bidi="en_US"/>
@@ -41653,7 +42147,7 @@
         </w:rPr>
         <w:t xml:space="preserve">; </w:t>
       </w:r>
-      <w:hyperlink r:id="rId895">
+      <w:hyperlink r:id="rId908">
         <w:r>
           <w:rPr>
             <w:lang w:val="en_US" w:bidi="en_US"/>
@@ -41671,7 +42165,7 @@
         </w:rPr>
         <w:t xml:space="preserve">; </w:t>
       </w:r>
-      <w:hyperlink r:id="rId896">
+      <w:hyperlink r:id="rId909">
         <w:r>
           <w:rPr>
             <w:lang w:val="en_US" w:bidi="en_US"/>
@@ -41689,7 +42183,7 @@
         </w:rPr>
         <w:t xml:space="preserve">; </w:t>
       </w:r>
-      <w:hyperlink r:id="rId897">
+      <w:hyperlink r:id="rId910">
         <w:r>
           <w:rPr>
             <w:lang w:val="en_US" w:bidi="en_US"/>
@@ -41707,7 +42201,7 @@
         </w:rPr>
         <w:t xml:space="preserve">; </w:t>
       </w:r>
-      <w:hyperlink r:id="rId898">
+      <w:hyperlink r:id="rId911">
         <w:r>
           <w:rPr>
             <w:lang w:val="en_US" w:bidi="en_US"/>
@@ -41725,7 +42219,7 @@
         </w:rPr>
         <w:t xml:space="preserve">; </w:t>
       </w:r>
-      <w:hyperlink r:id="rId899">
+      <w:hyperlink r:id="rId912">
         <w:r>
           <w:rPr>
             <w:lang w:val="en_US" w:bidi="en_US"/>
@@ -41743,7 +42237,7 @@
         </w:rPr>
         <w:t xml:space="preserve">; </w:t>
       </w:r>
-      <w:hyperlink r:id="rId900">
+      <w:hyperlink r:id="rId913">
         <w:r>
           <w:rPr>
             <w:lang w:val="en_US" w:bidi="en_US"/>
@@ -41761,7 +42255,7 @@
         </w:rPr>
         <w:t xml:space="preserve">; </w:t>
       </w:r>
-      <w:hyperlink r:id="rId901">
+      <w:hyperlink r:id="rId914">
         <w:r>
           <w:rPr>
             <w:lang w:val="en_US" w:bidi="en_US"/>
@@ -41779,7 +42273,7 @@
         </w:rPr>
         <w:t xml:space="preserve">; </w:t>
       </w:r>
-      <w:hyperlink r:id="rId902">
+      <w:hyperlink r:id="rId915">
         <w:r>
           <w:rPr>
             <w:lang w:val="en_US" w:bidi="en_US"/>
@@ -41797,7 +42291,7 @@
         </w:rPr>
         <w:t xml:space="preserve">; </w:t>
       </w:r>
-      <w:hyperlink r:id="rId903">
+      <w:hyperlink r:id="rId916">
         <w:r>
           <w:rPr>
             <w:lang w:val="en_US" w:bidi="en_US"/>
@@ -41815,7 +42309,7 @@
         </w:rPr>
         <w:t xml:space="preserve">; </w:t>
       </w:r>
-      <w:hyperlink r:id="rId904">
+      <w:hyperlink r:id="rId917">
         <w:r>
           <w:rPr>
             <w:lang w:val="en_US" w:bidi="en_US"/>
@@ -41833,7 +42327,7 @@
         </w:rPr>
         <w:t xml:space="preserve">; </w:t>
       </w:r>
-      <w:hyperlink r:id="rId905">
+      <w:hyperlink r:id="rId918">
         <w:r>
           <w:rPr>
             <w:lang w:val="en_US" w:bidi="en_US"/>
@@ -41851,7 +42345,7 @@
         </w:rPr>
         <w:t xml:space="preserve">). </w:t>
       </w:r>
-      <w:hyperlink r:id="rId906">
+      <w:hyperlink r:id="rId919">
         <w:r>
           <w:rPr>
             <w:lang w:val="en_US" w:bidi="en_US"/>
@@ -41978,7 +42472,7 @@
         </w:rPr>
         <w:t>The New Testament refers to this official on four different occasions. Jairus was the ruler of a synagogue at Capernaum. When his daughter was ill, he went to Jesus for help, and Jesus raised her from the dead (</w:t>
       </w:r>
-      <w:hyperlink r:id="rId907">
+      <w:hyperlink r:id="rId920">
         <w:r>
           <w:rPr>
             <w:lang w:val="en_US" w:bidi="en_US"/>
@@ -41996,7 +42490,7 @@
         </w:rPr>
         <w:t xml:space="preserve">; </w:t>
       </w:r>
-      <w:hyperlink r:id="rId908">
+      <w:hyperlink r:id="rId921">
         <w:r>
           <w:rPr>
             <w:lang w:val="en_US" w:bidi="en_US"/>
@@ -42014,7 +42508,7 @@
         </w:rPr>
         <w:t xml:space="preserve">; </w:t>
       </w:r>
-      <w:hyperlink r:id="rId909">
+      <w:hyperlink r:id="rId922">
         <w:r>
           <w:rPr>
             <w:lang w:val="en_US" w:bidi="en_US"/>
@@ -42040,7 +42534,7 @@
           <w:lang w:val="en_US" w:bidi="en_US"/>
         </w:rPr>
       </w:r>
-      <w:hyperlink r:id="rId910">
+      <w:hyperlink r:id="rId923">
         <w:r>
           <w:rPr>
             <w:lang w:val="en_US" w:bidi="en_US"/>
@@ -42072,7 +42566,7 @@
         </w:rPr>
         <w:t>On his missionary journeys, Paul often began his ministry in each place he visited by going to the synagogue. At Pisidian Antioch (</w:t>
       </w:r>
-      <w:hyperlink r:id="rId911">
+      <w:hyperlink r:id="rId924">
         <w:r>
           <w:rPr>
             <w:lang w:val="en_US" w:bidi="en_US"/>
@@ -42090,7 +42584,7 @@
         </w:rPr>
         <w:t>), the rulers of the synagogue welcomed and encouraged him to preach the gospel and to return again the following week. Crispus, the ruler of the synagogue at Corinth, was converted (</w:t>
       </w:r>
-      <w:hyperlink r:id="rId912">
+      <w:hyperlink r:id="rId925">
         <w:r>
           <w:rPr>
             <w:lang w:val="en_US" w:bidi="en_US"/>
@@ -42189,7 +42683,7 @@
         </w:rPr>
         <w:t>The home of Pedaiah, the father of Zebidah, Jehoiakim’s mother (</w:t>
       </w:r>
-      <w:hyperlink r:id="rId913">
+      <w:hyperlink r:id="rId926">
         <w:r>
           <w:rPr>
             <w:lang w:val="en_US" w:bidi="en_US"/>
@@ -42207,7 +42701,7 @@
         </w:rPr>
         <w:t xml:space="preserve">). Some scholars think Rumah is the same as Arumah, near Shechem (compare </w:t>
       </w:r>
-      <w:hyperlink r:id="rId914">
+      <w:hyperlink r:id="rId927">
         <w:r>
           <w:rPr>
             <w:lang w:val="en_US" w:bidi="en_US"/>
@@ -42468,7 +42962,7 @@
           <w:lang w:val="en_US" w:bidi="en_US"/>
         </w:rPr>
       </w:r>
-      <w:hyperlink r:id="rId915">
+      <w:hyperlink r:id="rId928">
         <w:r>
           <w:rPr>
             <w:lang w:val="en_US" w:bidi="en_US"/>
@@ -42514,7 +43008,7 @@
         </w:rPr>
         <w:t xml:space="preserve">Also, David’s friendship with Moab might have inspired someone in his kingdom to write the book, providing reasons for David’s actions (see </w:t>
       </w:r>
-      <w:hyperlink r:id="rId916">
+      <w:hyperlink r:id="rId929">
         <w:r>
           <w:rPr>
             <w:lang w:val="en_US" w:bidi="en_US"/>
@@ -42560,7 +43054,7 @@
         </w:rPr>
         <w:t xml:space="preserve">If the family record in </w:t>
       </w:r>
-      <w:hyperlink r:id="rId915">
+      <w:hyperlink r:id="rId928">
         <w:r>
           <w:rPr>
             <w:lang w:val="en_US" w:bidi="en_US"/>
@@ -42625,7 +43119,7 @@
         </w:rPr>
         <w:t>Introduction (</w:t>
       </w:r>
-      <w:hyperlink r:id="rId917">
+      <w:hyperlink r:id="rId930">
         <w:r>
           <w:rPr>
             <w:lang w:val="en_US" w:bidi="en_US"/>
@@ -42668,7 +43162,7 @@
         </w:rPr>
         <w:t>Return to Bethlehem (</w:t>
       </w:r>
-      <w:hyperlink r:id="rId918">
+      <w:hyperlink r:id="rId931">
         <w:r>
           <w:rPr>
             <w:lang w:val="en_US" w:bidi="en_US"/>
@@ -42714,7 +43208,7 @@
         </w:rPr>
         <w:t>But Ruth “but Ruth clung to her” (</w:t>
       </w:r>
-      <w:hyperlink r:id="rId919">
+      <w:hyperlink r:id="rId932">
         <w:r>
           <w:rPr>
             <w:lang w:val="en_US" w:bidi="en_US"/>
@@ -42732,7 +43226,7 @@
         </w:rPr>
         <w:t>). Ruth's strong commitment to stay with Naomi is described using the same Hebrew word that describes how a husband and wife become joined together in marriage (</w:t>
       </w:r>
-      <w:hyperlink r:id="rId920">
+      <w:hyperlink r:id="rId933">
         <w:r>
           <w:rPr>
             <w:lang w:val="en_US" w:bidi="en_US"/>
@@ -42750,7 +43244,7 @@
         </w:rPr>
         <w:t>). It is like being glued or stuck to something, making it difficult to separate. Ruth showed her serious intentions by making five commitments (</w:t>
       </w:r>
-      <w:hyperlink r:id="rId921">
+      <w:hyperlink r:id="rId934">
         <w:r>
           <w:rPr>
             <w:lang w:val="en_US" w:bidi="en_US"/>
@@ -42793,7 +43287,7 @@
         </w:rPr>
         <w:t>Gathering Grain in the Fields of Boaz (</w:t>
       </w:r>
-      <w:hyperlink r:id="rId922">
+      <w:hyperlink r:id="rId935">
         <w:r>
           <w:rPr>
             <w:lang w:val="en_US" w:bidi="en_US"/>
@@ -42839,7 +43333,7 @@
         </w:rPr>
         <w:t>In the second verse, Ruth offered to gather leftover grain by following workers who were harvesting the grain with their tools (these workers were called "reapers"). Poor people were allowed to gather grain that was left behind by the workers (these people were called "gleaners"). Gleaners could also collect grain from the edges of the fields. This was one of God's laws to help poor people get enough food to eat (</w:t>
       </w:r>
-      <w:hyperlink r:id="rId923">
+      <w:hyperlink r:id="rId936">
         <w:r>
           <w:rPr>
             <w:lang w:val="en_US" w:bidi="en_US"/>
@@ -42897,7 +43391,7 @@
         </w:rPr>
         <w:t>” (</w:t>
       </w:r>
-      <w:hyperlink r:id="rId924">
+      <w:hyperlink r:id="rId937">
         <w:r>
           <w:rPr>
             <w:lang w:val="en_US" w:bidi="en_US"/>
@@ -42940,7 +43434,7 @@
         </w:rPr>
         <w:t>Relying upon the Kinsman-Redeemer (</w:t>
       </w:r>
-      <w:hyperlink r:id="rId925">
+      <w:hyperlink r:id="rId938">
         <w:r>
           <w:rPr>
             <w:lang w:val="en_US" w:bidi="en_US"/>
@@ -43007,7 +43501,7 @@
         </w:rPr>
         <w:t>Naomi likely thought Boaz was the closest relative, unaware of a closer one (</w:t>
       </w:r>
-      <w:hyperlink r:id="rId926">
+      <w:hyperlink r:id="rId939">
         <w:r>
           <w:rPr>
             <w:lang w:val="en_US" w:bidi="en_US"/>
@@ -43025,7 +43519,7 @@
         </w:rPr>
         <w:t>). According to Israelite law (</w:t>
       </w:r>
-      <w:hyperlink r:id="rId927">
+      <w:hyperlink r:id="rId940">
         <w:r>
           <w:rPr>
             <w:lang w:val="en_US" w:bidi="en_US"/>
@@ -43086,7 +43580,7 @@
         </w:rPr>
         <w:t>Redeeming the Inheritance (</w:t>
       </w:r>
-      <w:hyperlink r:id="rId928">
+      <w:hyperlink r:id="rId941">
         <w:r>
           <w:rPr>
             <w:lang w:val="en_US" w:bidi="en_US"/>
@@ -43118,7 +43612,7 @@
         </w:rPr>
         <w:t>Boaz went to the city gate, where public affairs were discussed. He wanted to talk about business with a closer relative. Ten city elders served as witnesses. The first issue was property. Boaz asked the closer relative if he wanted to buy property for Naomi. According to tradition, buying the land also meant marrying Ruth, the Moabite widow (</w:t>
       </w:r>
-      <w:hyperlink r:id="rId929">
+      <w:hyperlink r:id="rId942">
         <w:r>
           <w:rPr>
             <w:lang w:val="en_US" w:bidi="en_US"/>
@@ -43161,7 +43655,7 @@
         </w:rPr>
         <w:t xml:space="preserve">First, the book of Ruth shows Ruth's family line leading to David. This line completes in </w:t>
       </w:r>
-      <w:hyperlink r:id="rId930">
+      <w:hyperlink r:id="rId943">
         <w:r>
           <w:rPr>
             <w:lang w:val="en_US" w:bidi="en_US"/>
@@ -43233,7 +43727,7 @@
         </w:rPr>
         <w:t>” (</w:t>
       </w:r>
-      <w:hyperlink r:id="rId931">
+      <w:hyperlink r:id="rId944">
         <w:r>
           <w:rPr>
             <w:lang w:val="en_US" w:bidi="en_US"/>
@@ -43299,7 +43793,7 @@
         </w:rPr>
         <w:t>A Moabitess and the widow of Mahlon, the son of Naomi and Elimelech, who were Ephrathites from Bethlehem. Naomi and Elimelech moved to Moab due to a famine in Judah. After Elimelech and Naomi's two sons died, Naomi returned to Bethlehem with her daughter-in-law Ruth during the barley harvest (</w:t>
       </w:r>
-      <w:hyperlink r:id="rId932">
+      <w:hyperlink r:id="rId945">
         <w:r>
           <w:rPr>
             <w:lang w:val="en_US" w:bidi="en_US"/>
@@ -43311,7 +43805,7 @@
           <w:t>Ruth 1:4</w:t>
         </w:r>
       </w:hyperlink>
-      <w:hyperlink r:id="rId932">
+      <w:hyperlink r:id="rId945">
         <w:r>
           <w:rPr>
             <w:lang w:val="en_US" w:bidi="en_US"/>
@@ -43323,7 +43817,7 @@
           <w:t>–</w:t>
         </w:r>
       </w:hyperlink>
-      <w:hyperlink r:id="rId932">
+      <w:hyperlink r:id="rId945">
         <w:r>
           <w:rPr>
             <w:lang w:val="en_US" w:bidi="en_US"/>
@@ -43341,7 +43835,7 @@
         </w:rPr>
         <w:t>). While gleaning in the barley fields of Boaz, Ruth found favor in his eyes (</w:t>
       </w:r>
-      <w:hyperlink r:id="rId933">
+      <w:hyperlink r:id="rId946">
         <w:r>
           <w:rPr>
             <w:lang w:val="en_US" w:bidi="en_US"/>
@@ -43353,7 +43847,7 @@
           <w:t>Ruth 2:2</w:t>
         </w:r>
       </w:hyperlink>
-      <w:hyperlink r:id="rId933">
+      <w:hyperlink r:id="rId946">
         <w:r>
           <w:rPr>
             <w:lang w:val="en_US" w:bidi="en_US"/>
@@ -43365,7 +43859,7 @@
           <w:t>–</w:t>
         </w:r>
       </w:hyperlink>
-      <w:hyperlink r:id="rId933">
+      <w:hyperlink r:id="rId946">
         <w:r>
           <w:rPr>
             <w:lang w:val="en_US" w:bidi="en_US"/>
@@ -43383,7 +43877,7 @@
         </w:rPr>
         <w:t>). She later married Boaz. He, as the nearest family member, purchased Naomi's estate to keep it in the family. (</w:t>
       </w:r>
-      <w:hyperlink r:id="rId934">
+      <w:hyperlink r:id="rId947">
         <w:r>
           <w:rPr>
             <w:lang w:val="en_US" w:bidi="en_US"/>
@@ -43395,7 +43889,7 @@
           <w:t>Ruth 4:5</w:t>
         </w:r>
       </w:hyperlink>
-      <w:hyperlink r:id="rId934">
+      <w:hyperlink r:id="rId947">
         <w:r>
           <w:rPr>
             <w:lang w:val="en_US" w:bidi="en_US"/>
@@ -43407,7 +43901,7 @@
           <w:t>–</w:t>
         </w:r>
       </w:hyperlink>
-      <w:hyperlink r:id="rId934">
+      <w:hyperlink r:id="rId947">
         <w:r>
           <w:rPr>
             <w:lang w:val="en_US" w:bidi="en_US"/>

--- a/eng/docx/018.content.docx
+++ b/eng/docx/018.content.docx
@@ -17957,26 +17957,26 @@
         <w:rPr>
           <w:lang w:val="en_US" w:bidi="en_US"/>
         </w:rPr>
-        <w:t>Regeneration</w:t>
-      </w:r>
-      <w:r>
-        <w:rPr>
-          <w:lang w:val="en_US" w:bidi="en_US"/>
-        </w:rPr>
-      </w:r>
-    </w:p>
-    <w:p>
-      <w:pPr/>
-      <w:r>
-        <w:rPr>
-          <w:lang w:val="en_US" w:bidi="en_US"/>
-        </w:rPr>
-      </w:r>
-      <w:r>
-        <w:rPr>
-          <w:lang w:val="en_US" w:bidi="en_US"/>
-        </w:rPr>
-        <w:t>Spiritual rebirth that produces a new beginning. It describes the new life of the believer in Christ (</w:t>
+        <w:t>Rehabiah</w:t>
+      </w:r>
+      <w:r>
+        <w:rPr>
+          <w:lang w:val="en_US" w:bidi="en_US"/>
+        </w:rPr>
+      </w:r>
+    </w:p>
+    <w:p>
+      <w:pPr/>
+      <w:r>
+        <w:rPr>
+          <w:lang w:val="en_US" w:bidi="en_US"/>
+        </w:rPr>
+      </w:r>
+      <w:r>
+        <w:rPr>
+          <w:lang w:val="en_US" w:bidi="en_US"/>
+        </w:rPr>
+        <w:t>Levite, son of Eliezer the priest and Moses’ grandson (</w:t>
       </w:r>
       <w:hyperlink r:id="rId362">
         <w:r>
@@ -17987,14 +17987,14 @@
             <w:color w:val="0000EE"/>
             <w:u w:val="single"/>
           </w:rPr>
-          <w:t>Titus 3:5</w:t>
-        </w:r>
-      </w:hyperlink>
-      <w:r>
-        <w:rPr>
-          <w:lang w:val="en_US" w:bidi="en_US"/>
-        </w:rPr>
-        <w:t>) and the new order that will begin at Christ’s return (</w:t>
+          <w:t>1 Chr 23:17</w:t>
+        </w:r>
+      </w:hyperlink>
+      <w:r>
+        <w:rPr>
+          <w:lang w:val="en_US" w:bidi="en_US"/>
+        </w:rPr>
+        <w:t xml:space="preserve">; </w:t>
       </w:r>
       <w:hyperlink r:id="rId363">
         <w:r>
@@ -18005,679 +18005,16 @@
             <w:color w:val="0000EE"/>
             <w:u w:val="single"/>
           </w:rPr>
-          <w:t>Matthew 19:28</w:t>
-        </w:r>
-      </w:hyperlink>
-      <w:r>
-        <w:rPr>
-          <w:lang w:val="en_US" w:bidi="en_US"/>
-        </w:rPr>
-        <w:t>). It occurs in the King James Version of the Bible in only these two places. This does not mean, however, that the concept is unimportant. A variety of other words and figures are used frequently by the biblical writers to describe the same inner renewal of the heart.</w:t>
-      </w:r>
-    </w:p>
-    <w:p>
-      <w:pPr/>
-      <w:r>
-        <w:rPr>
-          <w:lang w:val="en_US" w:bidi="en_US"/>
-        </w:rPr>
-      </w:r>
-      <w:r>
-        <w:rPr>
-          <w:lang w:val="en_US" w:bidi="en_US"/>
-        </w:rPr>
-        <w:t xml:space="preserve">Nonreligious writers also speak of regeneration. For the Stoic philosophers, regeneration meant a return to a former state of existence. They referred to the yearly cycle of the seasons as a regeneration. For the biblical writers, however, regeneration means a more significant renewal. It is a radically new beginning rather than a mere restoration of previous conditions. This renewal involves a mighty change in the person. It is a work of the Holy Spirit, breaking the power of sin and implanting proper attitudes and desires. The regenerated person freely and joyously does the will of God. </w:t>
-      </w:r>
-    </w:p>
-    <w:p>
-      <w:pPr/>
-      <w:r>
-        <w:rPr>
-          <w:lang w:val="en_US" w:bidi="en_US"/>
-        </w:rPr>
-      </w:r>
-      <w:r>
-        <w:rPr>
-          <w:lang w:val="en_US" w:bidi="en_US"/>
-        </w:rPr>
-        <w:t>The ultimate goal of regeneration is the creation of a new heaven and earth that will be totally righteous and without sin (</w:t>
+          <w:t>24:21</w:t>
+        </w:r>
+      </w:hyperlink>
+      <w:r>
+        <w:rPr>
+          <w:lang w:val="en_US" w:bidi="en_US"/>
+        </w:rPr>
+        <w:t xml:space="preserve">; </w:t>
       </w:r>
       <w:hyperlink r:id="rId364">
-        <w:r>
-          <w:rPr>
-            <w:lang w:val="en_US" w:bidi="en_US"/>
-          </w:rPr>
-          <w:rPr>
-            <w:color w:val="0000EE"/>
-            <w:u w:val="single"/>
-          </w:rPr>
-          <w:t>2 Peter 3:13</w:t>
-        </w:r>
-      </w:hyperlink>
-      <w:r>
-        <w:rPr>
-          <w:lang w:val="en_US" w:bidi="en_US"/>
-        </w:rPr>
-        <w:t>). The present working of the Holy Spirit in the believer is a foretaste of this future cosmic regeneration (</w:t>
-      </w:r>
-      <w:hyperlink r:id="rId365">
-        <w:r>
-          <w:rPr>
-            <w:lang w:val="en_US" w:bidi="en_US"/>
-          </w:rPr>
-          <w:rPr>
-            <w:color w:val="0000EE"/>
-            <w:u w:val="single"/>
-          </w:rPr>
-          <w:t>Ephesians 1:13–14</w:t>
-        </w:r>
-      </w:hyperlink>
-      <w:r>
-        <w:rPr>
-          <w:lang w:val="en_US" w:bidi="en_US"/>
-        </w:rPr>
-        <w:t>). The new heavens and earth are still future. But God’s renewal of his people, foreseen by the Old Testament prophets, is already a reality (</w:t>
-      </w:r>
-      <w:hyperlink r:id="rId366">
-        <w:r>
-          <w:rPr>
-            <w:lang w:val="en_US" w:bidi="en_US"/>
-          </w:rPr>
-          <w:rPr>
-            <w:color w:val="0000EE"/>
-            <w:u w:val="single"/>
-          </w:rPr>
-          <w:t>Isaiah 65:17</w:t>
-        </w:r>
-      </w:hyperlink>
-      <w:r>
-        <w:rPr>
-          <w:lang w:val="en_US" w:bidi="en_US"/>
-        </w:rPr>
-        <w:t xml:space="preserve">; </w:t>
-      </w:r>
-      <w:hyperlink r:id="rId367">
-        <w:r>
-          <w:rPr>
-            <w:lang w:val="en_US" w:bidi="en_US"/>
-          </w:rPr>
-          <w:rPr>
-            <w:color w:val="0000EE"/>
-            <w:u w:val="single"/>
-          </w:rPr>
-          <w:t>66:22</w:t>
-        </w:r>
-      </w:hyperlink>
-      <w:r>
-        <w:rPr>
-          <w:lang w:val="en_US" w:bidi="en_US"/>
-        </w:rPr>
-        <w:t xml:space="preserve">; </w:t>
-      </w:r>
-      <w:hyperlink r:id="rId364">
-        <w:r>
-          <w:rPr>
-            <w:lang w:val="en_US" w:bidi="en_US"/>
-          </w:rPr>
-          <w:rPr>
-            <w:color w:val="0000EE"/>
-            <w:u w:val="single"/>
-          </w:rPr>
-          <w:t>2 Peter 3:13</w:t>
-        </w:r>
-      </w:hyperlink>
-      <w:r>
-        <w:rPr>
-          <w:lang w:val="en_US" w:bidi="en_US"/>
-        </w:rPr>
-        <w:t xml:space="preserve">; </w:t>
-      </w:r>
-      <w:hyperlink r:id="rId368">
-        <w:r>
-          <w:rPr>
-            <w:lang w:val="en_US" w:bidi="en_US"/>
-          </w:rPr>
-          <w:rPr>
-            <w:color w:val="0000EE"/>
-            <w:u w:val="single"/>
-          </w:rPr>
-          <w:t>Revelation 21:1</w:t>
-        </w:r>
-      </w:hyperlink>
-      <w:r>
-        <w:rPr>
-          <w:lang w:val="en_US" w:bidi="en_US"/>
-        </w:rPr>
-        <w:t>).</w:t>
-      </w:r>
-    </w:p>
-    <w:p>
-      <w:pPr/>
-      <w:r>
-        <w:rPr>
-          <w:lang w:val="en_US" w:bidi="en_US"/>
-        </w:rPr>
-      </w:r>
-      <w:r>
-        <w:rPr>
-          <w:lang w:val="en_US" w:bidi="en_US"/>
-        </w:rPr>
-        <w:t>The believer now possesses a new life from God through the process of spiritual birth. Christians are born of God (</w:t>
-      </w:r>
-      <w:hyperlink r:id="rId369">
-        <w:r>
-          <w:rPr>
-            <w:lang w:val="en_US" w:bidi="en_US"/>
-          </w:rPr>
-          <w:rPr>
-            <w:color w:val="0000EE"/>
-            <w:u w:val="single"/>
-          </w:rPr>
-          <w:t>John 1:12–13</w:t>
-        </w:r>
-      </w:hyperlink>
-      <w:r>
-        <w:rPr>
-          <w:lang w:val="en_US" w:bidi="en_US"/>
-        </w:rPr>
-        <w:t>). And it is only through this spiritual birth that one may participate in the kingdom of God and receive his Spirit. Those born into God’s family reflect his righteous character (</w:t>
-      </w:r>
-      <w:hyperlink r:id="rId370">
-        <w:r>
-          <w:rPr>
-            <w:lang w:val="en_US" w:bidi="en_US"/>
-          </w:rPr>
-          <w:rPr>
-            <w:color w:val="0000EE"/>
-            <w:u w:val="single"/>
-          </w:rPr>
-          <w:t>1 John 2:29</w:t>
-        </w:r>
-      </w:hyperlink>
-      <w:r>
-        <w:rPr>
-          <w:lang w:val="en_US" w:bidi="en_US"/>
-        </w:rPr>
-        <w:t>). They are freed from habitual sin (</w:t>
-      </w:r>
-      <w:hyperlink r:id="rId371">
-        <w:r>
-          <w:rPr>
-            <w:lang w:val="en_US" w:bidi="en_US"/>
-          </w:rPr>
-          <w:rPr>
-            <w:color w:val="0000EE"/>
-            <w:u w:val="single"/>
-          </w:rPr>
-          <w:t>3:9</w:t>
-        </w:r>
-      </w:hyperlink>
-      <w:r>
-        <w:rPr>
-          <w:lang w:val="en_US" w:bidi="en_US"/>
-        </w:rPr>
-        <w:t xml:space="preserve">; </w:t>
-      </w:r>
-      <w:hyperlink r:id="rId372">
-        <w:r>
-          <w:rPr>
-            <w:lang w:val="en_US" w:bidi="en_US"/>
-          </w:rPr>
-          <w:rPr>
-            <w:color w:val="0000EE"/>
-            <w:u w:val="single"/>
-          </w:rPr>
-          <w:t>5:18</w:t>
-        </w:r>
-      </w:hyperlink>
-      <w:r>
-        <w:rPr>
-          <w:lang w:val="en_US" w:bidi="en_US"/>
-        </w:rPr>
-        <w:t xml:space="preserve">). In </w:t>
-      </w:r>
-      <w:hyperlink r:id="rId373">
-        <w:r>
-          <w:rPr>
-            <w:lang w:val="en_US" w:bidi="en_US"/>
-          </w:rPr>
-          <w:rPr>
-            <w:color w:val="0000EE"/>
-            <w:u w:val="single"/>
-          </w:rPr>
-          <w:t>James 1:18</w:t>
-        </w:r>
-      </w:hyperlink>
-      <w:r>
-        <w:rPr>
-          <w:lang w:val="en_US" w:bidi="en_US"/>
-        </w:rPr>
-        <w:t>, this process of new birth is attributed to the power of the Word of God.</w:t>
-      </w:r>
-    </w:p>
-    <w:p>
-      <w:pPr/>
-      <w:r>
-        <w:rPr>
-          <w:lang w:val="en_US" w:bidi="en_US"/>
-        </w:rPr>
-      </w:r>
-      <w:r>
-        <w:rPr>
-          <w:lang w:val="en_US" w:bidi="en_US"/>
-        </w:rPr>
-        <w:t>Extending this metaphor for regeneration, Jesus taught Nicodemus about the absolute necessity of being born again, or born from above, as a prerequisite to entering the kingdom of God. Those who are thus reborn possess a living hope (</w:t>
-      </w:r>
-      <w:hyperlink r:id="rId374">
-        <w:r>
-          <w:rPr>
-            <w:lang w:val="en_US" w:bidi="en_US"/>
-          </w:rPr>
-          <w:rPr>
-            <w:color w:val="0000EE"/>
-            <w:u w:val="single"/>
-          </w:rPr>
-          <w:t>1 Peter 1:3</w:t>
-        </w:r>
-      </w:hyperlink>
-      <w:r>
-        <w:rPr>
-          <w:lang w:val="en_US" w:bidi="en_US"/>
-        </w:rPr>
-        <w:t xml:space="preserve">). Again, this new birth is brought about through the power of the word of God (verse </w:t>
-      </w:r>
-      <w:hyperlink r:id="rId375">
-        <w:r>
-          <w:rPr>
-            <w:lang w:val="en_US" w:bidi="en_US"/>
-          </w:rPr>
-          <w:rPr>
-            <w:color w:val="0000EE"/>
-            <w:u w:val="single"/>
-          </w:rPr>
-          <w:t>23</w:t>
-        </w:r>
-      </w:hyperlink>
-      <w:r>
-        <w:rPr>
-          <w:lang w:val="en_US" w:bidi="en_US"/>
-        </w:rPr>
-        <w:t>).</w:t>
-      </w:r>
-    </w:p>
-    <w:p>
-      <w:pPr/>
-      <w:r>
-        <w:rPr>
-          <w:lang w:val="en_US" w:bidi="en_US"/>
-        </w:rPr>
-      </w:r>
-      <w:r>
-        <w:rPr>
-          <w:lang w:val="en_US" w:bidi="en_US"/>
-        </w:rPr>
-        <w:t>The initial experience of regeneration is followed by a continuing renewal in the life of the Christian. The newborn are to desire the pure milk of the word of God in order to grow (</w:t>
-      </w:r>
-      <w:hyperlink r:id="rId376">
-        <w:r>
-          <w:rPr>
-            <w:lang w:val="en_US" w:bidi="en_US"/>
-          </w:rPr>
-          <w:rPr>
-            <w:color w:val="0000EE"/>
-            <w:u w:val="single"/>
-          </w:rPr>
-          <w:t>1 Peter 2:2</w:t>
-        </w:r>
-      </w:hyperlink>
-      <w:r>
-        <w:rPr>
-          <w:lang w:val="en_US" w:bidi="en_US"/>
-        </w:rPr>
-        <w:t>). Paul commands an ongoing transformation by the renewing of the mind (</w:t>
-      </w:r>
-      <w:hyperlink r:id="rId377">
-        <w:r>
-          <w:rPr>
-            <w:lang w:val="en_US" w:bidi="en_US"/>
-          </w:rPr>
-          <w:rPr>
-            <w:color w:val="0000EE"/>
-            <w:u w:val="single"/>
-          </w:rPr>
-          <w:t>Romans 12:2</w:t>
-        </w:r>
-      </w:hyperlink>
-      <w:r>
-        <w:rPr>
-          <w:lang w:val="en_US" w:bidi="en_US"/>
-        </w:rPr>
-        <w:t xml:space="preserve">; </w:t>
-      </w:r>
-      <w:hyperlink r:id="rId378">
-        <w:r>
-          <w:rPr>
-            <w:lang w:val="en_US" w:bidi="en_US"/>
-          </w:rPr>
-          <w:rPr>
-            <w:color w:val="0000EE"/>
-            <w:u w:val="single"/>
-          </w:rPr>
-          <w:t>Ephesians 4:23</w:t>
-        </w:r>
-      </w:hyperlink>
-      <w:r>
-        <w:rPr>
-          <w:lang w:val="en_US" w:bidi="en_US"/>
-        </w:rPr>
-        <w:t>). The new person remains in a process of constant renewal (</w:t>
-      </w:r>
-      <w:hyperlink r:id="rId379">
-        <w:r>
-          <w:rPr>
-            <w:lang w:val="en_US" w:bidi="en_US"/>
-          </w:rPr>
-          <w:rPr>
-            <w:color w:val="0000EE"/>
-            <w:u w:val="single"/>
-          </w:rPr>
-          <w:t>Colossians 3:10</w:t>
-        </w:r>
-      </w:hyperlink>
-      <w:r>
-        <w:rPr>
-          <w:lang w:val="en_US" w:bidi="en_US"/>
-        </w:rPr>
-        <w:t>), and the inner self is renewed daily (</w:t>
-      </w:r>
-      <w:hyperlink r:id="rId380">
-        <w:r>
-          <w:rPr>
-            <w:lang w:val="en_US" w:bidi="en_US"/>
-          </w:rPr>
-          <w:rPr>
-            <w:color w:val="0000EE"/>
-            <w:u w:val="single"/>
-          </w:rPr>
-          <w:t>2 Corinthians 4:16</w:t>
-        </w:r>
-      </w:hyperlink>
-      <w:r>
-        <w:rPr>
-          <w:lang w:val="en_US" w:bidi="en_US"/>
-        </w:rPr>
-        <w:t>).</w:t>
-      </w:r>
-    </w:p>
-    <w:p>
-      <w:pPr/>
-      <w:r>
-        <w:rPr>
-          <w:lang w:val="en_US" w:bidi="en_US"/>
-        </w:rPr>
-      </w:r>
-      <w:r>
-        <w:rPr>
-          <w:lang w:val="en_US" w:bidi="en_US"/>
-        </w:rPr>
-        <w:t>The present result of the new birth is a new person or new creation for whom old things are replaced by new (</w:t>
-      </w:r>
-      <w:hyperlink r:id="rId381">
-        <w:r>
-          <w:rPr>
-            <w:lang w:val="en_US" w:bidi="en_US"/>
-          </w:rPr>
-          <w:rPr>
-            <w:color w:val="0000EE"/>
-            <w:u w:val="single"/>
-          </w:rPr>
-          <w:t>2 Corinthians 5:17</w:t>
-        </w:r>
-      </w:hyperlink>
-      <w:r>
-        <w:rPr>
-          <w:lang w:val="en_US" w:bidi="en_US"/>
-        </w:rPr>
-        <w:t>). It is this new creation, rather than superficial participation in religious practices, that is the goal of the Christian life (</w:t>
-      </w:r>
-      <w:hyperlink r:id="rId382">
-        <w:r>
-          <w:rPr>
-            <w:lang w:val="en_US" w:bidi="en_US"/>
-          </w:rPr>
-          <w:rPr>
-            <w:color w:val="0000EE"/>
-            <w:u w:val="single"/>
-          </w:rPr>
-          <w:t>Galatians 6:15</w:t>
-        </w:r>
-      </w:hyperlink>
-      <w:r>
-        <w:rPr>
-          <w:lang w:val="en_US" w:bidi="en_US"/>
-        </w:rPr>
-        <w:t>). It involves laying aside the old nature (</w:t>
-      </w:r>
-      <w:hyperlink r:id="rId383">
-        <w:r>
-          <w:rPr>
-            <w:lang w:val="en_US" w:bidi="en_US"/>
-          </w:rPr>
-          <w:rPr>
-            <w:color w:val="0000EE"/>
-            <w:u w:val="single"/>
-          </w:rPr>
-          <w:t>Ephesians 4:22</w:t>
-        </w:r>
-      </w:hyperlink>
-      <w:r>
-        <w:rPr>
-          <w:lang w:val="en_US" w:bidi="en_US"/>
-        </w:rPr>
-        <w:t xml:space="preserve">) and putting on the new nature (verse </w:t>
-      </w:r>
-      <w:hyperlink r:id="rId384">
-        <w:r>
-          <w:rPr>
-            <w:lang w:val="en_US" w:bidi="en_US"/>
-          </w:rPr>
-          <w:rPr>
-            <w:color w:val="0000EE"/>
-            <w:u w:val="single"/>
-          </w:rPr>
-          <w:t>24</w:t>
-        </w:r>
-      </w:hyperlink>
-      <w:r>
-        <w:rPr>
-          <w:lang w:val="en_US" w:bidi="en_US"/>
-        </w:rPr>
-        <w:t>). In the final analysis, however, this is never the result of human effort alone. We are God’s workmanship (</w:t>
-      </w:r>
-      <w:hyperlink r:id="rId385">
-        <w:r>
-          <w:rPr>
-            <w:lang w:val="en_US" w:bidi="en_US"/>
-          </w:rPr>
-          <w:rPr>
-            <w:color w:val="0000EE"/>
-            <w:u w:val="single"/>
-          </w:rPr>
-          <w:t>2:10</w:t>
-        </w:r>
-      </w:hyperlink>
-      <w:r>
-        <w:rPr>
-          <w:lang w:val="en_US" w:bidi="en_US"/>
-        </w:rPr>
-        <w:t>).</w:t>
-      </w:r>
-    </w:p>
-    <w:p>
-      <w:pPr/>
-      <w:r>
-        <w:rPr>
-          <w:lang w:val="en_US" w:bidi="en_US"/>
-        </w:rPr>
-      </w:r>
-      <w:r>
-        <w:rPr>
-          <w:i/>
-          <w:lang w:val="en_US" w:bidi="en_US"/>
-        </w:rPr>
-        <w:t>See also</w:t>
-      </w:r>
-      <w:r>
-        <w:rPr>
-          <w:lang w:val="en_US" w:bidi="en_US"/>
-        </w:rPr>
-        <w:t xml:space="preserve"> </w:t>
-      </w:r>
-      <w:r>
-        <w:rPr>
-          <w:lang w:val="en_US" w:bidi="en_US"/>
-        </w:rPr>
-        <w:t>Atonement</w:t>
-      </w:r>
-      <w:r>
-        <w:rPr>
-          <w:lang w:val="en_US" w:bidi="en_US"/>
-        </w:rPr>
-        <w:t xml:space="preserve">; </w:t>
-      </w:r>
-      <w:r>
-        <w:rPr>
-          <w:lang w:val="en_US" w:bidi="en_US"/>
-        </w:rPr>
-        <w:t>Conversion</w:t>
-      </w:r>
-      <w:r>
-        <w:rPr>
-          <w:lang w:val="en_US" w:bidi="en_US"/>
-        </w:rPr>
-        <w:t xml:space="preserve">; </w:t>
-      </w:r>
-      <w:r>
-        <w:rPr>
-          <w:lang w:val="en_US" w:bidi="en_US"/>
-        </w:rPr>
-        <w:t>Redeemer, Redemption</w:t>
-      </w:r>
-      <w:r>
-        <w:rPr>
-          <w:lang w:val="en_US" w:bidi="en_US"/>
-        </w:rPr>
-        <w:t xml:space="preserve">; </w:t>
-      </w:r>
-      <w:r>
-        <w:rPr>
-          <w:lang w:val="en_US" w:bidi="en_US"/>
-        </w:rPr>
-        <w:t>Repentance</w:t>
-      </w:r>
-      <w:r>
-        <w:rPr>
-          <w:lang w:val="en_US" w:bidi="en_US"/>
-        </w:rPr>
-        <w:t xml:space="preserve">; </w:t>
-      </w:r>
-      <w:r>
-        <w:rPr>
-          <w:lang w:val="en_US" w:bidi="en_US"/>
-        </w:rPr>
-        <w:t>Salvation</w:t>
-      </w:r>
-      <w:r>
-        <w:rPr>
-          <w:lang w:val="en_US" w:bidi="en_US"/>
-        </w:rPr>
-        <w:t>.</w:t>
-      </w:r>
-      <w:r>
-        <w:rPr>
-          <w:lang w:val="en_US" w:bidi="en_US"/>
-        </w:rPr>
-      </w:r>
-      <w:r>
-        <w:rPr>
-          <w:lang w:val="en_US" w:bidi="en_US"/>
-        </w:rPr>
-      </w:r>
-    </w:p>
-    <w:p>
-      <w:pPr/>
-      <w:r>
-        <w:rPr>
-          <w:lang w:val="en_US" w:bidi="en_US"/>
-        </w:rPr>
-      </w:r>
-    </w:p>
-    <w:p>
-      <w:pPr>
-        <w:pStyle w:val="Heading2"/>
-      </w:pPr>
-      <w:r>
-        <w:rPr>
-          <w:lang w:val="en_US" w:bidi="en_US"/>
-        </w:rPr>
-        <w:t>Rehabiah</w:t>
-      </w:r>
-      <w:r>
-        <w:rPr>
-          <w:lang w:val="en_US" w:bidi="en_US"/>
-        </w:rPr>
-      </w:r>
-    </w:p>
-    <w:p>
-      <w:pPr/>
-      <w:r>
-        <w:rPr>
-          <w:lang w:val="en_US" w:bidi="en_US"/>
-        </w:rPr>
-      </w:r>
-      <w:r>
-        <w:rPr>
-          <w:lang w:val="en_US" w:bidi="en_US"/>
-        </w:rPr>
-        <w:t>Levite, son of Eliezer the priest and Moses’ grandson (</w:t>
-      </w:r>
-      <w:hyperlink r:id="rId386">
-        <w:r>
-          <w:rPr>
-            <w:lang w:val="en_US" w:bidi="en_US"/>
-          </w:rPr>
-          <w:rPr>
-            <w:color w:val="0000EE"/>
-            <w:u w:val="single"/>
-          </w:rPr>
-          <w:t>1 Chr 23:17</w:t>
-        </w:r>
-      </w:hyperlink>
-      <w:r>
-        <w:rPr>
-          <w:lang w:val="en_US" w:bidi="en_US"/>
-        </w:rPr>
-        <w:t xml:space="preserve">; </w:t>
-      </w:r>
-      <w:hyperlink r:id="rId387">
-        <w:r>
-          <w:rPr>
-            <w:lang w:val="en_US" w:bidi="en_US"/>
-          </w:rPr>
-          <w:rPr>
-            <w:color w:val="0000EE"/>
-            <w:u w:val="single"/>
-          </w:rPr>
-          <w:t>24:21</w:t>
-        </w:r>
-      </w:hyperlink>
-      <w:r>
-        <w:rPr>
-          <w:lang w:val="en_US" w:bidi="en_US"/>
-        </w:rPr>
-        <w:t xml:space="preserve">; </w:t>
-      </w:r>
-      <w:hyperlink r:id="rId388">
         <w:r>
           <w:rPr>
             <w:lang w:val="en_US" w:bidi="en_US"/>
@@ -18751,7 +18088,7 @@
         </w:rPr>
         <w:t>The King of Zobah. King David defeated his son, Hadadezer, at the Euphrates River (</w:t>
       </w:r>
-      <w:hyperlink r:id="rId389">
+      <w:hyperlink r:id="rId365">
         <w:r>
           <w:rPr>
             <w:lang w:val="en_US" w:bidi="en_US"/>
@@ -18787,7 +18124,7 @@
         </w:rPr>
         <w:t>One of the Levites who signed his name on Ezra's covenant agreement (</w:t>
       </w:r>
-      <w:hyperlink r:id="rId390">
+      <w:hyperlink r:id="rId366">
         <w:r>
           <w:rPr>
             <w:lang w:val="en_US" w:bidi="en_US"/>
@@ -18861,7 +18198,7 @@
         </w:rPr>
         <w:t>The farthest northern area explored by the Israelite spies before they entered Canaan (</w:t>
       </w:r>
-      <w:hyperlink r:id="rId391">
+      <w:hyperlink r:id="rId367">
         <w:r>
           <w:rPr>
             <w:lang w:val="en_US" w:bidi="en_US"/>
@@ -18879,7 +18216,7 @@
         </w:rPr>
         <w:t>). This place matches the location of Beth-rehob (</w:t>
       </w:r>
-      <w:hyperlink r:id="rId392">
+      <w:hyperlink r:id="rId368">
         <w:r>
           <w:rPr>
             <w:lang w:val="en_US" w:bidi="en_US"/>
@@ -18897,7 +18234,7 @@
         </w:rPr>
         <w:t>). Rehob is also mentioned along with Zobah and Maacah as enemies who fought against King David during the war with the Ammonites (</w:t>
       </w:r>
-      <w:hyperlink r:id="rId393">
+      <w:hyperlink r:id="rId369">
         <w:r>
           <w:rPr>
             <w:lang w:val="en_US" w:bidi="en_US"/>
@@ -18933,1212 +18270,1212 @@
         </w:rPr>
         <w:t>Two cities that belonged to the tribe of Asher (</w:t>
       </w:r>
+      <w:hyperlink r:id="rId370">
+        <w:r>
+          <w:rPr>
+            <w:lang w:val="en_US" w:bidi="en_US"/>
+          </w:rPr>
+          <w:rPr>
+            <w:color w:val="0000EE"/>
+            <w:u w:val="single"/>
+          </w:rPr>
+          <w:t>Joshua 19:28–30</w:t>
+        </w:r>
+      </w:hyperlink>
+      <w:r>
+        <w:rPr>
+          <w:lang w:val="en_US" w:bidi="en_US"/>
+        </w:rPr>
+        <w:t>). One of these cities was given to the Levites from the family of Gershon (</w:t>
+      </w:r>
+      <w:hyperlink r:id="rId371">
+        <w:r>
+          <w:rPr>
+            <w:lang w:val="en_US" w:bidi="en_US"/>
+          </w:rPr>
+          <w:rPr>
+            <w:color w:val="0000EE"/>
+            <w:u w:val="single"/>
+          </w:rPr>
+          <w:t>Joshua 21:31</w:t>
+        </w:r>
+      </w:hyperlink>
+      <w:r>
+        <w:rPr>
+          <w:lang w:val="en_US" w:bidi="en_US"/>
+        </w:rPr>
+        <w:t>). It became a city of refuge (</w:t>
+      </w:r>
+      <w:hyperlink r:id="rId372">
+        <w:r>
+          <w:rPr>
+            <w:lang w:val="en_US" w:bidi="en_US"/>
+          </w:rPr>
+          <w:rPr>
+            <w:color w:val="0000EE"/>
+            <w:u w:val="single"/>
+          </w:rPr>
+          <w:t>1 Chronicles 6:75</w:t>
+        </w:r>
+      </w:hyperlink>
+      <w:r>
+        <w:rPr>
+          <w:lang w:val="en_US" w:bidi="en_US"/>
+        </w:rPr>
+        <w:t>). The other city remained under the control of the Canaanites (</w:t>
+      </w:r>
+      <w:hyperlink r:id="rId373">
+        <w:r>
+          <w:rPr>
+            <w:lang w:val="en_US" w:bidi="en_US"/>
+          </w:rPr>
+          <w:rPr>
+            <w:color w:val="0000EE"/>
+            <w:u w:val="single"/>
+          </w:rPr>
+          <w:t>Judges 1:31</w:t>
+        </w:r>
+      </w:hyperlink>
+      <w:r>
+        <w:rPr>
+          <w:lang w:val="en_US" w:bidi="en_US"/>
+        </w:rPr>
+        <w:t>). Some scholars think these references might actually be talking about the same city.</w:t>
+      </w:r>
+    </w:p>
+    <w:p>
+      <w:pPr/>
+      <w:r>
+        <w:rPr>
+          <w:lang w:val="en_US" w:bidi="en_US"/>
+        </w:rPr>
+      </w:r>
+      <w:r>
+        <w:rPr>
+          <w:i/>
+          <w:lang w:val="en_US" w:bidi="en_US"/>
+        </w:rPr>
+        <w:t>See also</w:t>
+      </w:r>
+      <w:r>
+        <w:rPr>
+          <w:lang w:val="en_US" w:bidi="en_US"/>
+        </w:rPr>
+        <w:t xml:space="preserve"> </w:t>
+      </w:r>
+      <w:r>
+        <w:rPr>
+          <w:lang w:val="en_US" w:bidi="en_US"/>
+        </w:rPr>
+        <w:t>Cities of Refuge</w:t>
+      </w:r>
+      <w:r>
+        <w:rPr>
+          <w:lang w:val="en_US" w:bidi="en_US"/>
+        </w:rPr>
+        <w:t xml:space="preserve">; </w:t>
+      </w:r>
+      <w:r>
+        <w:rPr>
+          <w:lang w:val="en_US" w:bidi="en_US"/>
+        </w:rPr>
+        <w:t>Levitical Cities</w:t>
+      </w:r>
+      <w:r>
+        <w:rPr>
+          <w:lang w:val="en_US" w:bidi="en_US"/>
+        </w:rPr>
+        <w:t>.</w:t>
+      </w:r>
+      <w:r>
+        <w:rPr>
+          <w:lang w:val="en_US" w:bidi="en_US"/>
+        </w:rPr>
+      </w:r>
+      <w:r>
+        <w:rPr>
+          <w:lang w:val="en_US" w:bidi="en_US"/>
+        </w:rPr>
+      </w:r>
+    </w:p>
+    <w:p>
+      <w:pPr/>
+      <w:r>
+        <w:rPr>
+          <w:lang w:val="en_US" w:bidi="en_US"/>
+        </w:rPr>
+      </w:r>
+    </w:p>
+    <w:p>
+      <w:pPr>
+        <w:pStyle w:val="Heading2"/>
+      </w:pPr>
+      <w:r>
+        <w:rPr>
+          <w:lang w:val="en_US" w:bidi="en_US"/>
+        </w:rPr>
+        <w:t>Rehoboam</w:t>
+      </w:r>
+      <w:r>
+        <w:rPr>
+          <w:lang w:val="en_US" w:bidi="en_US"/>
+        </w:rPr>
+      </w:r>
+    </w:p>
+    <w:p>
+      <w:pPr/>
+      <w:r>
+        <w:rPr>
+          <w:lang w:val="en_US" w:bidi="en_US"/>
+        </w:rPr>
+      </w:r>
+      <w:r>
+        <w:rPr>
+          <w:lang w:val="en_US" w:bidi="en_US"/>
+        </w:rPr>
+        <w:t>King (930–913 BC) especially remembered for his part in perpetuating the split of the Hebrew kingdom and for being the first king of the separate kingdom of Judah.</w:t>
+      </w:r>
+    </w:p>
+    <w:p>
+      <w:pPr>
+        <w:pStyle w:val="Heading3"/>
+      </w:pPr>
+      <w:r>
+        <w:rPr>
+          <w:lang w:val="en_US" w:bidi="en_US"/>
+        </w:rPr>
+        <w:t>Split of the Kingdom</w:t>
+      </w:r>
+    </w:p>
+    <w:p>
+      <w:pPr/>
+      <w:r>
+        <w:rPr>
+          <w:lang w:val="en_US" w:bidi="en_US"/>
+        </w:rPr>
+      </w:r>
+      <w:r>
+        <w:rPr>
+          <w:lang w:val="en_US" w:bidi="en_US"/>
+        </w:rPr>
+        <w:t>When Solomon died (930 BC), his son Rehoboam ascended to the throne. Perhaps as a concession to the Ephraimites, who often seemed to have been piqued at their inferior status, Rehoboam agreed to hold his coronation in their town of Shechem instead of in Jerusalem, a traditional place of meeting on which “all Israel” could agree (</w:t>
+      </w:r>
+      <w:hyperlink r:id="rId374">
+        <w:r>
+          <w:rPr>
+            <w:lang w:val="en_US" w:bidi="en_US"/>
+          </w:rPr>
+          <w:rPr>
+            <w:color w:val="0000EE"/>
+            <w:u w:val="single"/>
+          </w:rPr>
+          <w:t>1 Kgs 12:1</w:t>
+        </w:r>
+      </w:hyperlink>
+      <w:r>
+        <w:rPr>
+          <w:lang w:val="en_US" w:bidi="en_US"/>
+        </w:rPr>
+        <w:t>).</w:t>
+      </w:r>
+    </w:p>
+    <w:p>
+      <w:pPr/>
+      <w:r>
+        <w:rPr>
+          <w:lang w:val="en_US" w:bidi="en_US"/>
+        </w:rPr>
+      </w:r>
+      <w:r>
+        <w:rPr>
+          <w:lang w:val="en_US" w:bidi="en_US"/>
+        </w:rPr>
+        <w:t>At the conclave, leaders of the northern tribes, accompanied by Jeroboam, approached the new king for concessions. Jeroboam—an official under Solomon’s administration who had fled to Egypt when Solomon suspected him of treason—had returned to Israel to assume a position of leadership. Jeroboam was destined to be the ruler of Israel because of Solomon’s apostasy (</w:t>
+      </w:r>
+      <w:hyperlink r:id="rId375">
+        <w:r>
+          <w:rPr>
+            <w:lang w:val="en_US" w:bidi="en_US"/>
+          </w:rPr>
+          <w:rPr>
+            <w:color w:val="0000EE"/>
+            <w:u w:val="single"/>
+          </w:rPr>
+          <w:t>1 Kgs 11</w:t>
+        </w:r>
+      </w:hyperlink>
+      <w:r>
+        <w:rPr>
+          <w:lang w:val="en_US" w:bidi="en_US"/>
+        </w:rPr>
+        <w:t xml:space="preserve">). Solomon’s numerous building projects and his ostentation seem to have bankrupted the kingdom, resulting in an intolerable tax burden. Especially objectionable was forced labor on various projects (see </w:t>
+      </w:r>
+      <w:hyperlink r:id="rId376">
+        <w:r>
+          <w:rPr>
+            <w:lang w:val="en_US" w:bidi="en_US"/>
+          </w:rPr>
+          <w:rPr>
+            <w:color w:val="0000EE"/>
+            <w:u w:val="single"/>
+          </w:rPr>
+          <w:t>1 Kgs 12:4</w:t>
+        </w:r>
+      </w:hyperlink>
+      <w:r>
+        <w:rPr>
+          <w:lang w:val="en_US" w:bidi="en_US"/>
+        </w:rPr>
+        <w:t xml:space="preserve">; </w:t>
+      </w:r>
+      <w:hyperlink r:id="rId377">
+        <w:r>
+          <w:rPr>
+            <w:lang w:val="en_US" w:bidi="en_US"/>
+          </w:rPr>
+          <w:rPr>
+            <w:color w:val="0000EE"/>
+            <w:u w:val="single"/>
+          </w:rPr>
+          <w:t>2 Chr 10:4</w:t>
+        </w:r>
+      </w:hyperlink>
+      <w:r>
+        <w:rPr>
+          <w:lang w:val="en_US" w:bidi="en_US"/>
+        </w:rPr>
+        <w:t>). The populace sought relief from high taxes.</w:t>
+      </w:r>
+    </w:p>
+    <w:p>
+      <w:pPr/>
+      <w:r>
+        <w:rPr>
+          <w:lang w:val="en_US" w:bidi="en_US"/>
+        </w:rPr>
+      </w:r>
+      <w:r>
+        <w:rPr>
+          <w:lang w:val="en_US" w:bidi="en_US"/>
+        </w:rPr>
+        <w:t>The new king asked for a three-day grace period in which to study the request. Advisers from Solomon’s administration counseled concessions; the younger men urged no moderation but an even greater tax burden. Following the advice of his peers, Rehoboam arrogantly threatened even higher taxes. The restless northern tribes broke away to establish a separate kingdom under the leadership of Jeroboam. Judah and Benjamin were the only tribes loyal to Rehoboam.</w:t>
+      </w:r>
+    </w:p>
+    <w:p>
+      <w:pPr/>
+      <w:r>
+        <w:rPr>
+          <w:lang w:val="en_US" w:bidi="en_US"/>
+        </w:rPr>
+      </w:r>
+      <w:r>
+        <w:rPr>
+          <w:lang w:val="en_US" w:bidi="en_US"/>
+        </w:rPr>
+        <w:t>The separate existence of the northern kingdom was not a new development. After Saul’s death, the north had gone its own way while David ruled in Hebron. Some 30 years later, it had briefly supported Sheba in a revolt against David. Now under the leadership of Jeroboam, the rupture was to become permanent.</w:t>
+      </w:r>
+    </w:p>
+    <w:p>
+      <w:pPr/>
+      <w:r>
+        <w:rPr>
+          <w:lang w:val="en_US" w:bidi="en_US"/>
+        </w:rPr>
+      </w:r>
+      <w:r>
+        <w:rPr>
+          <w:lang w:val="en_US" w:bidi="en_US"/>
+        </w:rPr>
+        <w:t>Not accepting the apparent success of the secession, Rehoboam sent his tribute master or treasurer, Adoram (Adoniram), to try to heal the division. North Israelite partisans stoned him to death, and Rehoboam and his party fled to Jerusalem. Rehoboam immediately tried to subjugate the rebellious tribes. Raising a force of 180,000 men from Judah and Benjamin, he prepared to march north, but the prophet Shemaiah brought word from God to abandon the project since the breakup of the kingdom was part of the judgment of God on Israel for the sinfulness of the nation during Solomon’s reign. Rehoboam promptly abandoned his military efforts, but intermittent military skirmishes plagued the relations of Rehoboam and Jeroboam throughout their reigns.</w:t>
+      </w:r>
+    </w:p>
+    <w:p>
+      <w:pPr>
+        <w:pStyle w:val="Heading3"/>
+      </w:pPr>
+      <w:r>
+        <w:rPr>
+          <w:lang w:val="en_US" w:bidi="en_US"/>
+        </w:rPr>
+        <w:t>Reign of Rehoboam</w:t>
+      </w:r>
+    </w:p>
+    <w:p>
+      <w:pPr/>
+      <w:r>
+        <w:rPr>
+          <w:lang w:val="en_US" w:bidi="en_US"/>
+        </w:rPr>
+      </w:r>
+      <w:r>
+        <w:rPr>
+          <w:lang w:val="en_US" w:bidi="en_US"/>
+        </w:rPr>
+        <w:t>In the face of constant threat of attack, Rehoboam set about to fortify his kingdom. He built extensive fortifications with adequate supplies of weapons and food at Bethlehem, Etam, Tekoa, Beth-zur, Soco, Adullam, Gath, Maresha, Ziph, Adoraim, Lachish, Azekah, Zorah, Aijalon, and Hebron.</w:t>
+      </w:r>
+    </w:p>
+    <w:p>
+      <w:pPr/>
+      <w:r>
+        <w:rPr>
+          <w:lang w:val="en_US" w:bidi="en_US"/>
+        </w:rPr>
+      </w:r>
+      <w:r>
+        <w:rPr>
+          <w:lang w:val="en_US" w:bidi="en_US"/>
+        </w:rPr>
+        <w:t>Military preparedness was supplemented by spiritual underpinning. As a result of the establishment of a new apostate religion in the northern kingdom, priests and Levites streamed to the south, where they greatly strengthened the spiritual fiber of the realm. Apparently, they helped to maintain the stability of Judah for three years.</w:t>
+      </w:r>
+    </w:p>
+    <w:p>
+      <w:pPr/>
+      <w:r>
+        <w:rPr>
+          <w:lang w:val="en_US" w:bidi="en_US"/>
+        </w:rPr>
+      </w:r>
+      <w:r>
+        <w:rPr>
+          <w:lang w:val="en_US" w:bidi="en_US"/>
+        </w:rPr>
+        <w:t>However, the people built high places and pagan sanctuaries throughout the land. They began to engage in the corrupt religious practices of the heathen nations around them, including homosexuality (</w:t>
+      </w:r>
+      <w:hyperlink r:id="rId378">
+        <w:r>
+          <w:rPr>
+            <w:lang w:val="en_US" w:bidi="en_US"/>
+          </w:rPr>
+          <w:rPr>
+            <w:color w:val="0000EE"/>
+            <w:u w:val="single"/>
+          </w:rPr>
+          <w:t>1 Kgs 14:22–24</w:t>
+        </w:r>
+      </w:hyperlink>
+      <w:r>
+        <w:rPr>
+          <w:lang w:val="en_US" w:bidi="en_US"/>
+        </w:rPr>
+        <w:t>).</w:t>
+      </w:r>
+    </w:p>
+    <w:p>
+      <w:pPr/>
+      <w:r>
+        <w:rPr>
+          <w:lang w:val="en_US" w:bidi="en_US"/>
+        </w:rPr>
+      </w:r>
+      <w:r>
+        <w:rPr>
+          <w:lang w:val="en_US" w:bidi="en_US"/>
+        </w:rPr>
+        <w:t>Soon Rehoboam forsook the law of the Lord, and all Israel followed him (</w:t>
+      </w:r>
+      <w:hyperlink r:id="rId379">
+        <w:r>
+          <w:rPr>
+            <w:lang w:val="en_US" w:bidi="en_US"/>
+          </w:rPr>
+          <w:rPr>
+            <w:color w:val="0000EE"/>
+            <w:u w:val="single"/>
+          </w:rPr>
+          <w:t>2 Chr 12:1</w:t>
+        </w:r>
+      </w:hyperlink>
+      <w:r>
+        <w:rPr>
+          <w:lang w:val="en_US" w:bidi="en_US"/>
+        </w:rPr>
+        <w:t>). Rehoboam was the son of Solomon, a preoccupied father who himself grew increasingly lax about spiritual things. Rehoboam’s mother was Naamah, a pagan Ammonite princess who presumably lacked any spiritual perception (</w:t>
+      </w:r>
+      <w:hyperlink r:id="rId380">
+        <w:r>
+          <w:rPr>
+            <w:lang w:val="en_US" w:bidi="en_US"/>
+          </w:rPr>
+          <w:rPr>
+            <w:color w:val="0000EE"/>
+            <w:u w:val="single"/>
+          </w:rPr>
+          <w:t>1 Kgs 14:21</w:t>
+        </w:r>
+      </w:hyperlink>
+      <w:r>
+        <w:rPr>
+          <w:lang w:val="en_US" w:bidi="en_US"/>
+        </w:rPr>
+        <w:t>). His father’s example of keeping a harem and having numerous children likewise had an impact on him. Rehoboam had 18 wives, 60 concubines, 28 sons, and 60 daughters. He spent a considerable amount of time providing living arrangements for them in the fortified cities of Judah (</w:t>
+      </w:r>
+      <w:hyperlink r:id="rId381">
+        <w:r>
+          <w:rPr>
+            <w:lang w:val="en_US" w:bidi="en_US"/>
+          </w:rPr>
+          <w:rPr>
+            <w:color w:val="0000EE"/>
+            <w:u w:val="single"/>
+          </w:rPr>
+          <w:t>2 Chr 11:21–23</w:t>
+        </w:r>
+      </w:hyperlink>
+      <w:r>
+        <w:rPr>
+          <w:lang w:val="en_US" w:bidi="en_US"/>
+        </w:rPr>
+        <w:t>).</w:t>
+      </w:r>
+    </w:p>
+    <w:p>
+      <w:pPr/>
+      <w:r>
+        <w:rPr>
+          <w:lang w:val="en_US" w:bidi="en_US"/>
+        </w:rPr>
+      </w:r>
+      <w:r>
+        <w:rPr>
+          <w:lang w:val="en_US" w:bidi="en_US"/>
+        </w:rPr>
+        <w:t>At length, the apostasy of Judah became so great that God brought judgment on the nation in the form of a foreign invasion. In the fifth year of Rehoboam (c. 926 BC), Shishak I (Sheshonk I) of Egypt invaded Palestine with 1,200 chariots and 60,000 men (</w:t>
+      </w:r>
+      <w:hyperlink r:id="rId382">
+        <w:r>
+          <w:rPr>
+            <w:lang w:val="en_US" w:bidi="en_US"/>
+          </w:rPr>
+          <w:rPr>
+            <w:color w:val="0000EE"/>
+            <w:u w:val="single"/>
+          </w:rPr>
+          <w:t>1 Kgs 14:25</w:t>
+        </w:r>
+      </w:hyperlink>
+      <w:r>
+        <w:rPr>
+          <w:lang w:val="en_US" w:bidi="en_US"/>
+        </w:rPr>
+        <w:t xml:space="preserve">; </w:t>
+      </w:r>
+      <w:hyperlink r:id="rId383">
+        <w:r>
+          <w:rPr>
+            <w:lang w:val="en_US" w:bidi="en_US"/>
+          </w:rPr>
+          <w:rPr>
+            <w:color w:val="0000EE"/>
+            <w:u w:val="single"/>
+          </w:rPr>
+          <w:t>2 Chr 12:2–3</w:t>
+        </w:r>
+      </w:hyperlink>
+      <w:r>
+        <w:rPr>
+          <w:lang w:val="en_US" w:bidi="en_US"/>
+        </w:rPr>
+        <w:t>).</w:t>
+      </w:r>
+    </w:p>
+    <w:p>
+      <w:pPr/>
+      <w:r>
+        <w:rPr>
+          <w:lang w:val="en_US" w:bidi="en_US"/>
+        </w:rPr>
+      </w:r>
+      <w:r>
+        <w:rPr>
+          <w:lang w:val="en_US" w:bidi="en_US"/>
+        </w:rPr>
+        <w:t>After Shishak’s initial successes, the prophet Shemaiah made it clear to the king and the nobility that the invasion was direct punishment for their sinful ways. When they repented of their waywardness, God promised to moderate their punishment. They were subjected to either heavy tribute or a plundering of their cities. The national treasury and the temple treasury were emptied to satisfy the demands of the Egyptians.</w:t>
+      </w:r>
+    </w:p>
+    <w:p>
+      <w:pPr/>
+      <w:r>
+        <w:rPr>
+          <w:lang w:val="en_US" w:bidi="en_US"/>
+        </w:rPr>
+      </w:r>
+      <w:r>
+        <w:rPr>
+          <w:lang w:val="en_US" w:bidi="en_US"/>
+        </w:rPr>
+        <w:t>Shishak’s invasion continued into the northern kingdom, for his inscription in the temple of Karnak at Luxor tells of his conquest of 156 towns in the two kingdoms. Only a fraction of the names listed can be identified.</w:t>
+      </w:r>
+    </w:p>
+    <w:p>
+      <w:pPr/>
+      <w:r>
+        <w:rPr>
+          <w:lang w:val="en_US" w:bidi="en_US"/>
+        </w:rPr>
+      </w:r>
+      <w:r>
+        <w:rPr>
+          <w:lang w:val="en_US" w:bidi="en_US"/>
+        </w:rPr>
+        <w:t>Rehoboam’s repentance was only temporary. Scripture indicates that his latter years were characterized by evil (</w:t>
+      </w:r>
+      <w:hyperlink r:id="rId384">
+        <w:r>
+          <w:rPr>
+            <w:lang w:val="en_US" w:bidi="en_US"/>
+          </w:rPr>
+          <w:rPr>
+            <w:color w:val="0000EE"/>
+            <w:u w:val="single"/>
+          </w:rPr>
+          <w:t>2 Chr 12:14</w:t>
+        </w:r>
+      </w:hyperlink>
+      <w:r>
+        <w:rPr>
+          <w:lang w:val="en_US" w:bidi="en_US"/>
+        </w:rPr>
+        <w:t>), and that his son and successor, Abijam, “walked in all the sins which his father did before him” (</w:t>
+      </w:r>
+      <w:hyperlink r:id="rId385">
+        <w:r>
+          <w:rPr>
+            <w:lang w:val="en_US" w:bidi="en_US"/>
+          </w:rPr>
+          <w:rPr>
+            <w:color w:val="0000EE"/>
+            <w:u w:val="single"/>
+          </w:rPr>
+          <w:t>1 Kgs 15:3</w:t>
+        </w:r>
+      </w:hyperlink>
+      <w:r>
+        <w:rPr>
+          <w:lang w:val="en_US" w:bidi="en_US"/>
+        </w:rPr>
+        <w:t>). Probably the sins of his father would not have been condemned if Rehoboam’s last 12 years had been a good example to his maturing son.</w:t>
+      </w:r>
+    </w:p>
+    <w:p>
+      <w:pPr/>
+      <w:r>
+        <w:rPr>
+          <w:lang w:val="en_US" w:bidi="en_US"/>
+        </w:rPr>
+      </w:r>
+      <w:r>
+        <w:rPr>
+          <w:lang w:val="en_US" w:bidi="en_US"/>
+        </w:rPr>
+        <w:t>Rehoboam was 41 when he ascended the throne, and he reigned for 17 years.</w:t>
+      </w:r>
+    </w:p>
+    <w:p>
+      <w:pPr/>
+      <w:r>
+        <w:rPr>
+          <w:lang w:val="en_US" w:bidi="en_US"/>
+        </w:rPr>
+      </w:r>
+      <w:r>
+        <w:rPr>
+          <w:i/>
+          <w:lang w:val="en_US" w:bidi="en_US"/>
+        </w:rPr>
+        <w:t>See also</w:t>
+      </w:r>
+      <w:r>
+        <w:rPr>
+          <w:lang w:val="en_US" w:bidi="en_US"/>
+        </w:rPr>
+        <w:t xml:space="preserve"> </w:t>
+      </w:r>
+      <w:r>
+        <w:rPr>
+          <w:lang w:val="en_US" w:bidi="en_US"/>
+        </w:rPr>
+        <w:t>Chronology of the Bible (Old Testament)</w:t>
+      </w:r>
+      <w:r>
+        <w:rPr>
+          <w:lang w:val="en_US" w:bidi="en_US"/>
+        </w:rPr>
+        <w:t xml:space="preserve">; </w:t>
+      </w:r>
+      <w:r>
+        <w:rPr>
+          <w:lang w:val="en_US" w:bidi="en_US"/>
+        </w:rPr>
+        <w:t>Genealogy of Jesus Christ</w:t>
+      </w:r>
+      <w:r>
+        <w:rPr>
+          <w:lang w:val="en_US" w:bidi="en_US"/>
+        </w:rPr>
+        <w:t xml:space="preserve">; </w:t>
+      </w:r>
+      <w:r>
+        <w:rPr>
+          <w:lang w:val="en_US" w:bidi="en_US"/>
+        </w:rPr>
+        <w:t>Israel, History of</w:t>
+      </w:r>
+      <w:r>
+        <w:rPr>
+          <w:lang w:val="en_US" w:bidi="en_US"/>
+        </w:rPr>
+        <w:t>.</w:t>
+      </w:r>
+      <w:r>
+        <w:rPr>
+          <w:lang w:val="en_US" w:bidi="en_US"/>
+        </w:rPr>
+      </w:r>
+      <w:r>
+        <w:rPr>
+          <w:lang w:val="en_US" w:bidi="en_US"/>
+        </w:rPr>
+      </w:r>
+    </w:p>
+    <w:p>
+      <w:pPr/>
+      <w:r>
+        <w:rPr>
+          <w:lang w:val="en_US" w:bidi="en_US"/>
+        </w:rPr>
+      </w:r>
+    </w:p>
+    <w:p>
+      <w:pPr>
+        <w:pStyle w:val="Heading2"/>
+      </w:pPr>
+      <w:r>
+        <w:rPr>
+          <w:lang w:val="en_US" w:bidi="en_US"/>
+        </w:rPr>
+        <w:t>Rehoboth</w:t>
+      </w:r>
+      <w:r>
+        <w:rPr>
+          <w:lang w:val="en_US" w:bidi="en_US"/>
+        </w:rPr>
+      </w:r>
+    </w:p>
+    <w:p>
+      <w:pPr/>
+      <w:r>
+        <w:rPr>
+          <w:lang w:val="en_US" w:bidi="en_US"/>
+        </w:rPr>
+      </w:r>
+      <w:r>
+        <w:rPr>
+          <w:lang w:val="en_US" w:bidi="en_US"/>
+        </w:rPr>
+        <w:t xml:space="preserve">1. KJV name for Rehoboth-Ir, a city built by Nimrod, in </w:t>
+      </w:r>
+      <w:hyperlink r:id="rId386">
+        <w:r>
+          <w:rPr>
+            <w:lang w:val="en_US" w:bidi="en_US"/>
+          </w:rPr>
+          <w:rPr>
+            <w:color w:val="0000EE"/>
+            <w:u w:val="single"/>
+          </w:rPr>
+          <w:t>Genesis 10:11</w:t>
+        </w:r>
+      </w:hyperlink>
+      <w:r>
+        <w:rPr>
+          <w:lang w:val="en_US" w:bidi="en_US"/>
+        </w:rPr>
+        <w:t xml:space="preserve">. </w:t>
+      </w:r>
+      <w:r>
+        <w:rPr>
+          <w:i/>
+          <w:lang w:val="en_US" w:bidi="en_US"/>
+        </w:rPr>
+        <w:t>See</w:t>
+      </w:r>
+      <w:r>
+        <w:rPr>
+          <w:lang w:val="en_US" w:bidi="en_US"/>
+        </w:rPr>
+        <w:t xml:space="preserve"> </w:t>
+      </w:r>
+      <w:r>
+        <w:rPr>
+          <w:lang w:val="en_US" w:bidi="en_US"/>
+        </w:rPr>
+        <w:t>Rehoboth-Ir</w:t>
+      </w:r>
+      <w:r>
+        <w:rPr>
+          <w:lang w:val="en_US" w:bidi="en_US"/>
+        </w:rPr>
+        <w:t>.</w:t>
+      </w:r>
+    </w:p>
+    <w:p>
+      <w:pPr/>
+      <w:r>
+        <w:rPr>
+          <w:lang w:val="en_US" w:bidi="en_US"/>
+        </w:rPr>
+      </w:r>
+      <w:r>
+        <w:rPr>
+          <w:lang w:val="en_US" w:bidi="en_US"/>
+        </w:rPr>
+        <w:t>2. Site of the third well dug by Isaac (</w:t>
+      </w:r>
+      <w:hyperlink r:id="rId387">
+        <w:r>
+          <w:rPr>
+            <w:lang w:val="en_US" w:bidi="en_US"/>
+          </w:rPr>
+          <w:rPr>
+            <w:color w:val="0000EE"/>
+            <w:u w:val="single"/>
+          </w:rPr>
+          <w:t>Gn 26:22</w:t>
+        </w:r>
+      </w:hyperlink>
+      <w:r>
+        <w:rPr>
+          <w:lang w:val="en_US" w:bidi="en_US"/>
+        </w:rPr>
+        <w:t>). This time Abimelech and the herdsmen of Gerar did not lay claim to it, and Isaac named the well “broad places” or “room.” The well was located about 20 miles (32.2 kilometers) southwest of Beersheba.</w:t>
+      </w:r>
+    </w:p>
+    <w:p>
+      <w:pPr/>
+      <w:r>
+        <w:rPr>
+          <w:lang w:val="en_US" w:bidi="en_US"/>
+        </w:rPr>
+      </w:r>
+      <w:r>
+        <w:rPr>
+          <w:lang w:val="en_US" w:bidi="en_US"/>
+        </w:rPr>
+        <w:t>3. Home of Shaul, an Edomite ruler (</w:t>
+      </w:r>
+      <w:hyperlink r:id="rId388">
+        <w:r>
+          <w:rPr>
+            <w:lang w:val="en_US" w:bidi="en_US"/>
+          </w:rPr>
+          <w:rPr>
+            <w:color w:val="0000EE"/>
+            <w:u w:val="single"/>
+          </w:rPr>
+          <w:t>Gn 36:37</w:t>
+        </w:r>
+      </w:hyperlink>
+      <w:r>
+        <w:rPr>
+          <w:lang w:val="en_US" w:bidi="en_US"/>
+        </w:rPr>
+        <w:t xml:space="preserve">; </w:t>
+      </w:r>
+      <w:hyperlink r:id="rId389">
+        <w:r>
+          <w:rPr>
+            <w:lang w:val="en_US" w:bidi="en_US"/>
+          </w:rPr>
+          <w:rPr>
+            <w:color w:val="0000EE"/>
+            <w:u w:val="single"/>
+          </w:rPr>
+          <w:t>1 Chr 1:48</w:t>
+        </w:r>
+      </w:hyperlink>
+      <w:r>
+        <w:rPr>
+          <w:lang w:val="en_US" w:bidi="en_US"/>
+        </w:rPr>
+        <w:t>). The place is identified as “on the river,” a frequent biblical reference to the Euphrates. Hence, versions such as the nasb, rsv, and nlt insert “Euphrates” into the text.</w:t>
+      </w:r>
+      <w:r>
+        <w:rPr>
+          <w:lang w:val="en_US" w:bidi="en_US"/>
+        </w:rPr>
+      </w:r>
+      <w:r>
+        <w:rPr>
+          <w:lang w:val="en_US" w:bidi="en_US"/>
+        </w:rPr>
+      </w:r>
+    </w:p>
+    <w:p>
+      <w:pPr/>
+      <w:r>
+        <w:rPr>
+          <w:lang w:val="en_US" w:bidi="en_US"/>
+        </w:rPr>
+      </w:r>
+    </w:p>
+    <w:p>
+      <w:pPr>
+        <w:pStyle w:val="Heading2"/>
+      </w:pPr>
+      <w:r>
+        <w:rPr>
+          <w:lang w:val="en_US" w:bidi="en_US"/>
+        </w:rPr>
+        <w:t>Rehoboth-Ir</w:t>
+      </w:r>
+      <w:r>
+        <w:rPr>
+          <w:lang w:val="en_US" w:bidi="en_US"/>
+        </w:rPr>
+      </w:r>
+    </w:p>
+    <w:p>
+      <w:pPr/>
+      <w:r>
+        <w:rPr>
+          <w:lang w:val="en_US" w:bidi="en_US"/>
+        </w:rPr>
+      </w:r>
+      <w:r>
+        <w:rPr>
+          <w:lang w:val="en_US" w:bidi="en_US"/>
+        </w:rPr>
+        <w:t>Name meaning “broad places of the city.” It was the second city built by Nimrod the hunter (kjv “Asshur”) in Assyria (</w:t>
+      </w:r>
+      <w:hyperlink r:id="rId386">
+        <w:r>
+          <w:rPr>
+            <w:lang w:val="en_US" w:bidi="en_US"/>
+          </w:rPr>
+          <w:rPr>
+            <w:color w:val="0000EE"/>
+            <w:u w:val="single"/>
+          </w:rPr>
+          <w:t>Gn 10:11</w:t>
+        </w:r>
+      </w:hyperlink>
+      <w:r>
+        <w:rPr>
+          <w:lang w:val="en_US" w:bidi="en_US"/>
+        </w:rPr>
+        <w:t>; kjv “Rehoboth”). Opinion differs as to whether it was a distinct municipality (a suburb of Nineveh) or, since the name of the town is not mentioned in Assyrian literature, open squares or broad streets within Nineveh itself.</w:t>
+      </w:r>
+      <w:r>
+        <w:rPr>
+          <w:lang w:val="en_US" w:bidi="en_US"/>
+        </w:rPr>
+      </w:r>
+      <w:r>
+        <w:rPr>
+          <w:lang w:val="en_US" w:bidi="en_US"/>
+        </w:rPr>
+      </w:r>
+    </w:p>
+    <w:p>
+      <w:pPr/>
+      <w:r>
+        <w:rPr>
+          <w:lang w:val="en_US" w:bidi="en_US"/>
+        </w:rPr>
+      </w:r>
+    </w:p>
+    <w:p>
+      <w:pPr>
+        <w:pStyle w:val="Heading2"/>
+      </w:pPr>
+      <w:r>
+        <w:rPr>
+          <w:lang w:val="en_US" w:bidi="en_US"/>
+        </w:rPr>
+        <w:t>Rehum</w:t>
+      </w:r>
+      <w:r>
+        <w:rPr>
+          <w:lang w:val="en_US" w:bidi="en_US"/>
+        </w:rPr>
+      </w:r>
+    </w:p>
+    <w:p>
+      <w:pPr/>
+      <w:r>
+        <w:rPr>
+          <w:lang w:val="en_US" w:bidi="en_US"/>
+        </w:rPr>
+      </w:r>
+      <w:r>
+        <w:rPr>
+          <w:lang w:val="en_US" w:bidi="en_US"/>
+        </w:rPr>
+        <w:t>1. One of the 12 Jewish leaders who returned from captivity with Zerubbabel (</w:t>
+      </w:r>
+      <w:hyperlink r:id="rId17">
+        <w:r>
+          <w:rPr>
+            <w:lang w:val="en_US" w:bidi="en_US"/>
+          </w:rPr>
+          <w:rPr>
+            <w:color w:val="0000EE"/>
+            <w:u w:val="single"/>
+          </w:rPr>
+          <w:t>Ezr 2:2</w:t>
+        </w:r>
+      </w:hyperlink>
+      <w:r>
+        <w:rPr>
+          <w:lang w:val="en_US" w:bidi="en_US"/>
+        </w:rPr>
+        <w:t xml:space="preserve">; </w:t>
+      </w:r>
+      <w:hyperlink r:id="rId16">
+        <w:r>
+          <w:rPr>
+            <w:lang w:val="en_US" w:bidi="en_US"/>
+          </w:rPr>
+          <w:rPr>
+            <w:color w:val="0000EE"/>
+            <w:u w:val="single"/>
+          </w:rPr>
+          <w:t>Neh 7:7</w:t>
+        </w:r>
+      </w:hyperlink>
+      <w:r>
+        <w:rPr>
+          <w:lang w:val="en_US" w:bidi="en_US"/>
+        </w:rPr>
+        <w:t xml:space="preserve">, where “Nehum” is apparently a copyist’s error). </w:t>
+      </w:r>
+      <w:r>
+        <w:rPr>
+          <w:i/>
+          <w:lang w:val="en_US" w:bidi="en_US"/>
+        </w:rPr>
+        <w:t>See</w:t>
+      </w:r>
+      <w:r>
+        <w:rPr>
+          <w:lang w:val="en_US" w:bidi="en_US"/>
+        </w:rPr>
+        <w:t xml:space="preserve"> </w:t>
+      </w:r>
+      <w:r>
+        <w:rPr>
+          <w:lang w:val="en_US" w:bidi="en_US"/>
+        </w:rPr>
+        <w:t>Nehum</w:t>
+      </w:r>
+      <w:r>
+        <w:rPr>
+          <w:lang w:val="en_US" w:bidi="en_US"/>
+        </w:rPr>
+        <w:t>.</w:t>
+      </w:r>
+    </w:p>
+    <w:p>
+      <w:pPr/>
+      <w:r>
+        <w:rPr>
+          <w:lang w:val="en_US" w:bidi="en_US"/>
+        </w:rPr>
+      </w:r>
+      <w:r>
+        <w:rPr>
+          <w:lang w:val="en_US" w:bidi="en_US"/>
+        </w:rPr>
+        <w:t>2. Persian commander who, with Shimshai the scribe, wrote to Artaxerxes I, complaining of the Jews’ temple-rebuilding project and promising dire consequences should the project be completed. The king’s response halted construction until the second year of Darius’s reign (</w:t>
+      </w:r>
+      <w:hyperlink r:id="rId390">
+        <w:r>
+          <w:rPr>
+            <w:lang w:val="en_US" w:bidi="en_US"/>
+          </w:rPr>
+          <w:rPr>
+            <w:color w:val="0000EE"/>
+            <w:u w:val="single"/>
+          </w:rPr>
+          <w:t>Ezr 4:8–23</w:t>
+        </w:r>
+      </w:hyperlink>
+      <w:r>
+        <w:rPr>
+          <w:lang w:val="en_US" w:bidi="en_US"/>
+        </w:rPr>
+        <w:t>).</w:t>
+      </w:r>
+    </w:p>
+    <w:p>
+      <w:pPr/>
+      <w:r>
+        <w:rPr>
+          <w:lang w:val="en_US" w:bidi="en_US"/>
+        </w:rPr>
+      </w:r>
+      <w:r>
+        <w:rPr>
+          <w:lang w:val="en_US" w:bidi="en_US"/>
+        </w:rPr>
+        <w:t>3. Levite identified as Bani’s son, who helped repair the Jerusalem wall under Nehemiah’s direction (</w:t>
+      </w:r>
+      <w:hyperlink r:id="rId391">
+        <w:r>
+          <w:rPr>
+            <w:lang w:val="en_US" w:bidi="en_US"/>
+          </w:rPr>
+          <w:rPr>
+            <w:color w:val="0000EE"/>
+            <w:u w:val="single"/>
+          </w:rPr>
+          <w:t>Neh 3:17</w:t>
+        </w:r>
+      </w:hyperlink>
+      <w:r>
+        <w:rPr>
+          <w:lang w:val="en_US" w:bidi="en_US"/>
+        </w:rPr>
+        <w:t>).</w:t>
+      </w:r>
+    </w:p>
+    <w:p>
+      <w:pPr/>
+      <w:r>
+        <w:rPr>
+          <w:lang w:val="en_US" w:bidi="en_US"/>
+        </w:rPr>
+      </w:r>
+      <w:r>
+        <w:rPr>
+          <w:lang w:val="en_US" w:bidi="en_US"/>
+        </w:rPr>
+        <w:t>4. Leader who set his seal on Ezra’s covenant (</w:t>
+      </w:r>
+      <w:hyperlink r:id="rId392">
+        <w:r>
+          <w:rPr>
+            <w:lang w:val="en_US" w:bidi="en_US"/>
+          </w:rPr>
+          <w:rPr>
+            <w:color w:val="0000EE"/>
+            <w:u w:val="single"/>
+          </w:rPr>
+          <w:t>Neh 10:25</w:t>
+        </w:r>
+      </w:hyperlink>
+      <w:r>
+        <w:rPr>
+          <w:lang w:val="en_US" w:bidi="en_US"/>
+        </w:rPr>
+        <w:t>).</w:t>
+      </w:r>
+    </w:p>
+    <w:p>
+      <w:pPr/>
+      <w:r>
+        <w:rPr>
+          <w:lang w:val="en_US" w:bidi="en_US"/>
+        </w:rPr>
+      </w:r>
+      <w:r>
+        <w:rPr>
+          <w:lang w:val="en_US" w:bidi="en_US"/>
+        </w:rPr>
+        <w:t>5. Priest who accompanied Zerubbabel (</w:t>
+      </w:r>
+      <w:hyperlink r:id="rId393">
+        <w:r>
+          <w:rPr>
+            <w:lang w:val="en_US" w:bidi="en_US"/>
+          </w:rPr>
+          <w:rPr>
+            <w:color w:val="0000EE"/>
+            <w:u w:val="single"/>
+          </w:rPr>
+          <w:t>Neh 12:3</w:t>
+        </w:r>
+      </w:hyperlink>
+      <w:r>
+        <w:rPr>
+          <w:lang w:val="en_US" w:bidi="en_US"/>
+        </w:rPr>
+        <w:t xml:space="preserve">); elsewhere he was called Harim (see nlt mg). </w:t>
+      </w:r>
+      <w:r>
+        <w:rPr>
+          <w:i/>
+          <w:lang w:val="en_US" w:bidi="en_US"/>
+        </w:rPr>
+        <w:t>See</w:t>
+      </w:r>
+      <w:r>
+        <w:rPr>
+          <w:lang w:val="en_US" w:bidi="en_US"/>
+        </w:rPr>
+        <w:t xml:space="preserve"> </w:t>
+      </w:r>
+      <w:r>
+        <w:rPr>
+          <w:lang w:val="en_US" w:bidi="en_US"/>
+        </w:rPr>
+        <w:t>Harim #5</w:t>
+      </w:r>
+      <w:r>
+        <w:rPr>
+          <w:lang w:val="en_US" w:bidi="en_US"/>
+        </w:rPr>
+        <w:t>.</w:t>
+      </w:r>
+      <w:r>
+        <w:rPr>
+          <w:lang w:val="en_US" w:bidi="en_US"/>
+        </w:rPr>
+      </w:r>
+      <w:r>
+        <w:rPr>
+          <w:lang w:val="en_US" w:bidi="en_US"/>
+        </w:rPr>
+      </w:r>
+    </w:p>
+    <w:p>
+      <w:pPr/>
+      <w:r>
+        <w:rPr>
+          <w:lang w:val="en_US" w:bidi="en_US"/>
+        </w:rPr>
+      </w:r>
+    </w:p>
+    <w:p>
+      <w:pPr>
+        <w:pStyle w:val="Heading2"/>
+      </w:pPr>
+      <w:r>
+        <w:rPr>
+          <w:lang w:val="en_US" w:bidi="en_US"/>
+        </w:rPr>
+        <w:t>Rei</w:t>
+      </w:r>
+      <w:r>
+        <w:rPr>
+          <w:lang w:val="en_US" w:bidi="en_US"/>
+        </w:rPr>
+      </w:r>
+    </w:p>
+    <w:p>
+      <w:pPr/>
+      <w:r>
+        <w:rPr>
+          <w:lang w:val="en_US" w:bidi="en_US"/>
+        </w:rPr>
+      </w:r>
+      <w:r>
+        <w:rPr>
+          <w:lang w:val="en_US" w:bidi="en_US"/>
+        </w:rPr>
+        <w:t>An officer who supported Solomon when Adonijah attempted to become king near the end of David’s reign (</w:t>
+      </w:r>
       <w:hyperlink r:id="rId394">
-        <w:r>
-          <w:rPr>
-            <w:lang w:val="en_US" w:bidi="en_US"/>
-          </w:rPr>
-          <w:rPr>
-            <w:color w:val="0000EE"/>
-            <w:u w:val="single"/>
-          </w:rPr>
-          <w:t>Joshua 19:28–30</w:t>
-        </w:r>
-      </w:hyperlink>
-      <w:r>
-        <w:rPr>
-          <w:lang w:val="en_US" w:bidi="en_US"/>
-        </w:rPr>
-        <w:t>). One of these cities was given to the Levites from the family of Gershon (</w:t>
-      </w:r>
-      <w:hyperlink r:id="rId395">
-        <w:r>
-          <w:rPr>
-            <w:lang w:val="en_US" w:bidi="en_US"/>
-          </w:rPr>
-          <w:rPr>
-            <w:color w:val="0000EE"/>
-            <w:u w:val="single"/>
-          </w:rPr>
-          <w:t>Joshua 21:31</w:t>
-        </w:r>
-      </w:hyperlink>
-      <w:r>
-        <w:rPr>
-          <w:lang w:val="en_US" w:bidi="en_US"/>
-        </w:rPr>
-        <w:t>). It became a city of refuge (</w:t>
-      </w:r>
-      <w:hyperlink r:id="rId396">
-        <w:r>
-          <w:rPr>
-            <w:lang w:val="en_US" w:bidi="en_US"/>
-          </w:rPr>
-          <w:rPr>
-            <w:color w:val="0000EE"/>
-            <w:u w:val="single"/>
-          </w:rPr>
-          <w:t>1 Chronicles 6:75</w:t>
-        </w:r>
-      </w:hyperlink>
-      <w:r>
-        <w:rPr>
-          <w:lang w:val="en_US" w:bidi="en_US"/>
-        </w:rPr>
-        <w:t>). The other city remained under the control of the Canaanites (</w:t>
-      </w:r>
-      <w:hyperlink r:id="rId397">
-        <w:r>
-          <w:rPr>
-            <w:lang w:val="en_US" w:bidi="en_US"/>
-          </w:rPr>
-          <w:rPr>
-            <w:color w:val="0000EE"/>
-            <w:u w:val="single"/>
-          </w:rPr>
-          <w:t>Judges 1:31</w:t>
-        </w:r>
-      </w:hyperlink>
-      <w:r>
-        <w:rPr>
-          <w:lang w:val="en_US" w:bidi="en_US"/>
-        </w:rPr>
-        <w:t>). Some scholars think these references might actually be talking about the same city.</w:t>
-      </w:r>
-    </w:p>
-    <w:p>
-      <w:pPr/>
-      <w:r>
-        <w:rPr>
-          <w:lang w:val="en_US" w:bidi="en_US"/>
-        </w:rPr>
-      </w:r>
-      <w:r>
-        <w:rPr>
-          <w:i/>
-          <w:lang w:val="en_US" w:bidi="en_US"/>
-        </w:rPr>
-        <w:t>See also</w:t>
-      </w:r>
-      <w:r>
-        <w:rPr>
-          <w:lang w:val="en_US" w:bidi="en_US"/>
-        </w:rPr>
-        <w:t xml:space="preserve"> </w:t>
-      </w:r>
-      <w:r>
-        <w:rPr>
-          <w:lang w:val="en_US" w:bidi="en_US"/>
-        </w:rPr>
-        <w:t>Cities of Refuge</w:t>
-      </w:r>
-      <w:r>
-        <w:rPr>
-          <w:lang w:val="en_US" w:bidi="en_US"/>
-        </w:rPr>
-        <w:t xml:space="preserve">; </w:t>
-      </w:r>
-      <w:r>
-        <w:rPr>
-          <w:lang w:val="en_US" w:bidi="en_US"/>
-        </w:rPr>
-        <w:t>Levitical Cities</w:t>
-      </w:r>
-      <w:r>
-        <w:rPr>
-          <w:lang w:val="en_US" w:bidi="en_US"/>
-        </w:rPr>
-        <w:t>.</w:t>
-      </w:r>
-      <w:r>
-        <w:rPr>
-          <w:lang w:val="en_US" w:bidi="en_US"/>
-        </w:rPr>
-      </w:r>
-      <w:r>
-        <w:rPr>
-          <w:lang w:val="en_US" w:bidi="en_US"/>
-        </w:rPr>
-      </w:r>
-    </w:p>
-    <w:p>
-      <w:pPr/>
-      <w:r>
-        <w:rPr>
-          <w:lang w:val="en_US" w:bidi="en_US"/>
-        </w:rPr>
-      </w:r>
-    </w:p>
-    <w:p>
-      <w:pPr>
-        <w:pStyle w:val="Heading2"/>
-      </w:pPr>
-      <w:r>
-        <w:rPr>
-          <w:lang w:val="en_US" w:bidi="en_US"/>
-        </w:rPr>
-        <w:t>Rehoboam</w:t>
-      </w:r>
-      <w:r>
-        <w:rPr>
-          <w:lang w:val="en_US" w:bidi="en_US"/>
-        </w:rPr>
-      </w:r>
-    </w:p>
-    <w:p>
-      <w:pPr/>
-      <w:r>
-        <w:rPr>
-          <w:lang w:val="en_US" w:bidi="en_US"/>
-        </w:rPr>
-      </w:r>
-      <w:r>
-        <w:rPr>
-          <w:lang w:val="en_US" w:bidi="en_US"/>
-        </w:rPr>
-        <w:t>King (930–913 BC) especially remembered for his part in perpetuating the split of the Hebrew kingdom and for being the first king of the separate kingdom of Judah.</w:t>
-      </w:r>
-    </w:p>
-    <w:p>
-      <w:pPr>
-        <w:pStyle w:val="Heading3"/>
-      </w:pPr>
-      <w:r>
-        <w:rPr>
-          <w:lang w:val="en_US" w:bidi="en_US"/>
-        </w:rPr>
-        <w:t>Split of the Kingdom</w:t>
-      </w:r>
-    </w:p>
-    <w:p>
-      <w:pPr/>
-      <w:r>
-        <w:rPr>
-          <w:lang w:val="en_US" w:bidi="en_US"/>
-        </w:rPr>
-      </w:r>
-      <w:r>
-        <w:rPr>
-          <w:lang w:val="en_US" w:bidi="en_US"/>
-        </w:rPr>
-        <w:t>When Solomon died (930 BC), his son Rehoboam ascended to the throne. Perhaps as a concession to the Ephraimites, who often seemed to have been piqued at their inferior status, Rehoboam agreed to hold his coronation in their town of Shechem instead of in Jerusalem, a traditional place of meeting on which “all Israel” could agree (</w:t>
-      </w:r>
-      <w:hyperlink r:id="rId398">
-        <w:r>
-          <w:rPr>
-            <w:lang w:val="en_US" w:bidi="en_US"/>
-          </w:rPr>
-          <w:rPr>
-            <w:color w:val="0000EE"/>
-            <w:u w:val="single"/>
-          </w:rPr>
-          <w:t>1 Kgs 12:1</w:t>
-        </w:r>
-      </w:hyperlink>
-      <w:r>
-        <w:rPr>
-          <w:lang w:val="en_US" w:bidi="en_US"/>
-        </w:rPr>
-        <w:t>).</w:t>
-      </w:r>
-    </w:p>
-    <w:p>
-      <w:pPr/>
-      <w:r>
-        <w:rPr>
-          <w:lang w:val="en_US" w:bidi="en_US"/>
-        </w:rPr>
-      </w:r>
-      <w:r>
-        <w:rPr>
-          <w:lang w:val="en_US" w:bidi="en_US"/>
-        </w:rPr>
-        <w:t>At the conclave, leaders of the northern tribes, accompanied by Jeroboam, approached the new king for concessions. Jeroboam—an official under Solomon’s administration who had fled to Egypt when Solomon suspected him of treason—had returned to Israel to assume a position of leadership. Jeroboam was destined to be the ruler of Israel because of Solomon’s apostasy (</w:t>
-      </w:r>
-      <w:hyperlink r:id="rId399">
-        <w:r>
-          <w:rPr>
-            <w:lang w:val="en_US" w:bidi="en_US"/>
-          </w:rPr>
-          <w:rPr>
-            <w:color w:val="0000EE"/>
-            <w:u w:val="single"/>
-          </w:rPr>
-          <w:t>1 Kgs 11</w:t>
-        </w:r>
-      </w:hyperlink>
-      <w:r>
-        <w:rPr>
-          <w:lang w:val="en_US" w:bidi="en_US"/>
-        </w:rPr>
-        <w:t xml:space="preserve">). Solomon’s numerous building projects and his ostentation seem to have bankrupted the kingdom, resulting in an intolerable tax burden. Especially objectionable was forced labor on various projects (see </w:t>
-      </w:r>
-      <w:hyperlink r:id="rId400">
-        <w:r>
-          <w:rPr>
-            <w:lang w:val="en_US" w:bidi="en_US"/>
-          </w:rPr>
-          <w:rPr>
-            <w:color w:val="0000EE"/>
-            <w:u w:val="single"/>
-          </w:rPr>
-          <w:t>1 Kgs 12:4</w:t>
-        </w:r>
-      </w:hyperlink>
-      <w:r>
-        <w:rPr>
-          <w:lang w:val="en_US" w:bidi="en_US"/>
-        </w:rPr>
-        <w:t xml:space="preserve">; </w:t>
-      </w:r>
-      <w:hyperlink r:id="rId401">
-        <w:r>
-          <w:rPr>
-            <w:lang w:val="en_US" w:bidi="en_US"/>
-          </w:rPr>
-          <w:rPr>
-            <w:color w:val="0000EE"/>
-            <w:u w:val="single"/>
-          </w:rPr>
-          <w:t>2 Chr 10:4</w:t>
-        </w:r>
-      </w:hyperlink>
-      <w:r>
-        <w:rPr>
-          <w:lang w:val="en_US" w:bidi="en_US"/>
-        </w:rPr>
-        <w:t>). The populace sought relief from high taxes.</w:t>
-      </w:r>
-    </w:p>
-    <w:p>
-      <w:pPr/>
-      <w:r>
-        <w:rPr>
-          <w:lang w:val="en_US" w:bidi="en_US"/>
-        </w:rPr>
-      </w:r>
-      <w:r>
-        <w:rPr>
-          <w:lang w:val="en_US" w:bidi="en_US"/>
-        </w:rPr>
-        <w:t>The new king asked for a three-day grace period in which to study the request. Advisers from Solomon’s administration counseled concessions; the younger men urged no moderation but an even greater tax burden. Following the advice of his peers, Rehoboam arrogantly threatened even higher taxes. The restless northern tribes broke away to establish a separate kingdom under the leadership of Jeroboam. Judah and Benjamin were the only tribes loyal to Rehoboam.</w:t>
-      </w:r>
-    </w:p>
-    <w:p>
-      <w:pPr/>
-      <w:r>
-        <w:rPr>
-          <w:lang w:val="en_US" w:bidi="en_US"/>
-        </w:rPr>
-      </w:r>
-      <w:r>
-        <w:rPr>
-          <w:lang w:val="en_US" w:bidi="en_US"/>
-        </w:rPr>
-        <w:t>The separate existence of the northern kingdom was not a new development. After Saul’s death, the north had gone its own way while David ruled in Hebron. Some 30 years later, it had briefly supported Sheba in a revolt against David. Now under the leadership of Jeroboam, the rupture was to become permanent.</w:t>
-      </w:r>
-    </w:p>
-    <w:p>
-      <w:pPr/>
-      <w:r>
-        <w:rPr>
-          <w:lang w:val="en_US" w:bidi="en_US"/>
-        </w:rPr>
-      </w:r>
-      <w:r>
-        <w:rPr>
-          <w:lang w:val="en_US" w:bidi="en_US"/>
-        </w:rPr>
-        <w:t>Not accepting the apparent success of the secession, Rehoboam sent his tribute master or treasurer, Adoram (Adoniram), to try to heal the division. North Israelite partisans stoned him to death, and Rehoboam and his party fled to Jerusalem. Rehoboam immediately tried to subjugate the rebellious tribes. Raising a force of 180,000 men from Judah and Benjamin, he prepared to march north, but the prophet Shemaiah brought word from God to abandon the project since the breakup of the kingdom was part of the judgment of God on Israel for the sinfulness of the nation during Solomon’s reign. Rehoboam promptly abandoned his military efforts, but intermittent military skirmishes plagued the relations of Rehoboam and Jeroboam throughout their reigns.</w:t>
-      </w:r>
-    </w:p>
-    <w:p>
-      <w:pPr>
-        <w:pStyle w:val="Heading3"/>
-      </w:pPr>
-      <w:r>
-        <w:rPr>
-          <w:lang w:val="en_US" w:bidi="en_US"/>
-        </w:rPr>
-        <w:t>Reign of Rehoboam</w:t>
-      </w:r>
-    </w:p>
-    <w:p>
-      <w:pPr/>
-      <w:r>
-        <w:rPr>
-          <w:lang w:val="en_US" w:bidi="en_US"/>
-        </w:rPr>
-      </w:r>
-      <w:r>
-        <w:rPr>
-          <w:lang w:val="en_US" w:bidi="en_US"/>
-        </w:rPr>
-        <w:t>In the face of constant threat of attack, Rehoboam set about to fortify his kingdom. He built extensive fortifications with adequate supplies of weapons and food at Bethlehem, Etam, Tekoa, Beth-zur, Soco, Adullam, Gath, Maresha, Ziph, Adoraim, Lachish, Azekah, Zorah, Aijalon, and Hebron.</w:t>
-      </w:r>
-    </w:p>
-    <w:p>
-      <w:pPr/>
-      <w:r>
-        <w:rPr>
-          <w:lang w:val="en_US" w:bidi="en_US"/>
-        </w:rPr>
-      </w:r>
-      <w:r>
-        <w:rPr>
-          <w:lang w:val="en_US" w:bidi="en_US"/>
-        </w:rPr>
-        <w:t>Military preparedness was supplemented by spiritual underpinning. As a result of the establishment of a new apostate religion in the northern kingdom, priests and Levites streamed to the south, where they greatly strengthened the spiritual fiber of the realm. Apparently, they helped to maintain the stability of Judah for three years.</w:t>
-      </w:r>
-    </w:p>
-    <w:p>
-      <w:pPr/>
-      <w:r>
-        <w:rPr>
-          <w:lang w:val="en_US" w:bidi="en_US"/>
-        </w:rPr>
-      </w:r>
-      <w:r>
-        <w:rPr>
-          <w:lang w:val="en_US" w:bidi="en_US"/>
-        </w:rPr>
-        <w:t>However, the people built high places and pagan sanctuaries throughout the land. They began to engage in the corrupt religious practices of the heathen nations around them, including homosexuality (</w:t>
-      </w:r>
-      <w:hyperlink r:id="rId402">
-        <w:r>
-          <w:rPr>
-            <w:lang w:val="en_US" w:bidi="en_US"/>
-          </w:rPr>
-          <w:rPr>
-            <w:color w:val="0000EE"/>
-            <w:u w:val="single"/>
-          </w:rPr>
-          <w:t>1 Kgs 14:22–24</w:t>
-        </w:r>
-      </w:hyperlink>
-      <w:r>
-        <w:rPr>
-          <w:lang w:val="en_US" w:bidi="en_US"/>
-        </w:rPr>
-        <w:t>).</w:t>
-      </w:r>
-    </w:p>
-    <w:p>
-      <w:pPr/>
-      <w:r>
-        <w:rPr>
-          <w:lang w:val="en_US" w:bidi="en_US"/>
-        </w:rPr>
-      </w:r>
-      <w:r>
-        <w:rPr>
-          <w:lang w:val="en_US" w:bidi="en_US"/>
-        </w:rPr>
-        <w:t>Soon Rehoboam forsook the law of the Lord, and all Israel followed him (</w:t>
-      </w:r>
-      <w:hyperlink r:id="rId403">
-        <w:r>
-          <w:rPr>
-            <w:lang w:val="en_US" w:bidi="en_US"/>
-          </w:rPr>
-          <w:rPr>
-            <w:color w:val="0000EE"/>
-            <w:u w:val="single"/>
-          </w:rPr>
-          <w:t>2 Chr 12:1</w:t>
-        </w:r>
-      </w:hyperlink>
-      <w:r>
-        <w:rPr>
-          <w:lang w:val="en_US" w:bidi="en_US"/>
-        </w:rPr>
-        <w:t>). Rehoboam was the son of Solomon, a preoccupied father who himself grew increasingly lax about spiritual things. Rehoboam’s mother was Naamah, a pagan Ammonite princess who presumably lacked any spiritual perception (</w:t>
-      </w:r>
-      <w:hyperlink r:id="rId404">
-        <w:r>
-          <w:rPr>
-            <w:lang w:val="en_US" w:bidi="en_US"/>
-          </w:rPr>
-          <w:rPr>
-            <w:color w:val="0000EE"/>
-            <w:u w:val="single"/>
-          </w:rPr>
-          <w:t>1 Kgs 14:21</w:t>
-        </w:r>
-      </w:hyperlink>
-      <w:r>
-        <w:rPr>
-          <w:lang w:val="en_US" w:bidi="en_US"/>
-        </w:rPr>
-        <w:t>). His father’s example of keeping a harem and having numerous children likewise had an impact on him. Rehoboam had 18 wives, 60 concubines, 28 sons, and 60 daughters. He spent a considerable amount of time providing living arrangements for them in the fortified cities of Judah (</w:t>
-      </w:r>
-      <w:hyperlink r:id="rId405">
-        <w:r>
-          <w:rPr>
-            <w:lang w:val="en_US" w:bidi="en_US"/>
-          </w:rPr>
-          <w:rPr>
-            <w:color w:val="0000EE"/>
-            <w:u w:val="single"/>
-          </w:rPr>
-          <w:t>2 Chr 11:21–23</w:t>
-        </w:r>
-      </w:hyperlink>
-      <w:r>
-        <w:rPr>
-          <w:lang w:val="en_US" w:bidi="en_US"/>
-        </w:rPr>
-        <w:t>).</w:t>
-      </w:r>
-    </w:p>
-    <w:p>
-      <w:pPr/>
-      <w:r>
-        <w:rPr>
-          <w:lang w:val="en_US" w:bidi="en_US"/>
-        </w:rPr>
-      </w:r>
-      <w:r>
-        <w:rPr>
-          <w:lang w:val="en_US" w:bidi="en_US"/>
-        </w:rPr>
-        <w:t>At length, the apostasy of Judah became so great that God brought judgment on the nation in the form of a foreign invasion. In the fifth year of Rehoboam (c. 926 BC), Shishak I (Sheshonk I) of Egypt invaded Palestine with 1,200 chariots and 60,000 men (</w:t>
-      </w:r>
-      <w:hyperlink r:id="rId406">
-        <w:r>
-          <w:rPr>
-            <w:lang w:val="en_US" w:bidi="en_US"/>
-          </w:rPr>
-          <w:rPr>
-            <w:color w:val="0000EE"/>
-            <w:u w:val="single"/>
-          </w:rPr>
-          <w:t>1 Kgs 14:25</w:t>
-        </w:r>
-      </w:hyperlink>
-      <w:r>
-        <w:rPr>
-          <w:lang w:val="en_US" w:bidi="en_US"/>
-        </w:rPr>
-        <w:t xml:space="preserve">; </w:t>
-      </w:r>
-      <w:hyperlink r:id="rId407">
-        <w:r>
-          <w:rPr>
-            <w:lang w:val="en_US" w:bidi="en_US"/>
-          </w:rPr>
-          <w:rPr>
-            <w:color w:val="0000EE"/>
-            <w:u w:val="single"/>
-          </w:rPr>
-          <w:t>2 Chr 12:2–3</w:t>
-        </w:r>
-      </w:hyperlink>
-      <w:r>
-        <w:rPr>
-          <w:lang w:val="en_US" w:bidi="en_US"/>
-        </w:rPr>
-        <w:t>).</w:t>
-      </w:r>
-    </w:p>
-    <w:p>
-      <w:pPr/>
-      <w:r>
-        <w:rPr>
-          <w:lang w:val="en_US" w:bidi="en_US"/>
-        </w:rPr>
-      </w:r>
-      <w:r>
-        <w:rPr>
-          <w:lang w:val="en_US" w:bidi="en_US"/>
-        </w:rPr>
-        <w:t>After Shishak’s initial successes, the prophet Shemaiah made it clear to the king and the nobility that the invasion was direct punishment for their sinful ways. When they repented of their waywardness, God promised to moderate their punishment. They were subjected to either heavy tribute or a plundering of their cities. The national treasury and the temple treasury were emptied to satisfy the demands of the Egyptians.</w:t>
-      </w:r>
-    </w:p>
-    <w:p>
-      <w:pPr/>
-      <w:r>
-        <w:rPr>
-          <w:lang w:val="en_US" w:bidi="en_US"/>
-        </w:rPr>
-      </w:r>
-      <w:r>
-        <w:rPr>
-          <w:lang w:val="en_US" w:bidi="en_US"/>
-        </w:rPr>
-        <w:t>Shishak’s invasion continued into the northern kingdom, for his inscription in the temple of Karnak at Luxor tells of his conquest of 156 towns in the two kingdoms. Only a fraction of the names listed can be identified.</w:t>
-      </w:r>
-    </w:p>
-    <w:p>
-      <w:pPr/>
-      <w:r>
-        <w:rPr>
-          <w:lang w:val="en_US" w:bidi="en_US"/>
-        </w:rPr>
-      </w:r>
-      <w:r>
-        <w:rPr>
-          <w:lang w:val="en_US" w:bidi="en_US"/>
-        </w:rPr>
-        <w:t>Rehoboam’s repentance was only temporary. Scripture indicates that his latter years were characterized by evil (</w:t>
-      </w:r>
-      <w:hyperlink r:id="rId408">
-        <w:r>
-          <w:rPr>
-            <w:lang w:val="en_US" w:bidi="en_US"/>
-          </w:rPr>
-          <w:rPr>
-            <w:color w:val="0000EE"/>
-            <w:u w:val="single"/>
-          </w:rPr>
-          <w:t>2 Chr 12:14</w:t>
-        </w:r>
-      </w:hyperlink>
-      <w:r>
-        <w:rPr>
-          <w:lang w:val="en_US" w:bidi="en_US"/>
-        </w:rPr>
-        <w:t>), and that his son and successor, Abijam, “walked in all the sins which his father did before him” (</w:t>
-      </w:r>
-      <w:hyperlink r:id="rId409">
-        <w:r>
-          <w:rPr>
-            <w:lang w:val="en_US" w:bidi="en_US"/>
-          </w:rPr>
-          <w:rPr>
-            <w:color w:val="0000EE"/>
-            <w:u w:val="single"/>
-          </w:rPr>
-          <w:t>1 Kgs 15:3</w:t>
-        </w:r>
-      </w:hyperlink>
-      <w:r>
-        <w:rPr>
-          <w:lang w:val="en_US" w:bidi="en_US"/>
-        </w:rPr>
-        <w:t>). Probably the sins of his father would not have been condemned if Rehoboam’s last 12 years had been a good example to his maturing son.</w:t>
-      </w:r>
-    </w:p>
-    <w:p>
-      <w:pPr/>
-      <w:r>
-        <w:rPr>
-          <w:lang w:val="en_US" w:bidi="en_US"/>
-        </w:rPr>
-      </w:r>
-      <w:r>
-        <w:rPr>
-          <w:lang w:val="en_US" w:bidi="en_US"/>
-        </w:rPr>
-        <w:t>Rehoboam was 41 when he ascended the throne, and he reigned for 17 years.</w:t>
-      </w:r>
-    </w:p>
-    <w:p>
-      <w:pPr/>
-      <w:r>
-        <w:rPr>
-          <w:lang w:val="en_US" w:bidi="en_US"/>
-        </w:rPr>
-      </w:r>
-      <w:r>
-        <w:rPr>
-          <w:i/>
-          <w:lang w:val="en_US" w:bidi="en_US"/>
-        </w:rPr>
-        <w:t>See also</w:t>
-      </w:r>
-      <w:r>
-        <w:rPr>
-          <w:lang w:val="en_US" w:bidi="en_US"/>
-        </w:rPr>
-        <w:t xml:space="preserve"> </w:t>
-      </w:r>
-      <w:r>
-        <w:rPr>
-          <w:lang w:val="en_US" w:bidi="en_US"/>
-        </w:rPr>
-        <w:t>Chronology of the Bible (Old Testament)</w:t>
-      </w:r>
-      <w:r>
-        <w:rPr>
-          <w:lang w:val="en_US" w:bidi="en_US"/>
-        </w:rPr>
-        <w:t xml:space="preserve">; </w:t>
-      </w:r>
-      <w:r>
-        <w:rPr>
-          <w:lang w:val="en_US" w:bidi="en_US"/>
-        </w:rPr>
-        <w:t>Genealogy of Jesus Christ</w:t>
-      </w:r>
-      <w:r>
-        <w:rPr>
-          <w:lang w:val="en_US" w:bidi="en_US"/>
-        </w:rPr>
-        <w:t xml:space="preserve">; </w:t>
-      </w:r>
-      <w:r>
-        <w:rPr>
-          <w:lang w:val="en_US" w:bidi="en_US"/>
-        </w:rPr>
-        <w:t>Israel, History of</w:t>
-      </w:r>
-      <w:r>
-        <w:rPr>
-          <w:lang w:val="en_US" w:bidi="en_US"/>
-        </w:rPr>
-        <w:t>.</w:t>
-      </w:r>
-      <w:r>
-        <w:rPr>
-          <w:lang w:val="en_US" w:bidi="en_US"/>
-        </w:rPr>
-      </w:r>
-      <w:r>
-        <w:rPr>
-          <w:lang w:val="en_US" w:bidi="en_US"/>
-        </w:rPr>
-      </w:r>
-    </w:p>
-    <w:p>
-      <w:pPr/>
-      <w:r>
-        <w:rPr>
-          <w:lang w:val="en_US" w:bidi="en_US"/>
-        </w:rPr>
-      </w:r>
-    </w:p>
-    <w:p>
-      <w:pPr>
-        <w:pStyle w:val="Heading2"/>
-      </w:pPr>
-      <w:r>
-        <w:rPr>
-          <w:lang w:val="en_US" w:bidi="en_US"/>
-        </w:rPr>
-        <w:t>Rehoboth</w:t>
-      </w:r>
-      <w:r>
-        <w:rPr>
-          <w:lang w:val="en_US" w:bidi="en_US"/>
-        </w:rPr>
-      </w:r>
-    </w:p>
-    <w:p>
-      <w:pPr/>
-      <w:r>
-        <w:rPr>
-          <w:lang w:val="en_US" w:bidi="en_US"/>
-        </w:rPr>
-      </w:r>
-      <w:r>
-        <w:rPr>
-          <w:lang w:val="en_US" w:bidi="en_US"/>
-        </w:rPr>
-        <w:t xml:space="preserve">1. KJV name for Rehoboth-Ir, a city built by Nimrod, in </w:t>
-      </w:r>
-      <w:hyperlink r:id="rId410">
-        <w:r>
-          <w:rPr>
-            <w:lang w:val="en_US" w:bidi="en_US"/>
-          </w:rPr>
-          <w:rPr>
-            <w:color w:val="0000EE"/>
-            <w:u w:val="single"/>
-          </w:rPr>
-          <w:t>Genesis 10:11</w:t>
-        </w:r>
-      </w:hyperlink>
-      <w:r>
-        <w:rPr>
-          <w:lang w:val="en_US" w:bidi="en_US"/>
-        </w:rPr>
-        <w:t xml:space="preserve">. </w:t>
-      </w:r>
-      <w:r>
-        <w:rPr>
-          <w:i/>
-          <w:lang w:val="en_US" w:bidi="en_US"/>
-        </w:rPr>
-        <w:t>See</w:t>
-      </w:r>
-      <w:r>
-        <w:rPr>
-          <w:lang w:val="en_US" w:bidi="en_US"/>
-        </w:rPr>
-        <w:t xml:space="preserve"> </w:t>
-      </w:r>
-      <w:r>
-        <w:rPr>
-          <w:lang w:val="en_US" w:bidi="en_US"/>
-        </w:rPr>
-        <w:t>Rehoboth-Ir</w:t>
-      </w:r>
-      <w:r>
-        <w:rPr>
-          <w:lang w:val="en_US" w:bidi="en_US"/>
-        </w:rPr>
-        <w:t>.</w:t>
-      </w:r>
-    </w:p>
-    <w:p>
-      <w:pPr/>
-      <w:r>
-        <w:rPr>
-          <w:lang w:val="en_US" w:bidi="en_US"/>
-        </w:rPr>
-      </w:r>
-      <w:r>
-        <w:rPr>
-          <w:lang w:val="en_US" w:bidi="en_US"/>
-        </w:rPr>
-        <w:t>2. Site of the third well dug by Isaac (</w:t>
-      </w:r>
-      <w:hyperlink r:id="rId411">
-        <w:r>
-          <w:rPr>
-            <w:lang w:val="en_US" w:bidi="en_US"/>
-          </w:rPr>
-          <w:rPr>
-            <w:color w:val="0000EE"/>
-            <w:u w:val="single"/>
-          </w:rPr>
-          <w:t>Gn 26:22</w:t>
-        </w:r>
-      </w:hyperlink>
-      <w:r>
-        <w:rPr>
-          <w:lang w:val="en_US" w:bidi="en_US"/>
-        </w:rPr>
-        <w:t>). This time Abimelech and the herdsmen of Gerar did not lay claim to it, and Isaac named the well “broad places” or “room.” The well was located about 20 miles (32.2 kilometers) southwest of Beersheba.</w:t>
-      </w:r>
-    </w:p>
-    <w:p>
-      <w:pPr/>
-      <w:r>
-        <w:rPr>
-          <w:lang w:val="en_US" w:bidi="en_US"/>
-        </w:rPr>
-      </w:r>
-      <w:r>
-        <w:rPr>
-          <w:lang w:val="en_US" w:bidi="en_US"/>
-        </w:rPr>
-        <w:t>3. Home of Shaul, an Edomite ruler (</w:t>
-      </w:r>
-      <w:hyperlink r:id="rId412">
-        <w:r>
-          <w:rPr>
-            <w:lang w:val="en_US" w:bidi="en_US"/>
-          </w:rPr>
-          <w:rPr>
-            <w:color w:val="0000EE"/>
-            <w:u w:val="single"/>
-          </w:rPr>
-          <w:t>Gn 36:37</w:t>
-        </w:r>
-      </w:hyperlink>
-      <w:r>
-        <w:rPr>
-          <w:lang w:val="en_US" w:bidi="en_US"/>
-        </w:rPr>
-        <w:t xml:space="preserve">; </w:t>
-      </w:r>
-      <w:hyperlink r:id="rId413">
-        <w:r>
-          <w:rPr>
-            <w:lang w:val="en_US" w:bidi="en_US"/>
-          </w:rPr>
-          <w:rPr>
-            <w:color w:val="0000EE"/>
-            <w:u w:val="single"/>
-          </w:rPr>
-          <w:t>1 Chr 1:48</w:t>
-        </w:r>
-      </w:hyperlink>
-      <w:r>
-        <w:rPr>
-          <w:lang w:val="en_US" w:bidi="en_US"/>
-        </w:rPr>
-        <w:t>). The place is identified as “on the river,” a frequent biblical reference to the Euphrates. Hence, versions such as the nasb, rsv, and nlt insert “Euphrates” into the text.</w:t>
-      </w:r>
-      <w:r>
-        <w:rPr>
-          <w:lang w:val="en_US" w:bidi="en_US"/>
-        </w:rPr>
-      </w:r>
-      <w:r>
-        <w:rPr>
-          <w:lang w:val="en_US" w:bidi="en_US"/>
-        </w:rPr>
-      </w:r>
-    </w:p>
-    <w:p>
-      <w:pPr/>
-      <w:r>
-        <w:rPr>
-          <w:lang w:val="en_US" w:bidi="en_US"/>
-        </w:rPr>
-      </w:r>
-    </w:p>
-    <w:p>
-      <w:pPr>
-        <w:pStyle w:val="Heading2"/>
-      </w:pPr>
-      <w:r>
-        <w:rPr>
-          <w:lang w:val="en_US" w:bidi="en_US"/>
-        </w:rPr>
-        <w:t>Rehoboth-Ir</w:t>
-      </w:r>
-      <w:r>
-        <w:rPr>
-          <w:lang w:val="en_US" w:bidi="en_US"/>
-        </w:rPr>
-      </w:r>
-    </w:p>
-    <w:p>
-      <w:pPr/>
-      <w:r>
-        <w:rPr>
-          <w:lang w:val="en_US" w:bidi="en_US"/>
-        </w:rPr>
-      </w:r>
-      <w:r>
-        <w:rPr>
-          <w:lang w:val="en_US" w:bidi="en_US"/>
-        </w:rPr>
-        <w:t>Name meaning “broad places of the city.” It was the second city built by Nimrod the hunter (kjv “Asshur”) in Assyria (</w:t>
-      </w:r>
-      <w:hyperlink r:id="rId410">
-        <w:r>
-          <w:rPr>
-            <w:lang w:val="en_US" w:bidi="en_US"/>
-          </w:rPr>
-          <w:rPr>
-            <w:color w:val="0000EE"/>
-            <w:u w:val="single"/>
-          </w:rPr>
-          <w:t>Gn 10:11</w:t>
-        </w:r>
-      </w:hyperlink>
-      <w:r>
-        <w:rPr>
-          <w:lang w:val="en_US" w:bidi="en_US"/>
-        </w:rPr>
-        <w:t>; kjv “Rehoboth”). Opinion differs as to whether it was a distinct municipality (a suburb of Nineveh) or, since the name of the town is not mentioned in Assyrian literature, open squares or broad streets within Nineveh itself.</w:t>
-      </w:r>
-      <w:r>
-        <w:rPr>
-          <w:lang w:val="en_US" w:bidi="en_US"/>
-        </w:rPr>
-      </w:r>
-      <w:r>
-        <w:rPr>
-          <w:lang w:val="en_US" w:bidi="en_US"/>
-        </w:rPr>
-      </w:r>
-    </w:p>
-    <w:p>
-      <w:pPr/>
-      <w:r>
-        <w:rPr>
-          <w:lang w:val="en_US" w:bidi="en_US"/>
-        </w:rPr>
-      </w:r>
-    </w:p>
-    <w:p>
-      <w:pPr>
-        <w:pStyle w:val="Heading2"/>
-      </w:pPr>
-      <w:r>
-        <w:rPr>
-          <w:lang w:val="en_US" w:bidi="en_US"/>
-        </w:rPr>
-        <w:t>Rehum</w:t>
-      </w:r>
-      <w:r>
-        <w:rPr>
-          <w:lang w:val="en_US" w:bidi="en_US"/>
-        </w:rPr>
-      </w:r>
-    </w:p>
-    <w:p>
-      <w:pPr/>
-      <w:r>
-        <w:rPr>
-          <w:lang w:val="en_US" w:bidi="en_US"/>
-        </w:rPr>
-      </w:r>
-      <w:r>
-        <w:rPr>
-          <w:lang w:val="en_US" w:bidi="en_US"/>
-        </w:rPr>
-        <w:t>1. One of the 12 Jewish leaders who returned from captivity with Zerubbabel (</w:t>
-      </w:r>
-      <w:hyperlink r:id="rId17">
-        <w:r>
-          <w:rPr>
-            <w:lang w:val="en_US" w:bidi="en_US"/>
-          </w:rPr>
-          <w:rPr>
-            <w:color w:val="0000EE"/>
-            <w:u w:val="single"/>
-          </w:rPr>
-          <w:t>Ezr 2:2</w:t>
-        </w:r>
-      </w:hyperlink>
-      <w:r>
-        <w:rPr>
-          <w:lang w:val="en_US" w:bidi="en_US"/>
-        </w:rPr>
-        <w:t xml:space="preserve">; </w:t>
-      </w:r>
-      <w:hyperlink r:id="rId16">
-        <w:r>
-          <w:rPr>
-            <w:lang w:val="en_US" w:bidi="en_US"/>
-          </w:rPr>
-          <w:rPr>
-            <w:color w:val="0000EE"/>
-            <w:u w:val="single"/>
-          </w:rPr>
-          <w:t>Neh 7:7</w:t>
-        </w:r>
-      </w:hyperlink>
-      <w:r>
-        <w:rPr>
-          <w:lang w:val="en_US" w:bidi="en_US"/>
-        </w:rPr>
-        <w:t xml:space="preserve">, where “Nehum” is apparently a copyist’s error). </w:t>
-      </w:r>
-      <w:r>
-        <w:rPr>
-          <w:i/>
-          <w:lang w:val="en_US" w:bidi="en_US"/>
-        </w:rPr>
-        <w:t>See</w:t>
-      </w:r>
-      <w:r>
-        <w:rPr>
-          <w:lang w:val="en_US" w:bidi="en_US"/>
-        </w:rPr>
-        <w:t xml:space="preserve"> </w:t>
-      </w:r>
-      <w:r>
-        <w:rPr>
-          <w:lang w:val="en_US" w:bidi="en_US"/>
-        </w:rPr>
-        <w:t>Nehum</w:t>
-      </w:r>
-      <w:r>
-        <w:rPr>
-          <w:lang w:val="en_US" w:bidi="en_US"/>
-        </w:rPr>
-        <w:t>.</w:t>
-      </w:r>
-    </w:p>
-    <w:p>
-      <w:pPr/>
-      <w:r>
-        <w:rPr>
-          <w:lang w:val="en_US" w:bidi="en_US"/>
-        </w:rPr>
-      </w:r>
-      <w:r>
-        <w:rPr>
-          <w:lang w:val="en_US" w:bidi="en_US"/>
-        </w:rPr>
-        <w:t>2. Persian commander who, with Shimshai the scribe, wrote to Artaxerxes I, complaining of the Jews’ temple-rebuilding project and promising dire consequences should the project be completed. The king’s response halted construction until the second year of Darius’s reign (</w:t>
-      </w:r>
-      <w:hyperlink r:id="rId414">
-        <w:r>
-          <w:rPr>
-            <w:lang w:val="en_US" w:bidi="en_US"/>
-          </w:rPr>
-          <w:rPr>
-            <w:color w:val="0000EE"/>
-            <w:u w:val="single"/>
-          </w:rPr>
-          <w:t>Ezr 4:8–23</w:t>
-        </w:r>
-      </w:hyperlink>
-      <w:r>
-        <w:rPr>
-          <w:lang w:val="en_US" w:bidi="en_US"/>
-        </w:rPr>
-        <w:t>).</w:t>
-      </w:r>
-    </w:p>
-    <w:p>
-      <w:pPr/>
-      <w:r>
-        <w:rPr>
-          <w:lang w:val="en_US" w:bidi="en_US"/>
-        </w:rPr>
-      </w:r>
-      <w:r>
-        <w:rPr>
-          <w:lang w:val="en_US" w:bidi="en_US"/>
-        </w:rPr>
-        <w:t>3. Levite identified as Bani’s son, who helped repair the Jerusalem wall under Nehemiah’s direction (</w:t>
-      </w:r>
-      <w:hyperlink r:id="rId415">
-        <w:r>
-          <w:rPr>
-            <w:lang w:val="en_US" w:bidi="en_US"/>
-          </w:rPr>
-          <w:rPr>
-            <w:color w:val="0000EE"/>
-            <w:u w:val="single"/>
-          </w:rPr>
-          <w:t>Neh 3:17</w:t>
-        </w:r>
-      </w:hyperlink>
-      <w:r>
-        <w:rPr>
-          <w:lang w:val="en_US" w:bidi="en_US"/>
-        </w:rPr>
-        <w:t>).</w:t>
-      </w:r>
-    </w:p>
-    <w:p>
-      <w:pPr/>
-      <w:r>
-        <w:rPr>
-          <w:lang w:val="en_US" w:bidi="en_US"/>
-        </w:rPr>
-      </w:r>
-      <w:r>
-        <w:rPr>
-          <w:lang w:val="en_US" w:bidi="en_US"/>
-        </w:rPr>
-        <w:t>4. Leader who set his seal on Ezra’s covenant (</w:t>
-      </w:r>
-      <w:hyperlink r:id="rId416">
-        <w:r>
-          <w:rPr>
-            <w:lang w:val="en_US" w:bidi="en_US"/>
-          </w:rPr>
-          <w:rPr>
-            <w:color w:val="0000EE"/>
-            <w:u w:val="single"/>
-          </w:rPr>
-          <w:t>Neh 10:25</w:t>
-        </w:r>
-      </w:hyperlink>
-      <w:r>
-        <w:rPr>
-          <w:lang w:val="en_US" w:bidi="en_US"/>
-        </w:rPr>
-        <w:t>).</w:t>
-      </w:r>
-    </w:p>
-    <w:p>
-      <w:pPr/>
-      <w:r>
-        <w:rPr>
-          <w:lang w:val="en_US" w:bidi="en_US"/>
-        </w:rPr>
-      </w:r>
-      <w:r>
-        <w:rPr>
-          <w:lang w:val="en_US" w:bidi="en_US"/>
-        </w:rPr>
-        <w:t>5. Priest who accompanied Zerubbabel (</w:t>
-      </w:r>
-      <w:hyperlink r:id="rId417">
-        <w:r>
-          <w:rPr>
-            <w:lang w:val="en_US" w:bidi="en_US"/>
-          </w:rPr>
-          <w:rPr>
-            <w:color w:val="0000EE"/>
-            <w:u w:val="single"/>
-          </w:rPr>
-          <w:t>Neh 12:3</w:t>
-        </w:r>
-      </w:hyperlink>
-      <w:r>
-        <w:rPr>
-          <w:lang w:val="en_US" w:bidi="en_US"/>
-        </w:rPr>
-        <w:t xml:space="preserve">); elsewhere he was called Harim (see nlt mg). </w:t>
-      </w:r>
-      <w:r>
-        <w:rPr>
-          <w:i/>
-          <w:lang w:val="en_US" w:bidi="en_US"/>
-        </w:rPr>
-        <w:t>See</w:t>
-      </w:r>
-      <w:r>
-        <w:rPr>
-          <w:lang w:val="en_US" w:bidi="en_US"/>
-        </w:rPr>
-        <w:t xml:space="preserve"> </w:t>
-      </w:r>
-      <w:r>
-        <w:rPr>
-          <w:lang w:val="en_US" w:bidi="en_US"/>
-        </w:rPr>
-        <w:t>Harim #5</w:t>
-      </w:r>
-      <w:r>
-        <w:rPr>
-          <w:lang w:val="en_US" w:bidi="en_US"/>
-        </w:rPr>
-        <w:t>.</w:t>
-      </w:r>
-      <w:r>
-        <w:rPr>
-          <w:lang w:val="en_US" w:bidi="en_US"/>
-        </w:rPr>
-      </w:r>
-      <w:r>
-        <w:rPr>
-          <w:lang w:val="en_US" w:bidi="en_US"/>
-        </w:rPr>
-      </w:r>
-    </w:p>
-    <w:p>
-      <w:pPr/>
-      <w:r>
-        <w:rPr>
-          <w:lang w:val="en_US" w:bidi="en_US"/>
-        </w:rPr>
-      </w:r>
-    </w:p>
-    <w:p>
-      <w:pPr>
-        <w:pStyle w:val="Heading2"/>
-      </w:pPr>
-      <w:r>
-        <w:rPr>
-          <w:lang w:val="en_US" w:bidi="en_US"/>
-        </w:rPr>
-        <w:t>Rei</w:t>
-      </w:r>
-      <w:r>
-        <w:rPr>
-          <w:lang w:val="en_US" w:bidi="en_US"/>
-        </w:rPr>
-      </w:r>
-    </w:p>
-    <w:p>
-      <w:pPr/>
-      <w:r>
-        <w:rPr>
-          <w:lang w:val="en_US" w:bidi="en_US"/>
-        </w:rPr>
-      </w:r>
-      <w:r>
-        <w:rPr>
-          <w:lang w:val="en_US" w:bidi="en_US"/>
-        </w:rPr>
-        <w:t>An officer who supported Solomon when Adonijah attempted to become king near the end of David’s reign (</w:t>
-      </w:r>
-      <w:hyperlink r:id="rId418">
         <w:r>
           <w:rPr>
             <w:lang w:val="en_US" w:bidi="en_US"/>
@@ -20266,7 +19603,7 @@
         </w:rPr>
         <w:t>The son of Hebron, who was a descendant of Caleb. Rekem was the father of Shammai (</w:t>
       </w:r>
-      <w:hyperlink r:id="rId419">
+      <w:hyperlink r:id="rId395">
         <w:r>
           <w:rPr>
             <w:lang w:val="en_US" w:bidi="en_US"/>
@@ -20332,7 +19669,7 @@
         </w:rPr>
         <w:t>One of 26 cities assigned to Benjamin’s tribe for an inheritance (</w:t>
       </w:r>
-      <w:hyperlink r:id="rId420">
+      <w:hyperlink r:id="rId396">
         <w:r>
           <w:rPr>
             <w:lang w:val="en_US" w:bidi="en_US"/>
@@ -20479,7 +19816,7 @@
         </w:rPr>
         <w:t>The father of King Pekah of Israel who ruled from 737 to 732 BC. Pekah took power by secretly killing the previous king (</w:t>
       </w:r>
-      <w:hyperlink r:id="rId421">
+      <w:hyperlink r:id="rId397">
         <w:r>
           <w:rPr>
             <w:lang w:val="en_US" w:bidi="en_US"/>
@@ -20497,7 +19834,7 @@
         </w:rPr>
         <w:t>). Later, he attacked Jerusalem with his army (</w:t>
       </w:r>
-      <w:hyperlink r:id="rId422">
+      <w:hyperlink r:id="rId398">
         <w:r>
           <w:rPr>
             <w:lang w:val="en_US" w:bidi="en_US"/>
@@ -20563,7 +19900,7 @@
         </w:rPr>
         <w:t>Border town in Issachar’s territory (</w:t>
       </w:r>
-      <w:hyperlink r:id="rId423">
+      <w:hyperlink r:id="rId399">
         <w:r>
           <w:rPr>
             <w:lang w:val="en_US" w:bidi="en_US"/>
@@ -20720,7 +20057,7 @@
         </w:rPr>
         <w:t xml:space="preserve">"covered" in </w:t>
       </w:r>
-      <w:hyperlink r:id="rId424">
+      <w:hyperlink r:id="rId400">
         <w:r>
           <w:rPr>
             <w:lang w:val="en_US" w:bidi="en_US"/>
@@ -20750,7 +20087,7 @@
         </w:rPr>
         <w:t xml:space="preserve">"not imputed" in </w:t>
       </w:r>
-      <w:hyperlink r:id="rId425">
+      <w:hyperlink r:id="rId401">
         <w:r>
           <w:rPr>
             <w:lang w:val="en_US" w:bidi="en_US"/>
@@ -20780,6 +20117,869 @@
         </w:rPr>
         <w:t xml:space="preserve">"remembered no more" in </w:t>
       </w:r>
+      <w:hyperlink r:id="rId402">
+        <w:r>
+          <w:rPr>
+            <w:lang w:val="en_US" w:bidi="en_US"/>
+          </w:rPr>
+          <w:rPr>
+            <w:color w:val="0000EE"/>
+            <w:u w:val="single"/>
+          </w:rPr>
+          <w:t>Hebrews 10:17</w:t>
+        </w:r>
+      </w:hyperlink>
+    </w:p>
+    <w:p>
+      <w:pPr/>
+      <w:r>
+        <w:rPr>
+          <w:lang w:val="en_US" w:bidi="en_US"/>
+        </w:rPr>
+      </w:r>
+      <w:r>
+        <w:rPr>
+          <w:lang w:val="en_US" w:bidi="en_US"/>
+        </w:rPr>
+        <w:t>One of the most significant ways of expressing forgiveness is the word "remission" (</w:t>
+      </w:r>
+      <w:hyperlink r:id="rId403">
+        <w:r>
+          <w:rPr>
+            <w:lang w:val="en_US" w:bidi="en_US"/>
+          </w:rPr>
+          <w:rPr>
+            <w:color w:val="0000EE"/>
+            <w:u w:val="single"/>
+          </w:rPr>
+          <w:t>Matthew 26:28</w:t>
+        </w:r>
+      </w:hyperlink>
+      <w:r>
+        <w:rPr>
+          <w:lang w:val="en_US" w:bidi="en_US"/>
+        </w:rPr>
+        <w:t xml:space="preserve">; </w:t>
+      </w:r>
+      <w:hyperlink r:id="rId404">
+        <w:r>
+          <w:rPr>
+            <w:lang w:val="en_US" w:bidi="en_US"/>
+          </w:rPr>
+          <w:rPr>
+            <w:color w:val="0000EE"/>
+            <w:u w:val="single"/>
+          </w:rPr>
+          <w:t>Mark 1:4</w:t>
+        </w:r>
+      </w:hyperlink>
+      <w:r>
+        <w:rPr>
+          <w:lang w:val="en_US" w:bidi="en_US"/>
+        </w:rPr>
+        <w:t xml:space="preserve">; </w:t>
+      </w:r>
+      <w:hyperlink r:id="rId405">
+        <w:r>
+          <w:rPr>
+            <w:lang w:val="en_US" w:bidi="en_US"/>
+          </w:rPr>
+          <w:rPr>
+            <w:color w:val="0000EE"/>
+            <w:u w:val="single"/>
+          </w:rPr>
+          <w:t>Luke 1:77</w:t>
+        </w:r>
+      </w:hyperlink>
+      <w:r>
+        <w:rPr>
+          <w:lang w:val="en_US" w:bidi="en_US"/>
+        </w:rPr>
+        <w:t xml:space="preserve">; </w:t>
+      </w:r>
+      <w:hyperlink r:id="rId406">
+        <w:r>
+          <w:rPr>
+            <w:lang w:val="en_US" w:bidi="en_US"/>
+          </w:rPr>
+          <w:rPr>
+            <w:color w:val="0000EE"/>
+            <w:u w:val="single"/>
+          </w:rPr>
+          <w:t>3:3</w:t>
+        </w:r>
+      </w:hyperlink>
+      <w:r>
+        <w:rPr>
+          <w:lang w:val="en_US" w:bidi="en_US"/>
+        </w:rPr>
+        <w:t xml:space="preserve">; </w:t>
+      </w:r>
+      <w:hyperlink r:id="rId407">
+        <w:r>
+          <w:rPr>
+            <w:lang w:val="en_US" w:bidi="en_US"/>
+          </w:rPr>
+          <w:rPr>
+            <w:color w:val="0000EE"/>
+            <w:u w:val="single"/>
+          </w:rPr>
+          <w:t>24:47</w:t>
+        </w:r>
+      </w:hyperlink>
+      <w:r>
+        <w:rPr>
+          <w:lang w:val="en_US" w:bidi="en_US"/>
+        </w:rPr>
+        <w:t xml:space="preserve">; </w:t>
+      </w:r>
+      <w:hyperlink r:id="rId408">
+        <w:r>
+          <w:rPr>
+            <w:lang w:val="en_US" w:bidi="en_US"/>
+          </w:rPr>
+          <w:rPr>
+            <w:color w:val="0000EE"/>
+            <w:u w:val="single"/>
+          </w:rPr>
+          <w:t>Acts 2:38</w:t>
+        </w:r>
+      </w:hyperlink>
+      <w:r>
+        <w:rPr>
+          <w:lang w:val="en_US" w:bidi="en_US"/>
+        </w:rPr>
+        <w:t xml:space="preserve">; </w:t>
+      </w:r>
+      <w:hyperlink r:id="rId409">
+        <w:r>
+          <w:rPr>
+            <w:lang w:val="en_US" w:bidi="en_US"/>
+          </w:rPr>
+          <w:rPr>
+            <w:color w:val="0000EE"/>
+            <w:u w:val="single"/>
+          </w:rPr>
+          <w:t>10:43</w:t>
+        </w:r>
+      </w:hyperlink>
+      <w:r>
+        <w:rPr>
+          <w:lang w:val="en_US" w:bidi="en_US"/>
+        </w:rPr>
+        <w:t xml:space="preserve">; </w:t>
+      </w:r>
+      <w:hyperlink r:id="rId410">
+        <w:r>
+          <w:rPr>
+            <w:lang w:val="en_US" w:bidi="en_US"/>
+          </w:rPr>
+          <w:rPr>
+            <w:color w:val="0000EE"/>
+            <w:u w:val="single"/>
+          </w:rPr>
+          <w:t>Hebrews 9:22</w:t>
+        </w:r>
+      </w:hyperlink>
+      <w:r>
+        <w:rPr>
+          <w:lang w:val="en_US" w:bidi="en_US"/>
+        </w:rPr>
+        <w:t xml:space="preserve">; </w:t>
+      </w:r>
+      <w:hyperlink r:id="rId411">
+        <w:r>
+          <w:rPr>
+            <w:lang w:val="en_US" w:bidi="en_US"/>
+          </w:rPr>
+          <w:rPr>
+            <w:color w:val="0000EE"/>
+            <w:u w:val="single"/>
+          </w:rPr>
+          <w:t>10:18</w:t>
+        </w:r>
+      </w:hyperlink>
+      <w:r>
+        <w:rPr>
+          <w:lang w:val="en_US" w:bidi="en_US"/>
+        </w:rPr>
+        <w:t>).</w:t>
+      </w:r>
+    </w:p>
+    <w:p>
+      <w:pPr/>
+      <w:r>
+        <w:rPr>
+          <w:lang w:val="en_US" w:bidi="en_US"/>
+        </w:rPr>
+      </w:r>
+      <w:r>
+        <w:rPr>
+          <w:lang w:val="en_US" w:bidi="en_US"/>
+        </w:rPr>
+        <w:t xml:space="preserve">Remission has an interesting tradition in the Greek language. In a legal sense, remission meant dismissal from a job, release from an obligation, or cancellation of a debt or punishment. Over time, it came to mean amnesty or exemption from taxation. </w:t>
+      </w:r>
+    </w:p>
+    <w:p>
+      <w:pPr/>
+      <w:r>
+        <w:rPr>
+          <w:lang w:val="en_US" w:bidi="en_US"/>
+        </w:rPr>
+      </w:r>
+      <w:r>
+        <w:rPr>
+          <w:lang w:val="en_US" w:bidi="en_US"/>
+        </w:rPr>
+        <w:t>In New Testament use, the activity of remission means "to let go," "to leave behind," or "to send away." Because of this, the word is often translated into "forgiveness" as well as "remission" (</w:t>
+      </w:r>
+      <w:hyperlink r:id="rId412">
+        <w:r>
+          <w:rPr>
+            <w:lang w:val="en_US" w:bidi="en_US"/>
+          </w:rPr>
+          <w:rPr>
+            <w:color w:val="0000EE"/>
+            <w:u w:val="single"/>
+          </w:rPr>
+          <w:t>Acts 5:31</w:t>
+        </w:r>
+      </w:hyperlink>
+      <w:r>
+        <w:rPr>
+          <w:lang w:val="en_US" w:bidi="en_US"/>
+        </w:rPr>
+        <w:t xml:space="preserve">; </w:t>
+      </w:r>
+      <w:hyperlink r:id="rId413">
+        <w:r>
+          <w:rPr>
+            <w:lang w:val="en_US" w:bidi="en_US"/>
+          </w:rPr>
+          <w:rPr>
+            <w:color w:val="0000EE"/>
+            <w:u w:val="single"/>
+          </w:rPr>
+          <w:t>13:38</w:t>
+        </w:r>
+      </w:hyperlink>
+      <w:r>
+        <w:rPr>
+          <w:lang w:val="en_US" w:bidi="en_US"/>
+        </w:rPr>
+        <w:t xml:space="preserve">; </w:t>
+      </w:r>
+      <w:hyperlink r:id="rId414">
+        <w:r>
+          <w:rPr>
+            <w:lang w:val="en_US" w:bidi="en_US"/>
+          </w:rPr>
+          <w:rPr>
+            <w:color w:val="0000EE"/>
+            <w:u w:val="single"/>
+          </w:rPr>
+          <w:t>26:18</w:t>
+        </w:r>
+      </w:hyperlink>
+      <w:r>
+        <w:rPr>
+          <w:lang w:val="en_US" w:bidi="en_US"/>
+        </w:rPr>
+        <w:t xml:space="preserve">; </w:t>
+      </w:r>
+      <w:hyperlink r:id="rId415">
+        <w:r>
+          <w:rPr>
+            <w:lang w:val="en_US" w:bidi="en_US"/>
+          </w:rPr>
+          <w:rPr>
+            <w:color w:val="0000EE"/>
+            <w:u w:val="single"/>
+          </w:rPr>
+          <w:t>Ephesians 1:7</w:t>
+        </w:r>
+      </w:hyperlink>
+      <w:r>
+        <w:rPr>
+          <w:lang w:val="en_US" w:bidi="en_US"/>
+        </w:rPr>
+        <w:t xml:space="preserve">; </w:t>
+      </w:r>
+      <w:hyperlink r:id="rId416">
+        <w:r>
+          <w:rPr>
+            <w:lang w:val="en_US" w:bidi="en_US"/>
+          </w:rPr>
+          <w:rPr>
+            <w:color w:val="0000EE"/>
+            <w:u w:val="single"/>
+          </w:rPr>
+          <w:t>Colossians 1:14</w:t>
+        </w:r>
+      </w:hyperlink>
+      <w:r>
+        <w:rPr>
+          <w:lang w:val="en_US" w:bidi="en_US"/>
+        </w:rPr>
+        <w:t>). While forgiveness can be exercised by both God and humans, the word "remission" almost always means forgiveness given by God (</w:t>
+      </w:r>
+      <w:hyperlink r:id="rId403">
+        <w:r>
+          <w:rPr>
+            <w:lang w:val="en_US" w:bidi="en_US"/>
+          </w:rPr>
+          <w:rPr>
+            <w:color w:val="0000EE"/>
+            <w:u w:val="single"/>
+          </w:rPr>
+          <w:t>Matthew 26:28</w:t>
+        </w:r>
+      </w:hyperlink>
+      <w:r>
+        <w:rPr>
+          <w:lang w:val="en_US" w:bidi="en_US"/>
+        </w:rPr>
+        <w:t xml:space="preserve">; </w:t>
+      </w:r>
+      <w:hyperlink r:id="rId409">
+        <w:r>
+          <w:rPr>
+            <w:lang w:val="en_US" w:bidi="en_US"/>
+          </w:rPr>
+          <w:rPr>
+            <w:color w:val="0000EE"/>
+            <w:u w:val="single"/>
+          </w:rPr>
+          <w:t>Acts 10:43</w:t>
+        </w:r>
+      </w:hyperlink>
+      <w:r>
+        <w:rPr>
+          <w:lang w:val="en_US" w:bidi="en_US"/>
+        </w:rPr>
+        <w:t>).</w:t>
+      </w:r>
+    </w:p>
+    <w:p>
+      <w:pPr/>
+      <w:r>
+        <w:rPr>
+          <w:lang w:val="en_US" w:bidi="en_US"/>
+        </w:rPr>
+      </w:r>
+      <w:r>
+        <w:rPr>
+          <w:i/>
+          <w:lang w:val="en_US" w:bidi="en_US"/>
+        </w:rPr>
+        <w:t>See also</w:t>
+      </w:r>
+      <w:r>
+        <w:rPr>
+          <w:lang w:val="en_US" w:bidi="en_US"/>
+        </w:rPr>
+        <w:t xml:space="preserve"> </w:t>
+      </w:r>
+      <w:r>
+        <w:rPr>
+          <w:lang w:val="en_US" w:bidi="en_US"/>
+        </w:rPr>
+        <w:t>Forgiveness</w:t>
+      </w:r>
+      <w:r>
+        <w:rPr>
+          <w:lang w:val="en_US" w:bidi="en_US"/>
+        </w:rPr>
+        <w:t>.</w:t>
+      </w:r>
+      <w:r>
+        <w:rPr>
+          <w:lang w:val="en_US" w:bidi="en_US"/>
+        </w:rPr>
+      </w:r>
+      <w:r>
+        <w:rPr>
+          <w:lang w:val="en_US" w:bidi="en_US"/>
+        </w:rPr>
+      </w:r>
+    </w:p>
+    <w:p>
+      <w:pPr/>
+      <w:r>
+        <w:rPr>
+          <w:lang w:val="en_US" w:bidi="en_US"/>
+        </w:rPr>
+      </w:r>
+    </w:p>
+    <w:p>
+      <w:pPr>
+        <w:pStyle w:val="Heading2"/>
+      </w:pPr>
+      <w:r>
+        <w:rPr>
+          <w:lang w:val="en_US" w:bidi="en_US"/>
+        </w:rPr>
+        <w:t>Remmon</w:t>
+      </w:r>
+      <w:r>
+        <w:rPr>
+          <w:lang w:val="en_US" w:bidi="en_US"/>
+        </w:rPr>
+      </w:r>
+    </w:p>
+    <w:p>
+      <w:pPr/>
+      <w:r>
+        <w:rPr>
+          <w:lang w:val="en_US" w:bidi="en_US"/>
+        </w:rPr>
+      </w:r>
+      <w:r>
+        <w:rPr>
+          <w:lang w:val="en_US" w:bidi="en_US"/>
+        </w:rPr>
+        <w:t xml:space="preserve">KJV form of En-rimmon, a town in Simeon’s territory, in </w:t>
+      </w:r>
+      <w:hyperlink r:id="rId417">
+        <w:r>
+          <w:rPr>
+            <w:lang w:val="en_US" w:bidi="en_US"/>
+          </w:rPr>
+          <w:rPr>
+            <w:color w:val="0000EE"/>
+            <w:u w:val="single"/>
+          </w:rPr>
+          <w:t>Joshua 19:7</w:t>
+        </w:r>
+      </w:hyperlink>
+      <w:r>
+        <w:rPr>
+          <w:lang w:val="en_US" w:bidi="en_US"/>
+        </w:rPr>
+        <w:t xml:space="preserve">. </w:t>
+      </w:r>
+      <w:r>
+        <w:rPr>
+          <w:i/>
+          <w:lang w:val="en_US" w:bidi="en_US"/>
+        </w:rPr>
+        <w:t>See</w:t>
+      </w:r>
+      <w:r>
+        <w:rPr>
+          <w:lang w:val="en_US" w:bidi="en_US"/>
+        </w:rPr>
+        <w:t xml:space="preserve"> </w:t>
+      </w:r>
+      <w:r>
+        <w:rPr>
+          <w:lang w:val="en_US" w:bidi="en_US"/>
+        </w:rPr>
+        <w:t>En-rimmon</w:t>
+      </w:r>
+      <w:r>
+        <w:rPr>
+          <w:lang w:val="en_US" w:bidi="en_US"/>
+        </w:rPr>
+        <w:t>.</w:t>
+      </w:r>
+      <w:r>
+        <w:rPr>
+          <w:lang w:val="en_US" w:bidi="en_US"/>
+        </w:rPr>
+      </w:r>
+      <w:r>
+        <w:rPr>
+          <w:lang w:val="en_US" w:bidi="en_US"/>
+        </w:rPr>
+      </w:r>
+    </w:p>
+    <w:p>
+      <w:pPr/>
+      <w:r>
+        <w:rPr>
+          <w:lang w:val="en_US" w:bidi="en_US"/>
+        </w:rPr>
+      </w:r>
+    </w:p>
+    <w:p>
+      <w:pPr>
+        <w:pStyle w:val="Heading2"/>
+      </w:pPr>
+      <w:r>
+        <w:rPr>
+          <w:lang w:val="en_US" w:bidi="en_US"/>
+        </w:rPr>
+        <w:t>Remmon-Methoar</w:t>
+      </w:r>
+      <w:r>
+        <w:rPr>
+          <w:lang w:val="en_US" w:bidi="en_US"/>
+        </w:rPr>
+      </w:r>
+    </w:p>
+    <w:p>
+      <w:pPr/>
+      <w:r>
+        <w:rPr>
+          <w:lang w:val="en_US" w:bidi="en_US"/>
+        </w:rPr>
+      </w:r>
+      <w:r>
+        <w:rPr>
+          <w:lang w:val="en_US" w:bidi="en_US"/>
+        </w:rPr>
+        <w:t xml:space="preserve">KJV translation for “Rimmon it ends toward Neah,” in </w:t>
+      </w:r>
+      <w:hyperlink r:id="rId418">
+        <w:r>
+          <w:rPr>
+            <w:lang w:val="en_US" w:bidi="en_US"/>
+          </w:rPr>
+          <w:rPr>
+            <w:color w:val="0000EE"/>
+            <w:u w:val="single"/>
+          </w:rPr>
+          <w:t>Joshua 19:13</w:t>
+        </w:r>
+      </w:hyperlink>
+      <w:r>
+        <w:rPr>
+          <w:lang w:val="en_US" w:bidi="en_US"/>
+        </w:rPr>
+        <w:t xml:space="preserve">. </w:t>
+      </w:r>
+      <w:r>
+        <w:rPr>
+          <w:i/>
+          <w:lang w:val="en_US" w:bidi="en_US"/>
+        </w:rPr>
+        <w:t>See</w:t>
+      </w:r>
+      <w:r>
+        <w:rPr>
+          <w:lang w:val="en_US" w:bidi="en_US"/>
+        </w:rPr>
+        <w:t xml:space="preserve"> </w:t>
+      </w:r>
+      <w:r>
+        <w:rPr>
+          <w:lang w:val="en_US" w:bidi="en_US"/>
+        </w:rPr>
+        <w:t>Rimmon (Place) #2</w:t>
+      </w:r>
+      <w:r>
+        <w:rPr>
+          <w:lang w:val="en_US" w:bidi="en_US"/>
+        </w:rPr>
+        <w:t>.</w:t>
+      </w:r>
+      <w:r>
+        <w:rPr>
+          <w:lang w:val="en_US" w:bidi="en_US"/>
+        </w:rPr>
+      </w:r>
+      <w:r>
+        <w:rPr>
+          <w:lang w:val="en_US" w:bidi="en_US"/>
+        </w:rPr>
+      </w:r>
+    </w:p>
+    <w:p>
+      <w:pPr/>
+      <w:r>
+        <w:rPr>
+          <w:lang w:val="en_US" w:bidi="en_US"/>
+        </w:rPr>
+      </w:r>
+    </w:p>
+    <w:p>
+      <w:pPr>
+        <w:pStyle w:val="Heading2"/>
+      </w:pPr>
+      <w:r>
+        <w:rPr>
+          <w:lang w:val="en_US" w:bidi="en_US"/>
+        </w:rPr>
+        <w:t>Remnant</w:t>
+      </w:r>
+      <w:r>
+        <w:rPr>
+          <w:lang w:val="en_US" w:bidi="en_US"/>
+        </w:rPr>
+      </w:r>
+    </w:p>
+    <w:p>
+      <w:pPr/>
+      <w:r>
+        <w:rPr>
+          <w:lang w:val="en_US" w:bidi="en_US"/>
+        </w:rPr>
+      </w:r>
+      <w:r>
+        <w:rPr>
+          <w:lang w:val="en_US" w:bidi="en_US"/>
+        </w:rPr>
+        <w:t>Group of people who survive a catastrophe brought about by God, ordinarily in judgment for sin. This group becomes the nucleus for the continuation of mankind or the people of God; the future existence of the larger group depends on this purified, holy remnant that has undergone and survived the judgment of God. The remnant concept is found in all periods of redemptive history where catastrophe—be it natural disaster, disease, warfare, or other instruments—threatens the continuity of God’s purposes. From the Creation account to the end of the OT, the concept is progressively sharpened.</w:t>
+      </w:r>
+    </w:p>
+    <w:p>
+      <w:pPr>
+        <w:pStyle w:val="Heading3"/>
+      </w:pPr>
+      <w:r>
+        <w:rPr>
+          <w:lang w:val="en_US" w:bidi="en_US"/>
+        </w:rPr>
+        <w:t>The Problem</w:t>
+      </w:r>
+    </w:p>
+    <w:p>
+      <w:pPr/>
+      <w:r>
+        <w:rPr>
+          <w:lang w:val="en_US" w:bidi="en_US"/>
+        </w:rPr>
+      </w:r>
+      <w:r>
+        <w:rPr>
+          <w:lang w:val="en_US" w:bidi="en_US"/>
+        </w:rPr>
+        <w:t>The theological problem that the remnant concept addresses is the tension between the grace and promises of God over against his holiness and just judgment of sin. This tension between God’s grace and his judgment presents a distinction between the true and false people of God and between the present and future people of God. The holy, pure, and true people of God will survive his judgment on sin as a faithful remnant and will become the nucleus of a renewed, chosen people. The purposes of God are not frustrated but are effected among that true and renewed people.</w:t>
+      </w:r>
+    </w:p>
+    <w:p>
+      <w:pPr/>
+      <w:r>
+        <w:rPr>
+          <w:lang w:val="en_US" w:bidi="en_US"/>
+        </w:rPr>
+      </w:r>
+      <w:r>
+        <w:rPr>
+          <w:lang w:val="en_US" w:bidi="en_US"/>
+        </w:rPr>
+        <w:t>The concept is one that cuts in two directions. On the one hand, depending on the imminent expectation of the biblical author, it may emphasize judgment, that God is on the verge of destroying his people because of their sin; the remnant itself may even be threatened because the contemplated judgment is so severe. On the other hand, the fact that a remnant survives emphasizes both the grace of God (his favor shown to those he has kept safe) and the dawning of a new age and a new community, which inherits the promises of God as it springs from that remnant.</w:t>
+      </w:r>
+    </w:p>
+    <w:p>
+      <w:pPr>
+        <w:pStyle w:val="Heading3"/>
+      </w:pPr>
+      <w:r>
+        <w:rPr>
+          <w:lang w:val="en_US" w:bidi="en_US"/>
+        </w:rPr>
+        <w:t>In the Old Testament</w:t>
+      </w:r>
+    </w:p>
+    <w:p>
+      <w:pPr>
+        <w:pStyle w:val="Heading4"/>
+      </w:pPr>
+      <w:r>
+        <w:rPr>
+          <w:lang w:val="en_US" w:bidi="en_US"/>
+        </w:rPr>
+        <w:t>Prior to the Patriarchal Period</w:t>
+      </w:r>
+    </w:p>
+    <w:p>
+      <w:pPr/>
+      <w:r>
+        <w:rPr>
+          <w:lang w:val="en_US" w:bidi="en_US"/>
+        </w:rPr>
+      </w:r>
+      <w:r>
+        <w:rPr>
+          <w:lang w:val="en_US" w:bidi="en_US"/>
+        </w:rPr>
+        <w:t>The first passage exhibiting the remnant concept is the account of the fall of man. Though there is no immediate loss of life or numerical reduction, the judgment of God threatens the continued existence of mankind (</w:t>
+      </w:r>
+      <w:hyperlink r:id="rId419">
+        <w:r>
+          <w:rPr>
+            <w:lang w:val="en_US" w:bidi="en_US"/>
+          </w:rPr>
+          <w:rPr>
+            <w:color w:val="0000EE"/>
+            <w:u w:val="single"/>
+          </w:rPr>
+          <w:t>Gn 3:15–19</w:t>
+        </w:r>
+      </w:hyperlink>
+      <w:r>
+        <w:rPr>
+          <w:lang w:val="en_US" w:bidi="en_US"/>
+        </w:rPr>
+        <w:t>). Judgment is averted by God’s grace, and Adam and Eve become the nucleus of humanity; the hopes of the future are focused in their offspring (</w:t>
+      </w:r>
+      <w:hyperlink r:id="rId420">
+        <w:r>
+          <w:rPr>
+            <w:lang w:val="en_US" w:bidi="en_US"/>
+          </w:rPr>
+          <w:rPr>
+            <w:color w:val="0000EE"/>
+            <w:u w:val="single"/>
+          </w:rPr>
+          <w:t>3:16, 20</w:t>
+        </w:r>
+      </w:hyperlink>
+      <w:r>
+        <w:rPr>
+          <w:lang w:val="en_US" w:bidi="en_US"/>
+        </w:rPr>
+        <w:t xml:space="preserve">; </w:t>
+      </w:r>
+      <w:hyperlink r:id="rId421">
+        <w:r>
+          <w:rPr>
+            <w:lang w:val="en_US" w:bidi="en_US"/>
+          </w:rPr>
+          <w:rPr>
+            <w:color w:val="0000EE"/>
+            <w:u w:val="single"/>
+          </w:rPr>
+          <w:t>4:1</w:t>
+        </w:r>
+      </w:hyperlink>
+      <w:r>
+        <w:rPr>
+          <w:lang w:val="en_US" w:bidi="en_US"/>
+        </w:rPr>
+        <w:t>). God’s purposes for mankind will be realized through the seed of the woman.</w:t>
+      </w:r>
+    </w:p>
+    <w:p>
+      <w:pPr/>
+      <w:r>
+        <w:rPr>
+          <w:lang w:val="en_US" w:bidi="en_US"/>
+        </w:rPr>
+      </w:r>
+      <w:r>
+        <w:rPr>
+          <w:lang w:val="en_US" w:bidi="en_US"/>
+        </w:rPr>
+        <w:t>The Flood narrative is more specific. Because of the wickedness of mankind, God determined to blot out all life. However, a righteous man who was blameless before God, together with his family, received God’s favor (</w:t>
+      </w:r>
+      <w:hyperlink r:id="rId422">
+        <w:r>
+          <w:rPr>
+            <w:lang w:val="en_US" w:bidi="en_US"/>
+          </w:rPr>
+          <w:rPr>
+            <w:color w:val="0000EE"/>
+            <w:u w:val="single"/>
+          </w:rPr>
+          <w:t>Gn 6:8–9</w:t>
+        </w:r>
+      </w:hyperlink>
+      <w:r>
+        <w:rPr>
+          <w:lang w:val="en_US" w:bidi="en_US"/>
+        </w:rPr>
+        <w:t xml:space="preserve">; </w:t>
+      </w:r>
+      <w:hyperlink r:id="rId423">
+        <w:r>
+          <w:rPr>
+            <w:lang w:val="en_US" w:bidi="en_US"/>
+          </w:rPr>
+          <w:rPr>
+            <w:color w:val="0000EE"/>
+            <w:u w:val="single"/>
+          </w:rPr>
+          <w:t>Heb 11:7</w:t>
+        </w:r>
+      </w:hyperlink>
+      <w:r>
+        <w:rPr>
+          <w:lang w:val="en_US" w:bidi="en_US"/>
+        </w:rPr>
+        <w:t>). Only Noah and those with him in the ark survived the judgment of God (</w:t>
+      </w:r>
+      <w:hyperlink r:id="rId424">
+        <w:r>
+          <w:rPr>
+            <w:lang w:val="en_US" w:bidi="en_US"/>
+          </w:rPr>
+          <w:rPr>
+            <w:color w:val="0000EE"/>
+            <w:u w:val="single"/>
+          </w:rPr>
+          <w:t>Gn 7:23</w:t>
+        </w:r>
+      </w:hyperlink>
+      <w:r>
+        <w:rPr>
+          <w:lang w:val="en_US" w:bidi="en_US"/>
+        </w:rPr>
+        <w:t>). The continued existence of mankind focuses in the fruitfulness and increase of his sons (</w:t>
+      </w:r>
+      <w:hyperlink r:id="rId425">
+        <w:r>
+          <w:rPr>
+            <w:lang w:val="en_US" w:bidi="en_US"/>
+          </w:rPr>
+          <w:rPr>
+            <w:color w:val="0000EE"/>
+            <w:u w:val="single"/>
+          </w:rPr>
+          <w:t>9:1</w:t>
+        </w:r>
+      </w:hyperlink>
+      <w:r>
+        <w:rPr>
+          <w:lang w:val="en_US" w:bidi="en_US"/>
+        </w:rPr>
+        <w:t xml:space="preserve">), introducing a new age and a new covenant (vv </w:t>
+      </w:r>
+      <w:hyperlink r:id="rId88">
+        <w:r>
+          <w:rPr>
+            <w:lang w:val="en_US" w:bidi="en_US"/>
+          </w:rPr>
+          <w:rPr>
+            <w:color w:val="0000EE"/>
+            <w:u w:val="single"/>
+          </w:rPr>
+          <w:t>8–17</w:t>
+        </w:r>
+      </w:hyperlink>
+      <w:r>
+        <w:rPr>
+          <w:lang w:val="en_US" w:bidi="en_US"/>
+        </w:rPr>
+        <w:t>). God’s purposes for mankind will be realized in the seed of Noah.</w:t>
+      </w:r>
+    </w:p>
+    <w:p>
+      <w:pPr>
+        <w:pStyle w:val="Heading4"/>
+      </w:pPr>
+      <w:r>
+        <w:rPr>
+          <w:lang w:val="en_US" w:bidi="en_US"/>
+        </w:rPr>
+        <w:t>From the Patriarchal Period to the Monarchy</w:t>
+      </w:r>
+    </w:p>
+    <w:p>
+      <w:pPr/>
+      <w:r>
+        <w:rPr>
+          <w:lang w:val="en_US" w:bidi="en_US"/>
+        </w:rPr>
+      </w:r>
+      <w:r>
+        <w:rPr>
+          <w:lang w:val="en_US" w:bidi="en_US"/>
+        </w:rPr>
+        <w:t>Not all passages contributing to the development of the remnant motif involve the threat of universal judgment. The sins of the twin cities of Sodom and Gomorrah were so grievous that God determined to destroy them. For the sake of his servant Abraham (</w:t>
+      </w:r>
       <w:hyperlink r:id="rId426">
         <w:r>
           <w:rPr>
@@ -20789,22 +20989,14 @@
             <w:color w:val="0000EE"/>
             <w:u w:val="single"/>
           </w:rPr>
-          <w:t>Hebrews 10:17</w:t>
-        </w:r>
-      </w:hyperlink>
-    </w:p>
-    <w:p>
-      <w:pPr/>
-      <w:r>
-        <w:rPr>
-          <w:lang w:val="en_US" w:bidi="en_US"/>
-        </w:rPr>
-      </w:r>
-      <w:r>
-        <w:rPr>
-          <w:lang w:val="en_US" w:bidi="en_US"/>
-        </w:rPr>
-        <w:t>One of the most significant ways of expressing forgiveness is the word "remission" (</w:t>
+          <w:t>Gn 18:16–19</w:t>
+        </w:r>
+      </w:hyperlink>
+      <w:r>
+        <w:rPr>
+          <w:lang w:val="en_US" w:bidi="en_US"/>
+        </w:rPr>
+        <w:t xml:space="preserve">; </w:t>
       </w:r>
       <w:hyperlink r:id="rId427">
         <w:r>
@@ -20815,7 +21007,236 @@
             <w:color w:val="0000EE"/>
             <w:u w:val="single"/>
           </w:rPr>
-          <w:t>Matthew 26:28</w:t>
+          <w:t>19:29</w:t>
+        </w:r>
+      </w:hyperlink>
+      <w:r>
+        <w:rPr>
+          <w:lang w:val="en_US" w:bidi="en_US"/>
+        </w:rPr>
+        <w:t>) and because of Lot’s righteousness (</w:t>
+      </w:r>
+      <w:hyperlink r:id="rId428">
+        <w:r>
+          <w:rPr>
+            <w:lang w:val="en_US" w:bidi="en_US"/>
+          </w:rPr>
+          <w:rPr>
+            <w:color w:val="0000EE"/>
+            <w:u w:val="single"/>
+          </w:rPr>
+          <w:t>2 Pt 2:8</w:t>
+        </w:r>
+      </w:hyperlink>
+      <w:r>
+        <w:rPr>
+          <w:lang w:val="en_US" w:bidi="en_US"/>
+        </w:rPr>
+        <w:t>), God spared Lot and his two daughters. Abraham’s negotiations with God to spare the entire city if 50, and finally even 10, righteous persons could be found there (</w:t>
+      </w:r>
+      <w:hyperlink r:id="rId429">
+        <w:r>
+          <w:rPr>
+            <w:lang w:val="en_US" w:bidi="en_US"/>
+          </w:rPr>
+          <w:rPr>
+            <w:color w:val="0000EE"/>
+            <w:u w:val="single"/>
+          </w:rPr>
+          <w:t>Gn 18:22–33</w:t>
+        </w:r>
+      </w:hyperlink>
+      <w:r>
+        <w:rPr>
+          <w:lang w:val="en_US" w:bidi="en_US"/>
+        </w:rPr>
+        <w:t>) emphasize again that the righteous escape judgment. God will not sweep away the righteous with the wicked; even when they hesitated, he was merciful and led them out of the city (</w:t>
+      </w:r>
+      <w:hyperlink r:id="rId430">
+        <w:r>
+          <w:rPr>
+            <w:lang w:val="en_US" w:bidi="en_US"/>
+          </w:rPr>
+          <w:rPr>
+            <w:color w:val="0000EE"/>
+            <w:u w:val="single"/>
+          </w:rPr>
+          <w:t>19:16, 29</w:t>
+        </w:r>
+      </w:hyperlink>
+      <w:r>
+        <w:rPr>
+          <w:lang w:val="en_US" w:bidi="en_US"/>
+        </w:rPr>
+        <w:t>).</w:t>
+      </w:r>
+    </w:p>
+    <w:p>
+      <w:pPr/>
+      <w:r>
+        <w:rPr>
+          <w:lang w:val="en_US" w:bidi="en_US"/>
+        </w:rPr>
+      </w:r>
+      <w:r>
+        <w:rPr>
+          <w:lang w:val="en_US" w:bidi="en_US"/>
+        </w:rPr>
+        <w:t>The story of Joseph is the literary bridge from the children of Jacob, a family in Canaan (</w:t>
+      </w:r>
+      <w:hyperlink r:id="rId431">
+        <w:r>
+          <w:rPr>
+            <w:lang w:val="en_US" w:bidi="en_US"/>
+          </w:rPr>
+          <w:rPr>
+            <w:color w:val="0000EE"/>
+            <w:u w:val="single"/>
+          </w:rPr>
+          <w:t>Gn 46:26–27</w:t>
+        </w:r>
+      </w:hyperlink>
+      <w:r>
+        <w:rPr>
+          <w:lang w:val="en_US" w:bidi="en_US"/>
+        </w:rPr>
+        <w:t>), to the thousands of children of Israel at the time of the exodus. The dominant theological motif in the story is the preservation of the patriarch’s family in the face of mortal threat from famine. God sent Joseph into Egypt to save lives and to preserve for his family a remnant (</w:t>
+      </w:r>
+      <w:hyperlink r:id="rId432">
+        <w:r>
+          <w:rPr>
+            <w:lang w:val="en_US" w:bidi="en_US"/>
+          </w:rPr>
+          <w:rPr>
+            <w:color w:val="0000EE"/>
+            <w:u w:val="single"/>
+          </w:rPr>
+          <w:t>45:6–7</w:t>
+        </w:r>
+      </w:hyperlink>
+      <w:r>
+        <w:rPr>
+          <w:lang w:val="en_US" w:bidi="en_US"/>
+        </w:rPr>
+        <w:t>). Joseph’s brothers intended harm, but God turned it to good—to the saving of many lives (</w:t>
+      </w:r>
+      <w:hyperlink r:id="rId433">
+        <w:r>
+          <w:rPr>
+            <w:lang w:val="en_US" w:bidi="en_US"/>
+          </w:rPr>
+          <w:rPr>
+            <w:color w:val="0000EE"/>
+            <w:u w:val="single"/>
+          </w:rPr>
+          <w:t>50:19–20</w:t>
+        </w:r>
+      </w:hyperlink>
+      <w:r>
+        <w:rPr>
+          <w:lang w:val="en_US" w:bidi="en_US"/>
+        </w:rPr>
+        <w:t>). Once again the purposes of God are not thwarted but will be realized in these survivors from the threat of extinction.</w:t>
+      </w:r>
+    </w:p>
+    <w:p>
+      <w:pPr/>
+      <w:r>
+        <w:rPr>
+          <w:lang w:val="en_US" w:bidi="en_US"/>
+        </w:rPr>
+      </w:r>
+      <w:r>
+        <w:rPr>
+          <w:lang w:val="en_US" w:bidi="en_US"/>
+        </w:rPr>
+        <w:t>Obedience to the commands of God and trust in his promises are at issue when the spies return from reconnoitering Canaan (</w:t>
+      </w:r>
+      <w:hyperlink r:id="rId434">
+        <w:r>
+          <w:rPr>
+            <w:lang w:val="en_US" w:bidi="en_US"/>
+          </w:rPr>
+          <w:rPr>
+            <w:color w:val="0000EE"/>
+            <w:u w:val="single"/>
+          </w:rPr>
+          <w:t>Nm 13–14</w:t>
+        </w:r>
+      </w:hyperlink>
+      <w:r>
+        <w:rPr>
+          <w:lang w:val="en_US" w:bidi="en_US"/>
+        </w:rPr>
+        <w:t>). Representatives from all the tribes had explored the land. In spite of their agreement about its excellence, all but two of the spies reported that the land could not be taken. Because of their grumbling, God announced his intention to destroy them all and to recreate a greater nation from his faithful servant Moses. After Moses interceded on behalf of the people, the Lord relented. Instead of destruction for all, only Joshua and Caleb would enter the promised inheritance because of their faithful report. The people would remain in the wilderness 40 years until all died except these two. The transgressors would die, but the faithful remnant would receive the promise.</w:t>
+      </w:r>
+    </w:p>
+    <w:p>
+      <w:pPr/>
+      <w:r>
+        <w:rPr>
+          <w:lang w:val="en_US" w:bidi="en_US"/>
+        </w:rPr>
+      </w:r>
+      <w:r>
+        <w:rPr>
+          <w:lang w:val="en_US" w:bidi="en_US"/>
+        </w:rPr>
+        <w:t>The law, too, stipulates that faithfulness is required to retain possession of the land. Disobedience would bring disease, defeat in war, drought, crop failure, attack by wild animals, death by sword and famine, cannibalism, destruction of cities, and exile into enemy lands (</w:t>
+      </w:r>
+      <w:hyperlink r:id="rId435">
+        <w:r>
+          <w:rPr>
+            <w:lang w:val="en_US" w:bidi="en_US"/>
+          </w:rPr>
+          <w:rPr>
+            <w:color w:val="0000EE"/>
+            <w:u w:val="single"/>
+          </w:rPr>
+          <w:t>Lv 26:1–39</w:t>
+        </w:r>
+      </w:hyperlink>
+      <w:r>
+        <w:rPr>
+          <w:lang w:val="en_US" w:bidi="en_US"/>
+        </w:rPr>
+        <w:t>). But for those who were left, those who confessed their sins and repented—the remnant—God would keep his covenant with them, restore them to their land, and realize his purpose through them.</w:t>
+      </w:r>
+    </w:p>
+    <w:p>
+      <w:pPr>
+        <w:pStyle w:val="Heading4"/>
+      </w:pPr>
+      <w:r>
+        <w:rPr>
+          <w:lang w:val="en_US" w:bidi="en_US"/>
+        </w:rPr>
+        <w:t>From the Monarchy to the Exile</w:t>
+      </w:r>
+    </w:p>
+    <w:p>
+      <w:pPr/>
+      <w:r>
+        <w:rPr>
+          <w:lang w:val="en_US" w:bidi="en_US"/>
+        </w:rPr>
+      </w:r>
+      <w:r>
+        <w:rPr>
+          <w:lang w:val="en_US" w:bidi="en_US"/>
+        </w:rPr>
+        <w:t>Even in the apostate northern kingdom the Lord kept his faithful remnant. At the end of a three-year drought in punishment for sins in the northern kingdom (</w:t>
+      </w:r>
+      <w:hyperlink r:id="rId436">
+        <w:r>
+          <w:rPr>
+            <w:lang w:val="en_US" w:bidi="en_US"/>
+          </w:rPr>
+          <w:rPr>
+            <w:color w:val="0000EE"/>
+            <w:u w:val="single"/>
+          </w:rPr>
+          <w:t>1 Kgs 17:1</w:t>
         </w:r>
       </w:hyperlink>
       <w:r>
@@ -20824,16 +21245,156 @@
         </w:rPr>
         <w:t xml:space="preserve">; </w:t>
       </w:r>
-      <w:hyperlink r:id="rId428">
-        <w:r>
-          <w:rPr>
-            <w:lang w:val="en_US" w:bidi="en_US"/>
-          </w:rPr>
-          <w:rPr>
-            <w:color w:val="0000EE"/>
-            <w:u w:val="single"/>
-          </w:rPr>
-          <w:t>Mark 1:4</w:t>
+      <w:hyperlink r:id="rId437">
+        <w:r>
+          <w:rPr>
+            <w:lang w:val="en_US" w:bidi="en_US"/>
+          </w:rPr>
+          <w:rPr>
+            <w:color w:val="0000EE"/>
+            <w:u w:val="single"/>
+          </w:rPr>
+          <w:t>18:1</w:t>
+        </w:r>
+      </w:hyperlink>
+      <w:r>
+        <w:rPr>
+          <w:lang w:val="en_US" w:bidi="en_US"/>
+        </w:rPr>
+        <w:t xml:space="preserve">) and after the victory over the priests of Baal at Mt Carmel, Elijah went to Mt Sinai, fleeing for his life from Jezebel (ch </w:t>
+      </w:r>
+      <w:hyperlink r:id="rId438">
+        <w:r>
+          <w:rPr>
+            <w:lang w:val="en_US" w:bidi="en_US"/>
+          </w:rPr>
+          <w:rPr>
+            <w:color w:val="0000EE"/>
+            <w:u w:val="single"/>
+          </w:rPr>
+          <w:t>19</w:t>
+        </w:r>
+      </w:hyperlink>
+      <w:r>
+        <w:rPr>
+          <w:lang w:val="en_US" w:bidi="en_US"/>
+        </w:rPr>
+        <w:t>). There he lamented that Israel had given itself totally to false worship and that he alone was left of the faithful. God replied by instructing him to anoint Jehu as king and Elisha as his prophetic successor. Jehu and Elisha would destroy the apostate, while God preserved for himself the 7,000 who had not bowed the knee to Baal. The faithful remnant would be spared destruction.</w:t>
+      </w:r>
+    </w:p>
+    <w:p>
+      <w:pPr/>
+      <w:r>
+        <w:rPr>
+          <w:lang w:val="en_US" w:bidi="en_US"/>
+        </w:rPr>
+      </w:r>
+      <w:r>
+        <w:rPr>
+          <w:lang w:val="en_US" w:bidi="en_US"/>
+        </w:rPr>
+        <w:t>The preexilic prophets emphasized the smallness of the remnant that would survive the destruction under Assyria and Babylon. Amos warned of great judgment that would threaten even the remnant itself. God would destroy the sinful kingdom, though not totally. Isaiah, too, speaks of the smallness of the remnant. Israel is left like a shelter in a vineyard, a hut in a melon field only narrowly avoiding the fate of Sodom and Gomorrah (</w:t>
+      </w:r>
+      <w:hyperlink r:id="rId439">
+        <w:r>
+          <w:rPr>
+            <w:lang w:val="en_US" w:bidi="en_US"/>
+          </w:rPr>
+          <w:rPr>
+            <w:color w:val="0000EE"/>
+            <w:u w:val="single"/>
+          </w:rPr>
+          <w:t>Is 1:8–9</w:t>
+        </w:r>
+      </w:hyperlink>
+      <w:r>
+        <w:rPr>
+          <w:lang w:val="en_US" w:bidi="en_US"/>
+        </w:rPr>
+        <w:t>). It is left like a pole on a hilltop (</w:t>
+      </w:r>
+      <w:hyperlink r:id="rId440">
+        <w:r>
+          <w:rPr>
+            <w:lang w:val="en_US" w:bidi="en_US"/>
+          </w:rPr>
+          <w:rPr>
+            <w:color w:val="0000EE"/>
+            <w:u w:val="single"/>
+          </w:rPr>
+          <w:t>30:17</w:t>
+        </w:r>
+      </w:hyperlink>
+      <w:r>
+        <w:rPr>
+          <w:lang w:val="en_US" w:bidi="en_US"/>
+        </w:rPr>
+        <w:t>), like the stump of a felled tree (</w:t>
+      </w:r>
+      <w:hyperlink r:id="rId441">
+        <w:r>
+          <w:rPr>
+            <w:lang w:val="en_US" w:bidi="en_US"/>
+          </w:rPr>
+          <w:rPr>
+            <w:color w:val="0000EE"/>
+            <w:u w:val="single"/>
+          </w:rPr>
+          <w:t>6:13</w:t>
+        </w:r>
+      </w:hyperlink>
+      <w:r>
+        <w:rPr>
+          <w:lang w:val="en_US" w:bidi="en_US"/>
+        </w:rPr>
+        <w:t>). When the reaper gathers his harvest, Israel is the gleanings that are left, the few olives that remain in the top of the tree (</w:t>
+      </w:r>
+      <w:hyperlink r:id="rId442">
+        <w:r>
+          <w:rPr>
+            <w:lang w:val="en_US" w:bidi="en_US"/>
+          </w:rPr>
+          <w:rPr>
+            <w:color w:val="0000EE"/>
+            <w:u w:val="single"/>
+          </w:rPr>
+          <w:t>17:4–6</w:t>
+        </w:r>
+      </w:hyperlink>
+      <w:r>
+        <w:rPr>
+          <w:lang w:val="en_US" w:bidi="en_US"/>
+        </w:rPr>
+        <w:t>). But from the stump of that felled tree will spring new life (</w:t>
+      </w:r>
+      <w:hyperlink r:id="rId443">
+        <w:r>
+          <w:rPr>
+            <w:lang w:val="en_US" w:bidi="en_US"/>
+          </w:rPr>
+          <w:rPr>
+            <w:color w:val="0000EE"/>
+            <w:u w:val="single"/>
+          </w:rPr>
+          <w:t>6:11–13</w:t>
+        </w:r>
+      </w:hyperlink>
+      <w:r>
+        <w:rPr>
+          <w:lang w:val="en_US" w:bidi="en_US"/>
+        </w:rPr>
+        <w:t>). Those who survive in Jerusalem will be holy, and the Lord will bring a new shoot from the stump of Jesse, a righteous servant (the Branch) who will bring the remnant of the people of God from many nations (</w:t>
+      </w:r>
+      <w:hyperlink r:id="rId444">
+        <w:r>
+          <w:rPr>
+            <w:lang w:val="en_US" w:bidi="en_US"/>
+          </w:rPr>
+          <w:rPr>
+            <w:color w:val="0000EE"/>
+            <w:u w:val="single"/>
+          </w:rPr>
+          <w:t>4:2–3</w:t>
         </w:r>
       </w:hyperlink>
       <w:r>
@@ -20842,16 +21403,562 @@
         </w:rPr>
         <w:t xml:space="preserve">; </w:t>
       </w:r>
-      <w:hyperlink r:id="rId429">
-        <w:r>
-          <w:rPr>
-            <w:lang w:val="en_US" w:bidi="en_US"/>
-          </w:rPr>
-          <w:rPr>
-            <w:color w:val="0000EE"/>
-            <w:u w:val="single"/>
-          </w:rPr>
-          <w:t>Luke 1:77</w:t>
+      <w:hyperlink r:id="rId445">
+        <w:r>
+          <w:rPr>
+            <w:lang w:val="en_US" w:bidi="en_US"/>
+          </w:rPr>
+          <w:rPr>
+            <w:color w:val="0000EE"/>
+            <w:u w:val="single"/>
+          </w:rPr>
+          <w:t>11:1–16</w:t>
+        </w:r>
+      </w:hyperlink>
+      <w:r>
+        <w:rPr>
+          <w:lang w:val="en_US" w:bidi="en_US"/>
+        </w:rPr>
+        <w:t>). After God has purged away the iniquity of the people, Jerusalem would be known as the city of righteousness (</w:t>
+      </w:r>
+      <w:hyperlink r:id="rId446">
+        <w:r>
+          <w:rPr>
+            <w:lang w:val="en_US" w:bidi="en_US"/>
+          </w:rPr>
+          <w:rPr>
+            <w:color w:val="0000EE"/>
+            <w:u w:val="single"/>
+          </w:rPr>
+          <w:t>1:21–26</w:t>
+        </w:r>
+      </w:hyperlink>
+      <w:r>
+        <w:rPr>
+          <w:lang w:val="en_US" w:bidi="en_US"/>
+        </w:rPr>
+        <w:t>).</w:t>
+      </w:r>
+    </w:p>
+    <w:p>
+      <w:pPr>
+        <w:pStyle w:val="Heading4"/>
+      </w:pPr>
+      <w:r>
+        <w:rPr>
+          <w:lang w:val="en_US" w:bidi="en_US"/>
+        </w:rPr>
+        <w:t>During the Exile</w:t>
+      </w:r>
+    </w:p>
+    <w:p>
+      <w:pPr/>
+      <w:r>
+        <w:rPr>
+          <w:lang w:val="en_US" w:bidi="en_US"/>
+        </w:rPr>
+      </w:r>
+      <w:r>
+        <w:rPr>
+          <w:lang w:val="en_US" w:bidi="en_US"/>
+        </w:rPr>
+        <w:t>From his vantage point among the exiles by the Kebar River (</w:t>
+      </w:r>
+      <w:hyperlink r:id="rId447">
+        <w:r>
+          <w:rPr>
+            <w:lang w:val="en_US" w:bidi="en_US"/>
+          </w:rPr>
+          <w:rPr>
+            <w:color w:val="0000EE"/>
+            <w:u w:val="single"/>
+          </w:rPr>
+          <w:t>Ez 1:1</w:t>
+        </w:r>
+      </w:hyperlink>
+      <w:r>
+        <w:rPr>
+          <w:lang w:val="en_US" w:bidi="en_US"/>
+        </w:rPr>
+        <w:t xml:space="preserve">), Ezekiel was concerned about the future remnant and the promises of restoration. In a vision (ch </w:t>
+      </w:r>
+      <w:hyperlink r:id="rId448">
+        <w:r>
+          <w:rPr>
+            <w:lang w:val="en_US" w:bidi="en_US"/>
+          </w:rPr>
+          <w:rPr>
+            <w:color w:val="0000EE"/>
+            <w:u w:val="single"/>
+          </w:rPr>
+          <w:t>9</w:t>
+        </w:r>
+      </w:hyperlink>
+      <w:r>
+        <w:rPr>
+          <w:lang w:val="en_US" w:bidi="en_US"/>
+        </w:rPr>
+        <w:t xml:space="preserve">), he saw a scribe pass through the city of Jerusalem placing a mark on the foreheads of all who grieved for the sins committed in the city. Behind the scribe came a group of warriors slaying all who did not have the mark on their foreheads. Fearing the destruction of all the people, Ezekiel called out, “O Lord, will you destroy the entire remnant of Israel?” Immediately thereafter, he saw the glory cloud—the visible presence of God in the midst of his people—rise and depart from the temple (ch </w:t>
+      </w:r>
+      <w:hyperlink r:id="rId449">
+        <w:r>
+          <w:rPr>
+            <w:lang w:val="en_US" w:bidi="en_US"/>
+          </w:rPr>
+          <w:rPr>
+            <w:color w:val="0000EE"/>
+            <w:u w:val="single"/>
+          </w:rPr>
+          <w:t>10</w:t>
+        </w:r>
+      </w:hyperlink>
+      <w:r>
+        <w:rPr>
+          <w:lang w:val="en_US" w:bidi="en_US"/>
+        </w:rPr>
+        <w:t>). Ezekiel prophesied judgment on the leaders of Israel, and Pelatiah (whose name means “escape”) died, prompting Ezekiel to ask again, “O Lord, will you destroy the entire remnant of Israel?” (</w:t>
+      </w:r>
+      <w:hyperlink r:id="rId450">
+        <w:r>
+          <w:rPr>
+            <w:lang w:val="en_US" w:bidi="en_US"/>
+          </w:rPr>
+          <w:rPr>
+            <w:color w:val="0000EE"/>
+            <w:u w:val="single"/>
+          </w:rPr>
+          <w:t>11:13</w:t>
+        </w:r>
+      </w:hyperlink>
+      <w:r>
+        <w:rPr>
+          <w:lang w:val="en_US" w:bidi="en_US"/>
+        </w:rPr>
+        <w:t xml:space="preserve">). The Lord will gather his people and restore them to their land as a pure people free of idolatry. Though their sins were great, there would yet be mercy and restoration for a purified nation. The glory cloud that Ezekiel saw departing from the temple will return to a new temple (ch </w:t>
+      </w:r>
+      <w:hyperlink r:id="rId451">
+        <w:r>
+          <w:rPr>
+            <w:lang w:val="en_US" w:bidi="en_US"/>
+          </w:rPr>
+          <w:rPr>
+            <w:color w:val="0000EE"/>
+            <w:u w:val="single"/>
+          </w:rPr>
+          <w:t>43</w:t>
+        </w:r>
+      </w:hyperlink>
+      <w:r>
+        <w:rPr>
+          <w:lang w:val="en_US" w:bidi="en_US"/>
+        </w:rPr>
+        <w:t>). The people will no longer stray from God (</w:t>
+      </w:r>
+      <w:hyperlink r:id="rId452">
+        <w:r>
+          <w:rPr>
+            <w:lang w:val="en_US" w:bidi="en_US"/>
+          </w:rPr>
+          <w:rPr>
+            <w:color w:val="0000EE"/>
+            <w:u w:val="single"/>
+          </w:rPr>
+          <w:t>14:11</w:t>
+        </w:r>
+      </w:hyperlink>
+      <w:r>
+        <w:rPr>
+          <w:lang w:val="en_US" w:bidi="en_US"/>
+        </w:rPr>
+        <w:t>) but will enjoy a new and everlasting covenant (</w:t>
+      </w:r>
+      <w:hyperlink r:id="rId453">
+        <w:r>
+          <w:rPr>
+            <w:lang w:val="en_US" w:bidi="en_US"/>
+          </w:rPr>
+          <w:rPr>
+            <w:color w:val="0000EE"/>
+            <w:u w:val="single"/>
+          </w:rPr>
+          <w:t>16:60–62</w:t>
+        </w:r>
+      </w:hyperlink>
+      <w:r>
+        <w:rPr>
+          <w:lang w:val="en_US" w:bidi="en_US"/>
+        </w:rPr>
+        <w:t>). Ezekiel recalled the remnant motif as it applied to the wilderness community after the exodus: many will leave the land of bondage, and the rebellious will die along the way, not entering Israel (</w:t>
+      </w:r>
+      <w:hyperlink r:id="rId454">
+        <w:r>
+          <w:rPr>
+            <w:lang w:val="en_US" w:bidi="en_US"/>
+          </w:rPr>
+          <w:rPr>
+            <w:color w:val="0000EE"/>
+            <w:u w:val="single"/>
+          </w:rPr>
+          <w:t>20:35–38</w:t>
+        </w:r>
+      </w:hyperlink>
+      <w:r>
+        <w:rPr>
+          <w:lang w:val="en_US" w:bidi="en_US"/>
+        </w:rPr>
+        <w:t>). God will gather his flock, and they will have “one shepherd, my servant David” (</w:t>
+      </w:r>
+      <w:hyperlink r:id="rId455">
+        <w:r>
+          <w:rPr>
+            <w:lang w:val="en_US" w:bidi="en_US"/>
+          </w:rPr>
+          <w:rPr>
+            <w:color w:val="0000EE"/>
+            <w:u w:val="single"/>
+          </w:rPr>
+          <w:t>34:20–24</w:t>
+        </w:r>
+      </w:hyperlink>
+      <w:r>
+        <w:rPr>
+          <w:lang w:val="en_US" w:bidi="en_US"/>
+        </w:rPr>
+        <w:t>). God will remove their hearts of stone, give them hearts of flesh, and put his Spirit in them (</w:t>
+      </w:r>
+      <w:hyperlink r:id="rId456">
+        <w:r>
+          <w:rPr>
+            <w:lang w:val="en_US" w:bidi="en_US"/>
+          </w:rPr>
+          <w:rPr>
+            <w:color w:val="0000EE"/>
+            <w:u w:val="single"/>
+          </w:rPr>
+          <w:t>36:24–27</w:t>
+        </w:r>
+      </w:hyperlink>
+      <w:r>
+        <w:rPr>
+          <w:lang w:val="en_US" w:bidi="en_US"/>
+        </w:rPr>
+        <w:t>). Though Israel appears dead and incapable of living again, yet God will speak to these dry bones and bring them to life (</w:t>
+      </w:r>
+      <w:hyperlink r:id="rId457">
+        <w:r>
+          <w:rPr>
+            <w:lang w:val="en_US" w:bidi="en_US"/>
+          </w:rPr>
+          <w:rPr>
+            <w:color w:val="0000EE"/>
+            <w:u w:val="single"/>
+          </w:rPr>
+          <w:t>37:1–14</w:t>
+        </w:r>
+      </w:hyperlink>
+      <w:r>
+        <w:rPr>
+          <w:lang w:val="en_US" w:bidi="en_US"/>
+        </w:rPr>
+        <w:t>).</w:t>
+      </w:r>
+      <w:r>
+        <w:rPr>
+          <w:lang w:val="en_US" w:bidi="en_US"/>
+        </w:rPr>
+      </w:r>
+      <w:r>
+        <w:rPr>
+          <w:lang w:val="en_US" w:bidi="en_US"/>
+        </w:rPr>
+      </w:r>
+    </w:p>
+    <w:p>
+      <w:pPr/>
+      <w:r>
+        <w:rPr>
+          <w:lang w:val="en_US" w:bidi="en_US"/>
+        </w:rPr>
+      </w:r>
+    </w:p>
+    <w:p>
+      <w:pPr>
+        <w:pStyle w:val="Heading2"/>
+      </w:pPr>
+      <w:r>
+        <w:rPr>
+          <w:lang w:val="en_US" w:bidi="en_US"/>
+        </w:rPr>
+        <w:t>Remphan</w:t>
+      </w:r>
+      <w:r>
+        <w:rPr>
+          <w:lang w:val="en_US" w:bidi="en_US"/>
+        </w:rPr>
+      </w:r>
+    </w:p>
+    <w:p>
+      <w:pPr/>
+      <w:r>
+        <w:rPr>
+          <w:lang w:val="en_US" w:bidi="en_US"/>
+        </w:rPr>
+      </w:r>
+      <w:r>
+        <w:rPr>
+          <w:lang w:val="en_US" w:bidi="en_US"/>
+        </w:rPr>
+        <w:t>The King James Version form of</w:t>
+      </w:r>
+      <w:r>
+        <w:rPr>
+          <w:lang w:val="en_US" w:bidi="en_US"/>
+        </w:rPr>
+        <w:t xml:space="preserve"> </w:t>
+      </w:r>
+      <w:r>
+        <w:rPr>
+          <w:lang w:val="en_US" w:bidi="en_US"/>
+        </w:rPr>
+        <w:t>Rephan, a pagan deity, mentioned in (</w:t>
+      </w:r>
+      <w:hyperlink r:id="rId458">
+        <w:r>
+          <w:rPr>
+            <w:lang w:val="en_US" w:bidi="en_US"/>
+          </w:rPr>
+          <w:rPr>
+            <w:color w:val="0000EE"/>
+            <w:u w:val="single"/>
+          </w:rPr>
+          <w:t>Acts 7:43</w:t>
+        </w:r>
+      </w:hyperlink>
+      <w:r>
+        <w:rPr>
+          <w:lang w:val="en_US" w:bidi="en_US"/>
+        </w:rPr>
+        <w:t>).</w:t>
+      </w:r>
+    </w:p>
+    <w:p>
+      <w:pPr/>
+      <w:r>
+        <w:rPr>
+          <w:lang w:val="en_US" w:bidi="en_US"/>
+        </w:rPr>
+      </w:r>
+      <w:r>
+        <w:rPr>
+          <w:i/>
+          <w:lang w:val="en_US" w:bidi="en_US"/>
+        </w:rPr>
+        <w:t>See</w:t>
+      </w:r>
+      <w:r>
+        <w:rPr>
+          <w:lang w:val="en_US" w:bidi="en_US"/>
+        </w:rPr>
+        <w:t xml:space="preserve"> </w:t>
+      </w:r>
+      <w:r>
+        <w:rPr>
+          <w:lang w:val="en_US" w:bidi="en_US"/>
+        </w:rPr>
+        <w:t>Rephan</w:t>
+      </w:r>
+      <w:r>
+        <w:rPr>
+          <w:lang w:val="en_US" w:bidi="en_US"/>
+        </w:rPr>
+        <w:t>.</w:t>
+      </w:r>
+      <w:r>
+        <w:rPr>
+          <w:lang w:val="en_US" w:bidi="en_US"/>
+        </w:rPr>
+      </w:r>
+      <w:r>
+        <w:rPr>
+          <w:lang w:val="en_US" w:bidi="en_US"/>
+        </w:rPr>
+      </w:r>
+    </w:p>
+    <w:p>
+      <w:pPr/>
+      <w:r>
+        <w:rPr>
+          <w:lang w:val="en_US" w:bidi="en_US"/>
+        </w:rPr>
+      </w:r>
+    </w:p>
+    <w:p>
+      <w:pPr>
+        <w:pStyle w:val="Heading2"/>
+      </w:pPr>
+      <w:r>
+        <w:rPr>
+          <w:lang w:val="en_US" w:bidi="en_US"/>
+        </w:rPr>
+        <w:t>Renewal, Regeneration</w:t>
+      </w:r>
+      <w:r>
+        <w:rPr>
+          <w:lang w:val="en_US" w:bidi="en_US"/>
+        </w:rPr>
+      </w:r>
+    </w:p>
+    <w:p>
+      <w:pPr/>
+      <w:r>
+        <w:rPr>
+          <w:lang w:val="en_US" w:bidi="en_US"/>
+        </w:rPr>
+      </w:r>
+      <w:r>
+        <w:rPr>
+          <w:lang w:val="en_US" w:bidi="en_US"/>
+        </w:rPr>
+        <w:t>Renewal, or regeneration, is spiritual rebirth that produces a new beginning. It describes the new life of the believer in Christ (</w:t>
+      </w:r>
+      <w:hyperlink r:id="rId459">
+        <w:r>
+          <w:rPr>
+            <w:lang w:val="en_US" w:bidi="en_US"/>
+          </w:rPr>
+          <w:rPr>
+            <w:color w:val="0000EE"/>
+            <w:u w:val="single"/>
+          </w:rPr>
+          <w:t>Titus 3:5</w:t>
+        </w:r>
+      </w:hyperlink>
+      <w:r>
+        <w:rPr>
+          <w:lang w:val="en_US" w:bidi="en_US"/>
+        </w:rPr>
+        <w:t>) and the new order that will begin at Christ’s return (</w:t>
+      </w:r>
+      <w:hyperlink r:id="rId460">
+        <w:r>
+          <w:rPr>
+            <w:lang w:val="en_US" w:bidi="en_US"/>
+          </w:rPr>
+          <w:rPr>
+            <w:color w:val="0000EE"/>
+            <w:u w:val="single"/>
+          </w:rPr>
+          <w:t>Matthew 19:28</w:t>
+        </w:r>
+      </w:hyperlink>
+      <w:r>
+        <w:rPr>
+          <w:lang w:val="en_US" w:bidi="en_US"/>
+        </w:rPr>
+        <w:t xml:space="preserve">). </w:t>
+      </w:r>
+    </w:p>
+    <w:p>
+      <w:pPr/>
+      <w:r>
+        <w:rPr>
+          <w:lang w:val="en_US" w:bidi="en_US"/>
+        </w:rPr>
+      </w:r>
+      <w:r>
+        <w:rPr>
+          <w:lang w:val="en_US" w:bidi="en_US"/>
+        </w:rPr>
+        <w:t>A variety of words and figures are used frequently by the biblical writers to describe this spiritual rebirth. These include new birth, new creation, and the renewal of the heart.</w:t>
+      </w:r>
+    </w:p>
+    <w:p>
+      <w:pPr/>
+      <w:r>
+        <w:rPr>
+          <w:lang w:val="en_US" w:bidi="en_US"/>
+        </w:rPr>
+      </w:r>
+      <w:r>
+        <w:rPr>
+          <w:lang w:val="en_US" w:bidi="en_US"/>
+        </w:rPr>
+        <w:t>Writers outside the Bible also used the word regeneration. The Stoic philosophers used it for a return to an earlier state. For example, they described the yearly cycle of the seasons as regeneration.</w:t>
+      </w:r>
+    </w:p>
+    <w:p>
+      <w:pPr/>
+      <w:r>
+        <w:rPr>
+          <w:lang w:val="en_US" w:bidi="en_US"/>
+        </w:rPr>
+      </w:r>
+      <w:r>
+        <w:rPr>
+          <w:lang w:val="en_US" w:bidi="en_US"/>
+        </w:rPr>
+        <w:t>Biblical regeneration is more than a return to an earlier condition. It is a completely new beginning. The Holy Spirit brings a deep change within a person. He breaks the power of sin and gives the person new attitudes and desires. The renewed person freely and joyfully seeks to do God’s will.</w:t>
+      </w:r>
+    </w:p>
+    <w:p>
+      <w:pPr/>
+      <w:r>
+        <w:rPr>
+          <w:lang w:val="en_US" w:bidi="en_US"/>
+        </w:rPr>
+      </w:r>
+      <w:r>
+        <w:rPr>
+          <w:lang w:val="en_US" w:bidi="en_US"/>
+        </w:rPr>
+        <w:t>The final goal of regeneration is the renewal of all creation. God will create a new heaven and a new earth where righteousness will live and sin will no longer exist (</w:t>
+      </w:r>
+      <w:hyperlink r:id="rId461">
+        <w:r>
+          <w:rPr>
+            <w:lang w:val="en_US" w:bidi="en_US"/>
+          </w:rPr>
+          <w:rPr>
+            <w:color w:val="0000EE"/>
+            <w:u w:val="single"/>
+          </w:rPr>
+          <w:t>2 Peter 3:13</w:t>
+        </w:r>
+      </w:hyperlink>
+      <w:r>
+        <w:rPr>
+          <w:lang w:val="en_US" w:bidi="en_US"/>
+        </w:rPr>
+        <w:t>). The Holy Spirit’s work in believers now is an early sign of this future renewal of all creation (</w:t>
+      </w:r>
+      <w:hyperlink r:id="rId462">
+        <w:r>
+          <w:rPr>
+            <w:lang w:val="en_US" w:bidi="en_US"/>
+          </w:rPr>
+          <w:rPr>
+            <w:color w:val="0000EE"/>
+            <w:u w:val="single"/>
+          </w:rPr>
+          <w:t>Ephesians 1:13–14</w:t>
+        </w:r>
+      </w:hyperlink>
+      <w:r>
+        <w:rPr>
+          <w:lang w:val="en_US" w:bidi="en_US"/>
+        </w:rPr>
+        <w:t>). The new heavens and the new earth are still future. However, God has already begun to renew his people, as the Old Testament prophets promised (</w:t>
+      </w:r>
+      <w:hyperlink r:id="rId463">
+        <w:r>
+          <w:rPr>
+            <w:lang w:val="en_US" w:bidi="en_US"/>
+          </w:rPr>
+          <w:rPr>
+            <w:color w:val="0000EE"/>
+            <w:u w:val="single"/>
+          </w:rPr>
+          <w:t>Isaiah 65:17</w:t>
         </w:r>
       </w:hyperlink>
       <w:r>
@@ -20860,16 +21967,16 @@
         </w:rPr>
         <w:t xml:space="preserve">; </w:t>
       </w:r>
-      <w:hyperlink r:id="rId430">
-        <w:r>
-          <w:rPr>
-            <w:lang w:val="en_US" w:bidi="en_US"/>
-          </w:rPr>
-          <w:rPr>
-            <w:color w:val="0000EE"/>
-            <w:u w:val="single"/>
-          </w:rPr>
-          <w:t>3:3</w:t>
+      <w:hyperlink r:id="rId464">
+        <w:r>
+          <w:rPr>
+            <w:lang w:val="en_US" w:bidi="en_US"/>
+          </w:rPr>
+          <w:rPr>
+            <w:color w:val="0000EE"/>
+            <w:u w:val="single"/>
+          </w:rPr>
+          <w:t>66:22</w:t>
         </w:r>
       </w:hyperlink>
       <w:r>
@@ -20878,16 +21985,16 @@
         </w:rPr>
         <w:t xml:space="preserve">; </w:t>
       </w:r>
-      <w:hyperlink r:id="rId431">
-        <w:r>
-          <w:rPr>
-            <w:lang w:val="en_US" w:bidi="en_US"/>
-          </w:rPr>
-          <w:rPr>
-            <w:color w:val="0000EE"/>
-            <w:u w:val="single"/>
-          </w:rPr>
-          <w:t>24:47</w:t>
+      <w:hyperlink r:id="rId461">
+        <w:r>
+          <w:rPr>
+            <w:lang w:val="en_US" w:bidi="en_US"/>
+          </w:rPr>
+          <w:rPr>
+            <w:color w:val="0000EE"/>
+            <w:u w:val="single"/>
+          </w:rPr>
+          <w:t>2 Peter 3:13</w:t>
         </w:r>
       </w:hyperlink>
       <w:r>
@@ -20896,16 +22003,98 @@
         </w:rPr>
         <w:t xml:space="preserve">; </w:t>
       </w:r>
-      <w:hyperlink r:id="rId432">
-        <w:r>
-          <w:rPr>
-            <w:lang w:val="en_US" w:bidi="en_US"/>
-          </w:rPr>
-          <w:rPr>
-            <w:color w:val="0000EE"/>
-            <w:u w:val="single"/>
-          </w:rPr>
-          <w:t>Acts 2:38</w:t>
+      <w:hyperlink r:id="rId465">
+        <w:r>
+          <w:rPr>
+            <w:lang w:val="en_US" w:bidi="en_US"/>
+          </w:rPr>
+          <w:rPr>
+            <w:color w:val="0000EE"/>
+            <w:u w:val="single"/>
+          </w:rPr>
+          <w:t>Revelation 21:1</w:t>
+        </w:r>
+      </w:hyperlink>
+      <w:r>
+        <w:rPr>
+          <w:lang w:val="en_US" w:bidi="en_US"/>
+        </w:rPr>
+        <w:t>).</w:t>
+      </w:r>
+    </w:p>
+    <w:p>
+      <w:pPr/>
+      <w:r>
+        <w:rPr>
+          <w:lang w:val="en_US" w:bidi="en_US"/>
+        </w:rPr>
+      </w:r>
+      <w:r>
+        <w:rPr>
+          <w:lang w:val="en_US" w:bidi="en_US"/>
+        </w:rPr>
+        <w:t>Believers receive new life from God through spiritual birth. Christians are born of God (</w:t>
+      </w:r>
+      <w:hyperlink r:id="rId466">
+        <w:r>
+          <w:rPr>
+            <w:lang w:val="en_US" w:bidi="en_US"/>
+          </w:rPr>
+          <w:rPr>
+            <w:color w:val="0000EE"/>
+            <w:u w:val="single"/>
+          </w:rPr>
+          <w:t>John 1:12–13</w:t>
+        </w:r>
+      </w:hyperlink>
+      <w:r>
+        <w:rPr>
+          <w:lang w:val="en_US" w:bidi="en_US"/>
+        </w:rPr>
+        <w:t>). Through this new birth, they enter the kingdom of God and receive his Spirit.</w:t>
+      </w:r>
+    </w:p>
+    <w:p>
+      <w:pPr/>
+      <w:r>
+        <w:rPr>
+          <w:lang w:val="en_US" w:bidi="en_US"/>
+        </w:rPr>
+      </w:r>
+      <w:r>
+        <w:rPr>
+          <w:lang w:val="en_US" w:bidi="en_US"/>
+        </w:rPr>
+        <w:t>Those born into God’s family begin to show his righteous character (</w:t>
+      </w:r>
+      <w:hyperlink r:id="rId467">
+        <w:r>
+          <w:rPr>
+            <w:lang w:val="en_US" w:bidi="en_US"/>
+          </w:rPr>
+          <w:rPr>
+            <w:color w:val="0000EE"/>
+            <w:u w:val="single"/>
+          </w:rPr>
+          <w:t>1 John 2:29</w:t>
+        </w:r>
+      </w:hyperlink>
+      <w:r>
+        <w:rPr>
+          <w:lang w:val="en_US" w:bidi="en_US"/>
+        </w:rPr>
+        <w:t>). They are no longer controlled by a pattern of sin (</w:t>
+      </w:r>
+      <w:hyperlink r:id="rId468">
+        <w:r>
+          <w:rPr>
+            <w:lang w:val="en_US" w:bidi="en_US"/>
+          </w:rPr>
+          <w:rPr>
+            <w:color w:val="0000EE"/>
+            <w:u w:val="single"/>
+          </w:rPr>
+          <w:t>3:9</w:t>
         </w:r>
       </w:hyperlink>
       <w:r>
@@ -20914,16 +22103,134 @@
         </w:rPr>
         <w:t xml:space="preserve">; </w:t>
       </w:r>
-      <w:hyperlink r:id="rId433">
-        <w:r>
-          <w:rPr>
-            <w:lang w:val="en_US" w:bidi="en_US"/>
-          </w:rPr>
-          <w:rPr>
-            <w:color w:val="0000EE"/>
-            <w:u w:val="single"/>
-          </w:rPr>
-          <w:t>10:43</w:t>
+      <w:hyperlink r:id="rId469">
+        <w:r>
+          <w:rPr>
+            <w:lang w:val="en_US" w:bidi="en_US"/>
+          </w:rPr>
+          <w:rPr>
+            <w:color w:val="0000EE"/>
+            <w:u w:val="single"/>
+          </w:rPr>
+          <w:t>5:18</w:t>
+        </w:r>
+      </w:hyperlink>
+      <w:r>
+        <w:rPr>
+          <w:lang w:val="en_US" w:bidi="en_US"/>
+        </w:rPr>
+        <w:t>). James teaches that God “gives this new birth through the word of truth” (</w:t>
+      </w:r>
+      <w:hyperlink r:id="rId470">
+        <w:r>
+          <w:rPr>
+            <w:lang w:val="en_US" w:bidi="en_US"/>
+          </w:rPr>
+          <w:rPr>
+            <w:color w:val="0000EE"/>
+            <w:u w:val="single"/>
+          </w:rPr>
+          <w:t>James 1:18</w:t>
+        </w:r>
+      </w:hyperlink>
+      <w:r>
+        <w:rPr>
+          <w:lang w:val="en_US" w:bidi="en_US"/>
+        </w:rPr>
+        <w:t>).</w:t>
+      </w:r>
+    </w:p>
+    <w:p>
+      <w:pPr/>
+      <w:r>
+        <w:rPr>
+          <w:lang w:val="en_US" w:bidi="en_US"/>
+        </w:rPr>
+      </w:r>
+      <w:r>
+        <w:rPr>
+          <w:lang w:val="en_US" w:bidi="en_US"/>
+        </w:rPr>
+        <w:t>Jesus used the picture of new birth to explain regeneration to Nicodemus. He taught that a person must be born again, or born from above, to enter the kingdom of God. Those who receive this new birth have a living hope (</w:t>
+      </w:r>
+      <w:hyperlink r:id="rId471">
+        <w:r>
+          <w:rPr>
+            <w:lang w:val="en_US" w:bidi="en_US"/>
+          </w:rPr>
+          <w:rPr>
+            <w:color w:val="0000EE"/>
+            <w:u w:val="single"/>
+          </w:rPr>
+          <w:t>1 Peter 1:3</w:t>
+        </w:r>
+      </w:hyperlink>
+      <w:r>
+        <w:rPr>
+          <w:lang w:val="en_US" w:bidi="en_US"/>
+        </w:rPr>
+        <w:t xml:space="preserve">). Peter also teaches that God brings about this new birth through his living and lasting word (verse </w:t>
+      </w:r>
+      <w:hyperlink r:id="rId472">
+        <w:r>
+          <w:rPr>
+            <w:lang w:val="en_US" w:bidi="en_US"/>
+          </w:rPr>
+          <w:rPr>
+            <w:color w:val="0000EE"/>
+            <w:u w:val="single"/>
+          </w:rPr>
+          <w:t>23</w:t>
+        </w:r>
+      </w:hyperlink>
+      <w:r>
+        <w:rPr>
+          <w:lang w:val="en_US" w:bidi="en_US"/>
+        </w:rPr>
+        <w:t>).</w:t>
+      </w:r>
+    </w:p>
+    <w:p>
+      <w:pPr/>
+      <w:r>
+        <w:rPr>
+          <w:lang w:val="en_US" w:bidi="en_US"/>
+        </w:rPr>
+      </w:r>
+      <w:r>
+        <w:rPr>
+          <w:lang w:val="en_US" w:bidi="en_US"/>
+        </w:rPr>
+        <w:t>The first experience of regeneration begins a continuing process of renewal in the Christian life. New believers should desire the pure milk of God’s word so that they may grow (</w:t>
+      </w:r>
+      <w:hyperlink r:id="rId473">
+        <w:r>
+          <w:rPr>
+            <w:lang w:val="en_US" w:bidi="en_US"/>
+          </w:rPr>
+          <w:rPr>
+            <w:color w:val="0000EE"/>
+            <w:u w:val="single"/>
+          </w:rPr>
+          <w:t>1 Peter 2:2</w:t>
+        </w:r>
+      </w:hyperlink>
+      <w:r>
+        <w:rPr>
+          <w:lang w:val="en_US" w:bidi="en_US"/>
+        </w:rPr>
+        <w:t>). Paul teaches that believers should continue to change as God renews their minds (</w:t>
+      </w:r>
+      <w:hyperlink r:id="rId474">
+        <w:r>
+          <w:rPr>
+            <w:lang w:val="en_US" w:bidi="en_US"/>
+          </w:rPr>
+          <w:rPr>
+            <w:color w:val="0000EE"/>
+            <w:u w:val="single"/>
+          </w:rPr>
+          <w:t>Romans 12:2</w:t>
         </w:r>
       </w:hyperlink>
       <w:r>
@@ -20932,1503 +22239,238 @@
         </w:rPr>
         <w:t xml:space="preserve">; </w:t>
       </w:r>
-      <w:hyperlink r:id="rId434">
-        <w:r>
-          <w:rPr>
-            <w:lang w:val="en_US" w:bidi="en_US"/>
-          </w:rPr>
-          <w:rPr>
-            <w:color w:val="0000EE"/>
-            <w:u w:val="single"/>
-          </w:rPr>
-          <w:t>Hebrews 9:22</w:t>
-        </w:r>
-      </w:hyperlink>
+      <w:hyperlink r:id="rId475">
+        <w:r>
+          <w:rPr>
+            <w:lang w:val="en_US" w:bidi="en_US"/>
+          </w:rPr>
+          <w:rPr>
+            <w:color w:val="0000EE"/>
+            <w:u w:val="single"/>
+          </w:rPr>
+          <w:t>Ephesians 4:23</w:t>
+        </w:r>
+      </w:hyperlink>
+      <w:r>
+        <w:rPr>
+          <w:lang w:val="en_US" w:bidi="en_US"/>
+        </w:rPr>
+        <w:t>). The new self continues to be renewed (</w:t>
+      </w:r>
+      <w:hyperlink r:id="rId476">
+        <w:r>
+          <w:rPr>
+            <w:lang w:val="en_US" w:bidi="en_US"/>
+          </w:rPr>
+          <w:rPr>
+            <w:color w:val="0000EE"/>
+            <w:u w:val="single"/>
+          </w:rPr>
+          <w:t>Colossians 3:10</w:t>
+        </w:r>
+      </w:hyperlink>
+      <w:r>
+        <w:rPr>
+          <w:lang w:val="en_US" w:bidi="en_US"/>
+        </w:rPr>
+        <w:t>), and the inner self is renewed each day (</w:t>
+      </w:r>
+      <w:hyperlink r:id="rId477">
+        <w:r>
+          <w:rPr>
+            <w:lang w:val="en_US" w:bidi="en_US"/>
+          </w:rPr>
+          <w:rPr>
+            <w:color w:val="0000EE"/>
+            <w:u w:val="single"/>
+          </w:rPr>
+          <w:t>2 Corinthians 4:16</w:t>
+        </w:r>
+      </w:hyperlink>
+      <w:r>
+        <w:rPr>
+          <w:lang w:val="en_US" w:bidi="en_US"/>
+        </w:rPr>
+        <w:t>).</w:t>
+      </w:r>
+    </w:p>
+    <w:p>
+      <w:pPr/>
+      <w:r>
+        <w:rPr>
+          <w:lang w:val="en_US" w:bidi="en_US"/>
+        </w:rPr>
+      </w:r>
+      <w:r>
+        <w:rPr>
+          <w:lang w:val="en_US" w:bidi="en_US"/>
+        </w:rPr>
+        <w:t>The present result of new birth is a new person, or a new creation. The old has passed away, and the new has come (</w:t>
+      </w:r>
+      <w:hyperlink r:id="rId478">
+        <w:r>
+          <w:rPr>
+            <w:lang w:val="en_US" w:bidi="en_US"/>
+          </w:rPr>
+          <w:rPr>
+            <w:color w:val="0000EE"/>
+            <w:u w:val="single"/>
+          </w:rPr>
+          <w:t>2 Corinthians 5:17</w:t>
+        </w:r>
+      </w:hyperlink>
+      <w:r>
+        <w:rPr>
+          <w:lang w:val="en_US" w:bidi="en_US"/>
+        </w:rPr>
+        <w:t>). This new creation, rather than only going through religious actions, is the goal of the Christian life (</w:t>
+      </w:r>
+      <w:hyperlink r:id="rId479">
+        <w:r>
+          <w:rPr>
+            <w:lang w:val="en_US" w:bidi="en_US"/>
+          </w:rPr>
+          <w:rPr>
+            <w:color w:val="0000EE"/>
+            <w:u w:val="single"/>
+          </w:rPr>
+          <w:t>Galatians 6:15</w:t>
+        </w:r>
+      </w:hyperlink>
+      <w:r>
+        <w:rPr>
+          <w:lang w:val="en_US" w:bidi="en_US"/>
+        </w:rPr>
+        <w:t>). This change includes putting off the old self and putting on the new self (</w:t>
+      </w:r>
+      <w:hyperlink r:id="rId480">
+        <w:r>
+          <w:rPr>
+            <w:lang w:val="en_US" w:bidi="en_US"/>
+          </w:rPr>
+          <w:rPr>
+            <w:color w:val="0000EE"/>
+            <w:u w:val="single"/>
+          </w:rPr>
+          <w:t>Ephesians 4:22</w:t>
+        </w:r>
+      </w:hyperlink>
+      <w:r>
+        <w:rPr>
+          <w:lang w:val="en_US" w:bidi="en_US"/>
+        </w:rPr>
+        <w:t xml:space="preserve">, </w:t>
+      </w:r>
+      <w:hyperlink r:id="rId481">
+        <w:r>
+          <w:rPr>
+            <w:lang w:val="en_US" w:bidi="en_US"/>
+          </w:rPr>
+          <w:rPr>
+            <w:color w:val="0000EE"/>
+            <w:u w:val="single"/>
+          </w:rPr>
+          <w:t>24</w:t>
+        </w:r>
+      </w:hyperlink>
+      <w:r>
+        <w:rPr>
+          <w:lang w:val="en_US" w:bidi="en_US"/>
+        </w:rPr>
+        <w:t>). However, it does not come through human effort alone. It is God’s work, for believers are his workmanship (</w:t>
+      </w:r>
+      <w:hyperlink r:id="rId482">
+        <w:r>
+          <w:rPr>
+            <w:lang w:val="en_US" w:bidi="en_US"/>
+          </w:rPr>
+          <w:rPr>
+            <w:color w:val="0000EE"/>
+            <w:u w:val="single"/>
+          </w:rPr>
+          <w:t>2:10</w:t>
+        </w:r>
+      </w:hyperlink>
+      <w:r>
+        <w:rPr>
+          <w:lang w:val="en_US" w:bidi="en_US"/>
+        </w:rPr>
+        <w:t>).</w:t>
+      </w:r>
+    </w:p>
+    <w:p>
+      <w:pPr/>
+      <w:r>
+        <w:rPr>
+          <w:lang w:val="en_US" w:bidi="en_US"/>
+        </w:rPr>
+      </w:r>
+      <w:r>
+        <w:rPr>
+          <w:i/>
+          <w:lang w:val="en_US" w:bidi="en_US"/>
+        </w:rPr>
+        <w:t>See also</w:t>
+      </w:r>
+      <w:r>
+        <w:rPr>
+          <w:lang w:val="en_US" w:bidi="en_US"/>
+        </w:rPr>
+        <w:t xml:space="preserve"> </w:t>
+      </w:r>
+      <w:r>
+        <w:rPr>
+          <w:lang w:val="en_US" w:bidi="en_US"/>
+        </w:rPr>
+        <w:t>Atonement</w:t>
+      </w:r>
       <w:r>
         <w:rPr>
           <w:lang w:val="en_US" w:bidi="en_US"/>
         </w:rPr>
         <w:t xml:space="preserve">; </w:t>
       </w:r>
-      <w:hyperlink r:id="rId435">
-        <w:r>
-          <w:rPr>
-            <w:lang w:val="en_US" w:bidi="en_US"/>
-          </w:rPr>
-          <w:rPr>
-            <w:color w:val="0000EE"/>
-            <w:u w:val="single"/>
-          </w:rPr>
-          <w:t>10:18</w:t>
-        </w:r>
-      </w:hyperlink>
-      <w:r>
-        <w:rPr>
-          <w:lang w:val="en_US" w:bidi="en_US"/>
-        </w:rPr>
-        <w:t>).</w:t>
-      </w:r>
-    </w:p>
-    <w:p>
-      <w:pPr/>
-      <w:r>
-        <w:rPr>
-          <w:lang w:val="en_US" w:bidi="en_US"/>
-        </w:rPr>
-      </w:r>
-      <w:r>
-        <w:rPr>
-          <w:lang w:val="en_US" w:bidi="en_US"/>
-        </w:rPr>
-        <w:t xml:space="preserve">Remission has an interesting tradition in the Greek language. In a legal sense, remission meant dismissal from a job, release from an obligation, or cancellation of a debt or punishment. Over time, it came to mean amnesty or exemption from taxation. </w:t>
-      </w:r>
-    </w:p>
-    <w:p>
-      <w:pPr/>
-      <w:r>
-        <w:rPr>
-          <w:lang w:val="en_US" w:bidi="en_US"/>
-        </w:rPr>
-      </w:r>
-      <w:r>
-        <w:rPr>
-          <w:lang w:val="en_US" w:bidi="en_US"/>
-        </w:rPr>
-        <w:t>In New Testament use, the activity of remission means "to let go," "to leave behind," or "to send away." Because of this, the word is often translated into "forgiveness" as well as "remission" (</w:t>
-      </w:r>
-      <w:hyperlink r:id="rId436">
-        <w:r>
-          <w:rPr>
-            <w:lang w:val="en_US" w:bidi="en_US"/>
-          </w:rPr>
-          <w:rPr>
-            <w:color w:val="0000EE"/>
-            <w:u w:val="single"/>
-          </w:rPr>
-          <w:t>Acts 5:31</w:t>
-        </w:r>
-      </w:hyperlink>
+      <w:r>
+        <w:rPr>
+          <w:lang w:val="en_US" w:bidi="en_US"/>
+        </w:rPr>
+        <w:t>Conversion</w:t>
+      </w:r>
       <w:r>
         <w:rPr>
           <w:lang w:val="en_US" w:bidi="en_US"/>
         </w:rPr>
         <w:t xml:space="preserve">; </w:t>
       </w:r>
-      <w:hyperlink r:id="rId437">
-        <w:r>
-          <w:rPr>
-            <w:lang w:val="en_US" w:bidi="en_US"/>
-          </w:rPr>
-          <w:rPr>
-            <w:color w:val="0000EE"/>
-            <w:u w:val="single"/>
-          </w:rPr>
-          <w:t>13:38</w:t>
-        </w:r>
-      </w:hyperlink>
+      <w:r>
+        <w:rPr>
+          <w:lang w:val="en_US" w:bidi="en_US"/>
+        </w:rPr>
+        <w:t>Redeemer, Redemption</w:t>
+      </w:r>
       <w:r>
         <w:rPr>
           <w:lang w:val="en_US" w:bidi="en_US"/>
         </w:rPr>
         <w:t xml:space="preserve">; </w:t>
       </w:r>
-      <w:hyperlink r:id="rId438">
-        <w:r>
-          <w:rPr>
-            <w:lang w:val="en_US" w:bidi="en_US"/>
-          </w:rPr>
-          <w:rPr>
-            <w:color w:val="0000EE"/>
-            <w:u w:val="single"/>
-          </w:rPr>
-          <w:t>26:18</w:t>
-        </w:r>
-      </w:hyperlink>
+      <w:r>
+        <w:rPr>
+          <w:lang w:val="en_US" w:bidi="en_US"/>
+        </w:rPr>
+        <w:t>Repentance</w:t>
+      </w:r>
       <w:r>
         <w:rPr>
           <w:lang w:val="en_US" w:bidi="en_US"/>
         </w:rPr>
         <w:t xml:space="preserve">; </w:t>
       </w:r>
-      <w:hyperlink r:id="rId439">
-        <w:r>
-          <w:rPr>
-            <w:lang w:val="en_US" w:bidi="en_US"/>
-          </w:rPr>
-          <w:rPr>
-            <w:color w:val="0000EE"/>
-            <w:u w:val="single"/>
-          </w:rPr>
-          <w:t>Ephesians 1:7</w:t>
-        </w:r>
-      </w:hyperlink>
-      <w:r>
-        <w:rPr>
-          <w:lang w:val="en_US" w:bidi="en_US"/>
-        </w:rPr>
-        <w:t xml:space="preserve">; </w:t>
-      </w:r>
-      <w:hyperlink r:id="rId440">
-        <w:r>
-          <w:rPr>
-            <w:lang w:val="en_US" w:bidi="en_US"/>
-          </w:rPr>
-          <w:rPr>
-            <w:color w:val="0000EE"/>
-            <w:u w:val="single"/>
-          </w:rPr>
-          <w:t>Colossians 1:14</w:t>
-        </w:r>
-      </w:hyperlink>
-      <w:r>
-        <w:rPr>
-          <w:lang w:val="en_US" w:bidi="en_US"/>
-        </w:rPr>
-        <w:t>). While forgiveness can be exercised by both God and humans, the word "remission" almost always means forgiveness given by God (</w:t>
-      </w:r>
-      <w:hyperlink r:id="rId427">
-        <w:r>
-          <w:rPr>
-            <w:lang w:val="en_US" w:bidi="en_US"/>
-          </w:rPr>
-          <w:rPr>
-            <w:color w:val="0000EE"/>
-            <w:u w:val="single"/>
-          </w:rPr>
-          <w:t>Matthew 26:28</w:t>
-        </w:r>
-      </w:hyperlink>
-      <w:r>
-        <w:rPr>
-          <w:lang w:val="en_US" w:bidi="en_US"/>
-        </w:rPr>
-        <w:t xml:space="preserve">; </w:t>
-      </w:r>
-      <w:hyperlink r:id="rId433">
-        <w:r>
-          <w:rPr>
-            <w:lang w:val="en_US" w:bidi="en_US"/>
-          </w:rPr>
-          <w:rPr>
-            <w:color w:val="0000EE"/>
-            <w:u w:val="single"/>
-          </w:rPr>
-          <w:t>Acts 10:43</w:t>
-        </w:r>
-      </w:hyperlink>
-      <w:r>
-        <w:rPr>
-          <w:lang w:val="en_US" w:bidi="en_US"/>
-        </w:rPr>
-        <w:t>).</w:t>
-      </w:r>
-    </w:p>
-    <w:p>
-      <w:pPr/>
-      <w:r>
-        <w:rPr>
-          <w:lang w:val="en_US" w:bidi="en_US"/>
-        </w:rPr>
-      </w:r>
-      <w:r>
-        <w:rPr>
-          <w:i/>
-          <w:lang w:val="en_US" w:bidi="en_US"/>
-        </w:rPr>
-        <w:t>See also</w:t>
-      </w:r>
-      <w:r>
-        <w:rPr>
-          <w:lang w:val="en_US" w:bidi="en_US"/>
-        </w:rPr>
-        <w:t xml:space="preserve"> </w:t>
-      </w:r>
-      <w:r>
-        <w:rPr>
-          <w:lang w:val="en_US" w:bidi="en_US"/>
-        </w:rPr>
-        <w:t>Forgiveness</w:t>
-      </w:r>
-      <w:r>
-        <w:rPr>
-          <w:lang w:val="en_US" w:bidi="en_US"/>
-        </w:rPr>
-        <w:t>.</w:t>
-      </w:r>
-      <w:r>
-        <w:rPr>
-          <w:lang w:val="en_US" w:bidi="en_US"/>
-        </w:rPr>
-      </w:r>
-      <w:r>
-        <w:rPr>
-          <w:lang w:val="en_US" w:bidi="en_US"/>
-        </w:rPr>
-      </w:r>
-    </w:p>
-    <w:p>
-      <w:pPr/>
-      <w:r>
-        <w:rPr>
-          <w:lang w:val="en_US" w:bidi="en_US"/>
-        </w:rPr>
-      </w:r>
-    </w:p>
-    <w:p>
-      <w:pPr>
-        <w:pStyle w:val="Heading2"/>
-      </w:pPr>
-      <w:r>
-        <w:rPr>
-          <w:lang w:val="en_US" w:bidi="en_US"/>
-        </w:rPr>
-        <w:t>Remmon</w:t>
-      </w:r>
-      <w:r>
-        <w:rPr>
-          <w:lang w:val="en_US" w:bidi="en_US"/>
-        </w:rPr>
-      </w:r>
-    </w:p>
-    <w:p>
-      <w:pPr/>
-      <w:r>
-        <w:rPr>
-          <w:lang w:val="en_US" w:bidi="en_US"/>
-        </w:rPr>
-      </w:r>
-      <w:r>
-        <w:rPr>
-          <w:lang w:val="en_US" w:bidi="en_US"/>
-        </w:rPr>
-        <w:t xml:space="preserve">KJV form of En-rimmon, a town in Simeon’s territory, in </w:t>
-      </w:r>
-      <w:hyperlink r:id="rId441">
-        <w:r>
-          <w:rPr>
-            <w:lang w:val="en_US" w:bidi="en_US"/>
-          </w:rPr>
-          <w:rPr>
-            <w:color w:val="0000EE"/>
-            <w:u w:val="single"/>
-          </w:rPr>
-          <w:t>Joshua 19:7</w:t>
-        </w:r>
-      </w:hyperlink>
-      <w:r>
-        <w:rPr>
-          <w:lang w:val="en_US" w:bidi="en_US"/>
-        </w:rPr>
-        <w:t xml:space="preserve">. </w:t>
-      </w:r>
-      <w:r>
-        <w:rPr>
-          <w:i/>
-          <w:lang w:val="en_US" w:bidi="en_US"/>
-        </w:rPr>
-        <w:t>See</w:t>
-      </w:r>
-      <w:r>
-        <w:rPr>
-          <w:lang w:val="en_US" w:bidi="en_US"/>
-        </w:rPr>
-        <w:t xml:space="preserve"> </w:t>
-      </w:r>
-      <w:r>
-        <w:rPr>
-          <w:lang w:val="en_US" w:bidi="en_US"/>
-        </w:rPr>
-        <w:t>En-rimmon</w:t>
-      </w:r>
-      <w:r>
-        <w:rPr>
-          <w:lang w:val="en_US" w:bidi="en_US"/>
-        </w:rPr>
-        <w:t>.</w:t>
-      </w:r>
-      <w:r>
-        <w:rPr>
-          <w:lang w:val="en_US" w:bidi="en_US"/>
-        </w:rPr>
-      </w:r>
-      <w:r>
-        <w:rPr>
-          <w:lang w:val="en_US" w:bidi="en_US"/>
-        </w:rPr>
-      </w:r>
-    </w:p>
-    <w:p>
-      <w:pPr/>
-      <w:r>
-        <w:rPr>
-          <w:lang w:val="en_US" w:bidi="en_US"/>
-        </w:rPr>
-      </w:r>
-    </w:p>
-    <w:p>
-      <w:pPr>
-        <w:pStyle w:val="Heading2"/>
-      </w:pPr>
-      <w:r>
-        <w:rPr>
-          <w:lang w:val="en_US" w:bidi="en_US"/>
-        </w:rPr>
-        <w:t>Remmon-Methoar</w:t>
-      </w:r>
-      <w:r>
-        <w:rPr>
-          <w:lang w:val="en_US" w:bidi="en_US"/>
-        </w:rPr>
-      </w:r>
-    </w:p>
-    <w:p>
-      <w:pPr/>
-      <w:r>
-        <w:rPr>
-          <w:lang w:val="en_US" w:bidi="en_US"/>
-        </w:rPr>
-      </w:r>
-      <w:r>
-        <w:rPr>
-          <w:lang w:val="en_US" w:bidi="en_US"/>
-        </w:rPr>
-        <w:t xml:space="preserve">KJV translation for “Rimmon it ends toward Neah,” in </w:t>
-      </w:r>
-      <w:hyperlink r:id="rId442">
-        <w:r>
-          <w:rPr>
-            <w:lang w:val="en_US" w:bidi="en_US"/>
-          </w:rPr>
-          <w:rPr>
-            <w:color w:val="0000EE"/>
-            <w:u w:val="single"/>
-          </w:rPr>
-          <w:t>Joshua 19:13</w:t>
-        </w:r>
-      </w:hyperlink>
-      <w:r>
-        <w:rPr>
-          <w:lang w:val="en_US" w:bidi="en_US"/>
-        </w:rPr>
-        <w:t xml:space="preserve">. </w:t>
-      </w:r>
-      <w:r>
-        <w:rPr>
-          <w:i/>
-          <w:lang w:val="en_US" w:bidi="en_US"/>
-        </w:rPr>
-        <w:t>See</w:t>
-      </w:r>
-      <w:r>
-        <w:rPr>
-          <w:lang w:val="en_US" w:bidi="en_US"/>
-        </w:rPr>
-        <w:t xml:space="preserve"> </w:t>
-      </w:r>
-      <w:r>
-        <w:rPr>
-          <w:lang w:val="en_US" w:bidi="en_US"/>
-        </w:rPr>
-        <w:t>Rimmon (Place) #2</w:t>
-      </w:r>
-      <w:r>
-        <w:rPr>
-          <w:lang w:val="en_US" w:bidi="en_US"/>
-        </w:rPr>
-        <w:t>.</w:t>
-      </w:r>
-      <w:r>
-        <w:rPr>
-          <w:lang w:val="en_US" w:bidi="en_US"/>
-        </w:rPr>
-      </w:r>
-      <w:r>
-        <w:rPr>
-          <w:lang w:val="en_US" w:bidi="en_US"/>
-        </w:rPr>
-      </w:r>
-    </w:p>
-    <w:p>
-      <w:pPr/>
-      <w:r>
-        <w:rPr>
-          <w:lang w:val="en_US" w:bidi="en_US"/>
-        </w:rPr>
-      </w:r>
-    </w:p>
-    <w:p>
-      <w:pPr>
-        <w:pStyle w:val="Heading2"/>
-      </w:pPr>
-      <w:r>
-        <w:rPr>
-          <w:lang w:val="en_US" w:bidi="en_US"/>
-        </w:rPr>
-        <w:t>Remnant</w:t>
-      </w:r>
-      <w:r>
-        <w:rPr>
-          <w:lang w:val="en_US" w:bidi="en_US"/>
-        </w:rPr>
-      </w:r>
-    </w:p>
-    <w:p>
-      <w:pPr/>
-      <w:r>
-        <w:rPr>
-          <w:lang w:val="en_US" w:bidi="en_US"/>
-        </w:rPr>
-      </w:r>
-      <w:r>
-        <w:rPr>
-          <w:lang w:val="en_US" w:bidi="en_US"/>
-        </w:rPr>
-        <w:t>Group of people who survive a catastrophe brought about by God, ordinarily in judgment for sin. This group becomes the nucleus for the continuation of mankind or the people of God; the future existence of the larger group depends on this purified, holy remnant that has undergone and survived the judgment of God. The remnant concept is found in all periods of redemptive history where catastrophe—be it natural disaster, disease, warfare, or other instruments—threatens the continuity of God’s purposes. From the Creation account to the end of the OT, the concept is progressively sharpened.</w:t>
-      </w:r>
-    </w:p>
-    <w:p>
-      <w:pPr>
-        <w:pStyle w:val="Heading3"/>
-      </w:pPr>
-      <w:r>
-        <w:rPr>
-          <w:lang w:val="en_US" w:bidi="en_US"/>
-        </w:rPr>
-        <w:t>The Problem</w:t>
-      </w:r>
-    </w:p>
-    <w:p>
-      <w:pPr/>
-      <w:r>
-        <w:rPr>
-          <w:lang w:val="en_US" w:bidi="en_US"/>
-        </w:rPr>
-      </w:r>
-      <w:r>
-        <w:rPr>
-          <w:lang w:val="en_US" w:bidi="en_US"/>
-        </w:rPr>
-        <w:t>The theological problem that the remnant concept addresses is the tension between the grace and promises of God over against his holiness and just judgment of sin. This tension between God’s grace and his judgment presents a distinction between the true and false people of God and between the present and future people of God. The holy, pure, and true people of God will survive his judgment on sin as a faithful remnant and will become the nucleus of a renewed, chosen people. The purposes of God are not frustrated but are effected among that true and renewed people.</w:t>
-      </w:r>
-    </w:p>
-    <w:p>
-      <w:pPr/>
-      <w:r>
-        <w:rPr>
-          <w:lang w:val="en_US" w:bidi="en_US"/>
-        </w:rPr>
-      </w:r>
-      <w:r>
-        <w:rPr>
-          <w:lang w:val="en_US" w:bidi="en_US"/>
-        </w:rPr>
-        <w:t>The concept is one that cuts in two directions. On the one hand, depending on the imminent expectation of the biblical author, it may emphasize judgment, that God is on the verge of destroying his people because of their sin; the remnant itself may even be threatened because the contemplated judgment is so severe. On the other hand, the fact that a remnant survives emphasizes both the grace of God (his favor shown to those he has kept safe) and the dawning of a new age and a new community, which inherits the promises of God as it springs from that remnant.</w:t>
-      </w:r>
-    </w:p>
-    <w:p>
-      <w:pPr>
-        <w:pStyle w:val="Heading3"/>
-      </w:pPr>
-      <w:r>
-        <w:rPr>
-          <w:lang w:val="en_US" w:bidi="en_US"/>
-        </w:rPr>
-        <w:t>In the Old Testament</w:t>
-      </w:r>
-    </w:p>
-    <w:p>
-      <w:pPr>
-        <w:pStyle w:val="Heading4"/>
-      </w:pPr>
-      <w:r>
-        <w:rPr>
-          <w:lang w:val="en_US" w:bidi="en_US"/>
-        </w:rPr>
-        <w:t>Prior to the Patriarchal Period</w:t>
-      </w:r>
-    </w:p>
-    <w:p>
-      <w:pPr/>
-      <w:r>
-        <w:rPr>
-          <w:lang w:val="en_US" w:bidi="en_US"/>
-        </w:rPr>
-      </w:r>
-      <w:r>
-        <w:rPr>
-          <w:lang w:val="en_US" w:bidi="en_US"/>
-        </w:rPr>
-        <w:t>The first passage exhibiting the remnant concept is the account of the fall of man. Though there is no immediate loss of life or numerical reduction, the judgment of God threatens the continued existence of mankind (</w:t>
-      </w:r>
-      <w:hyperlink r:id="rId443">
-        <w:r>
-          <w:rPr>
-            <w:lang w:val="en_US" w:bidi="en_US"/>
-          </w:rPr>
-          <w:rPr>
-            <w:color w:val="0000EE"/>
-            <w:u w:val="single"/>
-          </w:rPr>
-          <w:t>Gn 3:15–19</w:t>
-        </w:r>
-      </w:hyperlink>
-      <w:r>
-        <w:rPr>
-          <w:lang w:val="en_US" w:bidi="en_US"/>
-        </w:rPr>
-        <w:t>). Judgment is averted by God’s grace, and Adam and Eve become the nucleus of humanity; the hopes of the future are focused in their offspring (</w:t>
-      </w:r>
-      <w:hyperlink r:id="rId444">
-        <w:r>
-          <w:rPr>
-            <w:lang w:val="en_US" w:bidi="en_US"/>
-          </w:rPr>
-          <w:rPr>
-            <w:color w:val="0000EE"/>
-            <w:u w:val="single"/>
-          </w:rPr>
-          <w:t>3:16, 20</w:t>
-        </w:r>
-      </w:hyperlink>
-      <w:r>
-        <w:rPr>
-          <w:lang w:val="en_US" w:bidi="en_US"/>
-        </w:rPr>
-        <w:t xml:space="preserve">; </w:t>
-      </w:r>
-      <w:hyperlink r:id="rId445">
-        <w:r>
-          <w:rPr>
-            <w:lang w:val="en_US" w:bidi="en_US"/>
-          </w:rPr>
-          <w:rPr>
-            <w:color w:val="0000EE"/>
-            <w:u w:val="single"/>
-          </w:rPr>
-          <w:t>4:1</w:t>
-        </w:r>
-      </w:hyperlink>
-      <w:r>
-        <w:rPr>
-          <w:lang w:val="en_US" w:bidi="en_US"/>
-        </w:rPr>
-        <w:t>). God’s purposes for mankind will be realized through the seed of the woman.</w:t>
-      </w:r>
-    </w:p>
-    <w:p>
-      <w:pPr/>
-      <w:r>
-        <w:rPr>
-          <w:lang w:val="en_US" w:bidi="en_US"/>
-        </w:rPr>
-      </w:r>
-      <w:r>
-        <w:rPr>
-          <w:lang w:val="en_US" w:bidi="en_US"/>
-        </w:rPr>
-        <w:t>The Flood narrative is more specific. Because of the wickedness of mankind, God determined to blot out all life. However, a righteous man who was blameless before God, together with his family, received God’s favor (</w:t>
-      </w:r>
-      <w:hyperlink r:id="rId446">
-        <w:r>
-          <w:rPr>
-            <w:lang w:val="en_US" w:bidi="en_US"/>
-          </w:rPr>
-          <w:rPr>
-            <w:color w:val="0000EE"/>
-            <w:u w:val="single"/>
-          </w:rPr>
-          <w:t>Gn 6:8–9</w:t>
-        </w:r>
-      </w:hyperlink>
-      <w:r>
-        <w:rPr>
-          <w:lang w:val="en_US" w:bidi="en_US"/>
-        </w:rPr>
-        <w:t xml:space="preserve">; </w:t>
-      </w:r>
-      <w:hyperlink r:id="rId447">
-        <w:r>
-          <w:rPr>
-            <w:lang w:val="en_US" w:bidi="en_US"/>
-          </w:rPr>
-          <w:rPr>
-            <w:color w:val="0000EE"/>
-            <w:u w:val="single"/>
-          </w:rPr>
-          <w:t>Heb 11:7</w:t>
-        </w:r>
-      </w:hyperlink>
-      <w:r>
-        <w:rPr>
-          <w:lang w:val="en_US" w:bidi="en_US"/>
-        </w:rPr>
-        <w:t>). Only Noah and those with him in the ark survived the judgment of God (</w:t>
-      </w:r>
-      <w:hyperlink r:id="rId448">
-        <w:r>
-          <w:rPr>
-            <w:lang w:val="en_US" w:bidi="en_US"/>
-          </w:rPr>
-          <w:rPr>
-            <w:color w:val="0000EE"/>
-            <w:u w:val="single"/>
-          </w:rPr>
-          <w:t>Gn 7:23</w:t>
-        </w:r>
-      </w:hyperlink>
-      <w:r>
-        <w:rPr>
-          <w:lang w:val="en_US" w:bidi="en_US"/>
-        </w:rPr>
-        <w:t>). The continued existence of mankind focuses in the fruitfulness and increase of his sons (</w:t>
-      </w:r>
-      <w:hyperlink r:id="rId449">
-        <w:r>
-          <w:rPr>
-            <w:lang w:val="en_US" w:bidi="en_US"/>
-          </w:rPr>
-          <w:rPr>
-            <w:color w:val="0000EE"/>
-            <w:u w:val="single"/>
-          </w:rPr>
-          <w:t>9:1</w:t>
-        </w:r>
-      </w:hyperlink>
-      <w:r>
-        <w:rPr>
-          <w:lang w:val="en_US" w:bidi="en_US"/>
-        </w:rPr>
-        <w:t xml:space="preserve">), introducing a new age and a new covenant (vv </w:t>
-      </w:r>
-      <w:hyperlink r:id="rId88">
-        <w:r>
-          <w:rPr>
-            <w:lang w:val="en_US" w:bidi="en_US"/>
-          </w:rPr>
-          <w:rPr>
-            <w:color w:val="0000EE"/>
-            <w:u w:val="single"/>
-          </w:rPr>
-          <w:t>8–17</w:t>
-        </w:r>
-      </w:hyperlink>
-      <w:r>
-        <w:rPr>
-          <w:lang w:val="en_US" w:bidi="en_US"/>
-        </w:rPr>
-        <w:t>). God’s purposes for mankind will be realized in the seed of Noah.</w:t>
-      </w:r>
-    </w:p>
-    <w:p>
-      <w:pPr>
-        <w:pStyle w:val="Heading4"/>
-      </w:pPr>
-      <w:r>
-        <w:rPr>
-          <w:lang w:val="en_US" w:bidi="en_US"/>
-        </w:rPr>
-        <w:t>From the Patriarchal Period to the Monarchy</w:t>
-      </w:r>
-    </w:p>
-    <w:p>
-      <w:pPr/>
-      <w:r>
-        <w:rPr>
-          <w:lang w:val="en_US" w:bidi="en_US"/>
-        </w:rPr>
-      </w:r>
-      <w:r>
-        <w:rPr>
-          <w:lang w:val="en_US" w:bidi="en_US"/>
-        </w:rPr>
-        <w:t>Not all passages contributing to the development of the remnant motif involve the threat of universal judgment. The sins of the twin cities of Sodom and Gomorrah were so grievous that God determined to destroy them. For the sake of his servant Abraham (</w:t>
-      </w:r>
-      <w:hyperlink r:id="rId450">
-        <w:r>
-          <w:rPr>
-            <w:lang w:val="en_US" w:bidi="en_US"/>
-          </w:rPr>
-          <w:rPr>
-            <w:color w:val="0000EE"/>
-            <w:u w:val="single"/>
-          </w:rPr>
-          <w:t>Gn 18:16–19</w:t>
-        </w:r>
-      </w:hyperlink>
-      <w:r>
-        <w:rPr>
-          <w:lang w:val="en_US" w:bidi="en_US"/>
-        </w:rPr>
-        <w:t xml:space="preserve">; </w:t>
-      </w:r>
-      <w:hyperlink r:id="rId451">
-        <w:r>
-          <w:rPr>
-            <w:lang w:val="en_US" w:bidi="en_US"/>
-          </w:rPr>
-          <w:rPr>
-            <w:color w:val="0000EE"/>
-            <w:u w:val="single"/>
-          </w:rPr>
-          <w:t>19:29</w:t>
-        </w:r>
-      </w:hyperlink>
-      <w:r>
-        <w:rPr>
-          <w:lang w:val="en_US" w:bidi="en_US"/>
-        </w:rPr>
-        <w:t>) and because of Lot’s righteousness (</w:t>
-      </w:r>
-      <w:hyperlink r:id="rId452">
-        <w:r>
-          <w:rPr>
-            <w:lang w:val="en_US" w:bidi="en_US"/>
-          </w:rPr>
-          <w:rPr>
-            <w:color w:val="0000EE"/>
-            <w:u w:val="single"/>
-          </w:rPr>
-          <w:t>2 Pt 2:8</w:t>
-        </w:r>
-      </w:hyperlink>
-      <w:r>
-        <w:rPr>
-          <w:lang w:val="en_US" w:bidi="en_US"/>
-        </w:rPr>
-        <w:t>), God spared Lot and his two daughters. Abraham’s negotiations with God to spare the entire city if 50, and finally even 10, righteous persons could be found there (</w:t>
-      </w:r>
-      <w:hyperlink r:id="rId453">
-        <w:r>
-          <w:rPr>
-            <w:lang w:val="en_US" w:bidi="en_US"/>
-          </w:rPr>
-          <w:rPr>
-            <w:color w:val="0000EE"/>
-            <w:u w:val="single"/>
-          </w:rPr>
-          <w:t>Gn 18:22–33</w:t>
-        </w:r>
-      </w:hyperlink>
-      <w:r>
-        <w:rPr>
-          <w:lang w:val="en_US" w:bidi="en_US"/>
-        </w:rPr>
-        <w:t>) emphasize again that the righteous escape judgment. God will not sweep away the righteous with the wicked; even when they hesitated, he was merciful and led them out of the city (</w:t>
-      </w:r>
-      <w:hyperlink r:id="rId454">
-        <w:r>
-          <w:rPr>
-            <w:lang w:val="en_US" w:bidi="en_US"/>
-          </w:rPr>
-          <w:rPr>
-            <w:color w:val="0000EE"/>
-            <w:u w:val="single"/>
-          </w:rPr>
-          <w:t>19:16, 29</w:t>
-        </w:r>
-      </w:hyperlink>
-      <w:r>
-        <w:rPr>
-          <w:lang w:val="en_US" w:bidi="en_US"/>
-        </w:rPr>
-        <w:t>).</w:t>
-      </w:r>
-    </w:p>
-    <w:p>
-      <w:pPr/>
-      <w:r>
-        <w:rPr>
-          <w:lang w:val="en_US" w:bidi="en_US"/>
-        </w:rPr>
-      </w:r>
-      <w:r>
-        <w:rPr>
-          <w:lang w:val="en_US" w:bidi="en_US"/>
-        </w:rPr>
-        <w:t>The story of Joseph is the literary bridge from the children of Jacob, a family in Canaan (</w:t>
-      </w:r>
-      <w:hyperlink r:id="rId455">
-        <w:r>
-          <w:rPr>
-            <w:lang w:val="en_US" w:bidi="en_US"/>
-          </w:rPr>
-          <w:rPr>
-            <w:color w:val="0000EE"/>
-            <w:u w:val="single"/>
-          </w:rPr>
-          <w:t>Gn 46:26–27</w:t>
-        </w:r>
-      </w:hyperlink>
-      <w:r>
-        <w:rPr>
-          <w:lang w:val="en_US" w:bidi="en_US"/>
-        </w:rPr>
-        <w:t>), to the thousands of children of Israel at the time of the exodus. The dominant theological motif in the story is the preservation of the patriarch’s family in the face of mortal threat from famine. God sent Joseph into Egypt to save lives and to preserve for his family a remnant (</w:t>
-      </w:r>
-      <w:hyperlink r:id="rId456">
-        <w:r>
-          <w:rPr>
-            <w:lang w:val="en_US" w:bidi="en_US"/>
-          </w:rPr>
-          <w:rPr>
-            <w:color w:val="0000EE"/>
-            <w:u w:val="single"/>
-          </w:rPr>
-          <w:t>45:6–7</w:t>
-        </w:r>
-      </w:hyperlink>
-      <w:r>
-        <w:rPr>
-          <w:lang w:val="en_US" w:bidi="en_US"/>
-        </w:rPr>
-        <w:t>). Joseph’s brothers intended harm, but God turned it to good—to the saving of many lives (</w:t>
-      </w:r>
-      <w:hyperlink r:id="rId457">
-        <w:r>
-          <w:rPr>
-            <w:lang w:val="en_US" w:bidi="en_US"/>
-          </w:rPr>
-          <w:rPr>
-            <w:color w:val="0000EE"/>
-            <w:u w:val="single"/>
-          </w:rPr>
-          <w:t>50:19–20</w:t>
-        </w:r>
-      </w:hyperlink>
-      <w:r>
-        <w:rPr>
-          <w:lang w:val="en_US" w:bidi="en_US"/>
-        </w:rPr>
-        <w:t>). Once again the purposes of God are not thwarted but will be realized in these survivors from the threat of extinction.</w:t>
-      </w:r>
-    </w:p>
-    <w:p>
-      <w:pPr/>
-      <w:r>
-        <w:rPr>
-          <w:lang w:val="en_US" w:bidi="en_US"/>
-        </w:rPr>
-      </w:r>
-      <w:r>
-        <w:rPr>
-          <w:lang w:val="en_US" w:bidi="en_US"/>
-        </w:rPr>
-        <w:t>Obedience to the commands of God and trust in his promises are at issue when the spies return from reconnoitering Canaan (</w:t>
-      </w:r>
-      <w:hyperlink r:id="rId458">
-        <w:r>
-          <w:rPr>
-            <w:lang w:val="en_US" w:bidi="en_US"/>
-          </w:rPr>
-          <w:rPr>
-            <w:color w:val="0000EE"/>
-            <w:u w:val="single"/>
-          </w:rPr>
-          <w:t>Nm 13–14</w:t>
-        </w:r>
-      </w:hyperlink>
-      <w:r>
-        <w:rPr>
-          <w:lang w:val="en_US" w:bidi="en_US"/>
-        </w:rPr>
-        <w:t>). Representatives from all the tribes had explored the land. In spite of their agreement about its excellence, all but two of the spies reported that the land could not be taken. Because of their grumbling, God announced his intention to destroy them all and to recreate a greater nation from his faithful servant Moses. After Moses interceded on behalf of the people, the Lord relented. Instead of destruction for all, only Joshua and Caleb would enter the promised inheritance because of their faithful report. The people would remain in the wilderness 40 years until all died except these two. The transgressors would die, but the faithful remnant would receive the promise.</w:t>
-      </w:r>
-    </w:p>
-    <w:p>
-      <w:pPr/>
-      <w:r>
-        <w:rPr>
-          <w:lang w:val="en_US" w:bidi="en_US"/>
-        </w:rPr>
-      </w:r>
-      <w:r>
-        <w:rPr>
-          <w:lang w:val="en_US" w:bidi="en_US"/>
-        </w:rPr>
-        <w:t>The law, too, stipulates that faithfulness is required to retain possession of the land. Disobedience would bring disease, defeat in war, drought, crop failure, attack by wild animals, death by sword and famine, cannibalism, destruction of cities, and exile into enemy lands (</w:t>
-      </w:r>
-      <w:hyperlink r:id="rId459">
-        <w:r>
-          <w:rPr>
-            <w:lang w:val="en_US" w:bidi="en_US"/>
-          </w:rPr>
-          <w:rPr>
-            <w:color w:val="0000EE"/>
-            <w:u w:val="single"/>
-          </w:rPr>
-          <w:t>Lv 26:1–39</w:t>
-        </w:r>
-      </w:hyperlink>
-      <w:r>
-        <w:rPr>
-          <w:lang w:val="en_US" w:bidi="en_US"/>
-        </w:rPr>
-        <w:t>). But for those who were left, those who confessed their sins and repented—the remnant—God would keep his covenant with them, restore them to their land, and realize his purpose through them.</w:t>
-      </w:r>
-    </w:p>
-    <w:p>
-      <w:pPr>
-        <w:pStyle w:val="Heading4"/>
-      </w:pPr>
-      <w:r>
-        <w:rPr>
-          <w:lang w:val="en_US" w:bidi="en_US"/>
-        </w:rPr>
-        <w:t>From the Monarchy to the Exile</w:t>
-      </w:r>
-    </w:p>
-    <w:p>
-      <w:pPr/>
-      <w:r>
-        <w:rPr>
-          <w:lang w:val="en_US" w:bidi="en_US"/>
-        </w:rPr>
-      </w:r>
-      <w:r>
-        <w:rPr>
-          <w:lang w:val="en_US" w:bidi="en_US"/>
-        </w:rPr>
-        <w:t>Even in the apostate northern kingdom the Lord kept his faithful remnant. At the end of a three-year drought in punishment for sins in the northern kingdom (</w:t>
-      </w:r>
-      <w:hyperlink r:id="rId460">
-        <w:r>
-          <w:rPr>
-            <w:lang w:val="en_US" w:bidi="en_US"/>
-          </w:rPr>
-          <w:rPr>
-            <w:color w:val="0000EE"/>
-            <w:u w:val="single"/>
-          </w:rPr>
-          <w:t>1 Kgs 17:1</w:t>
-        </w:r>
-      </w:hyperlink>
-      <w:r>
-        <w:rPr>
-          <w:lang w:val="en_US" w:bidi="en_US"/>
-        </w:rPr>
-        <w:t xml:space="preserve">; </w:t>
-      </w:r>
-      <w:hyperlink r:id="rId461">
-        <w:r>
-          <w:rPr>
-            <w:lang w:val="en_US" w:bidi="en_US"/>
-          </w:rPr>
-          <w:rPr>
-            <w:color w:val="0000EE"/>
-            <w:u w:val="single"/>
-          </w:rPr>
-          <w:t>18:1</w:t>
-        </w:r>
-      </w:hyperlink>
-      <w:r>
-        <w:rPr>
-          <w:lang w:val="en_US" w:bidi="en_US"/>
-        </w:rPr>
-        <w:t xml:space="preserve">) and after the victory over the priests of Baal at Mt Carmel, Elijah went to Mt Sinai, fleeing for his life from Jezebel (ch </w:t>
-      </w:r>
-      <w:hyperlink r:id="rId462">
-        <w:r>
-          <w:rPr>
-            <w:lang w:val="en_US" w:bidi="en_US"/>
-          </w:rPr>
-          <w:rPr>
-            <w:color w:val="0000EE"/>
-            <w:u w:val="single"/>
-          </w:rPr>
-          <w:t>19</w:t>
-        </w:r>
-      </w:hyperlink>
-      <w:r>
-        <w:rPr>
-          <w:lang w:val="en_US" w:bidi="en_US"/>
-        </w:rPr>
-        <w:t>). There he lamented that Israel had given itself totally to false worship and that he alone was left of the faithful. God replied by instructing him to anoint Jehu as king and Elisha as his prophetic successor. Jehu and Elisha would destroy the apostate, while God preserved for himself the 7,000 who had not bowed the knee to Baal. The faithful remnant would be spared destruction.</w:t>
-      </w:r>
-    </w:p>
-    <w:p>
-      <w:pPr/>
-      <w:r>
-        <w:rPr>
-          <w:lang w:val="en_US" w:bidi="en_US"/>
-        </w:rPr>
-      </w:r>
-      <w:r>
-        <w:rPr>
-          <w:lang w:val="en_US" w:bidi="en_US"/>
-        </w:rPr>
-        <w:t>The preexilic prophets emphasized the smallness of the remnant that would survive the destruction under Assyria and Babylon. Amos warned of great judgment that would threaten even the remnant itself. God would destroy the sinful kingdom, though not totally. Isaiah, too, speaks of the smallness of the remnant. Israel is left like a shelter in a vineyard, a hut in a melon field only narrowly avoiding the fate of Sodom and Gomorrah (</w:t>
-      </w:r>
-      <w:hyperlink r:id="rId463">
-        <w:r>
-          <w:rPr>
-            <w:lang w:val="en_US" w:bidi="en_US"/>
-          </w:rPr>
-          <w:rPr>
-            <w:color w:val="0000EE"/>
-            <w:u w:val="single"/>
-          </w:rPr>
-          <w:t>Is 1:8–9</w:t>
-        </w:r>
-      </w:hyperlink>
-      <w:r>
-        <w:rPr>
-          <w:lang w:val="en_US" w:bidi="en_US"/>
-        </w:rPr>
-        <w:t>). It is left like a pole on a hilltop (</w:t>
-      </w:r>
-      <w:hyperlink r:id="rId464">
-        <w:r>
-          <w:rPr>
-            <w:lang w:val="en_US" w:bidi="en_US"/>
-          </w:rPr>
-          <w:rPr>
-            <w:color w:val="0000EE"/>
-            <w:u w:val="single"/>
-          </w:rPr>
-          <w:t>30:17</w:t>
-        </w:r>
-      </w:hyperlink>
-      <w:r>
-        <w:rPr>
-          <w:lang w:val="en_US" w:bidi="en_US"/>
-        </w:rPr>
-        <w:t>), like the stump of a felled tree (</w:t>
-      </w:r>
-      <w:hyperlink r:id="rId465">
-        <w:r>
-          <w:rPr>
-            <w:lang w:val="en_US" w:bidi="en_US"/>
-          </w:rPr>
-          <w:rPr>
-            <w:color w:val="0000EE"/>
-            <w:u w:val="single"/>
-          </w:rPr>
-          <w:t>6:13</w:t>
-        </w:r>
-      </w:hyperlink>
-      <w:r>
-        <w:rPr>
-          <w:lang w:val="en_US" w:bidi="en_US"/>
-        </w:rPr>
-        <w:t>). When the reaper gathers his harvest, Israel is the gleanings that are left, the few olives that remain in the top of the tree (</w:t>
-      </w:r>
-      <w:hyperlink r:id="rId466">
-        <w:r>
-          <w:rPr>
-            <w:lang w:val="en_US" w:bidi="en_US"/>
-          </w:rPr>
-          <w:rPr>
-            <w:color w:val="0000EE"/>
-            <w:u w:val="single"/>
-          </w:rPr>
-          <w:t>17:4–6</w:t>
-        </w:r>
-      </w:hyperlink>
-      <w:r>
-        <w:rPr>
-          <w:lang w:val="en_US" w:bidi="en_US"/>
-        </w:rPr>
-        <w:t>). But from the stump of that felled tree will spring new life (</w:t>
-      </w:r>
-      <w:hyperlink r:id="rId467">
-        <w:r>
-          <w:rPr>
-            <w:lang w:val="en_US" w:bidi="en_US"/>
-          </w:rPr>
-          <w:rPr>
-            <w:color w:val="0000EE"/>
-            <w:u w:val="single"/>
-          </w:rPr>
-          <w:t>6:11–13</w:t>
-        </w:r>
-      </w:hyperlink>
-      <w:r>
-        <w:rPr>
-          <w:lang w:val="en_US" w:bidi="en_US"/>
-        </w:rPr>
-        <w:t>). Those who survive in Jerusalem will be holy, and the Lord will bring a new shoot from the stump of Jesse, a righteous servant (the Branch) who will bring the remnant of the people of God from many nations (</w:t>
-      </w:r>
-      <w:hyperlink r:id="rId468">
-        <w:r>
-          <w:rPr>
-            <w:lang w:val="en_US" w:bidi="en_US"/>
-          </w:rPr>
-          <w:rPr>
-            <w:color w:val="0000EE"/>
-            <w:u w:val="single"/>
-          </w:rPr>
-          <w:t>4:2–3</w:t>
-        </w:r>
-      </w:hyperlink>
-      <w:r>
-        <w:rPr>
-          <w:lang w:val="en_US" w:bidi="en_US"/>
-        </w:rPr>
-        <w:t xml:space="preserve">; </w:t>
-      </w:r>
-      <w:hyperlink r:id="rId469">
-        <w:r>
-          <w:rPr>
-            <w:lang w:val="en_US" w:bidi="en_US"/>
-          </w:rPr>
-          <w:rPr>
-            <w:color w:val="0000EE"/>
-            <w:u w:val="single"/>
-          </w:rPr>
-          <w:t>11:1–16</w:t>
-        </w:r>
-      </w:hyperlink>
-      <w:r>
-        <w:rPr>
-          <w:lang w:val="en_US" w:bidi="en_US"/>
-        </w:rPr>
-        <w:t>). After God has purged away the iniquity of the people, Jerusalem would be known as the city of righteousness (</w:t>
-      </w:r>
-      <w:hyperlink r:id="rId470">
-        <w:r>
-          <w:rPr>
-            <w:lang w:val="en_US" w:bidi="en_US"/>
-          </w:rPr>
-          <w:rPr>
-            <w:color w:val="0000EE"/>
-            <w:u w:val="single"/>
-          </w:rPr>
-          <w:t>1:21–26</w:t>
-        </w:r>
-      </w:hyperlink>
-      <w:r>
-        <w:rPr>
-          <w:lang w:val="en_US" w:bidi="en_US"/>
-        </w:rPr>
-        <w:t>).</w:t>
-      </w:r>
-    </w:p>
-    <w:p>
-      <w:pPr>
-        <w:pStyle w:val="Heading4"/>
-      </w:pPr>
-      <w:r>
-        <w:rPr>
-          <w:lang w:val="en_US" w:bidi="en_US"/>
-        </w:rPr>
-        <w:t>During the Exile</w:t>
-      </w:r>
-    </w:p>
-    <w:p>
-      <w:pPr/>
-      <w:r>
-        <w:rPr>
-          <w:lang w:val="en_US" w:bidi="en_US"/>
-        </w:rPr>
-      </w:r>
-      <w:r>
-        <w:rPr>
-          <w:lang w:val="en_US" w:bidi="en_US"/>
-        </w:rPr>
-        <w:t>From his vantage point among the exiles by the Kebar River (</w:t>
-      </w:r>
-      <w:hyperlink r:id="rId471">
-        <w:r>
-          <w:rPr>
-            <w:lang w:val="en_US" w:bidi="en_US"/>
-          </w:rPr>
-          <w:rPr>
-            <w:color w:val="0000EE"/>
-            <w:u w:val="single"/>
-          </w:rPr>
-          <w:t>Ez 1:1</w:t>
-        </w:r>
-      </w:hyperlink>
-      <w:r>
-        <w:rPr>
-          <w:lang w:val="en_US" w:bidi="en_US"/>
-        </w:rPr>
-        <w:t xml:space="preserve">), Ezekiel was concerned about the future remnant and the promises of restoration. In a vision (ch </w:t>
-      </w:r>
-      <w:hyperlink r:id="rId472">
-        <w:r>
-          <w:rPr>
-            <w:lang w:val="en_US" w:bidi="en_US"/>
-          </w:rPr>
-          <w:rPr>
-            <w:color w:val="0000EE"/>
-            <w:u w:val="single"/>
-          </w:rPr>
-          <w:t>9</w:t>
-        </w:r>
-      </w:hyperlink>
-      <w:r>
-        <w:rPr>
-          <w:lang w:val="en_US" w:bidi="en_US"/>
-        </w:rPr>
-        <w:t xml:space="preserve">), he saw a scribe pass through the city of Jerusalem placing a mark on the foreheads of all who grieved for the sins committed in the city. Behind the scribe came a group of warriors slaying all who did not have the mark on their foreheads. Fearing the destruction of all the people, Ezekiel called out, “O Lord, will you destroy the entire remnant of Israel?” Immediately thereafter, he saw the glory cloud—the visible presence of God in the midst of his people—rise and depart from the temple (ch </w:t>
-      </w:r>
-      <w:hyperlink r:id="rId473">
-        <w:r>
-          <w:rPr>
-            <w:lang w:val="en_US" w:bidi="en_US"/>
-          </w:rPr>
-          <w:rPr>
-            <w:color w:val="0000EE"/>
-            <w:u w:val="single"/>
-          </w:rPr>
-          <w:t>10</w:t>
-        </w:r>
-      </w:hyperlink>
-      <w:r>
-        <w:rPr>
-          <w:lang w:val="en_US" w:bidi="en_US"/>
-        </w:rPr>
-        <w:t>). Ezekiel prophesied judgment on the leaders of Israel, and Pelatiah (whose name means “escape”) died, prompting Ezekiel to ask again, “O Lord, will you destroy the entire remnant of Israel?” (</w:t>
-      </w:r>
-      <w:hyperlink r:id="rId474">
-        <w:r>
-          <w:rPr>
-            <w:lang w:val="en_US" w:bidi="en_US"/>
-          </w:rPr>
-          <w:rPr>
-            <w:color w:val="0000EE"/>
-            <w:u w:val="single"/>
-          </w:rPr>
-          <w:t>11:13</w:t>
-        </w:r>
-      </w:hyperlink>
-      <w:r>
-        <w:rPr>
-          <w:lang w:val="en_US" w:bidi="en_US"/>
-        </w:rPr>
-        <w:t xml:space="preserve">). The Lord will gather his people and restore them to their land as a pure people free of idolatry. Though their sins were great, there would yet be mercy and restoration for a purified nation. The glory cloud that Ezekiel saw departing from the temple will return to a new temple (ch </w:t>
-      </w:r>
-      <w:hyperlink r:id="rId475">
-        <w:r>
-          <w:rPr>
-            <w:lang w:val="en_US" w:bidi="en_US"/>
-          </w:rPr>
-          <w:rPr>
-            <w:color w:val="0000EE"/>
-            <w:u w:val="single"/>
-          </w:rPr>
-          <w:t>43</w:t>
-        </w:r>
-      </w:hyperlink>
-      <w:r>
-        <w:rPr>
-          <w:lang w:val="en_US" w:bidi="en_US"/>
-        </w:rPr>
-        <w:t>). The people will no longer stray from God (</w:t>
-      </w:r>
-      <w:hyperlink r:id="rId476">
-        <w:r>
-          <w:rPr>
-            <w:lang w:val="en_US" w:bidi="en_US"/>
-          </w:rPr>
-          <w:rPr>
-            <w:color w:val="0000EE"/>
-            <w:u w:val="single"/>
-          </w:rPr>
-          <w:t>14:11</w:t>
-        </w:r>
-      </w:hyperlink>
-      <w:r>
-        <w:rPr>
-          <w:lang w:val="en_US" w:bidi="en_US"/>
-        </w:rPr>
-        <w:t>) but will enjoy a new and everlasting covenant (</w:t>
-      </w:r>
-      <w:hyperlink r:id="rId477">
-        <w:r>
-          <w:rPr>
-            <w:lang w:val="en_US" w:bidi="en_US"/>
-          </w:rPr>
-          <w:rPr>
-            <w:color w:val="0000EE"/>
-            <w:u w:val="single"/>
-          </w:rPr>
-          <w:t>16:60–62</w:t>
-        </w:r>
-      </w:hyperlink>
-      <w:r>
-        <w:rPr>
-          <w:lang w:val="en_US" w:bidi="en_US"/>
-        </w:rPr>
-        <w:t>). Ezekiel recalled the remnant motif as it applied to the wilderness community after the exodus: many will leave the land of bondage, and the rebellious will die along the way, not entering Israel (</w:t>
-      </w:r>
-      <w:hyperlink r:id="rId478">
-        <w:r>
-          <w:rPr>
-            <w:lang w:val="en_US" w:bidi="en_US"/>
-          </w:rPr>
-          <w:rPr>
-            <w:color w:val="0000EE"/>
-            <w:u w:val="single"/>
-          </w:rPr>
-          <w:t>20:35–38</w:t>
-        </w:r>
-      </w:hyperlink>
-      <w:r>
-        <w:rPr>
-          <w:lang w:val="en_US" w:bidi="en_US"/>
-        </w:rPr>
-        <w:t>). God will gather his flock, and they will have “one shepherd, my servant David” (</w:t>
-      </w:r>
-      <w:hyperlink r:id="rId479">
-        <w:r>
-          <w:rPr>
-            <w:lang w:val="en_US" w:bidi="en_US"/>
-          </w:rPr>
-          <w:rPr>
-            <w:color w:val="0000EE"/>
-            <w:u w:val="single"/>
-          </w:rPr>
-          <w:t>34:20–24</w:t>
-        </w:r>
-      </w:hyperlink>
-      <w:r>
-        <w:rPr>
-          <w:lang w:val="en_US" w:bidi="en_US"/>
-        </w:rPr>
-        <w:t>). God will remove their hearts of stone, give them hearts of flesh, and put his Spirit in them (</w:t>
-      </w:r>
-      <w:hyperlink r:id="rId480">
-        <w:r>
-          <w:rPr>
-            <w:lang w:val="en_US" w:bidi="en_US"/>
-          </w:rPr>
-          <w:rPr>
-            <w:color w:val="0000EE"/>
-            <w:u w:val="single"/>
-          </w:rPr>
-          <w:t>36:24–27</w:t>
-        </w:r>
-      </w:hyperlink>
-      <w:r>
-        <w:rPr>
-          <w:lang w:val="en_US" w:bidi="en_US"/>
-        </w:rPr>
-        <w:t>). Though Israel appears dead and incapable of living again, yet God will speak to these dry bones and bring them to life (</w:t>
-      </w:r>
-      <w:hyperlink r:id="rId481">
-        <w:r>
-          <w:rPr>
-            <w:lang w:val="en_US" w:bidi="en_US"/>
-          </w:rPr>
-          <w:rPr>
-            <w:color w:val="0000EE"/>
-            <w:u w:val="single"/>
-          </w:rPr>
-          <w:t>37:1–14</w:t>
-        </w:r>
-      </w:hyperlink>
-      <w:r>
-        <w:rPr>
-          <w:lang w:val="en_US" w:bidi="en_US"/>
-        </w:rPr>
-        <w:t>).</w:t>
-      </w:r>
-      <w:r>
-        <w:rPr>
-          <w:lang w:val="en_US" w:bidi="en_US"/>
-        </w:rPr>
-      </w:r>
-      <w:r>
-        <w:rPr>
-          <w:lang w:val="en_US" w:bidi="en_US"/>
-        </w:rPr>
-      </w:r>
-    </w:p>
-    <w:p>
-      <w:pPr/>
-      <w:r>
-        <w:rPr>
-          <w:lang w:val="en_US" w:bidi="en_US"/>
-        </w:rPr>
-      </w:r>
-    </w:p>
-    <w:p>
-      <w:pPr>
-        <w:pStyle w:val="Heading2"/>
-      </w:pPr>
-      <w:r>
-        <w:rPr>
-          <w:lang w:val="en_US" w:bidi="en_US"/>
-        </w:rPr>
-        <w:t>Remphan</w:t>
-      </w:r>
-      <w:r>
-        <w:rPr>
-          <w:lang w:val="en_US" w:bidi="en_US"/>
-        </w:rPr>
-      </w:r>
-    </w:p>
-    <w:p>
-      <w:pPr/>
-      <w:r>
-        <w:rPr>
-          <w:lang w:val="en_US" w:bidi="en_US"/>
-        </w:rPr>
-      </w:r>
-      <w:r>
-        <w:rPr>
-          <w:lang w:val="en_US" w:bidi="en_US"/>
-        </w:rPr>
-        <w:t>The King James Version form of</w:t>
-      </w:r>
-      <w:r>
-        <w:rPr>
-          <w:lang w:val="en_US" w:bidi="en_US"/>
-        </w:rPr>
-        <w:t xml:space="preserve"> </w:t>
-      </w:r>
-      <w:r>
-        <w:rPr>
-          <w:lang w:val="en_US" w:bidi="en_US"/>
-        </w:rPr>
-        <w:t>Rephan, a pagan deity, mentioned in (</w:t>
-      </w:r>
-      <w:hyperlink r:id="rId482">
-        <w:r>
-          <w:rPr>
-            <w:lang w:val="en_US" w:bidi="en_US"/>
-          </w:rPr>
-          <w:rPr>
-            <w:color w:val="0000EE"/>
-            <w:u w:val="single"/>
-          </w:rPr>
-          <w:t>Acts 7:43</w:t>
-        </w:r>
-      </w:hyperlink>
-      <w:r>
-        <w:rPr>
-          <w:lang w:val="en_US" w:bidi="en_US"/>
-        </w:rPr>
-        <w:t>).</w:t>
-      </w:r>
-    </w:p>
-    <w:p>
-      <w:pPr/>
-      <w:r>
-        <w:rPr>
-          <w:lang w:val="en_US" w:bidi="en_US"/>
-        </w:rPr>
-      </w:r>
-      <w:r>
-        <w:rPr>
-          <w:i/>
-          <w:lang w:val="en_US" w:bidi="en_US"/>
-        </w:rPr>
-        <w:t>See</w:t>
-      </w:r>
-      <w:r>
-        <w:rPr>
-          <w:lang w:val="en_US" w:bidi="en_US"/>
-        </w:rPr>
-        <w:t xml:space="preserve"> </w:t>
-      </w:r>
-      <w:r>
-        <w:rPr>
-          <w:lang w:val="en_US" w:bidi="en_US"/>
-        </w:rPr>
-        <w:t>Rephan</w:t>
+      <w:r>
+        <w:rPr>
+          <w:lang w:val="en_US" w:bidi="en_US"/>
+        </w:rPr>
+        <w:t>Salvation</w:t>
       </w:r>
       <w:r>
         <w:rPr>
@@ -22767,7 +22809,7 @@
         </w:rPr>
         <w:t xml:space="preserve">; </w:t>
       </w:r>
-      <w:hyperlink r:id="rId428">
+      <w:hyperlink r:id="rId404">
         <w:r>
           <w:rPr>
             <w:lang w:val="en_US" w:bidi="en_US"/>
@@ -23032,7 +23074,7 @@
         <w:rPr>
           <w:lang w:val="en_US" w:bidi="en_US"/>
         </w:rPr>
-        <w:t>Resheph’s father from Ephraim’s tribe (</w:t>
+        <w:t>Rephah was Resheph’s father from the tribe of Ephraim (</w:t>
       </w:r>
       <w:hyperlink r:id="rId494">
         <w:r>
@@ -23043,7 +23085,7 @@
             <w:color w:val="0000EE"/>
             <w:u w:val="single"/>
           </w:rPr>
-          <w:t>1 Chr 7:25</w:t>
+          <w:t>1 Chronicles 7:25</w:t>
         </w:r>
       </w:hyperlink>
       <w:r>
@@ -23694,7 +23736,15 @@
         <w:rPr>
           <w:lang w:val="en_US" w:bidi="en_US"/>
         </w:rPr>
-        <w:t xml:space="preserve">Alternate translation for Rephaim. </w:t>
+        <w:t>Rephaites is an alternate translation for Rephaim.</w:t>
+      </w:r>
+    </w:p>
+    <w:p>
+      <w:pPr/>
+      <w:r>
+        <w:rPr>
+          <w:lang w:val="en_US" w:bidi="en_US"/>
+        </w:rPr>
       </w:r>
       <w:r>
         <w:rPr>
@@ -23769,7 +23819,7 @@
         </w:rPr>
         <w:t xml:space="preserve">A pagan deity mentioned by Stephen in </w:t>
       </w:r>
-      <w:hyperlink r:id="rId482">
+      <w:hyperlink r:id="rId458">
         <w:r>
           <w:rPr>
             <w:lang w:val="en_US" w:bidi="en_US"/>
@@ -24085,6 +24135,20 @@
       </w:r>
       <w:r>
         <w:rPr>
+          <w:lang w:val="en_US" w:bidi="en_US"/>
+        </w:rPr>
+        <w:t xml:space="preserve">A reptile is an animal that usually has dry, scaly skin and moves close to the ground. </w:t>
+      </w:r>
+    </w:p>
+    <w:p>
+      <w:pPr/>
+      <w:r>
+        <w:rPr>
+          <w:lang w:val="en_US" w:bidi="en_US"/>
+        </w:rPr>
+      </w:r>
+      <w:r>
+        <w:rPr>
           <w:i/>
           <w:lang w:val="en_US" w:bidi="en_US"/>
         </w:rPr>
@@ -24100,7 +24164,7 @@
         <w:rPr>
           <w:lang w:val="en_US" w:bidi="en_US"/>
         </w:rPr>
-        <w:t>Animals (Adder</w:t>
+        <w:t>Adder</w:t>
       </w:r>
       <w:r>
         <w:rPr>
@@ -24148,7 +24212,7 @@
         <w:rPr>
           <w:lang w:val="en_US" w:bidi="en_US"/>
         </w:rPr>
-        <w:t>Snake)</w:t>
+        <w:t>Snake</w:t>
       </w:r>
       <w:r>
         <w:rPr>
@@ -24618,7 +24682,7 @@
         </w:rPr>
         <w:t>). A renewed creation where righteousness dwells will be established (</w:t>
       </w:r>
-      <w:hyperlink r:id="rId364">
+      <w:hyperlink r:id="rId461">
         <w:r>
           <w:rPr>
             <w:lang w:val="en_US" w:bidi="en_US"/>
@@ -26027,7 +26091,7 @@
         </w:rPr>
         <w:t>The resurrection of Christ also stands behind many other New Testament teachings. New life and living hope are grounded in the resurrection (</w:t>
       </w:r>
-      <w:hyperlink r:id="rId374">
+      <w:hyperlink r:id="rId471">
         <w:r>
           <w:rPr>
             <w:lang w:val="en_US" w:bidi="en_US"/>
@@ -27478,7 +27542,7 @@
         </w:rPr>
         <w:t xml:space="preserve">Regeneration means being born again to new life. Scripture states clearly that believers have been born again through the resurrection of Christ (see </w:t>
       </w:r>
-      <w:hyperlink r:id="rId374">
+      <w:hyperlink r:id="rId471">
         <w:r>
           <w:rPr>
             <w:lang w:val="en_US" w:bidi="en_US"/>
@@ -30167,7 +30231,7 @@
         </w:rPr>
         <w:t xml:space="preserve">; </w:t>
       </w:r>
-      <w:hyperlink r:id="rId433">
+      <w:hyperlink r:id="rId409">
         <w:r>
           <w:rPr>
             <w:lang w:val="en_US" w:bidi="en_US"/>
@@ -30368,6 +30432,20 @@
         <w:rPr>
           <w:lang w:val="en_US" w:bidi="en_US"/>
         </w:rPr>
+      </w:r>
+    </w:p>
+    <w:p>
+      <w:pPr/>
+      <w:r>
+        <w:rPr>
+          <w:lang w:val="en_US" w:bidi="en_US"/>
+        </w:rPr>
+      </w:r>
+      <w:r>
+        <w:rPr>
+          <w:lang w:val="en_US" w:bidi="en_US"/>
+        </w:rPr>
+        <w:t>In the Bible, the words “revenge” and “revenger” can refer to carrying out justice for a wrong that has been done. In some passages, a revenger is a family member who has the duty to act after the unlawful killing of a relative. This role is most clearly described in the laws about the avenger of blood.</w:t>
       </w:r>
     </w:p>
     <w:p>
@@ -31302,7 +31380,7 @@
         </w:rPr>
         <w:t xml:space="preserve">; </w:t>
       </w:r>
-      <w:hyperlink r:id="rId422">
+      <w:hyperlink r:id="rId398">
         <w:r>
           <w:rPr>
             <w:lang w:val="en_US" w:bidi="en_US"/>
@@ -31320,7 +31398,7 @@
         </w:rPr>
         <w:t>). During these dark days for Judah, Isaiah brought an encouraging word to the people. He prophesied the imminent destruction of Israel (Ephraim) and Damascus by Assyria (</w:t>
       </w:r>
-      <w:hyperlink r:id="rId422">
+      <w:hyperlink r:id="rId398">
         <w:r>
           <w:rPr>
             <w:lang w:val="en_US" w:bidi="en_US"/>
@@ -36012,7 +36090,7 @@
         </w:rPr>
         <w:t>). God's plan for saving people is moving toward a final goal. This goal is when God's kingdom will fully appear. At that time, God will renew all creation in "righteousness"—that is, all creation will be right with God (</w:t>
       </w:r>
-      <w:hyperlink r:id="rId364">
+      <w:hyperlink r:id="rId461">
         <w:r>
           <w:rPr>
             <w:lang w:val="en_US" w:bidi="en_US"/>
@@ -36346,7 +36424,7 @@
         </w:rPr>
         <w:t>2. Town in the territory allotted to Zebulun’s tribe for an inheritance (</w:t>
       </w:r>
-      <w:hyperlink r:id="rId442">
+      <w:hyperlink r:id="rId418">
         <w:r>
           <w:rPr>
             <w:lang w:val="en_US" w:bidi="en_US"/>
@@ -36752,7 +36830,7 @@
         <w:rPr>
           <w:lang w:val="en_US" w:bidi="en_US"/>
         </w:rPr>
-        <w:t>Shimon’s son from Judah’s tribe (</w:t>
+        <w:t>Rinnah was Shimon’s son from the tribe of Judah (</w:t>
       </w:r>
       <w:hyperlink r:id="rId817">
         <w:r>
@@ -36763,7 +36841,7 @@
             <w:color w:val="0000EE"/>
             <w:u w:val="single"/>
           </w:rPr>
-          <w:t>1 Chr 4:20</w:t>
+          <w:t>1 Chronicles 4:20</w:t>
         </w:r>
       </w:hyperlink>
       <w:r>
@@ -37486,6 +37564,20 @@
       </w:r>
       <w:r>
         <w:rPr>
+          <w:lang w:val="en_US" w:bidi="en_US"/>
+        </w:rPr>
+        <w:t>A robber is someone who steals from others by force or violence. Robbery is the crime of taking another person's property through violence, threats, or intimidation.</w:t>
+      </w:r>
+    </w:p>
+    <w:p>
+      <w:pPr/>
+      <w:r>
+        <w:rPr>
+          <w:lang w:val="en_US" w:bidi="en_US"/>
+        </w:rPr>
+      </w:r>
+      <w:r>
+        <w:rPr>
           <w:i/>
           <w:lang w:val="en_US" w:bidi="en_US"/>
         </w:rPr>
@@ -38064,6 +38156,20 @@
       </w:r>
       <w:r>
         <w:rPr>
+          <w:lang w:val="en_US" w:bidi="en_US"/>
+        </w:rPr>
+        <w:t>The words “roe” and “roebuck” appear in some older English Bible translations. They usually refer to animals such as deer or gazelles, depending on the original Hebrew word and the translation.</w:t>
+      </w:r>
+    </w:p>
+    <w:p>
+      <w:pPr/>
+      <w:r>
+        <w:rPr>
+          <w:lang w:val="en_US" w:bidi="en_US"/>
+        </w:rPr>
+      </w:r>
+      <w:r>
+        <w:rPr>
           <w:i/>
           <w:lang w:val="en_US" w:bidi="en_US"/>
         </w:rPr>
@@ -38079,7 +38185,7 @@
         <w:rPr>
           <w:lang w:val="en_US" w:bidi="en_US"/>
         </w:rPr>
-        <w:t>Animals (Deer</w:t>
+        <w:t>Deer</w:t>
       </w:r>
       <w:r>
         <w:rPr>
@@ -38091,7 +38197,7 @@
         <w:rPr>
           <w:lang w:val="en_US" w:bidi="en_US"/>
         </w:rPr>
-        <w:t>Gazelle)</w:t>
+        <w:t>Gazelle</w:t>
       </w:r>
       <w:r>
         <w:rPr>
@@ -38229,7 +38335,7 @@
         <w:rPr>
           <w:lang w:val="en_US" w:bidi="en_US"/>
         </w:rPr>
-        <w:t>Shemer’s son from Asher’s tribe (</w:t>
+        <w:t>Rohgah was Shemer’s son from the tribe of Asher (</w:t>
       </w:r>
       <w:hyperlink r:id="rId834">
         <w:r>
@@ -38240,7 +38346,7 @@
             <w:color w:val="0000EE"/>
             <w:u w:val="single"/>
           </w:rPr>
-          <w:t>1 Chr 7:34</w:t>
+          <w:t>1 Chronicles 7:34</w:t>
         </w:r>
       </w:hyperlink>
       <w:r>
@@ -38295,7 +38401,29 @@
         <w:rPr>
           <w:lang w:val="en_US" w:bidi="en_US"/>
         </w:rPr>
-        <w:t xml:space="preserve">Leather or papyrus scroll. </w:t>
+        <w:t>A roll is a scroll made from sheets of papyrus or prepared animal skin. The sheets were joined together and wound around a rod. People wrote on the scroll and unrolled it as they read.</w:t>
+      </w:r>
+    </w:p>
+    <w:p>
+      <w:pPr/>
+      <w:r>
+        <w:rPr>
+          <w:lang w:val="en_US" w:bidi="en_US"/>
+        </w:rPr>
+      </w:r>
+      <w:r>
+        <w:rPr>
+          <w:lang w:val="en_US" w:bidi="en_US"/>
+        </w:rPr>
+        <w:t>In older Bible translations, “roll” may refer to a written document, book, or scroll.</w:t>
+      </w:r>
+    </w:p>
+    <w:p>
+      <w:pPr/>
+      <w:r>
+        <w:rPr>
+          <w:lang w:val="en_US" w:bidi="en_US"/>
+        </w:rPr>
       </w:r>
       <w:r>
         <w:rPr>
@@ -40488,9 +40616,716 @@
       </w:r>
       <w:r>
         <w:rPr>
+          <w:lang w:val="en_US" w:bidi="en_US"/>
+        </w:rPr>
+        <w:t>The "Root of Jesse" is a figure of speech used by Isaiah (</w:t>
+      </w:r>
+      <w:hyperlink r:id="rId871">
+        <w:r>
+          <w:rPr>
+            <w:lang w:val="en_US" w:bidi="en_US"/>
+          </w:rPr>
+          <w:rPr>
+            <w:color w:val="0000EE"/>
+            <w:u w:val="single"/>
+          </w:rPr>
+          <w:t>Isaiah 11:10</w:t>
+        </w:r>
+      </w:hyperlink>
+      <w:r>
+        <w:rPr>
+          <w:lang w:val="en_US" w:bidi="en_US"/>
+        </w:rPr>
+        <w:t>) to express the hope of a messianic king from the line of David. The “root” of a family is its first member. Jesse, David’s father, is an ancestor of the Messiah (</w:t>
+      </w:r>
+      <w:hyperlink r:id="rId872">
+        <w:r>
+          <w:rPr>
+            <w:lang w:val="en_US" w:bidi="en_US"/>
+          </w:rPr>
+          <w:rPr>
+            <w:color w:val="0000EE"/>
+            <w:u w:val="single"/>
+          </w:rPr>
+          <w:t>Isaiah 11:1, 10</w:t>
+        </w:r>
+      </w:hyperlink>
+      <w:r>
+        <w:rPr>
+          <w:lang w:val="en_US" w:bidi="en_US"/>
+        </w:rPr>
+        <w:t xml:space="preserve">; </w:t>
+      </w:r>
+      <w:hyperlink r:id="rId873">
+        <w:r>
+          <w:rPr>
+            <w:lang w:val="en_US" w:bidi="en_US"/>
+          </w:rPr>
+          <w:rPr>
+            <w:color w:val="0000EE"/>
+            <w:u w:val="single"/>
+          </w:rPr>
+          <w:t>Matthew 1:5</w:t>
+        </w:r>
+      </w:hyperlink>
+      <w:hyperlink r:id="rId873">
+        <w:r>
+          <w:rPr>
+            <w:lang w:val="en_US" w:bidi="en_US"/>
+          </w:rPr>
+          <w:rPr>
+            <w:color w:val="0000EE"/>
+            <w:u w:val="single"/>
+          </w:rPr>
+          <w:t>–</w:t>
+        </w:r>
+      </w:hyperlink>
+      <w:hyperlink r:id="rId873">
+        <w:r>
+          <w:rPr>
+            <w:lang w:val="en_US" w:bidi="en_US"/>
+          </w:rPr>
+          <w:rPr>
+            <w:color w:val="0000EE"/>
+            <w:u w:val="single"/>
+          </w:rPr>
+          <w:t>6</w:t>
+        </w:r>
+      </w:hyperlink>
+      <w:r>
+        <w:rPr>
+          <w:lang w:val="en_US" w:bidi="en_US"/>
+        </w:rPr>
+        <w:t xml:space="preserve">; </w:t>
+      </w:r>
+      <w:hyperlink r:id="rId874">
+        <w:r>
+          <w:rPr>
+            <w:lang w:val="en_US" w:bidi="en_US"/>
+          </w:rPr>
+          <w:rPr>
+            <w:color w:val="0000EE"/>
+            <w:u w:val="single"/>
+          </w:rPr>
+          <w:t>Luke 3:32</w:t>
+        </w:r>
+      </w:hyperlink>
+      <w:r>
+        <w:rPr>
+          <w:lang w:val="en_US" w:bidi="en_US"/>
+        </w:rPr>
+        <w:t xml:space="preserve">; </w:t>
+      </w:r>
+      <w:hyperlink r:id="rId875">
+        <w:r>
+          <w:rPr>
+            <w:lang w:val="en_US" w:bidi="en_US"/>
+          </w:rPr>
+          <w:rPr>
+            <w:color w:val="0000EE"/>
+            <w:u w:val="single"/>
+          </w:rPr>
+          <w:t>Acts 13:22</w:t>
+        </w:r>
+      </w:hyperlink>
+      <w:hyperlink r:id="rId875">
+        <w:r>
+          <w:rPr>
+            <w:lang w:val="en_US" w:bidi="en_US"/>
+          </w:rPr>
+          <w:rPr>
+            <w:color w:val="0000EE"/>
+            <w:u w:val="single"/>
+          </w:rPr>
+          <w:t>–</w:t>
+        </w:r>
+      </w:hyperlink>
+      <w:hyperlink r:id="rId875">
+        <w:r>
+          <w:rPr>
+            <w:lang w:val="en_US" w:bidi="en_US"/>
+          </w:rPr>
+          <w:rPr>
+            <w:color w:val="0000EE"/>
+            <w:u w:val="single"/>
+          </w:rPr>
+          <w:t>23</w:t>
+        </w:r>
+      </w:hyperlink>
+      <w:r>
+        <w:rPr>
+          <w:lang w:val="en_US" w:bidi="en_US"/>
+        </w:rPr>
+        <w:t xml:space="preserve">). </w:t>
+      </w:r>
+    </w:p>
+    <w:p>
+      <w:pPr/>
+      <w:r>
+        <w:rPr>
+          <w:lang w:val="en_US" w:bidi="en_US"/>
+        </w:rPr>
+      </w:r>
+      <w:r>
+        <w:rPr>
+          <w:lang w:val="en_US" w:bidi="en_US"/>
+        </w:rPr>
+        <w:t>Isaiah describes God’s judgment upon Assyria as the cutting down of a forest (</w:t>
+      </w:r>
+      <w:hyperlink r:id="rId876">
+        <w:r>
+          <w:rPr>
+            <w:lang w:val="en_US" w:bidi="en_US"/>
+          </w:rPr>
+          <w:rPr>
+            <w:color w:val="0000EE"/>
+            <w:u w:val="single"/>
+          </w:rPr>
+          <w:t>Isaiah 10:33</w:t>
+        </w:r>
+      </w:hyperlink>
+      <w:hyperlink r:id="rId876">
+        <w:r>
+          <w:rPr>
+            <w:lang w:val="en_US" w:bidi="en_US"/>
+          </w:rPr>
+          <w:rPr>
+            <w:color w:val="0000EE"/>
+            <w:u w:val="single"/>
+          </w:rPr>
+          <w:t>–</w:t>
+        </w:r>
+      </w:hyperlink>
+      <w:hyperlink r:id="rId876">
+        <w:r>
+          <w:rPr>
+            <w:lang w:val="en_US" w:bidi="en_US"/>
+          </w:rPr>
+          <w:rPr>
+            <w:color w:val="0000EE"/>
+            <w:u w:val="single"/>
+          </w:rPr>
+          <w:t>34</w:t>
+        </w:r>
+      </w:hyperlink>
+      <w:r>
+        <w:rPr>
+          <w:lang w:val="en_US" w:bidi="en_US"/>
+        </w:rPr>
+        <w:t>). Judah will also be cut down and the proud "tree" of David’s kingship will fall. But, a small piece will remain, which Isaiah describes as a shoot from a stump (</w:t>
+      </w:r>
+      <w:hyperlink r:id="rId441">
+        <w:r>
+          <w:rPr>
+            <w:lang w:val="en_US" w:bidi="en_US"/>
+          </w:rPr>
+          <w:rPr>
+            <w:color w:val="0000EE"/>
+            <w:u w:val="single"/>
+          </w:rPr>
+          <w:t>Isaiah 6:13</w:t>
+        </w:r>
+      </w:hyperlink>
+      <w:r>
+        <w:rPr>
+          <w:lang w:val="en_US" w:bidi="en_US"/>
+        </w:rPr>
+        <w:t xml:space="preserve">). </w:t>
+      </w:r>
+    </w:p>
+    <w:p>
+      <w:pPr/>
+      <w:r>
+        <w:rPr>
+          <w:lang w:val="en_US" w:bidi="en_US"/>
+        </w:rPr>
+      </w:r>
+      <w:r>
+        <w:rPr>
+          <w:lang w:val="en_US" w:bidi="en_US"/>
+        </w:rPr>
+        <w:t>The messianic shoot will grow out of the the stump of Jesse as a branch from his roots. The Spirit of the Lord will live in this one who will be a sign to the people, so everyone will seek the Lord's glory (</w:t>
+      </w:r>
+      <w:hyperlink r:id="rId877">
+        <w:r>
+          <w:rPr>
+            <w:lang w:val="en_US" w:bidi="en_US"/>
+          </w:rPr>
+          <w:rPr>
+            <w:color w:val="0000EE"/>
+            <w:u w:val="single"/>
+          </w:rPr>
+          <w:t>Isaiah 11:1</w:t>
+        </w:r>
+      </w:hyperlink>
+      <w:hyperlink r:id="rId877">
+        <w:r>
+          <w:rPr>
+            <w:lang w:val="en_US" w:bidi="en_US"/>
+          </w:rPr>
+          <w:rPr>
+            <w:color w:val="0000EE"/>
+            <w:u w:val="single"/>
+          </w:rPr>
+          <w:t>–</w:t>
+        </w:r>
+      </w:hyperlink>
+      <w:hyperlink r:id="rId877">
+        <w:r>
+          <w:rPr>
+            <w:lang w:val="en_US" w:bidi="en_US"/>
+          </w:rPr>
+          <w:rPr>
+            <w:color w:val="0000EE"/>
+            <w:u w:val="single"/>
+          </w:rPr>
+          <w:t>10</w:t>
+        </w:r>
+      </w:hyperlink>
+      <w:r>
+        <w:rPr>
+          <w:lang w:val="en_US" w:bidi="en_US"/>
+        </w:rPr>
+        <w:t xml:space="preserve">; see </w:t>
+      </w:r>
+      <w:hyperlink r:id="rId878">
+        <w:r>
+          <w:rPr>
+            <w:lang w:val="en_US" w:bidi="en_US"/>
+          </w:rPr>
+          <w:rPr>
+            <w:color w:val="0000EE"/>
+            <w:u w:val="single"/>
+          </w:rPr>
+          <w:t>Isaiah 53:2</w:t>
+        </w:r>
+      </w:hyperlink>
+      <w:r>
+        <w:rPr>
+          <w:lang w:val="en_US" w:bidi="en_US"/>
+        </w:rPr>
+        <w:t xml:space="preserve">; </w:t>
+      </w:r>
+      <w:hyperlink r:id="rId879">
+        <w:r>
+          <w:rPr>
+            <w:lang w:val="en_US" w:bidi="en_US"/>
+          </w:rPr>
+          <w:rPr>
+            <w:color w:val="0000EE"/>
+            <w:u w:val="single"/>
+          </w:rPr>
+          <w:t>Jeremiah 23:5</w:t>
+        </w:r>
+      </w:hyperlink>
+      <w:r>
+        <w:rPr>
+          <w:lang w:val="en_US" w:bidi="en_US"/>
+        </w:rPr>
+        <w:t xml:space="preserve">; </w:t>
+      </w:r>
+      <w:hyperlink r:id="rId880">
+        <w:r>
+          <w:rPr>
+            <w:lang w:val="en_US" w:bidi="en_US"/>
+          </w:rPr>
+          <w:rPr>
+            <w:color w:val="0000EE"/>
+            <w:u w:val="single"/>
+          </w:rPr>
+          <w:t>33:15</w:t>
+        </w:r>
+      </w:hyperlink>
+      <w:r>
+        <w:rPr>
+          <w:lang w:val="en_US" w:bidi="en_US"/>
+        </w:rPr>
+        <w:t xml:space="preserve">; </w:t>
+      </w:r>
+      <w:hyperlink r:id="rId881">
+        <w:r>
+          <w:rPr>
+            <w:lang w:val="en_US" w:bidi="en_US"/>
+          </w:rPr>
+          <w:rPr>
+            <w:color w:val="0000EE"/>
+            <w:u w:val="single"/>
+          </w:rPr>
+          <w:t>Ezekiel 17:22</w:t>
+        </w:r>
+      </w:hyperlink>
+      <w:hyperlink r:id="rId881">
+        <w:r>
+          <w:rPr>
+            <w:lang w:val="en_US" w:bidi="en_US"/>
+          </w:rPr>
+          <w:rPr>
+            <w:color w:val="0000EE"/>
+            <w:u w:val="single"/>
+          </w:rPr>
+          <w:t>–</w:t>
+        </w:r>
+      </w:hyperlink>
+      <w:hyperlink r:id="rId881">
+        <w:r>
+          <w:rPr>
+            <w:lang w:val="en_US" w:bidi="en_US"/>
+          </w:rPr>
+          <w:rPr>
+            <w:color w:val="0000EE"/>
+            <w:u w:val="single"/>
+          </w:rPr>
+          <w:t>23</w:t>
+        </w:r>
+      </w:hyperlink>
+      <w:r>
+        <w:rPr>
+          <w:lang w:val="en_US" w:bidi="en_US"/>
+        </w:rPr>
+        <w:t xml:space="preserve">; </w:t>
+      </w:r>
+      <w:hyperlink r:id="rId882">
+        <w:r>
+          <w:rPr>
+            <w:lang w:val="en_US" w:bidi="en_US"/>
+          </w:rPr>
+          <w:rPr>
+            <w:color w:val="0000EE"/>
+            <w:u w:val="single"/>
+          </w:rPr>
+          <w:t>Zechariah 3:8</w:t>
+        </w:r>
+      </w:hyperlink>
+      <w:r>
+        <w:rPr>
+          <w:lang w:val="en_US" w:bidi="en_US"/>
+        </w:rPr>
+        <w:t xml:space="preserve">; </w:t>
+      </w:r>
+      <w:hyperlink r:id="rId883">
+        <w:r>
+          <w:rPr>
+            <w:lang w:val="en_US" w:bidi="en_US"/>
+          </w:rPr>
+          <w:rPr>
+            <w:color w:val="0000EE"/>
+            <w:u w:val="single"/>
+          </w:rPr>
+          <w:t>6:12</w:t>
+        </w:r>
+      </w:hyperlink>
+      <w:r>
+        <w:rPr>
+          <w:lang w:val="en_US" w:bidi="en_US"/>
+        </w:rPr>
+        <w:t>).</w:t>
+      </w:r>
+    </w:p>
+    <w:p>
+      <w:pPr/>
+      <w:r>
+        <w:rPr>
+          <w:lang w:val="en_US" w:bidi="en_US"/>
+        </w:rPr>
+      </w:r>
+      <w:r>
+        <w:rPr>
+          <w:lang w:val="en_US" w:bidi="en_US"/>
+        </w:rPr>
+        <w:t>The apostle Paul quoted Isaiah’s prophecy and said Jesus was “the root of Jesse” in whom the Gentiles have hope (</w:t>
+      </w:r>
+      <w:hyperlink r:id="rId884">
+        <w:r>
+          <w:rPr>
+            <w:lang w:val="en_US" w:bidi="en_US"/>
+          </w:rPr>
+          <w:rPr>
+            <w:color w:val="0000EE"/>
+            <w:u w:val="single"/>
+          </w:rPr>
+          <w:t>Romans 15:12</w:t>
+        </w:r>
+      </w:hyperlink>
+      <w:r>
+        <w:rPr>
+          <w:lang w:val="en_US" w:bidi="en_US"/>
+        </w:rPr>
+        <w:t>). Christ is not only “a shoot from the stump of Jesse” (</w:t>
+      </w:r>
+      <w:hyperlink r:id="rId885">
+        <w:r>
+          <w:rPr>
+            <w:lang w:val="en_US" w:bidi="en_US"/>
+          </w:rPr>
+          <w:rPr>
+            <w:color w:val="0000EE"/>
+            <w:u w:val="single"/>
+          </w:rPr>
+          <w:t>Isaiah 11:1</w:t>
+        </w:r>
+      </w:hyperlink>
+      <w:r>
+        <w:rPr>
+          <w:lang w:val="en_US" w:bidi="en_US"/>
+        </w:rPr>
+        <w:t>) but is himself the “root of Jesse” (</w:t>
+      </w:r>
+      <w:hyperlink r:id="rId871">
+        <w:r>
+          <w:rPr>
+            <w:lang w:val="en_US" w:bidi="en_US"/>
+          </w:rPr>
+          <w:rPr>
+            <w:color w:val="0000EE"/>
+            <w:u w:val="single"/>
+          </w:rPr>
+          <w:t>Isaiah 11:10</w:t>
+        </w:r>
+      </w:hyperlink>
+      <w:r>
+        <w:rPr>
+          <w:lang w:val="en_US" w:bidi="en_US"/>
+        </w:rPr>
+        <w:t xml:space="preserve">; </w:t>
+      </w:r>
+      <w:hyperlink r:id="rId884">
+        <w:r>
+          <w:rPr>
+            <w:lang w:val="en_US" w:bidi="en_US"/>
+          </w:rPr>
+          <w:rPr>
+            <w:color w:val="0000EE"/>
+            <w:u w:val="single"/>
+          </w:rPr>
+          <w:t>Romans 15:12</w:t>
+        </w:r>
+      </w:hyperlink>
+      <w:r>
+        <w:rPr>
+          <w:lang w:val="en_US" w:bidi="en_US"/>
+        </w:rPr>
+        <w:t xml:space="preserve">; see </w:t>
+      </w:r>
+      <w:hyperlink r:id="rId886">
+        <w:r>
+          <w:rPr>
+            <w:lang w:val="en_US" w:bidi="en_US"/>
+          </w:rPr>
+          <w:rPr>
+            <w:color w:val="0000EE"/>
+            <w:u w:val="single"/>
+          </w:rPr>
+          <w:t>Revelation 5:5</w:t>
+        </w:r>
+      </w:hyperlink>
+      <w:r>
+        <w:rPr>
+          <w:lang w:val="en_US" w:bidi="en_US"/>
+        </w:rPr>
+        <w:t xml:space="preserve">; </w:t>
+      </w:r>
+      <w:hyperlink r:id="rId887">
+        <w:r>
+          <w:rPr>
+            <w:lang w:val="en_US" w:bidi="en_US"/>
+          </w:rPr>
+          <w:rPr>
+            <w:color w:val="0000EE"/>
+            <w:u w:val="single"/>
+          </w:rPr>
+          <w:t>22:16</w:t>
+        </w:r>
+      </w:hyperlink>
+      <w:r>
+        <w:rPr>
+          <w:lang w:val="en_US" w:bidi="en_US"/>
+        </w:rPr>
+        <w:t xml:space="preserve">, “root of David”). This means that Jesus did not only come from Jesse’s line but that Jesse (and David) came from Jesus. In other words, the image of a root of Jesse points to Jesus’ divinity. </w:t>
+      </w:r>
+    </w:p>
+    <w:p>
+      <w:pPr/>
+      <w:r>
+        <w:rPr>
+          <w:lang w:val="en_US" w:bidi="en_US"/>
+        </w:rPr>
+      </w:r>
+      <w:r>
+        <w:rPr>
+          <w:lang w:val="en_US" w:bidi="en_US"/>
+        </w:rPr>
+        <w:t xml:space="preserve">While Jesus was the son of David, Jesus was also David’s “Lord.” This is the point Jesus made in his debate with the religious leaders of his day who thought that the Messiah was only a human descendant of David. </w:t>
+      </w:r>
+      <w:hyperlink r:id="rId888">
+        <w:r>
+          <w:rPr>
+            <w:lang w:val="en_US" w:bidi="en_US"/>
+          </w:rPr>
+          <w:rPr>
+            <w:color w:val="0000EE"/>
+            <w:u w:val="single"/>
+          </w:rPr>
+          <w:t>Matthew 22:42</w:t>
+        </w:r>
+      </w:hyperlink>
+      <w:hyperlink r:id="rId888">
+        <w:r>
+          <w:rPr>
+            <w:lang w:val="en_US" w:bidi="en_US"/>
+          </w:rPr>
+          <w:rPr>
+            <w:color w:val="0000EE"/>
+            <w:u w:val="single"/>
+          </w:rPr>
+          <w:t>–</w:t>
+        </w:r>
+      </w:hyperlink>
+      <w:hyperlink r:id="rId888">
+        <w:r>
+          <w:rPr>
+            <w:lang w:val="en_US" w:bidi="en_US"/>
+          </w:rPr>
+          <w:rPr>
+            <w:color w:val="0000EE"/>
+            <w:u w:val="single"/>
+          </w:rPr>
+          <w:t>45</w:t>
+        </w:r>
+      </w:hyperlink>
+      <w:r>
+        <w:rPr>
+          <w:lang w:val="en_US" w:bidi="en_US"/>
+        </w:rPr>
+        <w:t xml:space="preserve"> reads: “What do you think about the Christ? Whose son is He?” “David’s,” they answered. Jesus said to them, “How then does David in the Spirit call Him ‘Lord’? For he says: ‘The Lord said to my Lord, “Sit at My right hand until I put Your enemies under Your feet.”’ So if David calls Him ‘Lord,’ how can He be David’s son?”</w:t>
+      </w:r>
+    </w:p>
+    <w:p>
+      <w:pPr/>
+      <w:r>
+        <w:rPr>
+          <w:lang w:val="en_US" w:bidi="en_US"/>
+        </w:rPr>
+      </w:r>
+      <w:r>
+        <w:rPr>
           <w:i/>
           <w:lang w:val="en_US" w:bidi="en_US"/>
         </w:rPr>
+        <w:t>See also</w:t>
+      </w:r>
+      <w:r>
+        <w:rPr>
+          <w:lang w:val="en_US" w:bidi="en_US"/>
+        </w:rPr>
+        <w:t xml:space="preserve"> </w:t>
+      </w:r>
+      <w:r>
+        <w:rPr>
+          <w:lang w:val="en_US" w:bidi="en_US"/>
+        </w:rPr>
+        <w:t>Christology</w:t>
+      </w:r>
+      <w:r>
+        <w:rPr>
+          <w:lang w:val="en_US" w:bidi="en_US"/>
+        </w:rPr>
+        <w:t xml:space="preserve">; </w:t>
+      </w:r>
+      <w:r>
+        <w:rPr>
+          <w:lang w:val="en_US" w:bidi="en_US"/>
+        </w:rPr>
+        <w:t>David</w:t>
+      </w:r>
+      <w:r>
+        <w:rPr>
+          <w:lang w:val="en_US" w:bidi="en_US"/>
+        </w:rPr>
+        <w:t xml:space="preserve">; </w:t>
+      </w:r>
+      <w:r>
+        <w:rPr>
+          <w:lang w:val="en_US" w:bidi="en_US"/>
+        </w:rPr>
+        <w:t>Genealogy of Jesus Christ</w:t>
+      </w:r>
+      <w:r>
+        <w:rPr>
+          <w:lang w:val="en_US" w:bidi="en_US"/>
+        </w:rPr>
+        <w:t xml:space="preserve">; </w:t>
+      </w:r>
+      <w:r>
+        <w:rPr>
+          <w:lang w:val="en_US" w:bidi="en_US"/>
+        </w:rPr>
+        <w:t>Jesse (Person)</w:t>
+      </w:r>
+      <w:r>
+        <w:rPr>
+          <w:lang w:val="en_US" w:bidi="en_US"/>
+        </w:rPr>
+        <w:t xml:space="preserve">; </w:t>
+      </w:r>
+      <w:r>
+        <w:rPr>
+          <w:lang w:val="en_US" w:bidi="en_US"/>
+        </w:rPr>
+        <w:t>Teachings of Jesus Christ</w:t>
+      </w:r>
+      <w:r>
+        <w:rPr>
+          <w:lang w:val="en_US" w:bidi="en_US"/>
+        </w:rPr>
+        <w:t>.</w:t>
+      </w:r>
+      <w:r>
+        <w:rPr>
+          <w:lang w:val="en_US" w:bidi="en_US"/>
+        </w:rPr>
+      </w:r>
+      <w:r>
+        <w:rPr>
+          <w:lang w:val="en_US" w:bidi="en_US"/>
+        </w:rPr>
+      </w:r>
+    </w:p>
+    <w:p>
+      <w:pPr/>
+      <w:r>
+        <w:rPr>
+          <w:lang w:val="en_US" w:bidi="en_US"/>
+        </w:rPr>
+      </w:r>
+    </w:p>
+    <w:p>
+      <w:pPr>
+        <w:pStyle w:val="Heading2"/>
+      </w:pPr>
+      <w:r>
+        <w:rPr>
+          <w:lang w:val="en_US" w:bidi="en_US"/>
+        </w:rPr>
+        <w:t>Root of Jesse</w:t>
+      </w:r>
+      <w:r>
+        <w:rPr>
+          <w:lang w:val="en_US" w:bidi="en_US"/>
+        </w:rPr>
+      </w:r>
+    </w:p>
+    <w:p>
+      <w:pPr/>
+      <w:r>
+        <w:rPr>
+          <w:lang w:val="en_US" w:bidi="en_US"/>
+        </w:rPr>
+      </w:r>
+      <w:r>
+        <w:rPr>
+          <w:i/>
+          <w:lang w:val="en_US" w:bidi="en_US"/>
+        </w:rPr>
         <w:t>See</w:t>
       </w:r>
       <w:r>
@@ -40586,7 +41421,7 @@
         </w:rPr>
         <w:t xml:space="preserve"> (an unidentified flowering plant) appears twice in the Old Testament. The Berean Standard Bible translates it as “rose” in </w:t>
       </w:r>
-      <w:hyperlink r:id="rId871">
+      <w:hyperlink r:id="rId889">
         <w:r>
           <w:rPr>
             <w:lang w:val="en_US" w:bidi="en_US"/>
@@ -40604,7 +41439,7 @@
         </w:rPr>
         <w:t xml:space="preserve"> and </w:t>
       </w:r>
-      <w:hyperlink r:id="rId872">
+      <w:hyperlink r:id="rId890">
         <w:r>
           <w:rPr>
             <w:lang w:val="en_US" w:bidi="en_US"/>
@@ -41077,7 +41912,7 @@
         <w:rPr>
           <w:lang w:val="en_US" w:bidi="en_US"/>
         </w:rPr>
-        <w:t>Seventh of Benjamin’s ten sons (</w:t>
+        <w:t>Rosh was the seventh of the ten sons of the patriarch Benjamin (</w:t>
       </w:r>
       <w:hyperlink r:id="rId214">
         <w:r>
@@ -41088,7 +41923,7 @@
             <w:color w:val="0000EE"/>
             <w:u w:val="single"/>
           </w:rPr>
-          <w:t>Gn 46:21</w:t>
+          <w:t>Genesis 46:21</w:t>
         </w:r>
       </w:hyperlink>
       <w:r>
@@ -41185,7 +42020,7 @@
         </w:rPr>
         <w:t>. The exact meaning of this word is uncertain (</w:t>
       </w:r>
-      <w:hyperlink r:id="rId873">
+      <w:hyperlink r:id="rId891">
         <w:r>
           <w:rPr>
             <w:lang w:val="en_US" w:bidi="en_US"/>
@@ -41203,7 +42038,7 @@
         </w:rPr>
         <w:t xml:space="preserve">; </w:t>
       </w:r>
-      <w:hyperlink r:id="rId874">
+      <w:hyperlink r:id="rId892">
         <w:r>
           <w:rPr>
             <w:lang w:val="en_US" w:bidi="en_US"/>
@@ -41221,7 +42056,7 @@
         </w:rPr>
         <w:t xml:space="preserve">; </w:t>
       </w:r>
-      <w:hyperlink r:id="rId875">
+      <w:hyperlink r:id="rId893">
         <w:r>
           <w:rPr>
             <w:lang w:val="en_US" w:bidi="en_US"/>
@@ -41239,7 +42074,7 @@
         </w:rPr>
         <w:t xml:space="preserve">; </w:t>
       </w:r>
-      <w:hyperlink r:id="rId876">
+      <w:hyperlink r:id="rId894">
         <w:r>
           <w:rPr>
             <w:lang w:val="en_US" w:bidi="en_US"/>
@@ -41257,7 +42092,7 @@
         </w:rPr>
         <w:t xml:space="preserve">; </w:t>
       </w:r>
-      <w:hyperlink r:id="rId877">
+      <w:hyperlink r:id="rId895">
         <w:r>
           <w:rPr>
             <w:lang w:val="en_US" w:bidi="en_US"/>
@@ -41275,7 +42110,7 @@
         </w:rPr>
         <w:t xml:space="preserve">; </w:t>
       </w:r>
-      <w:hyperlink r:id="rId878">
+      <w:hyperlink r:id="rId896">
         <w:r>
           <w:rPr>
             <w:lang w:val="en_US" w:bidi="en_US"/>
@@ -41382,7 +42217,7 @@
         </w:rPr>
         <w:t xml:space="preserve">There is little question about the correctness of the translation of "rue" in </w:t>
       </w:r>
-      <w:hyperlink r:id="rId879">
+      <w:hyperlink r:id="rId897">
         <w:r>
           <w:rPr>
             <w:lang w:val="en_US" w:bidi="en_US"/>
@@ -41483,7 +42318,7 @@
         </w:rPr>
         <w:t>One of the sons of Simon of Cyrene (</w:t>
       </w:r>
-      <w:hyperlink r:id="rId880">
+      <w:hyperlink r:id="rId898">
         <w:r>
           <w:rPr>
             <w:lang w:val="en_US" w:bidi="en_US"/>
@@ -41519,7 +42354,7 @@
         </w:rPr>
         <w:t>A Christian greeted by Paul in the letter to the Romans. Paul added a special endearing comment about his mother (</w:t>
       </w:r>
-      <w:hyperlink r:id="rId881">
+      <w:hyperlink r:id="rId899">
         <w:r>
           <w:rPr>
             <w:lang w:val="en_US" w:bidi="en_US"/>
@@ -41537,7 +42372,7 @@
         </w:rPr>
         <w:t xml:space="preserve">). This Roman Rufus may be the same one referenced as the son of Simone of Cyrene in </w:t>
       </w:r>
-      <w:hyperlink r:id="rId880">
+      <w:hyperlink r:id="rId898">
         <w:r>
           <w:rPr>
             <w:lang w:val="en_US" w:bidi="en_US"/>
@@ -41603,7 +42438,7 @@
         </w:rPr>
         <w:t>One of two symbolic names showing God’s altered perspective toward Israel from one of hostility to one of mercy. God’s attitude of displeasure was symbolized by the name Lo-ruhamah (meaning “Not pitied”), which Hosea named his daughter. God had withdrawn his compassion from Israel because of their great sin (</w:t>
       </w:r>
-      <w:hyperlink r:id="rId882">
+      <w:hyperlink r:id="rId900">
         <w:r>
           <w:rPr>
             <w:lang w:val="en_US" w:bidi="en_US"/>
@@ -41621,7 +42456,7 @@
         </w:rPr>
         <w:t>). His new attitude of mercy was portrayed by the name Ruhamah (meaning “She has obtained pity”), revealing God’s revived spirit of compassion that was to be poured out on Israel (</w:t>
       </w:r>
-      <w:hyperlink r:id="rId883">
+      <w:hyperlink r:id="rId901">
         <w:r>
           <w:rPr>
             <w:lang w:val="en_US" w:bidi="en_US"/>
@@ -41701,7 +42536,7 @@
         </w:rPr>
         <w:t>In a political sense, a ruler was one who controlled a state (</w:t>
       </w:r>
-      <w:hyperlink r:id="rId884">
+      <w:hyperlink r:id="rId902">
         <w:r>
           <w:rPr>
             <w:lang w:val="en_US" w:bidi="en_US"/>
@@ -41719,7 +42554,7 @@
         </w:rPr>
         <w:t xml:space="preserve">; </w:t>
       </w:r>
-      <w:hyperlink r:id="rId885">
+      <w:hyperlink r:id="rId903">
         <w:r>
           <w:rPr>
             <w:lang w:val="en_US" w:bidi="en_US"/>
@@ -41737,7 +42572,7 @@
         </w:rPr>
         <w:t xml:space="preserve">; </w:t>
       </w:r>
-      <w:hyperlink r:id="rId886">
+      <w:hyperlink r:id="rId904">
         <w:r>
           <w:rPr>
             <w:lang w:val="en_US" w:bidi="en_US"/>
@@ -41755,7 +42590,7 @@
         </w:rPr>
         <w:t xml:space="preserve">; </w:t>
       </w:r>
-      <w:hyperlink r:id="rId887">
+      <w:hyperlink r:id="rId905">
         <w:r>
           <w:rPr>
             <w:lang w:val="en_US" w:bidi="en_US"/>
@@ -41773,7 +42608,7 @@
         </w:rPr>
         <w:t xml:space="preserve">; </w:t>
       </w:r>
-      <w:hyperlink r:id="rId888">
+      <w:hyperlink r:id="rId906">
         <w:r>
           <w:rPr>
             <w:lang w:val="en_US" w:bidi="en_US"/>
@@ -41791,7 +42626,7 @@
         </w:rPr>
         <w:t xml:space="preserve">; </w:t>
       </w:r>
-      <w:hyperlink r:id="rId889">
+      <w:hyperlink r:id="rId907">
         <w:r>
           <w:rPr>
             <w:lang w:val="en_US" w:bidi="en_US"/>
@@ -41809,7 +42644,7 @@
         </w:rPr>
         <w:t xml:space="preserve">; </w:t>
       </w:r>
-      <w:hyperlink r:id="rId890">
+      <w:hyperlink r:id="rId908">
         <w:r>
           <w:rPr>
             <w:lang w:val="en_US" w:bidi="en_US"/>
@@ -41827,7 +42662,7 @@
         </w:rPr>
         <w:t xml:space="preserve">; </w:t>
       </w:r>
-      <w:hyperlink r:id="rId891">
+      <w:hyperlink r:id="rId909">
         <w:r>
           <w:rPr>
             <w:lang w:val="en_US" w:bidi="en_US"/>
@@ -41845,7 +42680,7 @@
         </w:rPr>
         <w:t xml:space="preserve">; </w:t>
       </w:r>
-      <w:hyperlink r:id="rId892">
+      <w:hyperlink r:id="rId910">
         <w:r>
           <w:rPr>
             <w:lang w:val="en_US" w:bidi="en_US"/>
@@ -41863,7 +42698,7 @@
         </w:rPr>
         <w:t xml:space="preserve">; </w:t>
       </w:r>
-      <w:hyperlink r:id="rId893">
+      <w:hyperlink r:id="rId911">
         <w:r>
           <w:rPr>
             <w:lang w:val="en_US" w:bidi="en_US"/>
@@ -41881,7 +42716,7 @@
         </w:rPr>
         <w:t xml:space="preserve">; </w:t>
       </w:r>
-      <w:hyperlink r:id="rId894">
+      <w:hyperlink r:id="rId912">
         <w:r>
           <w:rPr>
             <w:lang w:val="en_US" w:bidi="en_US"/>
@@ -41899,7 +42734,7 @@
         </w:rPr>
         <w:t>), or a state that controlled a people (</w:t>
       </w:r>
-      <w:hyperlink r:id="rId895">
+      <w:hyperlink r:id="rId913">
         <w:r>
           <w:rPr>
             <w:lang w:val="en_US" w:bidi="en_US"/>
@@ -41917,7 +42752,7 @@
         </w:rPr>
         <w:t>). The usual term for ruler was "king." But, many in Israel preferred the Hebrew term translated as "leader," meaning "one placed in front." This was due to the king's unpleasant associations. For example, Samuel rejected the former term but used the latter (</w:t>
       </w:r>
-      <w:hyperlink r:id="rId896">
+      <w:hyperlink r:id="rId914">
         <w:r>
           <w:rPr>
             <w:lang w:val="en_US" w:bidi="en_US"/>
@@ -41935,7 +42770,7 @@
         </w:rPr>
         <w:t xml:space="preserve">; </w:t>
       </w:r>
-      <w:hyperlink r:id="rId897">
+      <w:hyperlink r:id="rId915">
         <w:r>
           <w:rPr>
             <w:lang w:val="en_US" w:bidi="en_US"/>
@@ -41953,7 +42788,7 @@
         </w:rPr>
         <w:t xml:space="preserve">; </w:t>
       </w:r>
-      <w:hyperlink r:id="rId898">
+      <w:hyperlink r:id="rId916">
         <w:r>
           <w:rPr>
             <w:lang w:val="en_US" w:bidi="en_US"/>
@@ -41971,7 +42806,7 @@
         </w:rPr>
         <w:t xml:space="preserve">; </w:t>
       </w:r>
-      <w:hyperlink r:id="rId899">
+      <w:hyperlink r:id="rId917">
         <w:r>
           <w:rPr>
             <w:lang w:val="en_US" w:bidi="en_US"/>
@@ -41989,7 +42824,7 @@
         </w:rPr>
         <w:t xml:space="preserve">; </w:t>
       </w:r>
-      <w:hyperlink r:id="rId900">
+      <w:hyperlink r:id="rId918">
         <w:r>
           <w:rPr>
             <w:lang w:val="en_US" w:bidi="en_US"/>
@@ -42007,7 +42842,7 @@
         </w:rPr>
         <w:t xml:space="preserve">; </w:t>
       </w:r>
-      <w:hyperlink r:id="rId901">
+      <w:hyperlink r:id="rId919">
         <w:r>
           <w:rPr>
             <w:lang w:val="en_US" w:bidi="en_US"/>
@@ -42025,7 +42860,7 @@
         </w:rPr>
         <w:t xml:space="preserve">; </w:t>
       </w:r>
-      <w:hyperlink r:id="rId902">
+      <w:hyperlink r:id="rId920">
         <w:r>
           <w:rPr>
             <w:lang w:val="en_US" w:bidi="en_US"/>
@@ -42057,7 +42892,7 @@
         </w:rPr>
         <w:t xml:space="preserve">In the New Testament, the Greek word for “ruler” refers to administrative or religious leaders (see </w:t>
       </w:r>
-      <w:hyperlink r:id="rId903">
+      <w:hyperlink r:id="rId921">
         <w:r>
           <w:rPr>
             <w:lang w:val="en_US" w:bidi="en_US"/>
@@ -42075,7 +42910,7 @@
         </w:rPr>
         <w:t xml:space="preserve">; </w:t>
       </w:r>
-      <w:hyperlink r:id="rId904">
+      <w:hyperlink r:id="rId922">
         <w:r>
           <w:rPr>
             <w:lang w:val="en_US" w:bidi="en_US"/>
@@ -42093,7 +42928,7 @@
         </w:rPr>
         <w:t xml:space="preserve">; </w:t>
       </w:r>
-      <w:hyperlink r:id="rId905">
+      <w:hyperlink r:id="rId923">
         <w:r>
           <w:rPr>
             <w:lang w:val="en_US" w:bidi="en_US"/>
@@ -42111,7 +42946,7 @@
         </w:rPr>
         <w:t xml:space="preserve">; </w:t>
       </w:r>
-      <w:hyperlink r:id="rId906">
+      <w:hyperlink r:id="rId924">
         <w:r>
           <w:rPr>
             <w:lang w:val="en_US" w:bidi="en_US"/>
@@ -42129,7 +42964,7 @@
         </w:rPr>
         <w:t xml:space="preserve">; </w:t>
       </w:r>
-      <w:hyperlink r:id="rId907">
+      <w:hyperlink r:id="rId925">
         <w:r>
           <w:rPr>
             <w:lang w:val="en_US" w:bidi="en_US"/>
@@ -42147,7 +42982,7 @@
         </w:rPr>
         <w:t xml:space="preserve">; </w:t>
       </w:r>
-      <w:hyperlink r:id="rId908">
+      <w:hyperlink r:id="rId926">
         <w:r>
           <w:rPr>
             <w:lang w:val="en_US" w:bidi="en_US"/>
@@ -42165,7 +43000,7 @@
         </w:rPr>
         <w:t xml:space="preserve">; </w:t>
       </w:r>
-      <w:hyperlink r:id="rId909">
+      <w:hyperlink r:id="rId927">
         <w:r>
           <w:rPr>
             <w:lang w:val="en_US" w:bidi="en_US"/>
@@ -42183,7 +43018,7 @@
         </w:rPr>
         <w:t xml:space="preserve">; </w:t>
       </w:r>
-      <w:hyperlink r:id="rId910">
+      <w:hyperlink r:id="rId928">
         <w:r>
           <w:rPr>
             <w:lang w:val="en_US" w:bidi="en_US"/>
@@ -42201,7 +43036,7 @@
         </w:rPr>
         <w:t xml:space="preserve">; </w:t>
       </w:r>
-      <w:hyperlink r:id="rId911">
+      <w:hyperlink r:id="rId929">
         <w:r>
           <w:rPr>
             <w:lang w:val="en_US" w:bidi="en_US"/>
@@ -42219,7 +43054,7 @@
         </w:rPr>
         <w:t xml:space="preserve">; </w:t>
       </w:r>
-      <w:hyperlink r:id="rId912">
+      <w:hyperlink r:id="rId930">
         <w:r>
           <w:rPr>
             <w:lang w:val="en_US" w:bidi="en_US"/>
@@ -42237,7 +43072,7 @@
         </w:rPr>
         <w:t xml:space="preserve">; </w:t>
       </w:r>
-      <w:hyperlink r:id="rId913">
+      <w:hyperlink r:id="rId931">
         <w:r>
           <w:rPr>
             <w:lang w:val="en_US" w:bidi="en_US"/>
@@ -42255,7 +43090,7 @@
         </w:rPr>
         <w:t xml:space="preserve">; </w:t>
       </w:r>
-      <w:hyperlink r:id="rId914">
+      <w:hyperlink r:id="rId932">
         <w:r>
           <w:rPr>
             <w:lang w:val="en_US" w:bidi="en_US"/>
@@ -42273,7 +43108,7 @@
         </w:rPr>
         <w:t xml:space="preserve">; </w:t>
       </w:r>
-      <w:hyperlink r:id="rId915">
+      <w:hyperlink r:id="rId933">
         <w:r>
           <w:rPr>
             <w:lang w:val="en_US" w:bidi="en_US"/>
@@ -42291,7 +43126,7 @@
         </w:rPr>
         <w:t xml:space="preserve">; </w:t>
       </w:r>
-      <w:hyperlink r:id="rId916">
+      <w:hyperlink r:id="rId934">
         <w:r>
           <w:rPr>
             <w:lang w:val="en_US" w:bidi="en_US"/>
@@ -42309,7 +43144,7 @@
         </w:rPr>
         <w:t xml:space="preserve">; </w:t>
       </w:r>
-      <w:hyperlink r:id="rId917">
+      <w:hyperlink r:id="rId935">
         <w:r>
           <w:rPr>
             <w:lang w:val="en_US" w:bidi="en_US"/>
@@ -42327,7 +43162,7 @@
         </w:rPr>
         <w:t xml:space="preserve">; </w:t>
       </w:r>
-      <w:hyperlink r:id="rId918">
+      <w:hyperlink r:id="rId936">
         <w:r>
           <w:rPr>
             <w:lang w:val="en_US" w:bidi="en_US"/>
@@ -42345,7 +43180,7 @@
         </w:rPr>
         <w:t xml:space="preserve">). </w:t>
       </w:r>
-      <w:hyperlink r:id="rId919">
+      <w:hyperlink r:id="rId937">
         <w:r>
           <w:rPr>
             <w:lang w:val="en_US" w:bidi="en_US"/>
@@ -42472,7 +43307,7 @@
         </w:rPr>
         <w:t>The New Testament refers to this official on four different occasions. Jairus was the ruler of a synagogue at Capernaum. When his daughter was ill, he went to Jesus for help, and Jesus raised her from the dead (</w:t>
       </w:r>
-      <w:hyperlink r:id="rId920">
+      <w:hyperlink r:id="rId938">
         <w:r>
           <w:rPr>
             <w:lang w:val="en_US" w:bidi="en_US"/>
@@ -42490,7 +43325,7 @@
         </w:rPr>
         <w:t xml:space="preserve">; </w:t>
       </w:r>
-      <w:hyperlink r:id="rId921">
+      <w:hyperlink r:id="rId939">
         <w:r>
           <w:rPr>
             <w:lang w:val="en_US" w:bidi="en_US"/>
@@ -42508,7 +43343,7 @@
         </w:rPr>
         <w:t xml:space="preserve">; </w:t>
       </w:r>
-      <w:hyperlink r:id="rId922">
+      <w:hyperlink r:id="rId940">
         <w:r>
           <w:rPr>
             <w:lang w:val="en_US" w:bidi="en_US"/>
@@ -42534,7 +43369,7 @@
           <w:lang w:val="en_US" w:bidi="en_US"/>
         </w:rPr>
       </w:r>
-      <w:hyperlink r:id="rId923">
+      <w:hyperlink r:id="rId941">
         <w:r>
           <w:rPr>
             <w:lang w:val="en_US" w:bidi="en_US"/>
@@ -42566,7 +43401,7 @@
         </w:rPr>
         <w:t>On his missionary journeys, Paul often began his ministry in each place he visited by going to the synagogue. At Pisidian Antioch (</w:t>
       </w:r>
-      <w:hyperlink r:id="rId924">
+      <w:hyperlink r:id="rId942">
         <w:r>
           <w:rPr>
             <w:lang w:val="en_US" w:bidi="en_US"/>
@@ -42584,7 +43419,7 @@
         </w:rPr>
         <w:t>), the rulers of the synagogue welcomed and encouraged him to preach the gospel and to return again the following week. Crispus, the ruler of the synagogue at Corinth, was converted (</w:t>
       </w:r>
-      <w:hyperlink r:id="rId925">
+      <w:hyperlink r:id="rId943">
         <w:r>
           <w:rPr>
             <w:lang w:val="en_US" w:bidi="en_US"/>
@@ -42683,7 +43518,7 @@
         </w:rPr>
         <w:t>The home of Pedaiah, the father of Zebidah, Jehoiakim’s mother (</w:t>
       </w:r>
-      <w:hyperlink r:id="rId926">
+      <w:hyperlink r:id="rId944">
         <w:r>
           <w:rPr>
             <w:lang w:val="en_US" w:bidi="en_US"/>
@@ -42701,7 +43536,7 @@
         </w:rPr>
         <w:t xml:space="preserve">). Some scholars think Rumah is the same as Arumah, near Shechem (compare </w:t>
       </w:r>
-      <w:hyperlink r:id="rId927">
+      <w:hyperlink r:id="rId945">
         <w:r>
           <w:rPr>
             <w:lang w:val="en_US" w:bidi="en_US"/>
@@ -42962,7 +43797,7 @@
           <w:lang w:val="en_US" w:bidi="en_US"/>
         </w:rPr>
       </w:r>
-      <w:hyperlink r:id="rId928">
+      <w:hyperlink r:id="rId946">
         <w:r>
           <w:rPr>
             <w:lang w:val="en_US" w:bidi="en_US"/>
@@ -43008,7 +43843,7 @@
         </w:rPr>
         <w:t xml:space="preserve">Also, David’s friendship with Moab might have inspired someone in his kingdom to write the book, providing reasons for David’s actions (see </w:t>
       </w:r>
-      <w:hyperlink r:id="rId929">
+      <w:hyperlink r:id="rId947">
         <w:r>
           <w:rPr>
             <w:lang w:val="en_US" w:bidi="en_US"/>
@@ -43054,7 +43889,7 @@
         </w:rPr>
         <w:t xml:space="preserve">If the family record in </w:t>
       </w:r>
-      <w:hyperlink r:id="rId928">
+      <w:hyperlink r:id="rId946">
         <w:r>
           <w:rPr>
             <w:lang w:val="en_US" w:bidi="en_US"/>
@@ -43119,7 +43954,7 @@
         </w:rPr>
         <w:t>Introduction (</w:t>
       </w:r>
-      <w:hyperlink r:id="rId930">
+      <w:hyperlink r:id="rId948">
         <w:r>
           <w:rPr>
             <w:lang w:val="en_US" w:bidi="en_US"/>
@@ -43162,7 +43997,7 @@
         </w:rPr>
         <w:t>Return to Bethlehem (</w:t>
       </w:r>
-      <w:hyperlink r:id="rId931">
+      <w:hyperlink r:id="rId949">
         <w:r>
           <w:rPr>
             <w:lang w:val="en_US" w:bidi="en_US"/>
@@ -43208,7 +44043,7 @@
         </w:rPr>
         <w:t>But Ruth “but Ruth clung to her” (</w:t>
       </w:r>
-      <w:hyperlink r:id="rId932">
+      <w:hyperlink r:id="rId950">
         <w:r>
           <w:rPr>
             <w:lang w:val="en_US" w:bidi="en_US"/>
@@ -43226,7 +44061,7 @@
         </w:rPr>
         <w:t>). Ruth's strong commitment to stay with Naomi is described using the same Hebrew word that describes how a husband and wife become joined together in marriage (</w:t>
       </w:r>
-      <w:hyperlink r:id="rId933">
+      <w:hyperlink r:id="rId951">
         <w:r>
           <w:rPr>
             <w:lang w:val="en_US" w:bidi="en_US"/>
@@ -43244,7 +44079,7 @@
         </w:rPr>
         <w:t>). It is like being glued or stuck to something, making it difficult to separate. Ruth showed her serious intentions by making five commitments (</w:t>
       </w:r>
-      <w:hyperlink r:id="rId934">
+      <w:hyperlink r:id="rId952">
         <w:r>
           <w:rPr>
             <w:lang w:val="en_US" w:bidi="en_US"/>
@@ -43287,7 +44122,7 @@
         </w:rPr>
         <w:t>Gathering Grain in the Fields of Boaz (</w:t>
       </w:r>
-      <w:hyperlink r:id="rId935">
+      <w:hyperlink r:id="rId953">
         <w:r>
           <w:rPr>
             <w:lang w:val="en_US" w:bidi="en_US"/>
@@ -43333,7 +44168,7 @@
         </w:rPr>
         <w:t>In the second verse, Ruth offered to gather leftover grain by following workers who were harvesting the grain with their tools (these workers were called "reapers"). Poor people were allowed to gather grain that was left behind by the workers (these people were called "gleaners"). Gleaners could also collect grain from the edges of the fields. This was one of God's laws to help poor people get enough food to eat (</w:t>
       </w:r>
-      <w:hyperlink r:id="rId936">
+      <w:hyperlink r:id="rId954">
         <w:r>
           <w:rPr>
             <w:lang w:val="en_US" w:bidi="en_US"/>
@@ -43391,7 +44226,7 @@
         </w:rPr>
         <w:t>” (</w:t>
       </w:r>
-      <w:hyperlink r:id="rId937">
+      <w:hyperlink r:id="rId955">
         <w:r>
           <w:rPr>
             <w:lang w:val="en_US" w:bidi="en_US"/>
@@ -43434,7 +44269,7 @@
         </w:rPr>
         <w:t>Relying upon the Kinsman-Redeemer (</w:t>
       </w:r>
-      <w:hyperlink r:id="rId938">
+      <w:hyperlink r:id="rId956">
         <w:r>
           <w:rPr>
             <w:lang w:val="en_US" w:bidi="en_US"/>
@@ -43501,7 +44336,7 @@
         </w:rPr>
         <w:t>Naomi likely thought Boaz was the closest relative, unaware of a closer one (</w:t>
       </w:r>
-      <w:hyperlink r:id="rId939">
+      <w:hyperlink r:id="rId957">
         <w:r>
           <w:rPr>
             <w:lang w:val="en_US" w:bidi="en_US"/>
@@ -43519,7 +44354,7 @@
         </w:rPr>
         <w:t>). According to Israelite law (</w:t>
       </w:r>
-      <w:hyperlink r:id="rId940">
+      <w:hyperlink r:id="rId958">
         <w:r>
           <w:rPr>
             <w:lang w:val="en_US" w:bidi="en_US"/>
@@ -43580,7 +44415,7 @@
         </w:rPr>
         <w:t>Redeeming the Inheritance (</w:t>
       </w:r>
-      <w:hyperlink r:id="rId941">
+      <w:hyperlink r:id="rId959">
         <w:r>
           <w:rPr>
             <w:lang w:val="en_US" w:bidi="en_US"/>
@@ -43612,7 +44447,7 @@
         </w:rPr>
         <w:t>Boaz went to the city gate, where public affairs were discussed. He wanted to talk about business with a closer relative. Ten city elders served as witnesses. The first issue was property. Boaz asked the closer relative if he wanted to buy property for Naomi. According to tradition, buying the land also meant marrying Ruth, the Moabite widow (</w:t>
       </w:r>
-      <w:hyperlink r:id="rId942">
+      <w:hyperlink r:id="rId960">
         <w:r>
           <w:rPr>
             <w:lang w:val="en_US" w:bidi="en_US"/>
@@ -43655,7 +44490,7 @@
         </w:rPr>
         <w:t xml:space="preserve">First, the book of Ruth shows Ruth's family line leading to David. This line completes in </w:t>
       </w:r>
-      <w:hyperlink r:id="rId943">
+      <w:hyperlink r:id="rId961">
         <w:r>
           <w:rPr>
             <w:lang w:val="en_US" w:bidi="en_US"/>
@@ -43727,7 +44562,7 @@
         </w:rPr>
         <w:t>” (</w:t>
       </w:r>
-      <w:hyperlink r:id="rId944">
+      <w:hyperlink r:id="rId962">
         <w:r>
           <w:rPr>
             <w:lang w:val="en_US" w:bidi="en_US"/>
@@ -43793,7 +44628,7 @@
         </w:rPr>
         <w:t>A Moabitess and the widow of Mahlon, the son of Naomi and Elimelech, who were Ephrathites from Bethlehem. Naomi and Elimelech moved to Moab due to a famine in Judah. After Elimelech and Naomi's two sons died, Naomi returned to Bethlehem with her daughter-in-law Ruth during the barley harvest (</w:t>
       </w:r>
-      <w:hyperlink r:id="rId945">
+      <w:hyperlink r:id="rId963">
         <w:r>
           <w:rPr>
             <w:lang w:val="en_US" w:bidi="en_US"/>
@@ -43805,7 +44640,7 @@
           <w:t>Ruth 1:4</w:t>
         </w:r>
       </w:hyperlink>
-      <w:hyperlink r:id="rId945">
+      <w:hyperlink r:id="rId963">
         <w:r>
           <w:rPr>
             <w:lang w:val="en_US" w:bidi="en_US"/>
@@ -43817,7 +44652,7 @@
           <w:t>–</w:t>
         </w:r>
       </w:hyperlink>
-      <w:hyperlink r:id="rId945">
+      <w:hyperlink r:id="rId963">
         <w:r>
           <w:rPr>
             <w:lang w:val="en_US" w:bidi="en_US"/>
@@ -43835,7 +44670,7 @@
         </w:rPr>
         <w:t>). While gleaning in the barley fields of Boaz, Ruth found favor in his eyes (</w:t>
       </w:r>
-      <w:hyperlink r:id="rId946">
+      <w:hyperlink r:id="rId964">
         <w:r>
           <w:rPr>
             <w:lang w:val="en_US" w:bidi="en_US"/>
@@ -43847,7 +44682,7 @@
           <w:t>Ruth 2:2</w:t>
         </w:r>
       </w:hyperlink>
-      <w:hyperlink r:id="rId946">
+      <w:hyperlink r:id="rId964">
         <w:r>
           <w:rPr>
             <w:lang w:val="en_US" w:bidi="en_US"/>
@@ -43859,7 +44694,7 @@
           <w:t>–</w:t>
         </w:r>
       </w:hyperlink>
-      <w:hyperlink r:id="rId946">
+      <w:hyperlink r:id="rId964">
         <w:r>
           <w:rPr>
             <w:lang w:val="en_US" w:bidi="en_US"/>
@@ -43877,7 +44712,7 @@
         </w:rPr>
         <w:t>). She later married Boaz. He, as the nearest family member, purchased Naomi's estate to keep it in the family. (</w:t>
       </w:r>
-      <w:hyperlink r:id="rId947">
+      <w:hyperlink r:id="rId965">
         <w:r>
           <w:rPr>
             <w:lang w:val="en_US" w:bidi="en_US"/>
@@ -43889,7 +44724,7 @@
           <w:t>Ruth 4:5</w:t>
         </w:r>
       </w:hyperlink>
-      <w:hyperlink r:id="rId947">
+      <w:hyperlink r:id="rId965">
         <w:r>
           <w:rPr>
             <w:lang w:val="en_US" w:bidi="en_US"/>
@@ -43901,7 +44736,7 @@
           <w:t>–</w:t>
         </w:r>
       </w:hyperlink>
-      <w:hyperlink r:id="rId947">
+      <w:hyperlink r:id="rId965">
         <w:r>
           <w:rPr>
             <w:lang w:val="en_US" w:bidi="en_US"/>

--- a/eng/docx/018.content.docx
+++ b/eng/docx/018.content.docx
@@ -442,7 +442,15 @@
         <w:rPr>
           <w:lang w:val="en_US" w:bidi="en_US"/>
         </w:rPr>
-        <w:t xml:space="preserve">Alternate spelling of Ramses and Rameses. </w:t>
+        <w:t>Raamses is another spelling of Ramses and Rameses.</w:t>
+      </w:r>
+    </w:p>
+    <w:p>
+      <w:pPr/>
+      <w:r>
+        <w:rPr>
+          <w:lang w:val="en_US" w:bidi="en_US"/>
+        </w:rPr>
       </w:r>
       <w:r>
         <w:rPr>
@@ -4080,7 +4088,7 @@
         <w:rPr>
           <w:lang w:val="en_US" w:bidi="en_US"/>
         </w:rPr>
-        <w:t xml:space="preserve">KJV spelling of Rachel, Jacob’s wife, in </w:t>
+        <w:t>Rahel is the King James Version spelling of Rachel, wife of Jacob (</w:t>
       </w:r>
       <w:hyperlink r:id="rId68">
         <w:r>
@@ -4098,7 +4106,15 @@
         <w:rPr>
           <w:lang w:val="en_US" w:bidi="en_US"/>
         </w:rPr>
-        <w:t xml:space="preserve">. </w:t>
+        <w:t xml:space="preserve">). </w:t>
+      </w:r>
+    </w:p>
+    <w:p>
+      <w:pPr/>
+      <w:r>
+        <w:rPr>
+          <w:lang w:val="en_US" w:bidi="en_US"/>
+        </w:rPr>
       </w:r>
       <w:r>
         <w:rPr>
@@ -6450,7 +6466,7 @@
         <w:rPr>
           <w:lang w:val="en_US" w:bidi="en_US"/>
         </w:rPr>
-        <w:t>Alternate translation of Greek “Rathamin” (</w:t>
+        <w:t>Ramathaim is another form of the Greek place name Rathamin (</w:t>
       </w:r>
       <w:hyperlink r:id="rId139">
         <w:r>
@@ -6461,14 +6477,22 @@
             <w:color w:val="0000EE"/>
             <w:u w:val="single"/>
           </w:rPr>
-          <w:t>1 Macc 11:34</w:t>
-        </w:r>
-      </w:hyperlink>
-      <w:r>
-        <w:rPr>
-          <w:lang w:val="en_US" w:bidi="en_US"/>
-        </w:rPr>
-        <w:t xml:space="preserve">, nlt mg). </w:t>
+          <w:t>1 Maccabees 11:34</w:t>
+        </w:r>
+      </w:hyperlink>
+      <w:r>
+        <w:rPr>
+          <w:lang w:val="en_US" w:bidi="en_US"/>
+        </w:rPr>
+        <w:t xml:space="preserve">). </w:t>
+      </w:r>
+    </w:p>
+    <w:p>
+      <w:pPr/>
+      <w:r>
+        <w:rPr>
+          <w:lang w:val="en_US" w:bidi="en_US"/>
+        </w:rPr>
       </w:r>
       <w:r>
         <w:rPr>
@@ -6632,7 +6656,7 @@
         <w:rPr>
           <w:lang w:val="en_US" w:bidi="en_US"/>
         </w:rPr>
-        <w:t>Inhabitant of Ramah (</w:t>
+        <w:t>A Ramathite was a person from a town called Ramah. The Bible describes Shimei as a Ramathite, but it is not clear which town named Ramah was his home (</w:t>
       </w:r>
       <w:hyperlink r:id="rId140">
         <w:r>
@@ -6643,14 +6667,14 @@
             <w:color w:val="0000EE"/>
             <w:u w:val="single"/>
           </w:rPr>
-          <w:t>1 Chr 27:27</w:t>
-        </w:r>
-      </w:hyperlink>
-      <w:r>
-        <w:rPr>
-          <w:lang w:val="en_US" w:bidi="en_US"/>
-        </w:rPr>
-        <w:t>), though which Ramah is uncertain.</w:t>
+          <w:t>1 Chronicles 27:27</w:t>
+        </w:r>
+      </w:hyperlink>
+      <w:r>
+        <w:rPr>
+          <w:lang w:val="en_US" w:bidi="en_US"/>
+        </w:rPr>
+        <w:t>).</w:t>
       </w:r>
       <w:r>
         <w:rPr>
@@ -8415,7 +8439,15 @@
         <w:rPr>
           <w:lang w:val="en_US" w:bidi="en_US"/>
         </w:rPr>
-        <w:t xml:space="preserve">Alternate form of the Egyptian place-name Rameses. </w:t>
+        <w:t>Ramses is another form of the Egyptian place-name Rameses.</w:t>
+      </w:r>
+    </w:p>
+    <w:p>
+      <w:pPr/>
+      <w:r>
+        <w:rPr>
+          <w:lang w:val="en_US" w:bidi="en_US"/>
+        </w:rPr>
       </w:r>
       <w:r>
         <w:rPr>
@@ -13354,7 +13386,7 @@
         <w:rPr>
           <w:lang w:val="en_US" w:bidi="en_US"/>
         </w:rPr>
-        <w:t>Descendants of Recab, Jonadab’s father (</w:t>
+        <w:t>The Recabites were descendants of Recab, the father of Jonadab (</w:t>
       </w:r>
       <w:hyperlink r:id="rId271">
         <w:r>
@@ -13365,7 +13397,7 @@
             <w:color w:val="0000EE"/>
             <w:u w:val="single"/>
           </w:rPr>
-          <w:t>Jer 35:2–18</w:t>
+          <w:t>Jeremiah 35:2–18</w:t>
         </w:r>
       </w:hyperlink>
       <w:r>
@@ -13373,6 +13405,14 @@
           <w:lang w:val="en_US" w:bidi="en_US"/>
         </w:rPr>
         <w:t xml:space="preserve">). </w:t>
+      </w:r>
+    </w:p>
+    <w:p>
+      <w:pPr/>
+      <w:r>
+        <w:rPr>
+          <w:lang w:val="en_US" w:bidi="en_US"/>
+        </w:rPr>
       </w:r>
       <w:r>
         <w:rPr>
@@ -17844,7 +17884,7 @@
         <w:rPr>
           <w:lang w:val="en_US" w:bidi="en_US"/>
         </w:rPr>
-        <w:t>Jahdai’s son and a descendant of Caleb (</w:t>
+        <w:t>Regem was Jahdai’s son and a descendant of Caleb (</w:t>
       </w:r>
       <w:hyperlink r:id="rId360">
         <w:r>
@@ -17855,7 +17895,7 @@
             <w:color w:val="0000EE"/>
             <w:u w:val="single"/>
           </w:rPr>
-          <w:t>1 Chr 2:47</w:t>
+          <w:t>1 Chronicles 2:47</w:t>
         </w:r>
       </w:hyperlink>
       <w:r>
@@ -23008,7 +23048,7 @@
         <w:rPr>
           <w:lang w:val="en_US" w:bidi="en_US"/>
         </w:rPr>
-        <w:t>Shemaiah’s son and a temple gatekeeper in David’s time (</w:t>
+        <w:t>Rephael was Shemaiah’s son and a temple gatekeeper in David’s time (</w:t>
       </w:r>
       <w:hyperlink r:id="rId493">
         <w:r>
@@ -23019,7 +23059,7 @@
             <w:color w:val="0000EE"/>
             <w:u w:val="single"/>
           </w:rPr>
-          <w:t>1 Chr 26:7–8</w:t>
+          <w:t>1 Chronicles 26:7–8</w:t>
         </w:r>
       </w:hyperlink>
       <w:r>
@@ -31237,7 +31277,7 @@
         <w:rPr>
           <w:lang w:val="en_US" w:bidi="en_US"/>
         </w:rPr>
-        <w:t xml:space="preserve">KJV spelling of Rizia, Ulla’s son, in </w:t>
+        <w:t xml:space="preserve">Rezia is the King James Version spelling of Rizia, Ulla’s son, in </w:t>
       </w:r>
       <w:hyperlink r:id="rId677">
         <w:r>
@@ -31256,6 +31296,14 @@
           <w:lang w:val="en_US" w:bidi="en_US"/>
         </w:rPr>
         <w:t xml:space="preserve">. </w:t>
+      </w:r>
+    </w:p>
+    <w:p>
+      <w:pPr/>
+      <w:r>
+        <w:rPr>
+          <w:lang w:val="en_US" w:bidi="en_US"/>
+        </w:rPr>
       </w:r>
       <w:r>
         <w:rPr>
@@ -36665,7 +36713,7 @@
         <w:rPr>
           <w:lang w:val="en_US" w:bidi="en_US"/>
         </w:rPr>
-        <w:t>A town in the territory of Zebulun (</w:t>
+        <w:t>Rimmono was a town in the territory of Zebulun (</w:t>
       </w:r>
       <w:hyperlink r:id="rId815">
         <w:r>
@@ -36676,7 +36724,7 @@
             <w:color w:val="0000EE"/>
             <w:u w:val="single"/>
           </w:rPr>
-          <w:t>1 Chr 6:77</w:t>
+          <w:t>1 Chronicles 6:77</w:t>
         </w:r>
       </w:hyperlink>
       <w:r>
